--- a/index.docx
+++ b/index.docx
@@ -47,7 +47,7 @@
         <w:pStyle w:val="Date"/>
       </w:pPr>
       <w:r>
-        <w:t xml:space="preserve">2026-02-27</w:t>
+        <w:t xml:space="preserve">2026-03-02</w:t>
       </w:r>
     </w:p>
     <w:p>
@@ -3074,7 +3074,7 @@
         <w:pStyle w:val="FirstParagraph"/>
       </w:pPr>
       <w:r>
-        <w:t xml:space="preserve">Ecological network reconstruction is not a neutral technical procedure but a theoretical act that shapes ecological inference. By applying six contrasting reconstruction frameworks to an identical species pool, we show that different reconstruciton approaches systematically influence inferred food-web topology, interaction identity, and disturbance dynamics. Some coarse-grained patterns, such as relative species vulnerability, are comparatively robust across representations. In contrast, fine-scale interaction structure and cascade pathways are highly contingent on modelling assumptions. The reliability of network-based inference is therefore scale dependent.</w:t>
+        <w:t xml:space="preserve">Ecological network reconstruction is not a neutral technical procedure but a theoretical act that shapes ecological inference. By applying six contrasting reconstruction frameworks to an identical species pool, we show that different reconstruction approaches systematically influence inferred food-web topology, interaction identity, and disturbance dynamics. Some coarse-grained patterns, such as relative species vulnerability, are comparatively robust across representations. In contrast, fine-scale interaction structure and cascade pathways are highly contingent on modelling assumptions. The reliability of network-based inference is therefore scale dependent.</w:t>
       </w:r>
     </w:p>
     <w:p>

--- a/index.docx
+++ b/index.docx
@@ -47,7 +47,7 @@
         <w:pStyle w:val="Date"/>
       </w:pPr>
       <w:r>
-        <w:t xml:space="preserve">2026-03-02</w:t>
+        <w:t xml:space="preserve">2026-03-05</w:t>
       </w:r>
     </w:p>
     <w:p>
@@ -460,7 +460,7 @@
         </w:r>
       </w:hyperlink>
       <w:r>
-        <w:t xml:space="preserve">) that enable the construction of a wider range of ecological networks and the exploration of a broader set of ecological questions, provided that their underlying assumptions are compatible with the constraints of fossil data. The methods include a) structural models that create species agnostic networks that are structurally ‘correct’ by assigning links between nodes based on assumptions of link distributions; and b) realised models that create networks where links between species are constrained based on some form of ‘species choice’</w:t>
+        <w:t xml:space="preserve">) that enable the construction of a wider range of ecological networks and the exploration of a broader set of ecological questions, provided that their underlying assumptions are compatible with the constraints of the data. The methods include a) structural models that create species agnostic networks that are structurally ‘correct’ by assigning links between nodes based on assumptions of link distributions; and b) realised models that create networks where links between species are constrained based on some form of ‘species choice’</w:t>
       </w:r>
       <w:r>
         <w:t xml:space="preserve"> </w:t>
@@ -1756,7 +1756,7 @@
                     <w:jc w:val="center"/>
                   </w:pPr>
                   <w:r>
-                    <w:t xml:space="preserve">Normalized standard deviation of generality of a species, standardised by</w:t>
+                    <w:t xml:space="preserve">Normalised standard deviation of generality of network, standardised by</w:t>
                   </w:r>
                   <w:r>
                     <w:t xml:space="preserve"> </w:t>
@@ -1823,7 +1823,7 @@
                     <w:jc w:val="center"/>
                   </w:pPr>
                   <w:r>
-                    <w:t xml:space="preserve">Normalized standard deviation of vulnerability of a species, standardised by</w:t>
+                    <w:t xml:space="preserve">Normalised standard deviation of vulnerability of network, standardised by</w:t>
                   </w:r>
                   <w:r>
                     <w:t xml:space="preserve"> </w:t>
@@ -1965,7 +1965,20 @@
         <w:t xml:space="preserve">(R Core Team, 2024)</w:t>
       </w:r>
       <w:r>
-        <w:t xml:space="preserve">. The empirical data, derived network datasets and code implementing network reconstruction, extinction simulations, and all analytical workflows is archived at [Zenodo DOI].</w:t>
+        <w:t xml:space="preserve">. The empirical data, derived network datasets and code implementing network reconstruction, extinction simulations, and all analytical workflows is archived at [</w:t>
+      </w:r>
+      <w:r>
+        <w:rPr>
+          <w:b/>
+          <w:bCs/>
+        </w:rPr>
+        <w:t xml:space="preserve">TODO</w:t>
+      </w:r>
+      <w:r>
+        <w:t xml:space="preserve"> </w:t>
+      </w:r>
+      <w:r>
+        <w:t xml:space="preserve">Zenodo DOI].</w:t>
       </w:r>
     </w:p>
     <w:bookmarkEnd w:id="18"/>

--- a/index.docx
+++ b/index.docx
@@ -47,7 +47,7 @@
         <w:pStyle w:val="Date"/>
       </w:pPr>
       <w:r>
-        <w:t xml:space="preserve">2026-03-05</w:t>
+        <w:t xml:space="preserve">2026-03-06</w:t>
       </w:r>
     </w:p>
     <w:p>
@@ -1520,243 +1520,7 @@
                     <w:jc w:val="center"/>
                   </w:pPr>
                   <w:r>
-                    <w:t xml:space="preserve">Number of linear chains, normalised</w:t>
-                  </w:r>
-                </w:p>
-              </w:tc>
-              <w:tc>
-                <w:tcPr/>
-                <w:p>
-                  <w:pPr>
-                    <w:pStyle w:val="Compact"/>
-                    <w:jc w:val="center"/>
-                  </w:pPr>
-                  <w:r>
-                    <w:t xml:space="preserve">Meso</w:t>
-                  </w:r>
-                </w:p>
-              </w:tc>
-              <w:tc>
-                <w:tcPr/>
-                <w:p>
-                  <w:pPr>
-                    <w:pStyle w:val="Compact"/>
-                    <w:jc w:val="center"/>
-                  </w:pPr>
-                  <w:r>
-                    <w:t xml:space="preserve">Milo et al. (2002)</w:t>
-                  </w:r>
-                  <w:r>
-                    <w:t xml:space="preserve">;</w:t>
-                  </w:r>
-                  <w:r>
-                    <w:t xml:space="preserve"> </w:t>
-                  </w:r>
-                  <w:r>
-                    <w:t xml:space="preserve">Stouffer et al. (2007)</w:t>
-                  </w:r>
-                </w:p>
-              </w:tc>
-            </w:tr>
-            <w:tr>
-              <w:tc>
-                <w:tcPr/>
-                <w:p>
-                  <w:pPr>
-                    <w:pStyle w:val="Compact"/>
-                    <w:jc w:val="center"/>
-                  </w:pPr>
-                  <w:r>
-                    <w:t xml:space="preserve">S2</w:t>
-                  </w:r>
-                </w:p>
-              </w:tc>
-              <w:tc>
-                <w:tcPr/>
-                <w:p>
-                  <w:pPr>
-                    <w:pStyle w:val="Compact"/>
-                    <w:jc w:val="center"/>
-                  </w:pPr>
-                  <w:r>
-                    <w:t xml:space="preserve">Number of omnivory motifs, normalised</w:t>
-                  </w:r>
-                </w:p>
-              </w:tc>
-              <w:tc>
-                <w:tcPr/>
-                <w:p>
-                  <w:pPr>
-                    <w:pStyle w:val="Compact"/>
-                    <w:jc w:val="center"/>
-                  </w:pPr>
-                  <w:r>
-                    <w:t xml:space="preserve">Meso</w:t>
-                  </w:r>
-                </w:p>
-              </w:tc>
-              <w:tc>
-                <w:tcPr/>
-                <w:p>
-                  <w:pPr>
-                    <w:pStyle w:val="Compact"/>
-                    <w:jc w:val="center"/>
-                  </w:pPr>
-                  <w:r>
-                    <w:t xml:space="preserve">Milo et al. (2002)</w:t>
-                  </w:r>
-                  <w:r>
-                    <w:t xml:space="preserve">;</w:t>
-                  </w:r>
-                  <w:r>
-                    <w:t xml:space="preserve"> </w:t>
-                  </w:r>
-                  <w:r>
-                    <w:t xml:space="preserve">Stouffer et al. (2007)</w:t>
-                  </w:r>
-                </w:p>
-              </w:tc>
-            </w:tr>
-            <w:tr>
-              <w:tc>
-                <w:tcPr/>
-                <w:p>
-                  <w:pPr>
-                    <w:pStyle w:val="Compact"/>
-                    <w:jc w:val="center"/>
-                  </w:pPr>
-                  <w:r>
-                    <w:t xml:space="preserve">S4</w:t>
-                  </w:r>
-                </w:p>
-              </w:tc>
-              <w:tc>
-                <w:tcPr/>
-                <w:p>
-                  <w:pPr>
-                    <w:pStyle w:val="Compact"/>
-                    <w:jc w:val="center"/>
-                  </w:pPr>
-                  <w:r>
-                    <w:t xml:space="preserve">Number of apparent competition motifs, normalised</w:t>
-                  </w:r>
-                </w:p>
-              </w:tc>
-              <w:tc>
-                <w:tcPr/>
-                <w:p>
-                  <w:pPr>
-                    <w:pStyle w:val="Compact"/>
-                    <w:jc w:val="center"/>
-                  </w:pPr>
-                  <w:r>
-                    <w:t xml:space="preserve">Meso</w:t>
-                  </w:r>
-                </w:p>
-              </w:tc>
-              <w:tc>
-                <w:tcPr/>
-                <w:p>
-                  <w:pPr>
-                    <w:pStyle w:val="Compact"/>
-                    <w:jc w:val="center"/>
-                  </w:pPr>
-                  <w:r>
-                    <w:t xml:space="preserve">Milo et al. (2002)</w:t>
-                  </w:r>
-                  <w:r>
-                    <w:t xml:space="preserve">;</w:t>
-                  </w:r>
-                  <w:r>
-                    <w:t xml:space="preserve"> </w:t>
-                  </w:r>
-                  <w:r>
-                    <w:t xml:space="preserve">Stouffer et al. (2007)</w:t>
-                  </w:r>
-                </w:p>
-              </w:tc>
-            </w:tr>
-            <w:tr>
-              <w:tc>
-                <w:tcPr/>
-                <w:p>
-                  <w:pPr>
-                    <w:pStyle w:val="Compact"/>
-                    <w:jc w:val="center"/>
-                  </w:pPr>
-                  <w:r>
-                    <w:t xml:space="preserve">S5</w:t>
-                  </w:r>
-                </w:p>
-              </w:tc>
-              <w:tc>
-                <w:tcPr/>
-                <w:p>
-                  <w:pPr>
-                    <w:pStyle w:val="Compact"/>
-                    <w:jc w:val="center"/>
-                  </w:pPr>
-                  <w:r>
-                    <w:t xml:space="preserve">Number of direct competition motifs, normalised</w:t>
-                  </w:r>
-                </w:p>
-              </w:tc>
-              <w:tc>
-                <w:tcPr/>
-                <w:p>
-                  <w:pPr>
-                    <w:pStyle w:val="Compact"/>
-                    <w:jc w:val="center"/>
-                  </w:pPr>
-                  <w:r>
-                    <w:t xml:space="preserve">Meso</w:t>
-                  </w:r>
-                </w:p>
-              </w:tc>
-              <w:tc>
-                <w:tcPr/>
-                <w:p>
-                  <w:pPr>
-                    <w:pStyle w:val="Compact"/>
-                    <w:jc w:val="center"/>
-                  </w:pPr>
-                  <w:r>
-                    <w:t xml:space="preserve">Milo et al. (2002)</w:t>
-                  </w:r>
-                  <w:r>
-                    <w:t xml:space="preserve">;</w:t>
-                  </w:r>
-                  <w:r>
-                    <w:t xml:space="preserve"> </w:t>
-                  </w:r>
-                  <w:r>
-                    <w:t xml:space="preserve">Stouffer et al. (2007)</w:t>
-                  </w:r>
-                </w:p>
-              </w:tc>
-            </w:tr>
-            <w:tr>
-              <w:tc>
-                <w:tcPr/>
-                <w:p>
-                  <w:pPr>
-                    <w:pStyle w:val="Compact"/>
-                    <w:jc w:val="center"/>
-                  </w:pPr>
-                  <w:r>
-                    <w:t xml:space="preserve">Generality</w:t>
-                  </w:r>
-                </w:p>
-              </w:tc>
-              <w:tc>
-                <w:tcPr/>
-                <w:p>
-                  <w:pPr>
-                    <w:pStyle w:val="Compact"/>
-                    <w:jc w:val="center"/>
-                  </w:pPr>
-                  <w:r>
-                    <w:t xml:space="preserve">Normalised standard deviation of generality of network, standardised by</w:t>
+                    <w:t xml:space="preserve">Number of linear chains, normalised by</w:t>
                   </w:r>
                   <w:r>
                     <w:t xml:space="preserve"> </w:t>
@@ -1785,19 +1549,28 @@
                     <w:jc w:val="center"/>
                   </w:pPr>
                   <w:r>
-                    <w:t xml:space="preserve">Micro</w:t>
-                  </w:r>
-                </w:p>
-              </w:tc>
-              <w:tc>
-                <w:tcPr/>
-                <w:p>
-                  <w:pPr>
-                    <w:pStyle w:val="Compact"/>
-                    <w:jc w:val="center"/>
-                  </w:pPr>
-                  <w:r>
-                    <w:t xml:space="preserve">Williams &amp; Martinez (2000)</w:t>
+                    <w:t xml:space="preserve">Meso</w:t>
+                  </w:r>
+                </w:p>
+              </w:tc>
+              <w:tc>
+                <w:tcPr/>
+                <w:p>
+                  <w:pPr>
+                    <w:pStyle w:val="Compact"/>
+                    <w:jc w:val="center"/>
+                  </w:pPr>
+                  <w:r>
+                    <w:t xml:space="preserve">Milo et al. (2002)</w:t>
+                  </w:r>
+                  <w:r>
+                    <w:t xml:space="preserve">;</w:t>
+                  </w:r>
+                  <w:r>
+                    <w:t xml:space="preserve"> </w:t>
+                  </w:r>
+                  <w:r>
+                    <w:t xml:space="preserve">Stouffer et al. (2007)</w:t>
                   </w:r>
                 </w:p>
               </w:tc>
@@ -1811,6 +1584,301 @@
                     <w:jc w:val="center"/>
                   </w:pPr>
                   <w:r>
+                    <w:t xml:space="preserve">S2</w:t>
+                  </w:r>
+                </w:p>
+              </w:tc>
+              <w:tc>
+                <w:tcPr/>
+                <w:p>
+                  <w:pPr>
+                    <w:pStyle w:val="Compact"/>
+                    <w:jc w:val="center"/>
+                  </w:pPr>
+                  <w:r>
+                    <w:t xml:space="preserve">Number of omnivory motifs, normalised by</w:t>
+                  </w:r>
+                  <w:r>
+                    <w:t xml:space="preserve"> </w:t>
+                  </w:r>
+                  <m:oMath>
+                    <m:r>
+                      <m:t>L</m:t>
+                    </m:r>
+                    <m:r>
+                      <m:rPr>
+                        <m:sty m:val="p"/>
+                      </m:rPr>
+                      <m:t>/</m:t>
+                    </m:r>
+                    <m:r>
+                      <m:t>S</m:t>
+                    </m:r>
+                  </m:oMath>
+                </w:p>
+              </w:tc>
+              <w:tc>
+                <w:tcPr/>
+                <w:p>
+                  <w:pPr>
+                    <w:pStyle w:val="Compact"/>
+                    <w:jc w:val="center"/>
+                  </w:pPr>
+                  <w:r>
+                    <w:t xml:space="preserve">Meso</w:t>
+                  </w:r>
+                </w:p>
+              </w:tc>
+              <w:tc>
+                <w:tcPr/>
+                <w:p>
+                  <w:pPr>
+                    <w:pStyle w:val="Compact"/>
+                    <w:jc w:val="center"/>
+                  </w:pPr>
+                  <w:r>
+                    <w:t xml:space="preserve">Milo et al. (2002)</w:t>
+                  </w:r>
+                  <w:r>
+                    <w:t xml:space="preserve">;</w:t>
+                  </w:r>
+                  <w:r>
+                    <w:t xml:space="preserve"> </w:t>
+                  </w:r>
+                  <w:r>
+                    <w:t xml:space="preserve">Stouffer et al. (2007)</w:t>
+                  </w:r>
+                </w:p>
+              </w:tc>
+            </w:tr>
+            <w:tr>
+              <w:tc>
+                <w:tcPr/>
+                <w:p>
+                  <w:pPr>
+                    <w:pStyle w:val="Compact"/>
+                    <w:jc w:val="center"/>
+                  </w:pPr>
+                  <w:r>
+                    <w:t xml:space="preserve">S4</w:t>
+                  </w:r>
+                </w:p>
+              </w:tc>
+              <w:tc>
+                <w:tcPr/>
+                <w:p>
+                  <w:pPr>
+                    <w:pStyle w:val="Compact"/>
+                    <w:jc w:val="center"/>
+                  </w:pPr>
+                  <w:r>
+                    <w:t xml:space="preserve">Number of apparent competition motifs, normalised by</w:t>
+                  </w:r>
+                  <w:r>
+                    <w:t xml:space="preserve"> </w:t>
+                  </w:r>
+                  <m:oMath>
+                    <m:r>
+                      <m:t>L</m:t>
+                    </m:r>
+                    <m:r>
+                      <m:rPr>
+                        <m:sty m:val="p"/>
+                      </m:rPr>
+                      <m:t>/</m:t>
+                    </m:r>
+                    <m:r>
+                      <m:t>S</m:t>
+                    </m:r>
+                  </m:oMath>
+                </w:p>
+              </w:tc>
+              <w:tc>
+                <w:tcPr/>
+                <w:p>
+                  <w:pPr>
+                    <w:pStyle w:val="Compact"/>
+                    <w:jc w:val="center"/>
+                  </w:pPr>
+                  <w:r>
+                    <w:t xml:space="preserve">Meso</w:t>
+                  </w:r>
+                </w:p>
+              </w:tc>
+              <w:tc>
+                <w:tcPr/>
+                <w:p>
+                  <w:pPr>
+                    <w:pStyle w:val="Compact"/>
+                    <w:jc w:val="center"/>
+                  </w:pPr>
+                  <w:r>
+                    <w:t xml:space="preserve">Milo et al. (2002)</w:t>
+                  </w:r>
+                  <w:r>
+                    <w:t xml:space="preserve">;</w:t>
+                  </w:r>
+                  <w:r>
+                    <w:t xml:space="preserve"> </w:t>
+                  </w:r>
+                  <w:r>
+                    <w:t xml:space="preserve">Stouffer et al. (2007)</w:t>
+                  </w:r>
+                </w:p>
+              </w:tc>
+            </w:tr>
+            <w:tr>
+              <w:tc>
+                <w:tcPr/>
+                <w:p>
+                  <w:pPr>
+                    <w:pStyle w:val="Compact"/>
+                    <w:jc w:val="center"/>
+                  </w:pPr>
+                  <w:r>
+                    <w:t xml:space="preserve">S5</w:t>
+                  </w:r>
+                </w:p>
+              </w:tc>
+              <w:tc>
+                <w:tcPr/>
+                <w:p>
+                  <w:pPr>
+                    <w:pStyle w:val="Compact"/>
+                    <w:jc w:val="center"/>
+                  </w:pPr>
+                  <w:r>
+                    <w:t xml:space="preserve">Number of direct competition motifs, normalised by</w:t>
+                  </w:r>
+                  <w:r>
+                    <w:t xml:space="preserve"> </w:t>
+                  </w:r>
+                  <m:oMath>
+                    <m:r>
+                      <m:t>L</m:t>
+                    </m:r>
+                    <m:r>
+                      <m:rPr>
+                        <m:sty m:val="p"/>
+                      </m:rPr>
+                      <m:t>/</m:t>
+                    </m:r>
+                    <m:r>
+                      <m:t>S</m:t>
+                    </m:r>
+                  </m:oMath>
+                </w:p>
+              </w:tc>
+              <w:tc>
+                <w:tcPr/>
+                <w:p>
+                  <w:pPr>
+                    <w:pStyle w:val="Compact"/>
+                    <w:jc w:val="center"/>
+                  </w:pPr>
+                  <w:r>
+                    <w:t xml:space="preserve">Meso</w:t>
+                  </w:r>
+                </w:p>
+              </w:tc>
+              <w:tc>
+                <w:tcPr/>
+                <w:p>
+                  <w:pPr>
+                    <w:pStyle w:val="Compact"/>
+                    <w:jc w:val="center"/>
+                  </w:pPr>
+                  <w:r>
+                    <w:t xml:space="preserve">Milo et al. (2002)</w:t>
+                  </w:r>
+                  <w:r>
+                    <w:t xml:space="preserve">;</w:t>
+                  </w:r>
+                  <w:r>
+                    <w:t xml:space="preserve"> </w:t>
+                  </w:r>
+                  <w:r>
+                    <w:t xml:space="preserve">Stouffer et al. (2007)</w:t>
+                  </w:r>
+                </w:p>
+              </w:tc>
+            </w:tr>
+            <w:tr>
+              <w:tc>
+                <w:tcPr/>
+                <w:p>
+                  <w:pPr>
+                    <w:pStyle w:val="Compact"/>
+                    <w:jc w:val="center"/>
+                  </w:pPr>
+                  <w:r>
+                    <w:t xml:space="preserve">Generality</w:t>
+                  </w:r>
+                </w:p>
+              </w:tc>
+              <w:tc>
+                <w:tcPr/>
+                <w:p>
+                  <w:pPr>
+                    <w:pStyle w:val="Compact"/>
+                    <w:jc w:val="center"/>
+                  </w:pPr>
+                  <w:r>
+                    <w:t xml:space="preserve">Normalised standard deviation of generality of all species within the network, normalised by</w:t>
+                  </w:r>
+                  <w:r>
+                    <w:t xml:space="preserve"> </w:t>
+                  </w:r>
+                  <m:oMath>
+                    <m:r>
+                      <m:t>L</m:t>
+                    </m:r>
+                    <m:r>
+                      <m:rPr>
+                        <m:sty m:val="p"/>
+                      </m:rPr>
+                      <m:t>/</m:t>
+                    </m:r>
+                    <m:r>
+                      <m:t>S</m:t>
+                    </m:r>
+                  </m:oMath>
+                </w:p>
+              </w:tc>
+              <w:tc>
+                <w:tcPr/>
+                <w:p>
+                  <w:pPr>
+                    <w:pStyle w:val="Compact"/>
+                    <w:jc w:val="center"/>
+                  </w:pPr>
+                  <w:r>
+                    <w:t xml:space="preserve">Micro</w:t>
+                  </w:r>
+                </w:p>
+              </w:tc>
+              <w:tc>
+                <w:tcPr/>
+                <w:p>
+                  <w:pPr>
+                    <w:pStyle w:val="Compact"/>
+                    <w:jc w:val="center"/>
+                  </w:pPr>
+                  <w:r>
+                    <w:t xml:space="preserve">Williams &amp; Martinez (2000)</w:t>
+                  </w:r>
+                </w:p>
+              </w:tc>
+            </w:tr>
+            <w:tr>
+              <w:tc>
+                <w:tcPr/>
+                <w:p>
+                  <w:pPr>
+                    <w:pStyle w:val="Compact"/>
+                    <w:jc w:val="center"/>
+                  </w:pPr>
+                  <w:r>
                     <w:t xml:space="preserve">Vulnerability</w:t>
                   </w:r>
                 </w:p>
@@ -1823,7 +1891,7 @@
                     <w:jc w:val="center"/>
                   </w:pPr>
                   <w:r>
-                    <w:t xml:space="preserve">Normalised standard deviation of vulnerability of network, standardised by</w:t>
+                    <w:t xml:space="preserve">Normalised standard deviation of vulnerability of all species within the network, normalised by</w:t>
                   </w:r>
                   <w:r>
                     <w:t xml:space="preserve"> </w:t>
@@ -2265,7 +2333,7 @@
             <w:r>
               <w:drawing>
                 <wp:inline>
-                  <wp:extent cx="5334000" cy="4445000"/>
+                  <wp:extent cx="5334000" cy="4267200"/>
                   <wp:effectExtent b="0" l="0" r="0" t="0"/>
                   <wp:docPr descr="" title="" id="26" name="Picture"/>
                   <a:graphic>
@@ -2286,7 +2354,7 @@
                         <pic:spPr bwMode="auto">
                           <a:xfrm>
                             <a:off x="0" y="0"/>
-                            <a:ext cx="5334000" cy="4445000"/>
+                            <a:ext cx="5334000" cy="4267200"/>
                           </a:xfrm>
                           <a:prstGeom prst="rect">
                             <a:avLst/>

--- a/index.docx
+++ b/index.docx
@@ -31,6 +31,54 @@
         <w:pStyle w:val="Author"/>
       </w:pPr>
       <w:r>
+        <w:t xml:space="preserve">Jennifer A. Dunne</w:t>
+      </w:r>
+    </w:p>
+    <w:p>
+      <w:pPr>
+        <w:pStyle w:val="Author"/>
+      </w:pPr>
+      <w:r>
+        <w:t xml:space="preserve">Andy Ridgwell</w:t>
+      </w:r>
+    </w:p>
+    <w:p>
+      <w:pPr>
+        <w:pStyle w:val="Author"/>
+      </w:pPr>
+      <w:r>
+        <w:t xml:space="preserve">Pincelli Hull</w:t>
+      </w:r>
+    </w:p>
+    <w:p>
+      <w:pPr>
+        <w:pStyle w:val="Author"/>
+      </w:pPr>
+      <w:r>
+        <w:t xml:space="preserve">Crispin T.S. Little</w:t>
+      </w:r>
+    </w:p>
+    <w:p>
+      <w:pPr>
+        <w:pStyle w:val="Author"/>
+      </w:pPr>
+      <w:r>
+        <w:t xml:space="preserve">Catalina Pimiento</w:t>
+      </w:r>
+    </w:p>
+    <w:p>
+      <w:pPr>
+        <w:pStyle w:val="Author"/>
+      </w:pPr>
+      <w:r>
+        <w:t xml:space="preserve">Paul B. Wignall</w:t>
+      </w:r>
+    </w:p>
+    <w:p>
+      <w:pPr>
+        <w:pStyle w:val="Author"/>
+      </w:pPr>
+      <w:r>
         <w:t xml:space="preserve">Andrew P. Beckerman</w:t>
       </w:r>
     </w:p>
@@ -47,7 +95,7 @@
         <w:pStyle w:val="Date"/>
       </w:pPr>
       <w:r>
-        <w:t xml:space="preserve">2026-03-06</w:t>
+        <w:t xml:space="preserve">2026-03-18</w:t>
       </w:r>
     </w:p>
     <w:p>

--- a/index.docx
+++ b/index.docx
@@ -95,7 +95,7 @@
         <w:pStyle w:val="Date"/>
       </w:pPr>
       <w:r>
-        <w:t xml:space="preserve">2026-03-18</w:t>
+        <w:t xml:space="preserve">2026-03-20</w:t>
       </w:r>
     </w:p>
     <w:p>

--- a/index.docx
+++ b/index.docx
@@ -95,7 +95,7 @@
         <w:pStyle w:val="Date"/>
       </w:pPr>
       <w:r>
-        <w:t xml:space="preserve">2026-03-20</w:t>
+        <w:t xml:space="preserve">2026-03-30</w:t>
       </w:r>
     </w:p>
     <w:p>

--- a/index.docx
+++ b/index.docx
@@ -7,7 +7,7 @@
         <w:pStyle w:val="Title"/>
       </w:pPr>
       <w:r>
-        <w:t xml:space="preserve">Model structure conditions ecological inference in food web reconstruction</w:t>
+        <w:t xml:space="preserve">Network reconstruction approach conditions ecological inference in food web reconstruction</w:t>
       </w:r>
     </w:p>
     <w:p>
@@ -95,7 +95,7 @@
         <w:pStyle w:val="Date"/>
       </w:pPr>
       <w:r>
-        <w:t xml:space="preserve">2026-03-30</w:t>
+        <w:t xml:space="preserve">2026-03-31</w:t>
       </w:r>
     </w:p>
     <w:p>
@@ -167,7 +167,7 @@
         <w:pStyle w:val="Abstract"/>
       </w:pPr>
       <w:r>
-        <w:t xml:space="preserve">Marine animal communities.</w:t>
+        <w:t xml:space="preserve">Shelly marine macrofossils.</w:t>
       </w:r>
     </w:p>
     <w:p>
@@ -183,7 +183,7 @@
         <w:pStyle w:val="Abstract"/>
       </w:pPr>
       <w:r>
-        <w:t xml:space="preserve">We reconstructed four successive communities from an identical species pool using six contrasting food-web models spanning feasible (trait-based), realised (allometric and energetic), and structural (topological) network representations. For each community and model, 100 replicate networks were generated. We quantified macro-, meso-, and micro-scale network properties and assessed differences among models using multivariate analyses. Pairwise interaction turnover was measured using link-based beta diversity. We then simulated species loss under multiple disturbance scenarios, allowing cascading extinctions, and compared predicted community states using mean absolute differences and rank concordance metrics between models.</w:t>
+        <w:t xml:space="preserve">We reconstructed four successive assemblages from an identical species pool using six contrasting food web reconstruction approaches spanning feasible (trait-based), realised (allometric and energetic), and structural (topological) network representations. For each community and reconstruction approach, 100 replicate networks were generated. We quantified macro-, meso-, and micro-scale network properties and assessed differences among reconstruction approaches using multivariate analyses. Pairwise interaction turnover was measured using link-based beta diversity. We then simulated species loss under multiple disturbance scenarios, allowing cascading extinctions, and compared predicted community states using mean absolute differences and rank concordance metrics between reconstruction approaches.</w:t>
       </w:r>
     </w:p>
     <w:p>
@@ -199,7 +199,7 @@
         <w:pStyle w:val="Abstract"/>
       </w:pPr>
       <w:r>
-        <w:t xml:space="preserve">Reconstruction framework strongly influenced inferred network topology (MANOVA, p &lt; 0.001), generating distinct structural signatures independent of species composition. Models that were similar in global metrics often diverged in species-level interactions, with high β-turnover among inferred link sets. During disturbance simulations, species-level vulnerability rankings were broadly consistent across models, but interaction-level outcomes and cascade dynamics varied substantially. Concordance in extinction-scenario rankings was scale dependent, with higher agreement at the species level than at the interaction level.</w:t>
+        <w:t xml:space="preserve">Reconstruction framework strongly influenced inferred network topology (MANOVA, p &lt; 0.001), generating distinct structural signatures independent of species composition. Reconstruction approaches that were similar in network metrics often diverged in species-level interactions, with high β-turnover among inferred link sets. During disturbance simulations, species-level vulnerability rankings were broadly consistent across reconstruction approaches, but interaction-level outcomes and cascade dynamics varied substantially. Concordance in extinction-scenario rankings was scale dependent, with higher agreement at the species level than at the interaction level.</w:t>
       </w:r>
     </w:p>
     <w:p>
@@ -215,7 +215,7 @@
         <w:pStyle w:val="Abstract"/>
       </w:pPr>
       <w:r>
-        <w:t xml:space="preserve">Network reconstruction functions as a structural prior that conditions ecological inference. While some aggregate patterns are robust across modelling frameworks, detailed interaction-level dynamics are highly model contingent. Comparative network studies across spatial or environmental gradients should therefore align reconstruction framework with inferential goals and explicitly evaluate sensitivity to modelling assumptions.</w:t>
+        <w:t xml:space="preserve">Network reconstruction functions as a structural prior that conditions ecological inference. While some aggregate patterns are robust across reconstruction approaches, detailed interaction-level dynamics are highly contingent on reconstruction approach. Comparative network studies across spatial or environmental gradients should therefore align reconstruction framework with inferential goals and explicitly evaluate sensitivity to reconstruction assumptions.</w:t>
       </w:r>
     </w:p>
     <w:bookmarkStart w:id="9" w:name="introduction"/>
@@ -284,7 +284,7 @@
         <w:pStyle w:val="BodyText"/>
       </w:pPr>
       <w:r>
-        <w:t xml:space="preserve">Yet most ecological networks are not fully observed as interaction data are incomplete and sampling is uneven across historical and biogeographic contexts, across both contemporary and deep-time</w:t>
+        <w:t xml:space="preserve">However, most ecological networks are not fully observed as interaction data are incomplete and sampling is uneven across historical and biogeographic contexts, across both present day and deep-time</w:t>
       </w:r>
       <w:r>
         <w:t xml:space="preserve"> </w:t>
@@ -311,7 +311,7 @@
         <w:t xml:space="preserve">(Gauzens et al., 2025; Guimarães, 2020; Petchey et al., 2011; Strydom et al., 2026)</w:t>
       </w:r>
       <w:r>
-        <w:t xml:space="preserve">. If alternative reconstruction models systematically generate different trophic configurations, then comparative analyses risk conflating ecological differences among communities with artefacts introduced by modelling choice. The reliability of macroecological inference therefore depends not only on ecological data, but on the structural assumptions embedded in network reconstruction.</w:t>
+        <w:t xml:space="preserve">. If alternative reconstruction approaches systematically generate different trophic configurations, then comparative analyses risk conflating ecological differences among communities with artefacts introduced by reconstruction choice. The reliability of macroecological inference therefore depends not only on ecological data, but on the structural assumptions embedded in network reconstruction.</w:t>
       </w:r>
     </w:p>
     <w:p>
@@ -328,7 +328,7 @@
         <w:t xml:space="preserve">(Allesina &amp; Tang, 2012; Delmas et al., 2018; Poisot et al., 2015)</w:t>
       </w:r>
       <w:r>
-        <w:t xml:space="preserve">. If reconstruction models encode distinct structural priors over interaction topology, then differences among communities may reflect modelling assumptions rather than ecological processes. We therefore test whether macroecological inference derived from ecological networks is robust to variation in reconstruction framework, asking which aspects of network-based inference are stable across plausible representations of interaction structure and which are intrinsically model dependent.</w:t>
+        <w:t xml:space="preserve">. If reconstruction approaches encode distinct structural priors over interaction topology, then differences among communities may reflect reconstruction assumptions rather than ecological processes. Consequently, here we test whether macroecological inference derived from ecological networks is robust to variation in reconstruction framework, asking which aspects of network-based inference are stable across plausible representations of interaction structure and which are intrinsically reconstruction approach dependent.</w:t>
       </w:r>
     </w:p>
     <w:p>
@@ -345,7 +345,7 @@
         <w:t xml:space="preserve">(Dunhill et al., 2024; Dunne et al., 2008; Dunne et al., 2014; Karapunar et al., 2026; Roopnarine, 2006)</w:t>
       </w:r>
       <w:r>
-        <w:t xml:space="preserve">, rendering modelling assumptions transparent. Against this stringency, here we re-evaluate inferences made by</w:t>
+        <w:t xml:space="preserve">, rendering reconstruction approach assumptions transparent. Against this stringency, here we re-evaluate inferences made by</w:t>
       </w:r>
       <w:r>
         <w:t xml:space="preserve"> </w:t>
@@ -357,7 +357,7 @@
         <w:t xml:space="preserve"> </w:t>
       </w:r>
       <w:r>
-        <w:t xml:space="preserve">on community structure and extinction dynamics during the early Toarcian extinction event (~183 Ma), a volcanic-driven hyperthermal and marine crisis in the Early Jurassic</w:t>
+        <w:t xml:space="preserve">on community structure and extinction dynamics during the Early Toarcian Extinction Event (ETEE; ~183 Ma),a marine biotic crisis in the Early Jurassic, likely caused by a volcanic-driven hyperthermal event</w:t>
       </w:r>
       <w:r>
         <w:t xml:space="preserve"> </w:t>
@@ -366,7 +366,7 @@
         <w:t xml:space="preserve">(Kemp et al., 2024)</w:t>
       </w:r>
       <w:r>
-        <w:t xml:space="preserve">. Crucially, this re-evaluation allows us to test a pivotal but often overlooked possibility - that the ecological narratives regarding community stability or collapse might be as much a product of the specific reconstruction method chosen as they are of the fossil data itself. By applying alternative models, we can determine if</w:t>
+        <w:t xml:space="preserve">. Crucially, this re-evaluation allows us to test a pivotal but often overlooked possibility - that the ecological narratives regarding community stability or collapse might be as much a product of the specific reconstruction method chosen as they are of the fossil data itself. By applying alternative reconstruction approaches, we can determine if the</w:t>
       </w:r>
       <w:r>
         <w:t xml:space="preserve"> </w:t>
@@ -378,7 +378,7 @@
         <w:t xml:space="preserve"> </w:t>
       </w:r>
       <w:r>
-        <w:t xml:space="preserve">conclusions remain robust or if a different choice of reconstruction method would have led to fundamentally different inferences about extinction dynamics. Using four successive communities, we reconstruct ecological networks under six contrasting model classes spanning feasible, realised, and structural representations. For each reconstruction framework, we quantify emergent topology across scales, measure interaction turnover, and simulate disturbance-driven collapse. By holding species composition constant while varying the food web model used, this design isolates the influence of model constrained structure on inferred food web organisation and extinction dynamics, allowing us to distinguish ecological signals that are robust from those that are reconstruction contingent.</w:t>
+        <w:t xml:space="preserve">conclusions remain robust or if a different choice of reconstruction method would have led to fundamentally different inferences about extinction dynamics. Using four successive assemblages, we reconstruct ecological networks under six contrasting reconstruction classes spanning feasible, realised, and structural representations. For each reconstruction framework, we quantify emergent topology across scales, measure interaction turnover, and simulate disturbance-driven collapse. By holding species composition constant while varying the food web reconstruction approach used, this design isolates the influence of reconstruction constrained structure on inferred food web organisation and extinction dynamics, allowing us to distinguish ecological signals that are robust from those that are reconstruction contingent.</w:t>
       </w:r>
     </w:p>
     <w:bookmarkEnd w:id="9"/>
@@ -405,7 +405,7 @@
         <w:pStyle w:val="FirstParagraph"/>
       </w:pPr>
       <w:r>
-        <w:t xml:space="preserve">We used fossil occurrence data from the Cleveland Basin spanning the upper Pliensbachian to the upper Toarcian. This interval encompasses a major volcanic-driven hyperthermal and marine extinction event. To capture network dynamics across this transition, we defined four successive paleo-communities: pre-extinction (Pliensbachian), post-extinction (Lower Toarcian), early recovery, and late recovery (Middle/Upper Toarcian). Each taxon was characterized using their size and Bambach’s ecospace framework</w:t>
+        <w:t xml:space="preserve">We used fossil occurrence data from the Cleveland Basin, UK, spanning the upper Pliensbachian to the upper Toarcian. This interval encompasses a major volcanic-driven hyperthermal and marine extinction event. To capture network dynamics across this transition, we defined four successive palaeo-assemblages: pre-extinction (Pliensbachian), post-extinction (Lower Toarcian), early recovery, and late recovery (Middle/Upper Toarcian). Each taxon was characterized using their size and Bambach’s ecospace framework</w:t>
       </w:r>
       <w:r>
         <w:t xml:space="preserve"> </w:t>
@@ -436,7 +436,7 @@
         <w:t xml:space="preserve"> </w:t>
       </w:r>
       <w:r>
-        <w:t xml:space="preserve">cephalopods, bivalves, and gastropods). By restricting our analysis to a single basin with consistent lithofacies, we controlled for biogeographic noise, ensuring that structural shifts across the four time-bins reflect localised ecological responses to environmental stress rather than sampling or facies bias.</w:t>
+        <w:t xml:space="preserve">cephalopods, bivalves, and gastropods).</w:t>
       </w:r>
     </w:p>
     <w:bookmarkEnd w:id="10"/>
@@ -463,7 +463,7 @@
         <w:pStyle w:val="FirstParagraph"/>
       </w:pPr>
       <w:r>
-        <w:t xml:space="preserve">Most paleo-specific research (</w:t>
+        <w:t xml:space="preserve">Most related palaeontological research (</w:t>
       </w:r>
       <w:r>
         <w:rPr>
@@ -497,7 +497,7 @@
         <w:t xml:space="preserve">Shaw et al. (2024)</w:t>
       </w:r>
       <w:r>
-        <w:t xml:space="preserve">) currently uses models from within the feasibility space. That is, the model reconstructions identify and encode the entire feasible diet of a species to build the network. These methods, however, represent only a subset of the broader spectrum of network construction approaches. Here, we present a suite of methods (</w:t>
+        <w:t xml:space="preserve">) currently uses reconstruction approaches from within the feasibility space. That is, the reconstructions identify and encode the entire feasible diet of a species to build the network. These methods, however, represent only a subset of the broader spectrum of network construction approaches. Here, we present a suite of methods (</w:t>
       </w:r>
       <w:hyperlink w:anchor="tbl-models">
         <w:r>
@@ -551,7 +551,7 @@
               <w:pStyle w:val="ImageCaption"/>
             </w:pPr>
             <w:r>
-              <w:t xml:space="preserve">Table 1: Six different models that can be used to construct food webs for both this specific community but are also broadly suited to paleo network prediction. These models span all facets of the network representation space (feasibility, realised, and structural network) and are suitable for an array of different paleo communities as the data requirements fall within the limitations set by the fossil record.</w:t>
+              <w:t xml:space="preserve">Table 1: Six different network reconstruction approaches that can be used to construct food webs for both this specific community but are also broadly suited to palaeo network prediction. These reconstruction approaches span all facets of the network representation space (feasibility, realised, and structural network) and are suitable for an array of different palaeo-assemblages as the data requirements fall within the limitations set by the fossil record.</w:t>
             </w:r>
           </w:p>
           <w:tbl>
@@ -582,7 +582,7 @@
                     <w:jc w:val="center"/>
                   </w:pPr>
                   <w:r>
-                    <w:t xml:space="preserve">Model</w:t>
+                    <w:t xml:space="preserve">Reconstruction Approach</w:t>
                   </w:r>
                 </w:p>
               </w:tc>
@@ -1195,7 +1195,7 @@
         <w:pStyle w:val="BodyText"/>
       </w:pPr>
       <w:r>
-        <w:t xml:space="preserve">The three body mass-based models (ADBM, ATN, Body-size ratio) differ primarily in their underlying ecological assumptions. Although all three models use body mass to infer food web structure, they differ in their ecological assumptions. The ADBM is based on energy maximization under optimal foraging theory, the ATN constrains interactions via mechanically optimal consumer–resource size ratios, and the Body-size ratio model defines links probabilistically within a fixed allometric niche. Together, these approaches span bioenergetic, mechanical, and statistical interpretations of size-structured interactions.</w:t>
+        <w:t xml:space="preserve">The three body mass-based approaches (ADBM, ATN, Body-size ratio) differ primarily in their underlying ecological assumptions. Although all three approaches use body mass to infer food web structure, they differ in their ecological assumptions. The ADBM is based on energy maximization under optimal foraging theory, the ATN constrains interactions via mechanically optimal consumer-resource size ratios, and the Body-size ratio model defines links probabilistically within a fixed allometric niche. Together, these approaches span bioenergetic, mechanical, and statistical interpretations of size-structured interactions.</w:t>
       </w:r>
     </w:p>
     <w:bookmarkEnd w:id="12"/>
@@ -1213,7 +1213,7 @@
         <w:pStyle w:val="FirstParagraph"/>
       </w:pPr>
       <w:r>
-        <w:t xml:space="preserve">We evaluated six models spanning this space</w:t>
+        <w:t xml:space="preserve">We evaluated six network reconstruction approaches spanning this space</w:t>
       </w:r>
       <w:r>
         <w:t xml:space="preserve"> </w:t>
@@ -1227,7 +1227,7 @@
         </w:r>
       </w:hyperlink>
       <w:r>
-        <w:t xml:space="preserve">: random and niche models (structural networks); allometric diet breadth (ADBM), allometric trophic network (ATN), and Body-size ratio models (realised networks); and a paleo food web inference model (PFIM; feasibility network). Expanded descriptions of model assumptions, parameterisation, and link-generation rules are provided in Supplementary Material S1. For each community, 100 networks were generated per model per successive community (n = 2400) to capture stochastic variation in link assignment. Where models required species body mass or trait values, these were sampled within biologically reasonable ranges to preserve relative differences among species. We adopted uniform sampling by default, as alternative distributions (lognormal, truncated lognormal) have negligible impact on topology (Supplementary Material S2; Figure S1). Structural models were parameterized using connectance values drawn from an empirically realistic range (0.07 – 0.34), with species richness held constant. Identical parameter draws were applied across comparable models within each replicate to ensure comparability. For the Body-size ratio model, we followed the approach of</w:t>
+        <w:t xml:space="preserve">: random and niche models (structural networks); allometric diet breadth (ADBM), allometric trophic network (ATN), and Body-size ratio models (realised networks); and a paleo food web inference model (PFIM; feasibility network). Expanded descriptions of reconstruction approach assumptions, parameterisation, and link-generation rules are provided in Supplementary Material S1. For each community, 100 networks were generated per reconstruction approach per successive community (n = 2400) to capture stochastic variation in link assignment. Where reconstruction approaches required species body mass or trait values, these were sampled within biologically reasonable ranges to preserve relative differences among species. We adopted uniform sampling by default, as alternative distributions (lognormal, truncated lognormal) have negligible impact on topology (Supplementary Material S2; Figure S1). Structural models were parameterized using connectance values drawn from an empirically realistic range (0.07 – 0.34), with species richness held constant. Identical parameter draws were applied across comparable reconstruction approaches within each replicate to ensure comparability. For the Body-size ratio model, we followed the approach of</w:t>
       </w:r>
       <w:r>
         <w:t xml:space="preserve"> </w:t>
@@ -1272,7 +1272,18 @@
         </w:r>
       </w:hyperlink>
       <w:r>
-        <w:t xml:space="preserve">, capturing global properties, motif structure, and species-level variability. Differences among reconstruction approaches were assessed using a multivariate analysis of variance (MANOVA), with model identity as a fixed factor and the full set of network metrics as response variables. Variance partitioning was further assessed using permutational multivariate analysis of variance (PERMANOVA). Pairwise interaction turnover was quantified using link-based β-diversity was calculated following the framework of</w:t>
+        <w:t xml:space="preserve">, capturing overall network properties, motif structure, and species-level variability. Differences among reconstruction approaches were assessed using a multivariate analysis of variance (MANOVA), with reconstruction approach identity as a fixed factor and the full set of network metrics as response variables. Variance partitioning was further assessed using permutational multivariate analysis of variance (PERMANOVA). Pairwise interaction turnover was quantified using link-based</w:t>
+      </w:r>
+      <w:r>
+        <w:t xml:space="preserve"> </w:t>
+      </w:r>
+      <m:oMath>
+        <m:r>
+          <m:t>β</m:t>
+        </m:r>
+      </m:oMath>
+      <w:r>
+        <w:t xml:space="preserve">-diversity was calculated following the framework of</w:t>
       </w:r>
       <w:r>
         <w:t xml:space="preserve"> </w:t>
@@ -1304,7 +1315,7 @@
         </m:sSub>
       </m:oMath>
       <w:r>
-        <w:t xml:space="preserve">), which allows separation of differences arising from altered interaction identities among species common to both networks. All calculations were performed for all model combinations within the same community (time bin).</w:t>
+        <w:t xml:space="preserve">), which allows separation of differences arising from altered interaction identities among species common to both networks. All calculations were performed for all reconstruction combinations within the same assemblage (time bin).</w:t>
       </w:r>
     </w:p>
     <w:tbl>
@@ -1872,7 +1883,7 @@
                     <w:jc w:val="center"/>
                   </w:pPr>
                   <w:r>
-                    <w:t xml:space="preserve">Normalised standard deviation of generality of all species within the network, normalised by</w:t>
+                    <w:t xml:space="preserve">Standard deviation of normalised generality of all species within network, normalised by</w:t>
                   </w:r>
                   <w:r>
                     <w:t xml:space="preserve"> </w:t>
@@ -1939,7 +1950,7 @@
                     <w:jc w:val="center"/>
                   </w:pPr>
                   <w:r>
-                    <w:t xml:space="preserve">Normalised standard deviation of vulnerability of all species within the network, normalised by</w:t>
+                    <w:t xml:space="preserve">Standard deviation of normalised vulnerability of all species within network, normalised by</w:t>
                   </w:r>
                   <w:r>
                     <w:t xml:space="preserve"> </w:t>
@@ -1992,13 +2003,13 @@
       </w:tr>
     </w:tbl>
     <w:bookmarkEnd w:id="16"/>
-    <w:bookmarkStart w:id="17" w:name="X5ba1f0bb966384136ec936c392721ff926561bb"/>
+    <w:bookmarkStart w:id="17" w:name="X89f4cf6a33fc88184218f6a581bc75601516373"/>
     <w:p>
       <w:pPr>
         <w:pStyle w:val="Heading2"/>
       </w:pPr>
       <w:r>
-        <w:t xml:space="preserve">2.4 Extinction simulations and model evaluation</w:t>
+        <w:t xml:space="preserve">2.4 Extinction simulations and reconstruction approach evaluation</w:t>
       </w:r>
     </w:p>
     <w:p>
@@ -2015,7 +2026,7 @@
         <w:t xml:space="preserve">Dunhill et al. (2024)</w:t>
       </w:r>
       <w:r>
-        <w:t xml:space="preserve">, we simulated species loss from pre-extinction networks under trait-based, network-position–based, and random removal scenarios. Species were deleted sequentially, with cascading secondary extinctions allowed to propagate. Simulated post-extinction states were compared to observed (</w:t>
+        <w:t xml:space="preserve">, we simulated species loss from Pre-extinction networks under trait-based, network-position–based, and random removal scenarios. Species were deleted sequentially, with cascading secondary extinctions allowed to propagate. Simulated post-extinction states were compared to observed (</w:t>
       </w:r>
       <w:r>
         <w:rPr>
@@ -2028,7 +2039,7 @@
         <w:t xml:space="preserve"> </w:t>
       </w:r>
       <w:r>
-        <w:t xml:space="preserve">reconstructed from fossil occurrence data) networks using mean absolute differences (MAD) of food-web metrics</w:t>
+        <w:t xml:space="preserve">reconstructed from fossil occurrence data) networks using mean absolute differences (MAD) of food web metrics</w:t>
       </w:r>
       <w:r>
         <w:t xml:space="preserve"> </w:t>
@@ -2045,7 +2056,15 @@
         <w:t xml:space="preserve"> </w:t>
       </w:r>
       <w:r>
-        <w:t xml:space="preserve">and modified true skill statistics (TSS) calculated separately at the node level (species presence/absence) and link level (presence/absence of interactions between species pairs). Scenarios were ranked within each reconstruction framework based on MAD and TSS performance, and Kendall’s rank correlation coefficient (τ) was used to quantify concordance in scenario ordering across models. Full methodological details are provided in the Supplementary Materials.</w:t>
+        <w:t xml:space="preserve">and modified true skill statistics (TSS) calculated separately at the node level (species presence/absence) and link level (presence/absence of interactions between species pairs). Scenarios were ranked within each reconstruction framework based on MAD and TSS performance, and Kendall’s rank correlation coefficient (</w:t>
+      </w:r>
+      <m:oMath>
+        <m:r>
+          <m:t>τ</m:t>
+        </m:r>
+      </m:oMath>
+      <w:r>
+        <w:t xml:space="preserve">) was used to quantify concordance in scenario ordering across reconstruction approaches. Full methodological details are provided in the Supplementary Materials.</w:t>
       </w:r>
     </w:p>
     <w:bookmarkEnd w:id="17"/>
@@ -2081,7 +2100,7 @@
         <w:t xml:space="preserve">(R Core Team, 2024)</w:t>
       </w:r>
       <w:r>
-        <w:t xml:space="preserve">. The empirical data, derived network datasets and code implementing network reconstruction, extinction simulations, and all analytical workflows is archived at [</w:t>
+        <w:t xml:space="preserve">. The empirical data, derived network datasets and code implementing network reconstruction, extinction simulations, and all analytical workflows are archived at [</w:t>
       </w:r>
       <w:r>
         <w:rPr>
@@ -2113,7 +2132,7 @@
         <w:pStyle w:val="FirstParagraph"/>
       </w:pPr>
       <w:r>
-        <w:t xml:space="preserve">Results show that reconstruction approaches that appear similar when evaluated using global network metrics can yield fundamentally different ecological narratives when interrogated at the level of interactions and extinction dynamics. Across six network reconstruction approaches, inferred food web structure, species interactions, and extinction dynamics differed consistently. Multivariate analyses showed pronounced separation among models in network metric space. Reconstruction approach explained most of the variance in structural properties, leaving a distinct signature independent of community composition. Notably, agreement among models depended on the scale at which the comparison was made- approaches that were statistically similar in multivariate structural space (scale 1) often diverged in inferred interactions (scale 2) or extinction dynamics (scale 3). This demonstrates that structural similarity does not guarantee concordance in species-level diets or trophic roles.</w:t>
+        <w:t xml:space="preserve">Results show that reconstruction approaches that appear similar when evaluated using network metrics can yield fundamentally different ecological narratives when interrogated at the level of interactions and extinction dynamics. Across six network reconstruction approaches, inferred food web structure, species interactions, and extinction dynamics differed consistently. Multivariate analyses showed pronounced separation among reconstruction approaches in network metric space. Reconstruction approach explained most of the variance in structural properties, leaving a distinct signature independent of community composition. Notably, approaches that were statistically similar in multivariate structural space often diverged in inferred interactions or extinction dynamics. This demonstrates that structural similarity does not guarantee concordance in species-level diets or trophic roles.</w:t>
       </w:r>
     </w:p>
     <w:p>
@@ -2121,7 +2140,7 @@
         <w:pStyle w:val="BodyText"/>
       </w:pPr>
       <w:r>
-        <w:t xml:space="preserve">Model choice substantially influenced inferred extinction dynamics. Temporal trajectories of network collapse, interaction loss, and motif reorganisation differed among approaches. Although node-level extinction ranking were often broadly consistent, link-level outcomes and extinction inferences were highly sensitive to reconstruction assumptions. Together, these results show that ecological inferences drawn from networks depend critically on the reconstruction framework employed.</w:t>
+        <w:t xml:space="preserve">Reconstruction approach substantially influenced inferred extinction dynamics. Temporal trajectories of network collapse, interaction loss, and motif reorganisation differed among approaches. Although node-level extinction ranking were often broadly consistent, link-level outcomes and extinction inferences were highly sensitive to reconstruction assumptions. Together, these results show that ecological inferences drawn from networks depend critically on the reconstruction framework employed.</w:t>
       </w:r>
     </w:p>
     <w:bookmarkStart w:id="35" w:name="X5e70f77c580e253afe5551399e39479dc30af68"/>
@@ -2184,7 +2203,7 @@
         <w:t xml:space="preserve"> </w:t>
       </w:r>
       <w:r>
-        <w:t xml:space="preserve">= 987.35, p &lt; 0.001), indicating that model choice systematically alters inferred food web topology. Canonical discriminant analysis identified two dominant axes of variation, explaining 86% of between-model variance. LD1 correlated with vulnerability, direct competition motifs, and connectance. LD2 correlated with maximum trophic level and apparent competition motifs, reflecting vertical trophic structure (Figure 1; Table S1, Figure S1). All higher-order canonical variates each explained less than 9% of the remaining variance.</w:t>
+        <w:t xml:space="preserve">= 987.35, p &lt; 0.001), indicating that reconstruction approach systematically alters inferred food web topology. Canonical discriminant analysis identified two dominant axes of variation, explaining 86% of between reconstruction approach variance. LD1 correlated with vulnerability, direct competition motifs, and connectance. LD2 correlated with maximum trophic level and apparent competition motifs, reflecting vertical trophic structure (Figure 1; Table S1, Figure S1). All higher-order canonical variates each explained less than 9% of the remaining variance.</w:t>
       </w:r>
     </w:p>
     <w:tbl>
@@ -2209,7 +2228,7 @@
             <w:r>
               <w:drawing>
                 <wp:inline>
-                  <wp:extent cx="5334000" cy="4267199"/>
+                  <wp:extent cx="5334000" cy="4064000"/>
                   <wp:effectExtent b="0" l="0" r="0" t="0"/>
                   <wp:docPr descr="" title="" id="21" name="Picture"/>
                   <a:graphic>
@@ -2230,7 +2249,7 @@
                         <pic:spPr bwMode="auto">
                           <a:xfrm>
                             <a:off x="0" y="0"/>
-                            <a:ext cx="5334000" cy="4267199"/>
+                            <a:ext cx="5334000" cy="4064000"/>
                           </a:xfrm>
                           <a:prstGeom prst="rect">
                             <a:avLst/>
@@ -2259,7 +2278,7 @@
               <w:pStyle w:val="ImageCaption"/>
             </w:pPr>
             <w:r>
-              <w:t xml:space="preserve">Figure 1: Linear discriminant analysis (LDA) of ecological network metrics for six model types. Each point represents a replicate, and ellipses indicate 95% confidence regions for each model. The second column represents the correlation of the various network metrics with the respective LDA axes.</w:t>
+              <w:t xml:space="preserve">Figure 1: Linear discriminant analysis (LDA) of ecological network metrics for six reconstruction approach types. Each point represents a replicate, and ellipses indicate 95% confidence regions for each reconstruction approach. The second column represents the correlation of the various network metrics with the respective LDA axes.</w:t>
             </w:r>
           </w:p>
           <w:bookmarkEnd w:id="23"/>
@@ -2280,7 +2299,126 @@
         <w:pStyle w:val="FirstParagraph"/>
       </w:pPr>
       <w:r>
-        <w:t xml:space="preserve">Permutational multivariate analysis of variance revealed that reconstruction framework accounted for the majority of variation in multivariate network structure (R² = 0.795, p &lt; 0.001), whereas temporal turnover across extinction phases explained a comparatively small proportion of variance (R² = 0.064, p &lt; 0.001). The model × time interaction contributed a further 7.1% of variance (R² = 0.071, p &lt; 0.001), indicating limited but significant time-dependent divergence among reconstruction frameworks. Thus, differences among modelling approaches were more than an order of magnitude greater than structural differences associated with ecological turnover through the extinction sequence, even if the Toarcian dataset was characterized with a significant community turnover.</w:t>
+        <w:t xml:space="preserve">Permutational multivariate analysis of variance revealed that reconstruction framework accounted for the majority of variation in multivariate network structure (</w:t>
+      </w:r>
+      <m:oMath>
+        <m:sSup>
+          <m:e>
+            <m:r>
+              <m:t>R</m:t>
+            </m:r>
+          </m:e>
+          <m:sup>
+            <m:r>
+              <m:t>2</m:t>
+            </m:r>
+          </m:sup>
+        </m:sSup>
+      </m:oMath>
+      <w:r>
+        <w:t xml:space="preserve"> </w:t>
+      </w:r>
+      <w:r>
+        <w:t xml:space="preserve">= 0.795,</w:t>
+      </w:r>
+      <w:r>
+        <w:t xml:space="preserve"> </w:t>
+      </w:r>
+      <m:oMath>
+        <m:r>
+          <m:t>p</m:t>
+        </m:r>
+      </m:oMath>
+      <w:r>
+        <w:t xml:space="preserve"> </w:t>
+      </w:r>
+      <w:r>
+        <w:t xml:space="preserve">&lt; 0.001), whereas temporal turnover across extinction phases explained a comparatively small proportion of variance (</w:t>
+      </w:r>
+      <m:oMath>
+        <m:sSup>
+          <m:e>
+            <m:r>
+              <m:t>R</m:t>
+            </m:r>
+          </m:e>
+          <m:sup>
+            <m:r>
+              <m:t>2</m:t>
+            </m:r>
+          </m:sup>
+        </m:sSup>
+      </m:oMath>
+      <w:r>
+        <w:t xml:space="preserve"> </w:t>
+      </w:r>
+      <w:r>
+        <w:t xml:space="preserve">= 0.064,</w:t>
+      </w:r>
+      <w:r>
+        <w:t xml:space="preserve"> </w:t>
+      </w:r>
+      <m:oMath>
+        <m:r>
+          <m:t>p</m:t>
+        </m:r>
+      </m:oMath>
+      <w:r>
+        <w:t xml:space="preserve"> </w:t>
+      </w:r>
+      <w:r>
+        <w:t xml:space="preserve">&lt; 0.001). The reconstruction approach</w:t>
+      </w:r>
+      <w:r>
+        <w:t xml:space="preserve"> </w:t>
+      </w:r>
+      <m:oMath>
+        <m:r>
+          <m:rPr>
+            <m:sty m:val="p"/>
+          </m:rPr>
+          <m:t>×</m:t>
+        </m:r>
+      </m:oMath>
+      <w:r>
+        <w:t xml:space="preserve"> </w:t>
+      </w:r>
+      <w:r>
+        <w:t xml:space="preserve">time interaction contributed a further 7.1% of variance (</w:t>
+      </w:r>
+      <m:oMath>
+        <m:sSup>
+          <m:e>
+            <m:r>
+              <m:t>R</m:t>
+            </m:r>
+          </m:e>
+          <m:sup>
+            <m:r>
+              <m:t>2</m:t>
+            </m:r>
+          </m:sup>
+        </m:sSup>
+      </m:oMath>
+      <w:r>
+        <w:t xml:space="preserve"> </w:t>
+      </w:r>
+      <w:r>
+        <w:t xml:space="preserve">= 0.071,</w:t>
+      </w:r>
+      <w:r>
+        <w:t xml:space="preserve"> </w:t>
+      </w:r>
+      <m:oMath>
+        <m:r>
+          <m:t>p</m:t>
+        </m:r>
+      </m:oMath>
+      <w:r>
+        <w:t xml:space="preserve"> </w:t>
+      </w:r>
+      <w:r>
+        <w:t xml:space="preserve">&lt; 0.001), indicating limited but significant time-dependent divergence among reconstruction frameworks. Thus, differences among reconstruction approaches were more than an order of magnitude greater than structural differences associated with ecological turnover through the extinction sequence, even if the Pliensbachian-Toarcian dataset was characterised with a significant community turnover.</w:t>
       </w:r>
     </w:p>
     <w:p>
@@ -2288,7 +2426,41 @@
         <w:pStyle w:val="BodyText"/>
       </w:pPr>
       <w:r>
-        <w:t xml:space="preserve">To determine whether the dominance of the reconstruction framework reflected absolute mean shifts among time bins, we repeated the analysis after centring network metrics within each extinction phase. This procedure removes between-phase differences while retaining within-phase structural variation. Even after temporal bin-standardised centring, the reconstruction framework explained 84.8% of multivariate variance (R² = 0.848, p &lt; 0.001). These results demonstrate that the influence of model choice is not driven by temporal mean differences, but reflects intrinsic divergence among reconstruction frameworks in how ecological interactions are organised.</w:t>
+        <w:t xml:space="preserve">To determine whether the dominance of the reconstruction framework reflected absolute mean shifts among time bins, we repeated the analysis after centring network metrics within each extinction phase. This procedure removes between-phase differences while retaining within-phase structural variation. Even after temporal bin-standardised centring, the reconstruction framework explained 84.8% of multivariate variance (</w:t>
+      </w:r>
+      <m:oMath>
+        <m:sSup>
+          <m:e>
+            <m:r>
+              <m:t>R</m:t>
+            </m:r>
+          </m:e>
+          <m:sup>
+            <m:r>
+              <m:t>2</m:t>
+            </m:r>
+          </m:sup>
+        </m:sSup>
+      </m:oMath>
+      <w:r>
+        <w:t xml:space="preserve"> </w:t>
+      </w:r>
+      <w:r>
+        <w:t xml:space="preserve">= 0.848,</w:t>
+      </w:r>
+      <w:r>
+        <w:t xml:space="preserve"> </w:t>
+      </w:r>
+      <m:oMath>
+        <m:r>
+          <m:t>p</m:t>
+        </m:r>
+      </m:oMath>
+      <w:r>
+        <w:t xml:space="preserve"> </w:t>
+      </w:r>
+      <w:r>
+        <w:t xml:space="preserve">&lt; 0.001). These results demonstrate that the influence of reconstruction approach is not driven by temporal mean differences, but reflects intrinsic divergence among reconstruction frameworks in how ecological interactions are organised.</w:t>
       </w:r>
     </w:p>
     <w:bookmarkEnd w:id="24"/>
@@ -2306,7 +2478,56 @@
         <w:pStyle w:val="FirstParagraph"/>
       </w:pPr>
       <w:r>
-        <w:t xml:space="preserve">To identify which specific structural properties drive the multivariate separation observed above, we partitioned variance at the level of individual network metrics. Results show that reconstruction choice exerted a significantly stronger influence on network topology than the ecological signal of species loss. A two-way factorial ANOVA across all eight network metrics confirmed that the reconstruction approach was the dominant driver of variance, with partial eta-squared values (</w:t>
+        <w:t xml:space="preserve">To identify which specific structural properties drive the multivariate separation observed above, we partitioned variance at the level of individual network metrics. Results show that reconstruction choice exerted a significantly stronger influence on network topology than the ecological signal of species loss. In panel A of</w:t>
+      </w:r>
+      <w:r>
+        <w:t xml:space="preserve"> </w:t>
+      </w:r>
+      <w:hyperlink w:anchor="fig-anova">
+        <w:r>
+          <w:rPr>
+            <w:rStyle w:val="Hyperlink"/>
+          </w:rPr>
+          <w:t xml:space="preserve">Figure 2</w:t>
+        </w:r>
+      </w:hyperlink>
+      <w:r>
+        <w:t xml:space="preserve"> </w:t>
+      </w:r>
+      <w:r>
+        <w:t xml:space="preserve">it is clear that for certain network metrics reconstruction approaches predict different responses across time</w:t>
+      </w:r>
+      <w:r>
+        <w:t xml:space="preserve"> </w:t>
+      </w:r>
+      <w:r>
+        <w:rPr>
+          <w:i/>
+          <w:iCs/>
+        </w:rPr>
+        <w:t xml:space="preserve">e.g.,</w:t>
+      </w:r>
+      <w:r>
+        <w:t xml:space="preserve"> </w:t>
+      </w:r>
+      <w:r>
+        <w:t xml:space="preserve">connectance, as well as differing magnitudes of change</w:t>
+      </w:r>
+      <w:r>
+        <w:t xml:space="preserve"> </w:t>
+      </w:r>
+      <w:r>
+        <w:rPr>
+          <w:i/>
+          <w:iCs/>
+        </w:rPr>
+        <w:t xml:space="preserve">e.g.,</w:t>
+      </w:r>
+      <w:r>
+        <w:t xml:space="preserve"> </w:t>
+      </w:r>
+      <w:r>
+        <w:t xml:space="preserve">the number of apparent cmpetition motifs. A two-way factorial ANOVA across all eight network metrics confirmed that the reconstruction approach was the dominant driver of variance, with partial eta-squared values (</w:t>
       </w:r>
       <m:oMath>
         <m:sSubSup>
@@ -2339,7 +2560,7 @@
         </w:r>
       </w:hyperlink>
       <w:r>
-        <w:t xml:space="preserve">; Table S3). While the extinction event (time bin) significantly altered network structure (p&lt;0.001), its relative importance remained secondary, typically explaining a smaller fraction of the total topological variation. This is clear in</w:t>
+        <w:t xml:space="preserve">, panel B; Table S3). While the extinction event (time bin) significantly altered network structure (p&lt;0.001), its relative importance remained secondary, typically explaining a smaller fraction of the total topological variation. This is clear in panel B of</w:t>
       </w:r>
       <w:r>
         <w:t xml:space="preserve"> </w:t>
@@ -2356,7 +2577,7 @@
         <w:t xml:space="preserve"> </w:t>
       </w:r>
       <w:r>
-        <w:t xml:space="preserve">where all metrics are within the bottom-right (model-dominated) quadrant of this space, emphasising that framework assumptions outweigh the ecological signal of species loss. Furthermore, the high inter-model Coefficient of Variation (CV) observed for some metrics (Table S4, Figure S4) highlights a sensitivity. The properties that are influenced by time are also those upon which the models disagree most profoundly. Demonstrating that our understanding of structural food web collapse in the fossil record is highly contingent on the chosen reconstruction framework, particularly when examining complex trophic pathways beyond simple macro-scale properties like connectance.</w:t>
+        <w:t xml:space="preserve">where all metrics are within the bottom-right (reconstruction approach-dominated) quadrant of this space, emphasising that framework assumptions outweigh the ecological signal of species loss. Furthermore, the high inter-reconstruction approach Coefficient of Variation (CV) observed for some metrics (Table S4, Figure S4) highlights a sensitivity. The properties that are influenced by time are also those upon which the reconstruction approaches disagree most profoundly. Demonstrating that our understanding of structural food web collapse in the fossil record is highly contingent on the chosen reconstruction framework, particularly when examining complex trophic pathways beyond simple macro-scale properties like connectance.</w:t>
       </w:r>
     </w:p>
     <w:tbl>
@@ -2381,14 +2602,14 @@
             <w:r>
               <w:drawing>
                 <wp:inline>
-                  <wp:extent cx="5334000" cy="4267200"/>
+                  <wp:extent cx="5334000" cy="2346960"/>
                   <wp:effectExtent b="0" l="0" r="0" t="0"/>
                   <wp:docPr descr="" title="" id="26" name="Picture"/>
                   <a:graphic>
                     <a:graphicData uri="http://schemas.openxmlformats.org/drawingml/2006/picture">
                       <pic:pic>
                         <pic:nvPicPr>
-                          <pic:cNvPr descr="figures/ANOVA_summary.png" id="27" name="Picture"/>
+                          <pic:cNvPr descr="figures/combined_ANOVA_time.png" id="27" name="Picture"/>
                           <pic:cNvPicPr>
                             <a:picLocks noChangeArrowheads="1" noChangeAspect="1"/>
                           </pic:cNvPicPr>
@@ -2402,7 +2623,7 @@
                         <pic:spPr bwMode="auto">
                           <a:xfrm>
                             <a:off x="0" y="0"/>
-                            <a:ext cx="5334000" cy="4267200"/>
+                            <a:ext cx="5334000" cy="2346960"/>
                           </a:xfrm>
                           <a:prstGeom prst="rect">
                             <a:avLst/>
@@ -2431,7 +2652,39 @@
               <w:pStyle w:val="ImageCaption"/>
             </w:pPr>
             <w:r>
-              <w:t xml:space="preserve">Figure 2: Scatter plot illustrating the influence of model (x-axis) and time (y-axis) across network metrics. The dashed 1:1 diagonal represents the parity of influence; metrics below this line are governed primarily by model choice and those above by time. Bubble size indicates the interaction between model and time while colour indicates inter-model disagreement (Mean CV%); greener bubbles signify metrics where models show the highest divergence in their structural predictions.</w:t>
+              <w:t xml:space="preserve">Figure 2:</w:t>
+            </w:r>
+            <w:r>
+              <w:t xml:space="preserve"> </w:t>
+            </w:r>
+            <w:r>
+              <w:rPr>
+                <w:b/>
+                <w:bCs/>
+              </w:rPr>
+              <w:t xml:space="preserve">A</w:t>
+            </w:r>
+            <w:r>
+              <w:t xml:space="preserve"> </w:t>
+            </w:r>
+            <w:r>
+              <w:t xml:space="preserve">Changes in network metrics through time, expressed as deviation from Pre-Extinction conditions (Δ). Metrics are faceted and scaled independently to highlight differences in temporal trajectories across different network properties.</w:t>
+            </w:r>
+            <w:r>
+              <w:t xml:space="preserve"> </w:t>
+            </w:r>
+            <w:r>
+              <w:rPr>
+                <w:b/>
+                <w:bCs/>
+              </w:rPr>
+              <w:t xml:space="preserve">B</w:t>
+            </w:r>
+            <w:r>
+              <w:t xml:space="preserve"> </w:t>
+            </w:r>
+            <w:r>
+              <w:t xml:space="preserve">Scatter plot illustrating the influence of reconstruction approach (x-axis) and time (y-axis) across network metrics. The dashed 1:1 diagonal represents parity of influence; metrics below this line are governed primarily by reconstruction approach and those above by time. Bubble size indicates the interaction between reconstruction approach and time, while colour indicates inter reconstruction approach disagreement (mean CV%); greener bubbles signify metrics where reconstruction approaches show the highest divergence in their structural predictions.</w:t>
             </w:r>
           </w:p>
           <w:bookmarkEnd w:id="28"/>
@@ -2439,13 +2692,13 @@
       </w:tr>
     </w:tbl>
     <w:bookmarkEnd w:id="29"/>
-    <w:bookmarkStart w:id="34" w:name="Xca278d7ce6c574c14aff7ca9b02b1cbc12fc1e8"/>
+    <w:bookmarkStart w:id="34" w:name="X9fcddbbac710043f61693d23beb4156e4b28d77"/>
     <w:p>
       <w:pPr>
         <w:pStyle w:val="Heading3"/>
       </w:pPr>
       <w:r>
-        <w:t xml:space="preserve">3.1.3 Inferred pairwise interactions vary widely among models</w:t>
+        <w:t xml:space="preserve">3.1.3 Inferred pairwise interactions vary widely among reconstruction approaches</w:t>
       </w:r>
     </w:p>
     <w:p>
@@ -2453,7 +2706,7 @@
         <w:pStyle w:val="FirstParagraph"/>
       </w:pPr>
       <w:r>
-        <w:t xml:space="preserve">Despite some models showing similar global metrics, specific pairwise interactions often differed. Pairwise</w:t>
+        <w:t xml:space="preserve">Despite some network reconstruction approaches showing similar netwrok metrics, specific pairwise interactions often differed. Pairwise</w:t>
       </w:r>
       <w:r>
         <w:t xml:space="preserve"> </w:t>
@@ -2479,7 +2732,7 @@
         <w:t xml:space="preserve"> </w:t>
       </w:r>
       <w:r>
-        <w:t xml:space="preserve">revealed that certain model pairs shared very few links</w:t>
+        <w:t xml:space="preserve">revealed that certain reconstruction approach pairs shared very few links</w:t>
       </w:r>
       <w:r>
         <w:t xml:space="preserve"> </w:t>
@@ -2493,7 +2746,7 @@
         </w:r>
       </w:hyperlink>
       <w:r>
-        <w:t xml:space="preserve">. Size-based models (ADBM, ATN) were broadly similar due to shared sole reliance on body-size constraints, whereas the Body-size ratio model exhibited consistently higher differences to other models. PFIM showed intermediate overlap with theoretical models. These results demonstrate that agreement in global network structure does not guarantee concordance in species-level interactions.</w:t>
+        <w:t xml:space="preserve">. Size-based models (ADBM, ATN) were broadly similar due to shared sole reliance on body-size constraints, whereas the Body-size ratio model exhibited consistently higher differences to other reconstruction approaches. PFIM showed intermediate overlap with body mass-based models. These results demonstrate that agreement in overall network structure does not guarantee concordance in species-level interactions.</w:t>
       </w:r>
     </w:p>
     <w:tbl>
@@ -2594,7 +2847,7 @@
               <w:t xml:space="preserve"> </w:t>
             </w:r>
             <w:r>
-              <w:t xml:space="preserve">in species interactions among four ecological network models (ADBM, ATN, Body-size ratio, and PFIM). Each cell represents the mean turnover value between a pair of models, with darker colours indicating greater dissimilarity in inferred interactions. High turnover values indicate strong disagreement in pairwise interactions between models, whereas lower values indicate greater similarity. Note that we do not include the Random or Niche model as these models are species agnostic and thus we cannot truly evaluate differences in pairwise interactions</w:t>
+              <w:t xml:space="preserve">in species interactions among four ecological network reconstruction approaches (ADBM, ATN, Body-size ratio, and PFIM). Each cell represents the mean turnover value between a pair of reconstruction approaches, with darker colours indicating greater dissimilarity in inferred interactions. High turnover values indicate strong disagreement in pairwise interactions between reconstruction approaches, whereas lower values indicate greater similarity. Note that we do not include the Random or Niche model as these reconstruction approaches are species agnostic and thus we cannot truly evaluate differences in pairwise interactions</w:t>
             </w:r>
           </w:p>
           <w:bookmarkEnd w:id="33"/>
@@ -2603,13 +2856,13 @@
     </w:tbl>
     <w:bookmarkEnd w:id="34"/>
     <w:bookmarkEnd w:id="35"/>
-    <w:bookmarkStart w:id="40" w:name="X89fa4ae4a79b9f155d568a7de94120882524285"/>
+    <w:bookmarkStart w:id="40" w:name="X6f2735200bed949fd988e0a43cf05969744067d"/>
     <w:p>
       <w:pPr>
         <w:pStyle w:val="Heading2"/>
       </w:pPr>
       <w:r>
-        <w:t xml:space="preserve">3.2 Model choice influences inferred extinction dynamics</w:t>
+        <w:t xml:space="preserve">3.2 Reconstruction approach choice influences inferred extinction dynamics</w:t>
       </w:r>
     </w:p>
     <w:p>
@@ -2617,7 +2870,7 @@
         <w:pStyle w:val="FirstParagraph"/>
       </w:pPr>
       <w:r>
-        <w:t xml:space="preserve">To evaluate how model choice affects inferred extinction dynamics, we compared simulated post-extinction networks to observed networks using mean absolute differences (MAD) for network-level metrics and true skills statistics (TSS) for node- and link-level outcomes</w:t>
+        <w:t xml:space="preserve">To evaluate how reconstruction approach choice affects inferred extinction dynamics, we compared simulated post-extinction networks to observed networks using mean absolute differences (MAD) for network-level metrics and true skills statistics (TSS) for node- and link-level outcomes</w:t>
       </w:r>
       <w:r>
         <w:t xml:space="preserve"> </w:t>
@@ -2631,7 +2884,7 @@
         </w:r>
       </w:hyperlink>
       <w:r>
-        <w:t xml:space="preserve">. Across models, MAD-based rankings were generally positively correlated (Kendall’s</w:t>
+        <w:t xml:space="preserve">. Across reconstruction approaches, MAD-based rankings were generally positively correlated (Kendall’s</w:t>
       </w:r>
       <w:r>
         <w:t xml:space="preserve"> </w:t>
@@ -2653,7 +2906,7 @@
         <w:pStyle w:val="BodyText"/>
       </w:pPr>
       <w:r>
-        <w:t xml:space="preserve">Node-level TSS rankings were similarly consistent across models (Kendall’s</w:t>
+        <w:t xml:space="preserve">Node-level TSS rankings were similarly consistent across network reconstruction approaches (Kendall’s</w:t>
       </w:r>
       <w:r>
         <w:t xml:space="preserve"> </w:t>
@@ -2667,7 +2920,7 @@
         <w:t xml:space="preserve"> </w:t>
       </w:r>
       <w:r>
-        <w:t xml:space="preserve">= 0.26–0.90), reflecting broadly comparable node-level removal sequences. In contrast, link-level outcomes were far more variable (Kendall’s</w:t>
+        <w:t xml:space="preserve">= 0.26 - 0.90), reflecting broadly comparable node-level removal sequences. In contrast, link-level outcomes were far more variable (Kendall’s</w:t>
       </w:r>
       <w:r>
         <w:t xml:space="preserve"> </w:t>
@@ -2681,7 +2934,7 @@
         <w:t xml:space="preserve"> </w:t>
       </w:r>
       <w:r>
-        <w:t xml:space="preserve">= −0.48–0.29), highlighting that inferences about which interactions are lost, retained, or re-established during collapse and recovery are highly model contingent. Together, these results suggest that while alternative models converge on similar species-level extinction patterns, the inferred pathways of interaction loss and cascading dynamics depend strongly on both reconstruction approaches.</w:t>
+        <w:t xml:space="preserve">= −0.48 - 0.29), highlighting that inferences about which interactions are lost, retained, or re-established during collapse and recovery are highly reconstruction approach contingent. Together, these results suggest that while alternative reconstruction approaches converge on similar species-level extinction patterns, the inferred pathways of interaction loss and cascading dynamics depend strongly on both reconstruction approaches.</w:t>
       </w:r>
     </w:p>
     <w:tbl>
@@ -2764,7 +3017,7 @@
               </m:r>
             </m:oMath>
             <w:r>
-              <w:t xml:space="preserve">) between models for each network metric. Each panel corresponds to a different metric and displays the degree of agreement in extinction-scenario rankings across models based on mean absolute differences (MAD) between observed and predicted network values. Positive</w:t>
+              <w:t xml:space="preserve">) between reconstruction approaches for each network metric. Each panel corresponds to a different metric and displays the degree of agreement in extinction-scenario rankings across reconstruction approaches based on mean absolute differences (MAD) between observed and predicted network values. Positive</w:t>
             </w:r>
             <w:r>
               <w:t xml:space="preserve"> </w:t>
@@ -2778,7 +3031,7 @@
               <w:t xml:space="preserve"> </w:t>
             </w:r>
             <w:r>
-              <w:t xml:space="preserve">values (blue) indicate concordant rankings between models, whereas negative</w:t>
+              <w:t xml:space="preserve">values (purple) indicate concordant rankings between reconstruction approaches, whereas negative</w:t>
             </w:r>
             <w:r>
               <w:t xml:space="preserve"> </w:t>
@@ -2792,7 +3045,7 @@
               <w:t xml:space="preserve"> </w:t>
             </w:r>
             <w:r>
-              <w:t xml:space="preserve">values (red) indicate opposing rankings. Warmer colours approaching zero represent little or no agreement.</w:t>
+              <w:t xml:space="preserve">values (sienna) indicate opposing rankings. Warmer colours approaching zero represent little or no agreement.</w:t>
             </w:r>
           </w:p>
           <w:bookmarkEnd w:id="39"/>
@@ -2832,7 +3085,7 @@
         <w:pStyle w:val="BodyText"/>
       </w:pPr>
       <w:r>
-        <w:t xml:space="preserve">This assumption is particularly critical to evaluate within the context of deep-time paleoecological data. Because interactions in fossil ecosystems are never observed directly, they must explicitly be reconstructed through some form of reconstruction approach. This necessity renders the underlying assumptions transparent but also makes the resulting ecological narratives highly susceptible to the constraints inherent in the chosen reconstruction framework. In these settings the risk is not just incomplete data, but the potential for methodological artefacts to be misinterpreted as genuine macroevolutionary or paleoecological signals. Consequently, deep-time studies offer a unique and stringent testing ground for determining whether community-level responses (such as stability or collapse during mass extinctions) are robust features of the ecosystem or merely byproducts of how we choose to construct the links between species.</w:t>
+        <w:t xml:space="preserve">This assumption is particularly critical to evaluate within the context of deep-time palaeoecological data. Because interactions in fossil ecosystems are never observed directly, they must explicitly be formed through some form of reconstruction approach. This necessity renders the underlying assumptions transparent but also makes the resulting ecological narratives highly susceptible to the constraints inherent in the chosen reconstruction framework. In these settings the risk is not just incomplete data, but the potential for methodological artefacts to be misinterpreted as genuine macroevolutionary or palaeoecological signals. Consequently, deep-time studies offer a unique and stringent testing ground for determining whether community-level responses (such as stability or collapse during mass extinctions) are robust features of the ecosystem or merely byproducts of how we choose to construct the links between species.</w:t>
       </w:r>
     </w:p>
     <w:p>
@@ -2840,7 +3093,7 @@
         <w:pStyle w:val="BodyText"/>
       </w:pPr>
       <w:r>
-        <w:t xml:space="preserve">Reconstruction framework explained the overwhelming majority of variance in inferred food web topology, far outweighing the influence of temporal turnover across extinction phases. Across an identical regional taxon pool, alternative reconstruction approaches generated distinct structural signatures that occupied non-overlapping regions of multivariate space</w:t>
+        <w:t xml:space="preserve">Reconstruction framework explained the overwhelming majority of variance in inferred food web topology, far outweighing the influence of temporal turnover across extinction and recovery phases. Across an identical regional taxon pool, alternative reconstruction approaches generated distinct structural signatures that occupied non-overlapping regions of multivariate space</w:t>
       </w:r>
       <w:r>
         <w:t xml:space="preserve"> </w:t>
@@ -2854,7 +3107,7 @@
         </w:r>
       </w:hyperlink>
       <w:r>
-        <w:t xml:space="preserve">, demonstrating that divergence among models reflects intrinsic differences in how interactions are organised rather than temporal shifts in community composition. Even after centring metrics within extinction phases to remove between-bin mean differences, model identity remained the dominant driver of structural variation. These results indicate that reconstruction approaches impose distinct</w:t>
+        <w:t xml:space="preserve">, demonstrating that divergence among reconstruction approaches reflects intrinsic differences in how interactions are organised rather than temporal shifts in community composition. Even after centring metrics within time bins (extinction phases) to remove between-bin mean differences, reconstruction approach remained the dominant driver of structural variation. These results indicate that reconstruction approaches impose distinct</w:t>
       </w:r>
       <w:r>
         <w:t xml:space="preserve"> </w:t>
@@ -2866,7 +3119,7 @@
         <w:t xml:space="preserve"> </w:t>
       </w:r>
       <w:r>
-        <w:t xml:space="preserve">on ecological inference. These priors are not subtle; they propagate into emergent topology, species roles, and predictions of disturbance dynamics. Network structure is therefore not solely a property of ecological communities, but jointly determined by ecological data, modelling assumptions, and level of organisation</w:t>
+        <w:t xml:space="preserve">on ecological inference. These priors are not subtle; they propagate into emergent topology, species roles, and predictions of disturbance dynamics. Network structure is therefore not solely a property of ecological communities, but jointly determined by ecological data, reconstruction assumptions, and level of organisation</w:t>
       </w:r>
       <w:r>
         <w:t xml:space="preserve"> </w:t>
@@ -2883,7 +3136,7 @@
         <w:pStyle w:val="BodyText"/>
       </w:pPr>
       <w:r>
-        <w:t xml:space="preserve">Crucially, this dominance was not confined to multivariate summaries. Variance partitioning at the level of individual network properties revealed that model identity overwhelmingly structured specific ecological metrics, with partial η² values exceeding 0.9 for meso-scale motif composition and remaining consistently high across macro- and micro-scale properties. Thus the imprint of reconstruction framework is visible not only in aggregate topology but in the very structural features often interpreted as ecological signals — trophic height, competition, and variability in species roles. Notably, the few properties that exhibited detectable temporal sensitivity were also those with the greatest inter-model disagreement, indicating that temporal trends is most difficult to disentangle when reconstruction frameworks diverge most strongly. These results suggest that structural assumptions do not merely shift networks within a shared architectural space; they condition the specific patterns through which ecological change is perceived and interpreted.</w:t>
+        <w:t xml:space="preserve">Crucially, this dominance was not confined to multivariate summaries. Variance partitioning at the level of individual network properties revealed that reconstruction approach overwhelmingly structured specific ecological metrics, with partial η² values exceeding 0.9 for meso-scale motif composition and remaining consistently high across macro- and micro-scale properties. Thus the imprint of reconstruction framework is visible not only in aggregate topology but in the very structural features often interpreted as ecological signals — trophic height, competition, and variability in species roles. Notably, the few properties that exhibited detectable temporal sensitivity were also those with the greatest inter-reconstruction approach disagreement, indicating that temporal trends is most difficult to disentangle when reconstruction frameworks diverge most strongly. These results suggest that structural assumptions do not merely shift networks within a shared architectural space; they condition the specific patterns through which ecological change is perceived and interpreted.</w:t>
       </w:r>
     </w:p>
     <w:p>
@@ -2891,7 +3144,7 @@
         <w:pStyle w:val="BodyText"/>
       </w:pPr>
       <w:r>
-        <w:t xml:space="preserve">This has direct implications for the interpretation of comparative network studies. Feasible, realised, and structural models encode different assumptions about constraint, optimisation, and topology, with these assumptions propagating into emergent metrics and dynamical predictions</w:t>
+        <w:t xml:space="preserve">This has direct implications for the interpretation of comparative network studies. Feasible, realised, and structural reconstruction approaches encode different assumptions about constraint, optimisation, and topology, with these assumptions propagating into emergent metrics and dynamical predictions</w:t>
       </w:r>
       <w:r>
         <w:t xml:space="preserve"> </w:t>
@@ -2918,7 +3171,7 @@
         <w:pStyle w:val="FirstParagraph"/>
       </w:pPr>
       <w:r>
-        <w:t xml:space="preserve">Importantly, reconstruction sensitivity was not uniform across network scales (macro-, mesio-, micro- level properties). Node-level extinction rankings were broadly consistent among model classes, whereas interaction-level outcomes and cascade trajectories were highly contingent on reconstruction approach. The predominance of reconstruction framework over temporal turnover (~80% vs. 6% variance explained) illustrates why coarse-grained patterns like node-level extinction rankings are more robust. Model-imposed structure dominates the overall topology, leaving interaction dynamics highly contingent on framework choice. This asymmetry reveals a context-dependent pattern of robustness. Coarse-grained macroecological patterns (such as the vulnerability of a community to collapse) can emerge from multiple plausible interaction architectures. By contrast, fine-grained inferences about which links are lost, retained, or reorganised depend strongly on how interactions are inferred.</w:t>
+        <w:t xml:space="preserve">Importantly, reconstruction sensitivity was not uniform across network scales (macro-, mesio-, micro- level properties). Node-level extinction rankings were broadly consistent among reconstruction approaches, whereas interaction-level outcomes and cascade trajectories were highly contingent on reconstruction approach. The predominance of reconstruction framework over temporal turnover (~80% vs. 6% variance explained) illustrates why coarse-grained patterns like node-level extinction rankings are more robust. reconstruction approach-imposed structure dominates the overall topology, leaving interaction dynamics highly contingent on framework choice. This asymmetry reveals a context-dependent pattern of robustness. Coarse-grained macroecological patterns (such as the vulnerability of a community to collapse) can emerge from multiple plausible interaction architectures. By contrast, fine-grained inferences about which links are lost, retained, or reorganised depend strongly on how interactions are inferred.</w:t>
       </w:r>
     </w:p>
     <w:p>
@@ -2938,7 +3191,7 @@
         <w:t xml:space="preserve"> </w:t>
       </w:r>
       <w:r>
-        <w:t xml:space="preserve">selected a different reconstruction method, the resulting inferences regarding the drivers of extinctions could have pointed to entirely different ecological mechanisms. If interaction-level cascade pathways vary substantially across equally plausible reconstructions, then mechanistic narratives derived from a single inferred topology may overstate their precision</w:t>
+        <w:t xml:space="preserve">selected a different reconstruction method, the resulting inferences regarding the drivers of extinctions and subsequent recovery could have pointed to entirely different ecological mechanisms. If interaction-level cascade pathways vary substantially across equally plausible reconstructions, then mechanistic narratives derived from a single inferred topology may overstate their precision</w:t>
       </w:r>
       <w:r>
         <w:t xml:space="preserve"> </w:t>
@@ -2963,7 +3216,7 @@
         <w:pStyle w:val="BodyText"/>
       </w:pPr>
       <w:r>
-        <w:t xml:space="preserve">Taken together, these results underscore that network reconstruction is not a neutral preprocessing step but an additional part of the hypothesis-generating process in which each model encodes a distinct set of ecological assumptions. The inferred topology and dynamics of a food web therefore reflect not only ecological data, but the theoretical assumptions embedded in the reconstruction framework. Disagreement among models does not imply that any single approach is ‘wrong’, but rather that different models capture different facets of ecological reality</w:t>
+        <w:t xml:space="preserve">Taken together, these results underscore that network reconstruction is not a neutral preprocessing step but an additional part of the hypothesis-generating process in which each reconstruction approach encodes a distinct set of ecological assumptions. The inferred topology and dynamics of a food web therefore reflect not only ecological data, but the theoretical assumptions embedded in the reconstruction framework. Disagreement among reconstruction approaches does not imply that any single approach is ‘wrong’, but rather that different reconstruction approaches capture different facets of ecological reality</w:t>
       </w:r>
       <w:r>
         <w:t xml:space="preserve"> </w:t>
@@ -2972,7 +3225,7 @@
         <w:t xml:space="preserve">(Petchey et al., 2011; Stouffer, 2019)</w:t>
       </w:r>
       <w:r>
-        <w:t xml:space="preserve">. Disagreement among models does not imply that any single approach is</w:t>
+        <w:t xml:space="preserve">. Disagreement among reconstruction approaches does not imply that any single approach is</w:t>
       </w:r>
       <w:r>
         <w:t xml:space="preserve"> </w:t>
@@ -2981,7 +3234,7 @@
         <w:t xml:space="preserve">‘incorrect’</w:t>
       </w:r>
       <w:r>
-        <w:t xml:space="preserve">. Rather, different models capture different facets of ecological constraint—trait compatibility, energetic optimisation, or topological regularity. The critical point is that these facets are not interchangeable.</w:t>
+        <w:t xml:space="preserve">. Rather, different reconstruction approaches capture different facets of ecological constraint—trait compatibility, energetic optimisation, or topological regularity. The critical point is that these facets are not interchangeable.</w:t>
       </w:r>
     </w:p>
     <w:p>
@@ -2989,7 +3242,7 @@
         <w:pStyle w:val="BodyText"/>
       </w:pPr>
       <w:r>
-        <w:t xml:space="preserve">This perspective reframes reconstruction choice as part of hypothesis specification. Researchers must align reconstruction approaches with the ecological signals of interest (whether potential interactions, realised diets, or macro-scale structural properties) rather than treating model selection as a technical convenience. Viewed through the lens of accuracy and precision, our results indicate that some network-based inferences are relatively robust across reconstruction approaches, whereas others remain intrinsically uncertain. High-level extinction rankings were broadly convergent, suggesting relative accuracy at coarse resolution, but interaction-level details and temporal cascade dynamics diverged substantially, indicating limited precision in reconstructing the fine structure of collapse. Recognising and explicitly accounting for this distinction is essential if food web ecology is to move beyond descriptive reconstruction toward rigorous comparative inference.</w:t>
+        <w:t xml:space="preserve">This perspective reframes reconstruction choice as part of hypothesis specification. Researchers must align reconstruction approaches with the ecological signals of interest (whether potential interactions, realised diets, or macro-scale structural properties) rather than treating network reconstruction as a technical convenience. Viewed through the lens of accuracy and precision, our results indicate that some network-based inferences are relatively robust across reconstruction approaches, whereas others remain intrinsically uncertain. High-level extinction rankings were broadly convergent, suggesting relative accuracy at coarse resolution, but interaction-level details and temporal cascade dynamics diverged substantially, indicating limited precision in reconstructing the fine structure of collapse. Recognising and explicitly accounting for this distinction is essential if food web ecology is to move beyond descriptive reconstruction toward rigorous comparative inference.</w:t>
       </w:r>
     </w:p>
     <w:bookmarkEnd w:id="43"/>
@@ -3068,7 +3321,7 @@
         <w:pStyle w:val="BodyText"/>
       </w:pPr>
       <w:r>
-        <w:t xml:space="preserve">Deep-time paleo-food webs provide a complementary perspective because they capture ecosystem responses to large-scale environmental perturbations and extinction events under past climate change (</w:t>
+        <w:t xml:space="preserve">Deep-time palaeo food webs provide a complementary perspective because they capture ecosystem responses to large-scale environmental perturbations and extinction events under past climate change (</w:t>
       </w:r>
       <w:r>
         <w:rPr>
@@ -3102,7 +3355,7 @@
         <w:t xml:space="preserve">Smith et al. (2025)</w:t>
       </w:r>
       <w:r>
-        <w:t xml:space="preserve">). Fossil networks therefore represent natural experiments for evaluating resilience, trophic reorganisation, and recovery following extreme environmental change. Studies of fossil food webs have demonstrated how network structure mediates extinction cascades and post-disturbance reassembly</w:t>
+        <w:t xml:space="preserve">). Fossil networks therefore represent natural experiments for evaluating resilience, trophic reorganisation, and recovery following extreme environmental change. Studies of palaeo food webs have demonstrated how network structure mediates extinction cascades and post-disturbance reassembly</w:t>
       </w:r>
       <w:r>
         <w:t xml:space="preserve"> </w:t>
@@ -3119,7 +3372,7 @@
         <w:pStyle w:val="BodyText"/>
       </w:pPr>
       <w:r>
-        <w:t xml:space="preserve">However, our results emphasise that even in deep-time systems structural conclusions remain sensitive to modelling assumptions. Treating reconstructed networks as ensembles rather than single deterministic representations provides a more transparent framework for incorporating uncertainty into comparative macroecology and for using paleo data to inform expectations about modern climate-driven reorganisation.</w:t>
+        <w:t xml:space="preserve">However, our results emphasise that even in deep-time systems structural conclusions remain sensitive to reconstruction approaches. Treating reconstructed networks as ensembles rather than single deterministic representations provides a more transparent framework for incorporating uncertainty into comparative macroecology and for using palaeo data to inform expectations about modern climate-driven reorganisation.</w:t>
       </w:r>
     </w:p>
     <w:bookmarkEnd w:id="44"/>
@@ -3158,7 +3411,7 @@
         <w:t xml:space="preserve">‘incorrect’</w:t>
       </w:r>
       <w:r>
-        <w:t xml:space="preserve">. Rather, each model class represents a distinct hypothesis about how interactions are constrained—by trait compatibility, energetic optimisation, or topological regularity</w:t>
+        <w:t xml:space="preserve">. Rather, each reconstruction approach represents a distinct hypothesis about how interactions are constrained—by trait compatibility, energetic optimisation, or topological regularity</w:t>
       </w:r>
       <w:r>
         <w:t xml:space="preserve"> </w:t>
@@ -3175,7 +3428,7 @@
         <w:pStyle w:val="BodyText"/>
       </w:pPr>
       <w:r>
-        <w:t xml:space="preserve">A mature modelling paradigm in food web ecology would treat model based assumptions as testable, incorporate probabilistic link inference where possible, and quantify the sensitivity of macroecological conclusions to alternative representations of interaction structure. Such an approach aligns with recent advances in probabilistic and ensemble network modelling and would strengthen the interpretability of network-based inference under global change</w:t>
+        <w:t xml:space="preserve">A mature modelling paradigm in food web ecology would treat reconstruction approaches as testable, incorporate probabilistic link inference where possible, and quantify the sensitivity of macroecological conclusions to alternative representations of interaction structure. Such an approach aligns with recent advances in probabilistic and ensemble network modelling and would strengthen the interpretability of network-based inference under global change</w:t>
       </w:r>
       <w:r>
         <w:t xml:space="preserve"> </w:t>
@@ -3203,7 +3456,7 @@
         <w:pStyle w:val="FirstParagraph"/>
       </w:pPr>
       <w:r>
-        <w:t xml:space="preserve">Ecological network reconstruction is not a neutral technical procedure but a theoretical act that shapes ecological inference. By applying six contrasting reconstruction frameworks to an identical species pool, we show that different reconstruction approaches systematically influence inferred food-web topology, interaction identity, and disturbance dynamics. Some coarse-grained patterns, such as relative species vulnerability, are comparatively robust across representations. In contrast, fine-scale interaction structure and cascade pathways are highly contingent on modelling assumptions. The reliability of network-based inference is therefore scale dependent.</w:t>
+        <w:t xml:space="preserve">Ecological network reconstruction is not a neutral technical procedure but a theoretical act that shapes ecological inference. By applying six contrasting reconstruction frameworks to an identical species pool, we show that different reconstruction approaches systematically influence inferred food web topology, interaction identity, and disturbance dynamics. Some coarse-grained patterns, such as relative species vulnerability, are comparatively robust across representations. In contrast, fine-scale interaction structure and cascade pathways are highly contingent on reconstruction approach. The reliability of network-based inference is therefore scale dependent.</w:t>
       </w:r>
     </w:p>
     <w:p>
@@ -3211,7 +3464,7 @@
         <w:pStyle w:val="BodyText"/>
       </w:pPr>
       <w:r>
-        <w:t xml:space="preserve">These results challenge the implicit assumption that reconstructed networks are comparable across systems — whether comparing modern communities across environmental gradients or fossil assemblages across extinction intervals. When reconstruction frameworks differ, variation in connectance, trophic organisation, robustness, or interaction turnover may reflect embedded modelling assumptions as much as ecological processes. Network reconstruction should thus be treated as an explicit component of hypothesis specification in comparative macroecology and biogeography.</w:t>
+        <w:t xml:space="preserve">These results challenge the implicit assumption that reconstructed networks are comparable across systems — whether comparing modern communities across environmental gradients or fossil assemblages across extinction intervals. When reconstruction frameworks differ, variation in connectance, trophic organisation, robustness, or interaction turnover may reflect embedded reconstruction approaches as much as ecological processes. Network reconstruction should thus be treated as an explicit component of hypothesis specification in comparative macroecology and biogeography.</w:t>
       </w:r>
     </w:p>
     <w:p>
@@ -3219,7 +3472,7 @@
         <w:pStyle w:val="BodyText"/>
       </w:pPr>
       <w:r>
-        <w:t xml:space="preserve">No single model captures the full complexity of ecological organisation, but neither are alternative models interchangeable. Aligning reconstruction framework with inferential goals, standardising approaches across comparative studies, and incorporating ensemble or probabilistic representations will be essential for strengthening the interpretability of network analyses across spatial and temporal gradients, including efforts to use deep-time systems to inform expectations under contemporary climate change. As ecological networks increasingly inform global change research, recognising model reconstruction as fundamental determinants of inference is critical for advancing food web ecology from descriptive reconstruction toward rigorous comparative synthesis.</w:t>
+        <w:t xml:space="preserve">No single reconstruction approach captures the full complexity of ecological organisation, but neither are alternative reconstruction approaches interchangeable. Aligning reconstruction framework with inferential goals, standardising approaches across comparative studies, and incorporating ensemble or probabilistic representations will be essential for strengthening the interpretability of network analyses across spatial and temporal gradients, including efforts to use deep-time systems to inform expectations under contemporary climate change. As ecological networks increasingly inform global change research, recognising network reconstruction as fundamental determinants of inference is critical for advancing food web ecology from descriptive reconstruction toward rigorous comparative synthesis.</w:t>
       </w:r>
     </w:p>
     <w:bookmarkEnd w:id="47"/>

--- a/index.docx
+++ b/index.docx
@@ -2602,7 +2602,7 @@
             <w:r>
               <w:drawing>
                 <wp:inline>
-                  <wp:extent cx="5334000" cy="2346960"/>
+                  <wp:extent cx="5334000" cy="7902222"/>
                   <wp:effectExtent b="0" l="0" r="0" t="0"/>
                   <wp:docPr descr="" title="" id="26" name="Picture"/>
                   <a:graphic>
@@ -2623,7 +2623,7 @@
                         <pic:spPr bwMode="auto">
                           <a:xfrm>
                             <a:off x="0" y="0"/>
-                            <a:ext cx="5334000" cy="2346960"/>
+                            <a:ext cx="5334000" cy="7902222"/>
                           </a:xfrm>
                           <a:prstGeom prst="rect">
                             <a:avLst/>

--- a/index.docx
+++ b/index.docx
@@ -39,6 +39,30 @@
         <w:pStyle w:val="Author"/>
       </w:pPr>
       <w:r>
+        <w:t xml:space="preserve">Pincelli Hull</w:t>
+      </w:r>
+    </w:p>
+    <w:p>
+      <w:pPr>
+        <w:pStyle w:val="Author"/>
+      </w:pPr>
+      <w:r>
+        <w:t xml:space="preserve">Crispin T.S. Little</w:t>
+      </w:r>
+    </w:p>
+    <w:p>
+      <w:pPr>
+        <w:pStyle w:val="Author"/>
+      </w:pPr>
+      <w:r>
+        <w:t xml:space="preserve">Catalina Pimiento</w:t>
+      </w:r>
+    </w:p>
+    <w:p>
+      <w:pPr>
+        <w:pStyle w:val="Author"/>
+      </w:pPr>
+      <w:r>
         <w:t xml:space="preserve">Andy Ridgwell</w:t>
       </w:r>
     </w:p>
@@ -47,7 +71,7 @@
         <w:pStyle w:val="Author"/>
       </w:pPr>
       <w:r>
-        <w:t xml:space="preserve">Pincelli Hull</w:t>
+        <w:t xml:space="preserve">Andrew P. Beckerman</w:t>
       </w:r>
     </w:p>
     <w:p>
@@ -55,38 +79,6 @@
         <w:pStyle w:val="Author"/>
       </w:pPr>
       <w:r>
-        <w:t xml:space="preserve">Crispin T.S. Little</w:t>
-      </w:r>
-    </w:p>
-    <w:p>
-      <w:pPr>
-        <w:pStyle w:val="Author"/>
-      </w:pPr>
-      <w:r>
-        <w:t xml:space="preserve">Catalina Pimiento</w:t>
-      </w:r>
-    </w:p>
-    <w:p>
-      <w:pPr>
-        <w:pStyle w:val="Author"/>
-      </w:pPr>
-      <w:r>
-        <w:t xml:space="preserve">Paul B. Wignall</w:t>
-      </w:r>
-    </w:p>
-    <w:p>
-      <w:pPr>
-        <w:pStyle w:val="Author"/>
-      </w:pPr>
-      <w:r>
-        <w:t xml:space="preserve">Andrew P. Beckerman</w:t>
-      </w:r>
-    </w:p>
-    <w:p>
-      <w:pPr>
-        <w:pStyle w:val="Author"/>
-      </w:pPr>
-      <w:r>
         <w:t xml:space="preserve">Alexander Dunhill</w:t>
       </w:r>
     </w:p>
@@ -95,7 +87,7 @@
         <w:pStyle w:val="Date"/>
       </w:pPr>
       <w:r>
-        <w:t xml:space="preserve">2026-03-31</w:t>
+        <w:t xml:space="preserve">2026-04-01</w:t>
       </w:r>
     </w:p>
     <w:p>
@@ -199,7 +191,7 @@
         <w:pStyle w:val="Abstract"/>
       </w:pPr>
       <w:r>
-        <w:t xml:space="preserve">Reconstruction framework strongly influenced inferred network topology (MANOVA, p &lt; 0.001), generating distinct structural signatures independent of species composition. Reconstruction approaches that were similar in network metrics often diverged in species-level interactions, with high β-turnover among inferred link sets. During disturbance simulations, species-level vulnerability rankings were broadly consistent across reconstruction approaches, but interaction-level outcomes and cascade dynamics varied substantially. Concordance in extinction-scenario rankings was scale dependent, with higher agreement at the species level than at the interaction level.</w:t>
+        <w:t xml:space="preserve">Reconstruction framework strongly influenced inferred network topology, generating distinct structural signatures independent of species composition. Reconstruction approaches that were similar in network metrics often diverged in species-level interactions, with high β-turnover among inferred link sets. During extinction simulations, scenario rankings were broadly consistent at the network level, but interaction-level outcomes and cascade dynamics varied substantially.</w:t>
       </w:r>
     </w:p>
     <w:p>
@@ -238,7 +230,20 @@
         <w:t xml:space="preserve"> </w:t>
       </w:r>
       <w:r>
-        <w:t xml:space="preserve">(Thuiller et al., 2024)</w:t>
+        <w:t xml:space="preserve">(Thuiller</w:t>
+      </w:r>
+      <w:r>
+        <w:t xml:space="preserve"> </w:t>
+      </w:r>
+      <w:r>
+        <w:rPr>
+          <w:i/>
+          <w:iCs/>
+        </w:rPr>
+        <w:t xml:space="preserve">et al.</w:t>
+      </w:r>
+      <w:r>
+        <w:t xml:space="preserve">, 2024)</w:t>
       </w:r>
       <w:r>
         <w:t xml:space="preserve">. Interaction networks are increasingly treated as macroecological state variables where they are used to compare community organisation across environmental gradients, to quantify β-diversity in interaction structure, to evaluate stability–complexity relationships, and to infer vulnerability under global change</w:t>
@@ -247,7 +252,33 @@
         <w:t xml:space="preserve"> </w:t>
       </w:r>
       <w:r>
-        <w:t xml:space="preserve">(Carstensen et al., 2014; Gravel et al., 2019; Poisot et al., 2015; Trøjelsgaard &amp; Olesen, 2016; Tylianakis &amp; Morris, 2017)</w:t>
+        <w:t xml:space="preserve">(Poisot</w:t>
+      </w:r>
+      <w:r>
+        <w:t xml:space="preserve"> </w:t>
+      </w:r>
+      <w:r>
+        <w:rPr>
+          <w:i/>
+          <w:iCs/>
+        </w:rPr>
+        <w:t xml:space="preserve">et al.</w:t>
+      </w:r>
+      <w:r>
+        <w:t xml:space="preserve">, 2015; Trøjelsgaard &amp; Olesen, 2016; Tylianakis &amp; Morris, 2017; Gravel</w:t>
+      </w:r>
+      <w:r>
+        <w:t xml:space="preserve"> </w:t>
+      </w:r>
+      <w:r>
+        <w:rPr>
+          <w:i/>
+          <w:iCs/>
+        </w:rPr>
+        <w:t xml:space="preserve">et al.</w:t>
+      </w:r>
+      <w:r>
+        <w:t xml:space="preserve">, 2019)</w:t>
       </w:r>
       <w:r>
         <w:t xml:space="preserve">.</w:t>
@@ -264,7 +295,33 @@
         <w:t xml:space="preserve"> </w:t>
       </w:r>
       <w:r>
-        <w:t xml:space="preserve">(Dunhill et al., 2024; Hao et al., 2025; Michalska-Smith &amp; Allesina, 2019; Poisot &amp; Gravel, 2014; Roopnarine, 2006)</w:t>
+        <w:t xml:space="preserve">(Roopnarine, 2006; Poisot &amp; Gravel, 2014; Michalska-Smith &amp; Allesina, 2019; Dunhill</w:t>
+      </w:r>
+      <w:r>
+        <w:t xml:space="preserve"> </w:t>
+      </w:r>
+      <w:r>
+        <w:rPr>
+          <w:i/>
+          <w:iCs/>
+        </w:rPr>
+        <w:t xml:space="preserve">et al.</w:t>
+      </w:r>
+      <w:r>
+        <w:t xml:space="preserve">, 2024; Hao</w:t>
+      </w:r>
+      <w:r>
+        <w:t xml:space="preserve"> </w:t>
+      </w:r>
+      <w:r>
+        <w:rPr>
+          <w:i/>
+          <w:iCs/>
+        </w:rPr>
+        <w:t xml:space="preserve">et al.</w:t>
+      </w:r>
+      <w:r>
+        <w:t xml:space="preserve">, 2025)</w:t>
       </w:r>
       <w:r>
         <w:t xml:space="preserve">. Implicit in this expansion is the critical assumption that network properties estimated across systems are structurally comparable, and that differences among them reflect ecological signal rather than methodological artefact</w:t>
@@ -273,7 +330,20 @@
         <w:t xml:space="preserve"> </w:t>
       </w:r>
       <w:r>
-        <w:t xml:space="preserve">(Fründ et al., 2016; Jordano, 2016)</w:t>
+        <w:t xml:space="preserve">(Fründ</w:t>
+      </w:r>
+      <w:r>
+        <w:t xml:space="preserve"> </w:t>
+      </w:r>
+      <w:r>
+        <w:rPr>
+          <w:i/>
+          <w:iCs/>
+        </w:rPr>
+        <w:t xml:space="preserve">et al.</w:t>
+      </w:r>
+      <w:r>
+        <w:t xml:space="preserve">, 2016; Jordano, 2016)</w:t>
       </w:r>
       <w:r>
         <w:t xml:space="preserve">.</w:t>
@@ -290,7 +360,33 @@
         <w:t xml:space="preserve"> </w:t>
       </w:r>
       <w:r>
-        <w:t xml:space="preserve">(Catchen et al., 2023; Poisot et al., 2021; Sandra et al., 2025)</w:t>
+        <w:t xml:space="preserve">(Poisot</w:t>
+      </w:r>
+      <w:r>
+        <w:t xml:space="preserve"> </w:t>
+      </w:r>
+      <w:r>
+        <w:rPr>
+          <w:i/>
+          <w:iCs/>
+        </w:rPr>
+        <w:t xml:space="preserve">et al.</w:t>
+      </w:r>
+      <w:r>
+        <w:t xml:space="preserve">, 2021; Sandra</w:t>
+      </w:r>
+      <w:r>
+        <w:t xml:space="preserve"> </w:t>
+      </w:r>
+      <w:r>
+        <w:rPr>
+          <w:i/>
+          <w:iCs/>
+        </w:rPr>
+        <w:t xml:space="preserve">et al.</w:t>
+      </w:r>
+      <w:r>
+        <w:t xml:space="preserve">, 2025)</w:t>
       </w:r>
       <w:r>
         <w:t xml:space="preserve">. Interactions must often be inferred indirectly from traits, phylogeny, body size, co-occurrence, or theoretical constraints</w:t>
@@ -299,7 +395,33 @@
         <w:t xml:space="preserve"> </w:t>
       </w:r>
       <w:r>
-        <w:t xml:space="preserve">(Morales-Castilla et al., 2015; Strydom et al., 2021)</w:t>
+        <w:t xml:space="preserve">(Morales-Castilla</w:t>
+      </w:r>
+      <w:r>
+        <w:t xml:space="preserve"> </w:t>
+      </w:r>
+      <w:r>
+        <w:rPr>
+          <w:i/>
+          <w:iCs/>
+        </w:rPr>
+        <w:t xml:space="preserve">et al.</w:t>
+      </w:r>
+      <w:r>
+        <w:t xml:space="preserve">, 2015; Strydom</w:t>
+      </w:r>
+      <w:r>
+        <w:t xml:space="preserve"> </w:t>
+      </w:r>
+      <w:r>
+        <w:rPr>
+          <w:i/>
+          <w:iCs/>
+        </w:rPr>
+        <w:t xml:space="preserve">et al.</w:t>
+      </w:r>
+      <w:r>
+        <w:t xml:space="preserve">, 2021)</w:t>
       </w:r>
       <w:r>
         <w:t xml:space="preserve">. Network construction therefore constitutes a model-based inference step rather than a purely descriptive exercise. Different reconstruction frameworks encode distinct ecological assumptions about how interactions arise - whether as biologically feasible combinations of traits, energetically optimised realised diets, or topological structures constrained by macroecological regularities. These assumptions act as structural priors over network architecture</w:t>
@@ -308,7 +430,46 @@
         <w:t xml:space="preserve"> </w:t>
       </w:r>
       <w:r>
-        <w:t xml:space="preserve">(Gauzens et al., 2025; Guimarães, 2020; Petchey et al., 2011; Strydom et al., 2026)</w:t>
+        <w:t xml:space="preserve">(Petchey</w:t>
+      </w:r>
+      <w:r>
+        <w:t xml:space="preserve"> </w:t>
+      </w:r>
+      <w:r>
+        <w:rPr>
+          <w:i/>
+          <w:iCs/>
+        </w:rPr>
+        <w:t xml:space="preserve">et al.</w:t>
+      </w:r>
+      <w:r>
+        <w:t xml:space="preserve">, 2011; Guimarães, 2020; Gauzens</w:t>
+      </w:r>
+      <w:r>
+        <w:t xml:space="preserve"> </w:t>
+      </w:r>
+      <w:r>
+        <w:rPr>
+          <w:i/>
+          <w:iCs/>
+        </w:rPr>
+        <w:t xml:space="preserve">et al.</w:t>
+      </w:r>
+      <w:r>
+        <w:t xml:space="preserve">, 2025; Strydom</w:t>
+      </w:r>
+      <w:r>
+        <w:t xml:space="preserve"> </w:t>
+      </w:r>
+      <w:r>
+        <w:rPr>
+          <w:i/>
+          <w:iCs/>
+        </w:rPr>
+        <w:t xml:space="preserve">et al.</w:t>
+      </w:r>
+      <w:r>
+        <w:t xml:space="preserve">, 2026)</w:t>
       </w:r>
       <w:r>
         <w:t xml:space="preserve">. If alternative reconstruction approaches systematically generate different trophic configurations, then comparative analyses risk conflating ecological differences among communities with artefacts introduced by reconstruction choice. The reliability of macroecological inference therefore depends not only on ecological data, but on the structural assumptions embedded in network reconstruction.</w:t>
@@ -325,7 +486,33 @@
         <w:t xml:space="preserve"> </w:t>
       </w:r>
       <w:r>
-        <w:t xml:space="preserve">(Allesina &amp; Tang, 2012; Delmas et al., 2018; Poisot et al., 2015)</w:t>
+        <w:t xml:space="preserve">(Allesina &amp; Tang, 2012; Poisot</w:t>
+      </w:r>
+      <w:r>
+        <w:t xml:space="preserve"> </w:t>
+      </w:r>
+      <w:r>
+        <w:rPr>
+          <w:i/>
+          <w:iCs/>
+        </w:rPr>
+        <w:t xml:space="preserve">et al.</w:t>
+      </w:r>
+      <w:r>
+        <w:t xml:space="preserve">, 2015; Delmas</w:t>
+      </w:r>
+      <w:r>
+        <w:t xml:space="preserve"> </w:t>
+      </w:r>
+      <w:r>
+        <w:rPr>
+          <w:i/>
+          <w:iCs/>
+        </w:rPr>
+        <w:t xml:space="preserve">et al.</w:t>
+      </w:r>
+      <w:r>
+        <w:t xml:space="preserve">, 2018)</w:t>
       </w:r>
       <w:r>
         <w:t xml:space="preserve">. If reconstruction approaches encode distinct structural priors over interaction topology, then differences among communities may reflect reconstruction assumptions rather than ecological processes. Consequently, here we test whether macroecological inference derived from ecological networks is robust to variation in reconstruction framework, asking which aspects of network-based inference are stable across plausible representations of interaction structure and which are intrinsically reconstruction approach dependent.</w:t>
@@ -342,7 +529,59 @@
         <w:t xml:space="preserve"> </w:t>
       </w:r>
       <w:r>
-        <w:t xml:space="preserve">(Dunhill et al., 2024; Dunne et al., 2008; Dunne et al., 2014; Karapunar et al., 2026; Roopnarine, 2006)</w:t>
+        <w:t xml:space="preserve">(Roopnarine, 2006; Dunne</w:t>
+      </w:r>
+      <w:r>
+        <w:t xml:space="preserve"> </w:t>
+      </w:r>
+      <w:r>
+        <w:rPr>
+          <w:i/>
+          <w:iCs/>
+        </w:rPr>
+        <w:t xml:space="preserve">et al.</w:t>
+      </w:r>
+      <w:r>
+        <w:t xml:space="preserve">, 2008; Dunne</w:t>
+      </w:r>
+      <w:r>
+        <w:t xml:space="preserve"> </w:t>
+      </w:r>
+      <w:r>
+        <w:rPr>
+          <w:i/>
+          <w:iCs/>
+        </w:rPr>
+        <w:t xml:space="preserve">et al.</w:t>
+      </w:r>
+      <w:r>
+        <w:t xml:space="preserve">, 2014; Dunhill</w:t>
+      </w:r>
+      <w:r>
+        <w:t xml:space="preserve"> </w:t>
+      </w:r>
+      <w:r>
+        <w:rPr>
+          <w:i/>
+          <w:iCs/>
+        </w:rPr>
+        <w:t xml:space="preserve">et al.</w:t>
+      </w:r>
+      <w:r>
+        <w:t xml:space="preserve">, 2024; Karapunar</w:t>
+      </w:r>
+      <w:r>
+        <w:t xml:space="preserve"> </w:t>
+      </w:r>
+      <w:r>
+        <w:rPr>
+          <w:i/>
+          <w:iCs/>
+        </w:rPr>
+        <w:t xml:space="preserve">et al.</w:t>
+      </w:r>
+      <w:r>
+        <w:t xml:space="preserve">, 2026)</w:t>
       </w:r>
       <w:r>
         <w:t xml:space="preserve">, rendering reconstruction approach assumptions transparent. Against this stringency, here we re-evaluate inferences made by</w:t>
@@ -351,7 +590,23 @@
         <w:t xml:space="preserve"> </w:t>
       </w:r>
       <w:r>
-        <w:t xml:space="preserve">Dunhill et al. (2024)</w:t>
+        <w:t xml:space="preserve">Dunhill</w:t>
+      </w:r>
+      <w:r>
+        <w:t xml:space="preserve"> </w:t>
+      </w:r>
+      <w:r>
+        <w:rPr>
+          <w:i/>
+          <w:iCs/>
+        </w:rPr>
+        <w:t xml:space="preserve">et al.</w:t>
+      </w:r>
+      <w:r>
+        <w:t xml:space="preserve"> </w:t>
+      </w:r>
+      <w:r>
+        <w:t xml:space="preserve">(2024)</w:t>
       </w:r>
       <w:r>
         <w:t xml:space="preserve"> </w:t>
@@ -363,7 +618,20 @@
         <w:t xml:space="preserve"> </w:t>
       </w:r>
       <w:r>
-        <w:t xml:space="preserve">(Kemp et al., 2024)</w:t>
+        <w:t xml:space="preserve">(Kemp</w:t>
+      </w:r>
+      <w:r>
+        <w:t xml:space="preserve"> </w:t>
+      </w:r>
+      <w:r>
+        <w:rPr>
+          <w:i/>
+          <w:iCs/>
+        </w:rPr>
+        <w:t xml:space="preserve">et al.</w:t>
+      </w:r>
+      <w:r>
+        <w:t xml:space="preserve">, 2024)</w:t>
       </w:r>
       <w:r>
         <w:t xml:space="preserve">. Crucially, this re-evaluation allows us to test a pivotal but often overlooked possibility - that the ecological narratives regarding community stability or collapse might be as much a product of the specific reconstruction method chosen as they are of the fossil data itself. By applying alternative reconstruction approaches, we can determine if the</w:t>
@@ -372,7 +640,23 @@
         <w:t xml:space="preserve"> </w:t>
       </w:r>
       <w:r>
-        <w:t xml:space="preserve">Dunhill et al. (2024)</w:t>
+        <w:t xml:space="preserve">Dunhill</w:t>
+      </w:r>
+      <w:r>
+        <w:t xml:space="preserve"> </w:t>
+      </w:r>
+      <w:r>
+        <w:rPr>
+          <w:i/>
+          <w:iCs/>
+        </w:rPr>
+        <w:t xml:space="preserve">et al.</w:t>
+      </w:r>
+      <w:r>
+        <w:t xml:space="preserve"> </w:t>
+      </w:r>
+      <w:r>
+        <w:t xml:space="preserve">(2024)</w:t>
       </w:r>
       <w:r>
         <w:t xml:space="preserve"> </w:t>
@@ -411,7 +695,20 @@
         <w:t xml:space="preserve"> </w:t>
       </w:r>
       <w:r>
-        <w:t xml:space="preserve">(Bambach et al., 2007)</w:t>
+        <w:t xml:space="preserve">(Bambach</w:t>
+      </w:r>
+      <w:r>
+        <w:t xml:space="preserve"> </w:t>
+      </w:r>
+      <w:r>
+        <w:rPr>
+          <w:i/>
+          <w:iCs/>
+        </w:rPr>
+        <w:t xml:space="preserve">et al.</w:t>
+      </w:r>
+      <w:r>
+        <w:t xml:space="preserve">, 2007)</w:t>
       </w:r>
       <w:r>
         <w:t xml:space="preserve">, coding for tiering, motility, and feeding mode as per</w:t>
@@ -420,7 +717,23 @@
         <w:t xml:space="preserve"> </w:t>
       </w:r>
       <w:r>
-        <w:t xml:space="preserve">Dunhill et al. (2024)</w:t>
+        <w:t xml:space="preserve">Dunhill</w:t>
+      </w:r>
+      <w:r>
+        <w:t xml:space="preserve"> </w:t>
+      </w:r>
+      <w:r>
+        <w:rPr>
+          <w:i/>
+          <w:iCs/>
+        </w:rPr>
+        <w:t xml:space="preserve">et al.</w:t>
+      </w:r>
+      <w:r>
+        <w:t xml:space="preserve"> </w:t>
+      </w:r>
+      <w:r>
+        <w:t xml:space="preserve">(2024)</w:t>
       </w:r>
       <w:r>
         <w:t xml:space="preserve">. Each assemblage was treated as a community of potentially interacting taxa. The dataset includes 57 taxa across diverse groups (</w:t>
@@ -463,7 +776,7 @@
         <w:pStyle w:val="FirstParagraph"/>
       </w:pPr>
       <w:r>
-        <w:t xml:space="preserve">Most related palaeontological research (</w:t>
+        <w:t xml:space="preserve">Most palaeontological research (</w:t>
       </w:r>
       <w:r>
         <w:rPr>
@@ -476,7 +789,23 @@
         <w:t xml:space="preserve"> </w:t>
       </w:r>
       <w:r>
-        <w:t xml:space="preserve">Fricke et al. (2022)</w:t>
+        <w:t xml:space="preserve">Fricke</w:t>
+      </w:r>
+      <w:r>
+        <w:t xml:space="preserve"> </w:t>
+      </w:r>
+      <w:r>
+        <w:rPr>
+          <w:i/>
+          <w:iCs/>
+        </w:rPr>
+        <w:t xml:space="preserve">et al.</w:t>
+      </w:r>
+      <w:r>
+        <w:t xml:space="preserve"> </w:t>
+      </w:r>
+      <w:r>
+        <w:t xml:space="preserve">(2022)</w:t>
       </w:r>
       <w:r>
         <w:t xml:space="preserve">;</w:t>
@@ -494,10 +823,26 @@
         <w:t xml:space="preserve"> </w:t>
       </w:r>
       <w:r>
-        <w:t xml:space="preserve">Shaw et al. (2024)</w:t>
-      </w:r>
-      <w:r>
-        <w:t xml:space="preserve">) currently uses reconstruction approaches from within the feasibility space. That is, the reconstructions identify and encode the entire feasible diet of a species to build the network. These methods, however, represent only a subset of the broader spectrum of network construction approaches. Here, we present a suite of methods (</w:t>
+        <w:t xml:space="preserve">Shaw</w:t>
+      </w:r>
+      <w:r>
+        <w:t xml:space="preserve"> </w:t>
+      </w:r>
+      <w:r>
+        <w:rPr>
+          <w:i/>
+          <w:iCs/>
+        </w:rPr>
+        <w:t xml:space="preserve">et al.</w:t>
+      </w:r>
+      <w:r>
+        <w:t xml:space="preserve"> </w:t>
+      </w:r>
+      <w:r>
+        <w:t xml:space="preserve">(2024)</w:t>
+      </w:r>
+      <w:r>
+        <w:t xml:space="preserve">) use reconstruction approaches from within the feasibility space. That is, the reconstructions identify and encode the entire feasible diet of a species to build the network. These methods, however, represent only a subset of the broader spectrum of network construction approaches. Here, we present a suite of methods (</w:t>
       </w:r>
       <w:hyperlink w:anchor="tbl-models">
         <w:r>
@@ -508,7 +853,7 @@
         </w:r>
       </w:hyperlink>
       <w:r>
-        <w:t xml:space="preserve">) that enable the construction of a wider range of ecological networks and the exploration of a broader set of ecological questions, provided that their underlying assumptions are compatible with the constraints of the data. The methods include a) structural models that create species agnostic networks that are structurally ‘correct’ by assigning links between nodes based on assumptions of link distributions; and b) realised models that create networks where links between species are constrained based on some form of ‘species choice’</w:t>
+        <w:t xml:space="preserve">) that enable the construction of a wider range of ecological networks and the exploration of a broader set of ecological questions, provided that their underlying assumptions are compatible with the constraints of the data. Along with one feasibility reconstruction approach we include structural models that create species agnostic networks that are structurally ‘correct’ by assigning links between nodes based on assumptions of link distributions; and realised models that create networks where links between species are constrained based on some form of ‘species choice’</w:t>
       </w:r>
       <w:r>
         <w:t xml:space="preserve"> </w:t>
@@ -900,7 +1245,23 @@
                     <w:jc w:val="center"/>
                   </w:pPr>
                   <w:r>
-                    <w:t xml:space="preserve">Petchey et al. (2008)</w:t>
+                    <w:t xml:space="preserve">Petchey</w:t>
+                  </w:r>
+                  <w:r>
+                    <w:t xml:space="preserve"> </w:t>
+                  </w:r>
+                  <w:r>
+                    <w:rPr>
+                      <w:i/>
+                      <w:iCs/>
+                    </w:rPr>
+                    <w:t xml:space="preserve">et al.</w:t>
+                  </w:r>
+                  <w:r>
+                    <w:t xml:space="preserve"> </w:t>
+                  </w:r>
+                  <w:r>
+                    <w:t xml:space="preserve">(2008)</w:t>
                   </w:r>
                 </w:p>
               </w:tc>
@@ -986,7 +1347,23 @@
                     <w:jc w:val="center"/>
                   </w:pPr>
                   <w:r>
-                    <w:t xml:space="preserve">Brose et al. (2006)</w:t>
+                    <w:t xml:space="preserve">Brose</w:t>
+                  </w:r>
+                  <w:r>
+                    <w:t xml:space="preserve"> </w:t>
+                  </w:r>
+                  <w:r>
+                    <w:rPr>
+                      <w:i/>
+                      <w:iCs/>
+                    </w:rPr>
+                    <w:t xml:space="preserve">et al.</w:t>
+                  </w:r>
+                  <w:r>
+                    <w:t xml:space="preserve"> </w:t>
+                  </w:r>
+                  <w:r>
+                    <w:t xml:space="preserve">(2006)</w:t>
                   </w:r>
                   <w:r>
                     <w:t xml:space="preserve">;</w:t>
@@ -995,7 +1372,23 @@
                     <w:t xml:space="preserve"> </w:t>
                   </w:r>
                   <w:r>
-                    <w:t xml:space="preserve">Gauzens et al. (2023)</w:t>
+                    <w:t xml:space="preserve">Gauzens</w:t>
+                  </w:r>
+                  <w:r>
+                    <w:t xml:space="preserve"> </w:t>
+                  </w:r>
+                  <w:r>
+                    <w:rPr>
+                      <w:i/>
+                      <w:iCs/>
+                    </w:rPr>
+                    <w:t xml:space="preserve">et al.</w:t>
+                  </w:r>
+                  <w:r>
+                    <w:t xml:space="preserve"> </w:t>
+                  </w:r>
+                  <w:r>
+                    <w:t xml:space="preserve">(2023)</w:t>
                   </w:r>
                 </w:p>
               </w:tc>
@@ -1081,7 +1474,23 @@
                     <w:jc w:val="center"/>
                   </w:pPr>
                   <w:r>
-                    <w:t xml:space="preserve">Shaw et al. (2024)</w:t>
+                    <w:t xml:space="preserve">Shaw</w:t>
+                  </w:r>
+                  <w:r>
+                    <w:t xml:space="preserve"> </w:t>
+                  </w:r>
+                  <w:r>
+                    <w:rPr>
+                      <w:i/>
+                      <w:iCs/>
+                    </w:rPr>
+                    <w:t xml:space="preserve">et al.</w:t>
+                  </w:r>
+                  <w:r>
+                    <w:t xml:space="preserve"> </w:t>
+                  </w:r>
+                  <w:r>
+                    <w:t xml:space="preserve">(2024)</w:t>
                   </w:r>
                 </w:p>
               </w:tc>
@@ -1167,7 +1576,23 @@
                     <w:jc w:val="center"/>
                   </w:pPr>
                   <w:r>
-                    <w:t xml:space="preserve">Rohr et al. (2010)</w:t>
+                    <w:t xml:space="preserve">Rohr</w:t>
+                  </w:r>
+                  <w:r>
+                    <w:t xml:space="preserve"> </w:t>
+                  </w:r>
+                  <w:r>
+                    <w:rPr>
+                      <w:i/>
+                      <w:iCs/>
+                    </w:rPr>
+                    <w:t xml:space="preserve">et al.</w:t>
+                  </w:r>
+                  <w:r>
+                    <w:t xml:space="preserve"> </w:t>
+                  </w:r>
+                  <w:r>
+                    <w:t xml:space="preserve">(2010)</w:t>
                   </w:r>
                 </w:p>
               </w:tc>
@@ -1213,7 +1638,7 @@
         <w:pStyle w:val="FirstParagraph"/>
       </w:pPr>
       <w:r>
-        <w:t xml:space="preserve">We evaluated six network reconstruction approaches spanning this space</w:t>
+        <w:t xml:space="preserve">We evaluated six network reconstruction approaches using the approaches listed in</w:t>
       </w:r>
       <w:r>
         <w:t xml:space="preserve"> </w:t>
@@ -1227,19 +1652,35 @@
         </w:r>
       </w:hyperlink>
       <w:r>
-        <w:t xml:space="preserve">: random and niche models (structural networks); allometric diet breadth (ADBM), allometric trophic network (ATN), and Body-size ratio models (realised networks); and a paleo food web inference model (PFIM; feasibility network). Expanded descriptions of reconstruction approach assumptions, parameterisation, and link-generation rules are provided in Supplementary Material S1. For each community, 100 networks were generated per reconstruction approach per successive community (n = 2400) to capture stochastic variation in link assignment. Where reconstruction approaches required species body mass or trait values, these were sampled within biologically reasonable ranges to preserve relative differences among species. We adopted uniform sampling by default, as alternative distributions (lognormal, truncated lognormal) have negligible impact on topology (Supplementary Material S2; Figure S1). Structural models were parameterized using connectance values drawn from an empirically realistic range (0.07 – 0.34), with species richness held constant. Identical parameter draws were applied across comparable reconstruction approaches within each replicate to ensure comparability. For the Body-size ratio model, we followed the approach of</w:t>
-      </w:r>
-      <w:r>
-        <w:t xml:space="preserve"> </w:t>
-      </w:r>
-      <w:r>
-        <w:t xml:space="preserve">Yeakel et al. (2014)</w:t>
-      </w:r>
-      <w:r>
-        <w:t xml:space="preserve"> </w:t>
-      </w:r>
-      <w:r>
-        <w:t xml:space="preserve">and excluded latent trait terms as opposed fitting the full model, which introduces additional inference and assumptions.</w:t>
+        <w:t xml:space="preserve">: Random and Niche models (structural networks); allometric diet breadth (ADBM), allometric trophic network (ATN), and Body-size ratio models (realised networks); and a paleo food web inference model (PFIM; feasibility network). Expanded descriptions of reconstruction approach assumptions, parameterisation, and link-generation rules are provided in Supplementary Material S1. For each community, 100 networks were generated per reconstruction approach per successive community (n = 2400) to capture stochastic variation in link assignment. Where reconstruction approaches required species body mass or trait values, these were sampled within biologically reasonable ranges to preserve relative differences among species. We adopted uniform sampling by default, as alternative distributions (lognormal, truncated lognormal) have negligible impact on topology (Supplementary Material S2; Figure S1). Structural models were parameterised using connectance values drawn from an empirically realistic range (0.07 – 0.34), with species richness held constant. Identical parameter draws were applied across comparable reconstruction approaches within each replicate to ensure comparability. For the Body-size ratio model, we followed the approach of</w:t>
+      </w:r>
+      <w:r>
+        <w:t xml:space="preserve"> </w:t>
+      </w:r>
+      <w:r>
+        <w:t xml:space="preserve">Yeakel</w:t>
+      </w:r>
+      <w:r>
+        <w:t xml:space="preserve"> </w:t>
+      </w:r>
+      <w:r>
+        <w:rPr>
+          <w:i/>
+          <w:iCs/>
+        </w:rPr>
+        <w:t xml:space="preserve">et al.</w:t>
+      </w:r>
+      <w:r>
+        <w:t xml:space="preserve"> </w:t>
+      </w:r>
+      <w:r>
+        <w:t xml:space="preserve">(2014)</w:t>
+      </w:r>
+      <w:r>
+        <w:t xml:space="preserve"> </w:t>
+      </w:r>
+      <w:r>
+        <w:t xml:space="preserve">and excluded the latent trait terms.</w:t>
       </w:r>
     </w:p>
     <w:bookmarkEnd w:id="13"/>
@@ -1289,13 +1730,29 @@
         <w:t xml:space="preserve"> </w:t>
       </w:r>
       <w:r>
-        <w:t xml:space="preserve">Poisot et al. (2012)</w:t>
-      </w:r>
-      <w:r>
-        <w:t xml:space="preserve"> </w:t>
-      </w:r>
-      <w:r>
-        <w:t xml:space="preserve">among the four of the reconstruction frameworks (ADBM, ATN, body-size ratio, and PFIM). We excluded the purely structural random and niche models as they are inherently species agnostic. For each pair of reconstructed networks, we represented trophic interactions as binary adjacency matrices and calculated their dissimilarity. Specifically we looked at interaction rewiring among shared species (</w:t>
+        <w:t xml:space="preserve">Poisot</w:t>
+      </w:r>
+      <w:r>
+        <w:t xml:space="preserve"> </w:t>
+      </w:r>
+      <w:r>
+        <w:rPr>
+          <w:i/>
+          <w:iCs/>
+        </w:rPr>
+        <w:t xml:space="preserve">et al.</w:t>
+      </w:r>
+      <w:r>
+        <w:t xml:space="preserve"> </w:t>
+      </w:r>
+      <w:r>
+        <w:t xml:space="preserve">(2012)</w:t>
+      </w:r>
+      <w:r>
+        <w:t xml:space="preserve"> </w:t>
+      </w:r>
+      <w:r>
+        <w:t xml:space="preserve">among the four of the reconstruction frameworks (ADBM, ATN, body-size ratio, and PFIM). We excluded the purely structural Random and Niche models as they are inherently species agnostic. For each pair of reconstructed networks, we represented trophic interactions as binary adjacency matrices and calculated their dissimilarity. Specifically we looked at interaction rewiring among shared species (</w:t>
       </w:r>
       <m:oMath>
         <m:sSub>
@@ -1620,7 +2077,23 @@
                     <w:jc w:val="center"/>
                   </w:pPr>
                   <w:r>
-                    <w:t xml:space="preserve">Milo et al. (2002)</w:t>
+                    <w:t xml:space="preserve">Milo</w:t>
+                  </w:r>
+                  <w:r>
+                    <w:t xml:space="preserve"> </w:t>
+                  </w:r>
+                  <w:r>
+                    <w:rPr>
+                      <w:i/>
+                      <w:iCs/>
+                    </w:rPr>
+                    <w:t xml:space="preserve">et al.</w:t>
+                  </w:r>
+                  <w:r>
+                    <w:t xml:space="preserve"> </w:t>
+                  </w:r>
+                  <w:r>
+                    <w:t xml:space="preserve">(2002)</w:t>
                   </w:r>
                   <w:r>
                     <w:t xml:space="preserve">;</w:t>
@@ -1629,7 +2102,23 @@
                     <w:t xml:space="preserve"> </w:t>
                   </w:r>
                   <w:r>
-                    <w:t xml:space="preserve">Stouffer et al. (2007)</w:t>
+                    <w:t xml:space="preserve">Stouffer</w:t>
+                  </w:r>
+                  <w:r>
+                    <w:t xml:space="preserve"> </w:t>
+                  </w:r>
+                  <w:r>
+                    <w:rPr>
+                      <w:i/>
+                      <w:iCs/>
+                    </w:rPr>
+                    <w:t xml:space="preserve">et al.</w:t>
+                  </w:r>
+                  <w:r>
+                    <w:t xml:space="preserve"> </w:t>
+                  </w:r>
+                  <w:r>
+                    <w:t xml:space="preserve">(2007)</w:t>
                   </w:r>
                 </w:p>
               </w:tc>
@@ -1696,7 +2185,23 @@
                     <w:jc w:val="center"/>
                   </w:pPr>
                   <w:r>
-                    <w:t xml:space="preserve">Milo et al. (2002)</w:t>
+                    <w:t xml:space="preserve">Milo</w:t>
+                  </w:r>
+                  <w:r>
+                    <w:t xml:space="preserve"> </w:t>
+                  </w:r>
+                  <w:r>
+                    <w:rPr>
+                      <w:i/>
+                      <w:iCs/>
+                    </w:rPr>
+                    <w:t xml:space="preserve">et al.</w:t>
+                  </w:r>
+                  <w:r>
+                    <w:t xml:space="preserve"> </w:t>
+                  </w:r>
+                  <w:r>
+                    <w:t xml:space="preserve">(2002)</w:t>
                   </w:r>
                   <w:r>
                     <w:t xml:space="preserve">;</w:t>
@@ -1705,7 +2210,23 @@
                     <w:t xml:space="preserve"> </w:t>
                   </w:r>
                   <w:r>
-                    <w:t xml:space="preserve">Stouffer et al. (2007)</w:t>
+                    <w:t xml:space="preserve">Stouffer</w:t>
+                  </w:r>
+                  <w:r>
+                    <w:t xml:space="preserve"> </w:t>
+                  </w:r>
+                  <w:r>
+                    <w:rPr>
+                      <w:i/>
+                      <w:iCs/>
+                    </w:rPr>
+                    <w:t xml:space="preserve">et al.</w:t>
+                  </w:r>
+                  <w:r>
+                    <w:t xml:space="preserve"> </w:t>
+                  </w:r>
+                  <w:r>
+                    <w:t xml:space="preserve">(2007)</w:t>
                   </w:r>
                 </w:p>
               </w:tc>
@@ -1772,7 +2293,23 @@
                     <w:jc w:val="center"/>
                   </w:pPr>
                   <w:r>
-                    <w:t xml:space="preserve">Milo et al. (2002)</w:t>
+                    <w:t xml:space="preserve">Milo</w:t>
+                  </w:r>
+                  <w:r>
+                    <w:t xml:space="preserve"> </w:t>
+                  </w:r>
+                  <w:r>
+                    <w:rPr>
+                      <w:i/>
+                      <w:iCs/>
+                    </w:rPr>
+                    <w:t xml:space="preserve">et al.</w:t>
+                  </w:r>
+                  <w:r>
+                    <w:t xml:space="preserve"> </w:t>
+                  </w:r>
+                  <w:r>
+                    <w:t xml:space="preserve">(2002)</w:t>
                   </w:r>
                   <w:r>
                     <w:t xml:space="preserve">;</w:t>
@@ -1781,7 +2318,23 @@
                     <w:t xml:space="preserve"> </w:t>
                   </w:r>
                   <w:r>
-                    <w:t xml:space="preserve">Stouffer et al. (2007)</w:t>
+                    <w:t xml:space="preserve">Stouffer</w:t>
+                  </w:r>
+                  <w:r>
+                    <w:t xml:space="preserve"> </w:t>
+                  </w:r>
+                  <w:r>
+                    <w:rPr>
+                      <w:i/>
+                      <w:iCs/>
+                    </w:rPr>
+                    <w:t xml:space="preserve">et al.</w:t>
+                  </w:r>
+                  <w:r>
+                    <w:t xml:space="preserve"> </w:t>
+                  </w:r>
+                  <w:r>
+                    <w:t xml:space="preserve">(2007)</w:t>
                   </w:r>
                 </w:p>
               </w:tc>
@@ -1848,7 +2401,23 @@
                     <w:jc w:val="center"/>
                   </w:pPr>
                   <w:r>
-                    <w:t xml:space="preserve">Milo et al. (2002)</w:t>
+                    <w:t xml:space="preserve">Milo</w:t>
+                  </w:r>
+                  <w:r>
+                    <w:t xml:space="preserve"> </w:t>
+                  </w:r>
+                  <w:r>
+                    <w:rPr>
+                      <w:i/>
+                      <w:iCs/>
+                    </w:rPr>
+                    <w:t xml:space="preserve">et al.</w:t>
+                  </w:r>
+                  <w:r>
+                    <w:t xml:space="preserve"> </w:t>
+                  </w:r>
+                  <w:r>
+                    <w:t xml:space="preserve">(2002)</w:t>
                   </w:r>
                   <w:r>
                     <w:t xml:space="preserve">;</w:t>
@@ -1857,7 +2426,23 @@
                     <w:t xml:space="preserve"> </w:t>
                   </w:r>
                   <w:r>
-                    <w:t xml:space="preserve">Stouffer et al. (2007)</w:t>
+                    <w:t xml:space="preserve">Stouffer</w:t>
+                  </w:r>
+                  <w:r>
+                    <w:t xml:space="preserve"> </w:t>
+                  </w:r>
+                  <w:r>
+                    <w:rPr>
+                      <w:i/>
+                      <w:iCs/>
+                    </w:rPr>
+                    <w:t xml:space="preserve">et al.</w:t>
+                  </w:r>
+                  <w:r>
+                    <w:t xml:space="preserve"> </w:t>
+                  </w:r>
+                  <w:r>
+                    <w:t xml:space="preserve">(2007)</w:t>
                   </w:r>
                 </w:p>
               </w:tc>
@@ -2023,7 +2608,23 @@
         <w:t xml:space="preserve"> </w:t>
       </w:r>
       <w:r>
-        <w:t xml:space="preserve">Dunhill et al. (2024)</w:t>
+        <w:t xml:space="preserve">Dunhill</w:t>
+      </w:r>
+      <w:r>
+        <w:t xml:space="preserve"> </w:t>
+      </w:r>
+      <w:r>
+        <w:rPr>
+          <w:i/>
+          <w:iCs/>
+        </w:rPr>
+        <w:t xml:space="preserve">et al.</w:t>
+      </w:r>
+      <w:r>
+        <w:t xml:space="preserve"> </w:t>
+      </w:r>
+      <w:r>
+        <w:t xml:space="preserve">(2024)</w:t>
       </w:r>
       <w:r>
         <w:t xml:space="preserve">, we simulated species loss from Pre-extinction networks under trait-based, network-position–based, and random removal scenarios. Species were deleted sequentially, with cascading secondary extinctions allowed to propagate. Simulated post-extinction states were compared to observed (</w:t>
@@ -2088,7 +2689,20 @@
         <w:t xml:space="preserve"> </w:t>
       </w:r>
       <w:r>
-        <w:t xml:space="preserve">(Bezanson et al., 2017)</w:t>
+        <w:t xml:space="preserve">(Bezanson</w:t>
+      </w:r>
+      <w:r>
+        <w:t xml:space="preserve"> </w:t>
+      </w:r>
+      <w:r>
+        <w:rPr>
+          <w:i/>
+          <w:iCs/>
+        </w:rPr>
+        <w:t xml:space="preserve">et al.</w:t>
+      </w:r>
+      <w:r>
+        <w:t xml:space="preserve">, 2017)</w:t>
       </w:r>
       <w:r>
         <w:t xml:space="preserve">. All statistical analyses, model fitting (MANOVA, PERMANOVA, GAMs), and figure production were performed in R v4.5.2</w:t>
@@ -2602,7 +3216,7 @@
             <w:r>
               <w:drawing>
                 <wp:inline>
-                  <wp:extent cx="5334000" cy="7902222"/>
+                  <wp:extent cx="5334000" cy="8107680"/>
                   <wp:effectExtent b="0" l="0" r="0" t="0"/>
                   <wp:docPr descr="" title="" id="26" name="Picture"/>
                   <a:graphic>
@@ -2623,7 +3237,7 @@
                         <pic:spPr bwMode="auto">
                           <a:xfrm>
                             <a:off x="0" y="0"/>
-                            <a:ext cx="5334000" cy="7902222"/>
+                            <a:ext cx="5334000" cy="8107680"/>
                           </a:xfrm>
                           <a:prstGeom prst="rect">
                             <a:avLst/>
@@ -3125,7 +3739,33 @@
         <w:t xml:space="preserve"> </w:t>
       </w:r>
       <w:r>
-        <w:t xml:space="preserve">(Gauzens et al., 2025; Guimarães, 2020; Pichler &amp; Hartig, 2023; Strydom et al., 2021; Strydom et al., 2026)</w:t>
+        <w:t xml:space="preserve">(Gauzens</w:t>
+      </w:r>
+      <w:r>
+        <w:t xml:space="preserve"> </w:t>
+      </w:r>
+      <w:r>
+        <w:rPr>
+          <w:i/>
+          <w:iCs/>
+        </w:rPr>
+        <w:t xml:space="preserve">et al.</w:t>
+      </w:r>
+      <w:r>
+        <w:t xml:space="preserve">, 2025; Strydom</w:t>
+      </w:r>
+      <w:r>
+        <w:t xml:space="preserve"> </w:t>
+      </w:r>
+      <w:r>
+        <w:rPr>
+          <w:i/>
+          <w:iCs/>
+        </w:rPr>
+        <w:t xml:space="preserve">et al.</w:t>
+      </w:r>
+      <w:r>
+        <w:t xml:space="preserve">, 2026)</w:t>
       </w:r>
       <w:r>
         <w:t xml:space="preserve">.</w:t>
@@ -3150,7 +3790,33 @@
         <w:t xml:space="preserve"> </w:t>
       </w:r>
       <w:r>
-        <w:t xml:space="preserve">(Allesina &amp; Tang, 2012; Dunne et al., 2002; Michalska-Smith &amp; Allesina, 2019; Poisot &amp; Gravel, 2014; Solé &amp; Montoya, 2001)</w:t>
+        <w:t xml:space="preserve">(Dunne</w:t>
+      </w:r>
+      <w:r>
+        <w:t xml:space="preserve"> </w:t>
+      </w:r>
+      <w:r>
+        <w:rPr>
+          <w:i/>
+          <w:iCs/>
+        </w:rPr>
+        <w:t xml:space="preserve">et al.</w:t>
+      </w:r>
+      <w:r>
+        <w:t xml:space="preserve">, 2002; Curtsdotter</w:t>
+      </w:r>
+      <w:r>
+        <w:t xml:space="preserve"> </w:t>
+      </w:r>
+      <w:r>
+        <w:rPr>
+          <w:i/>
+          <w:iCs/>
+        </w:rPr>
+        <w:t xml:space="preserve">et al.</w:t>
+      </w:r>
+      <w:r>
+        <w:t xml:space="preserve">, 2011; Allesina &amp; Tang, 2012; Poisot &amp; Gravel, 2014; Michalska-Smith &amp; Allesina, 2019)</w:t>
       </w:r>
       <w:r>
         <w:t xml:space="preserve">. When networks reconstructed under different classes are compared across spatial gradients, disturbance regimes, or evolutionary transitions, part of the observed variation may derive from reconstruction choice rather than ecological process. Without explicit standardisation or sensitivity analysis, methodological heterogeneity can be mistaken for biological signal. Food web ecology has devoted substantial effort to understanding how topology shapes dynamics; comparatively less attention has been paid to how reconstruction method shapes topology. Our findings indicate that these two questions cannot be separated.</w:t>
@@ -3185,7 +3851,23 @@
         <w:t xml:space="preserve"> </w:t>
       </w:r>
       <w:r>
-        <w:t xml:space="preserve">Dunhill et al. (2024)</w:t>
+        <w:t xml:space="preserve">Dunhill</w:t>
+      </w:r>
+      <w:r>
+        <w:t xml:space="preserve"> </w:t>
+      </w:r>
+      <w:r>
+        <w:rPr>
+          <w:i/>
+          <w:iCs/>
+        </w:rPr>
+        <w:t xml:space="preserve">et al.</w:t>
+      </w:r>
+      <w:r>
+        <w:t xml:space="preserve"> </w:t>
+      </w:r>
+      <w:r>
+        <w:t xml:space="preserve">(2024)</w:t>
       </w:r>
       <w:r>
         <w:t xml:space="preserve"> </w:t>
@@ -3197,7 +3879,33 @@
         <w:t xml:space="preserve"> </w:t>
       </w:r>
       <w:r>
-        <w:t xml:space="preserve">(Allesina &amp; Tang, 2012; Curtsdotter et al., 2011; Dunne et al., 2002)</w:t>
+        <w:t xml:space="preserve">(Dunne</w:t>
+      </w:r>
+      <w:r>
+        <w:t xml:space="preserve"> </w:t>
+      </w:r>
+      <w:r>
+        <w:rPr>
+          <w:i/>
+          <w:iCs/>
+        </w:rPr>
+        <w:t xml:space="preserve">et al.</w:t>
+      </w:r>
+      <w:r>
+        <w:t xml:space="preserve">, 2002; Curtsdotter</w:t>
+      </w:r>
+      <w:r>
+        <w:t xml:space="preserve"> </w:t>
+      </w:r>
+      <w:r>
+        <w:rPr>
+          <w:i/>
+          <w:iCs/>
+        </w:rPr>
+        <w:t xml:space="preserve">et al.</w:t>
+      </w:r>
+      <w:r>
+        <w:t xml:space="preserve">, 2011; Allesina &amp; Tang, 2012)</w:t>
       </w:r>
       <w:r>
         <w:t xml:space="preserve">. The apparent determinism of extinction cascades may therefore partly reflect reconstruction-imposed structure rather than ecological inevitability.</w:t>
@@ -3222,7 +3930,20 @@
         <w:t xml:space="preserve"> </w:t>
       </w:r>
       <w:r>
-        <w:t xml:space="preserve">(Petchey et al., 2011; Stouffer, 2019)</w:t>
+        <w:t xml:space="preserve">(Petchey</w:t>
+      </w:r>
+      <w:r>
+        <w:t xml:space="preserve"> </w:t>
+      </w:r>
+      <w:r>
+        <w:rPr>
+          <w:i/>
+          <w:iCs/>
+        </w:rPr>
+        <w:t xml:space="preserve">et al.</w:t>
+      </w:r>
+      <w:r>
+        <w:t xml:space="preserve">, 2011; Stouffer, 2019)</w:t>
       </w:r>
       <w:r>
         <w:t xml:space="preserve">. Disagreement among reconstruction approaches does not imply that any single approach is</w:t>
@@ -3266,7 +3987,33 @@
         <w:t xml:space="preserve"> </w:t>
       </w:r>
       <w:r>
-        <w:t xml:space="preserve">(Gilman et al., 2010; Tylianakis et al., 2008)</w:t>
+        <w:t xml:space="preserve">(Tylianakis</w:t>
+      </w:r>
+      <w:r>
+        <w:t xml:space="preserve"> </w:t>
+      </w:r>
+      <w:r>
+        <w:rPr>
+          <w:i/>
+          <w:iCs/>
+        </w:rPr>
+        <w:t xml:space="preserve">et al.</w:t>
+      </w:r>
+      <w:r>
+        <w:t xml:space="preserve">, 2008; Gilman</w:t>
+      </w:r>
+      <w:r>
+        <w:t xml:space="preserve"> </w:t>
+      </w:r>
+      <w:r>
+        <w:rPr>
+          <w:i/>
+          <w:iCs/>
+        </w:rPr>
+        <w:t xml:space="preserve">et al.</w:t>
+      </w:r>
+      <w:r>
+        <w:t xml:space="preserve">, 2010)</w:t>
       </w:r>
       <w:r>
         <w:t xml:space="preserve">. In global change ecology, networks are used to project vulnerability under warming, quantify rewiring of interactions, and assess stability under species loss</w:t>
@@ -3288,10 +4035,47 @@
         <w:t xml:space="preserve"> </w:t>
       </w:r>
       <w:r>
-        <w:t xml:space="preserve">Hao et al., 2025; Marjakangas et al., 2025)</w:t>
-      </w:r>
-      <w:r>
-        <w:t xml:space="preserve">. These studies frequently interpret variation in connectance, trophic height, interaction β-diversity, or robustness as indicators of ecological differentiation among regions or time intervals</w:t>
+        <w:t xml:space="preserve">Hao</w:t>
+      </w:r>
+      <w:r>
+        <w:t xml:space="preserve"> </w:t>
+      </w:r>
+      <w:r>
+        <w:rPr>
+          <w:i/>
+          <w:iCs/>
+        </w:rPr>
+        <w:t xml:space="preserve">et al.</w:t>
+      </w:r>
+      <w:r>
+        <w:t xml:space="preserve">, 2025; Marjakangas</w:t>
+      </w:r>
+      <w:r>
+        <w:t xml:space="preserve"> </w:t>
+      </w:r>
+      <w:r>
+        <w:rPr>
+          <w:i/>
+          <w:iCs/>
+        </w:rPr>
+        <w:t xml:space="preserve">et al.</w:t>
+      </w:r>
+      <w:r>
+        <w:t xml:space="preserve">, 2025)</w:t>
+      </w:r>
+      <w:r>
+        <w:t xml:space="preserve">. These studies frequently interpret variation in connectance, trophic height, interaction</w:t>
+      </w:r>
+      <w:r>
+        <w:t xml:space="preserve"> </w:t>
+      </w:r>
+      <m:oMath>
+        <m:r>
+          <m:t>β</m:t>
+        </m:r>
+      </m:oMath>
+      <w:r>
+        <w:t xml:space="preserve">-diversity, or robustness as indicators of ecological differentiation among regions or time intervals</w:t>
       </w:r>
       <w:r>
         <w:t xml:space="preserve"> </w:t>
@@ -3310,7 +4094,20 @@
         <w:t xml:space="preserve"> </w:t>
       </w:r>
       <w:r>
-        <w:t xml:space="preserve">Pellissier et al., 2018; Trøjelsgaard &amp; Olesen, 2016)</w:t>
+        <w:t xml:space="preserve">Pellissier</w:t>
+      </w:r>
+      <w:r>
+        <w:t xml:space="preserve"> </w:t>
+      </w:r>
+      <w:r>
+        <w:rPr>
+          <w:i/>
+          <w:iCs/>
+        </w:rPr>
+        <w:t xml:space="preserve">et al.</w:t>
+      </w:r>
+      <w:r>
+        <w:t xml:space="preserve">, 2018; Trøjelsgaard &amp; Olesen, 2016)</w:t>
       </w:r>
       <w:r>
         <w:t xml:space="preserve">. Our results show that such differences can systematically alter inferred topology and disturbance dynamics even when species composition is held constant. This suggests that apparent differences in network structure across spatial or climate gradients may reflect variation in reconstruction as much as ecological process.</w:t>
@@ -3334,7 +4131,23 @@
         <w:t xml:space="preserve"> </w:t>
       </w:r>
       <w:r>
-        <w:t xml:space="preserve">Dunhill et al. (2024)</w:t>
+        <w:t xml:space="preserve">Dunhill</w:t>
+      </w:r>
+      <w:r>
+        <w:t xml:space="preserve"> </w:t>
+      </w:r>
+      <w:r>
+        <w:rPr>
+          <w:i/>
+          <w:iCs/>
+        </w:rPr>
+        <w:t xml:space="preserve">et al.</w:t>
+      </w:r>
+      <w:r>
+        <w:t xml:space="preserve"> </w:t>
+      </w:r>
+      <w:r>
+        <w:t xml:space="preserve">(2024)</w:t>
       </w:r>
       <w:r>
         <w:t xml:space="preserve">;</w:t>
@@ -3343,7 +4156,23 @@
         <w:t xml:space="preserve"> </w:t>
       </w:r>
       <w:r>
-        <w:t xml:space="preserve">Karapunar et al. (2026)</w:t>
+        <w:t xml:space="preserve">Karapunar</w:t>
+      </w:r>
+      <w:r>
+        <w:t xml:space="preserve"> </w:t>
+      </w:r>
+      <w:r>
+        <w:rPr>
+          <w:i/>
+          <w:iCs/>
+        </w:rPr>
+        <w:t xml:space="preserve">et al.</w:t>
+      </w:r>
+      <w:r>
+        <w:t xml:space="preserve"> </w:t>
+      </w:r>
+      <w:r>
+        <w:t xml:space="preserve">(2026)</w:t>
       </w:r>
       <w:r>
         <w:t xml:space="preserve">;</w:t>
@@ -3352,7 +4181,23 @@
         <w:t xml:space="preserve"> </w:t>
       </w:r>
       <w:r>
-        <w:t xml:space="preserve">Smith et al. (2025)</w:t>
+        <w:t xml:space="preserve">Smith</w:t>
+      </w:r>
+      <w:r>
+        <w:t xml:space="preserve"> </w:t>
+      </w:r>
+      <w:r>
+        <w:rPr>
+          <w:i/>
+          <w:iCs/>
+        </w:rPr>
+        <w:t xml:space="preserve">et al.</w:t>
+      </w:r>
+      <w:r>
+        <w:t xml:space="preserve"> </w:t>
+      </w:r>
+      <w:r>
+        <w:t xml:space="preserve">(2025)</w:t>
       </w:r>
       <w:r>
         <w:t xml:space="preserve">). Fossil networks therefore represent natural experiments for evaluating resilience, trophic reorganisation, and recovery following extreme environmental change. Studies of palaeo food webs have demonstrated how network structure mediates extinction cascades and post-disturbance reassembly</w:t>
@@ -3361,7 +4206,20 @@
         <w:t xml:space="preserve"> </w:t>
       </w:r>
       <w:r>
-        <w:t xml:space="preserve">(Dunne et al., 2008; Roopnarine, 2006)</w:t>
+        <w:t xml:space="preserve">(Roopnarine, 2006; Dunne</w:t>
+      </w:r>
+      <w:r>
+        <w:t xml:space="preserve"> </w:t>
+      </w:r>
+      <w:r>
+        <w:rPr>
+          <w:i/>
+          <w:iCs/>
+        </w:rPr>
+        <w:t xml:space="preserve">et al.</w:t>
+      </w:r>
+      <w:r>
+        <w:t xml:space="preserve">, 2008)</w:t>
       </w:r>
       <w:r>
         <w:t xml:space="preserve">, providing empirical constraints on long-term ecological stability.</w:t>
@@ -3417,7 +4275,20 @@
         <w:t xml:space="preserve"> </w:t>
       </w:r>
       <w:r>
-        <w:t xml:space="preserve">(Petchey et al., 2011)</w:t>
+        <w:t xml:space="preserve">(Petchey</w:t>
+      </w:r>
+      <w:r>
+        <w:t xml:space="preserve"> </w:t>
+      </w:r>
+      <w:r>
+        <w:rPr>
+          <w:i/>
+          <w:iCs/>
+        </w:rPr>
+        <w:t xml:space="preserve">et al.</w:t>
+      </w:r>
+      <w:r>
+        <w:t xml:space="preserve">, 2011)</w:t>
       </w:r>
       <w:r>
         <w:t xml:space="preserve">. Food web reconstruction is therefore theory-laden. Making this explicit shifts reconstruction from a preparatory step to a central component of ecological modelling.</w:t>
@@ -3434,7 +4305,33 @@
         <w:t xml:space="preserve"> </w:t>
       </w:r>
       <w:r>
-        <w:t xml:space="preserve">(Banville et al., 2025; Baskerville et al., 2011; Elmasri et al., 2020; Perez-Lamarque et al., 2026; Poisot et al., 2016)</w:t>
+        <w:t xml:space="preserve">(Poisot</w:t>
+      </w:r>
+      <w:r>
+        <w:t xml:space="preserve"> </w:t>
+      </w:r>
+      <w:r>
+        <w:rPr>
+          <w:i/>
+          <w:iCs/>
+        </w:rPr>
+        <w:t xml:space="preserve">et al.</w:t>
+      </w:r>
+      <w:r>
+        <w:t xml:space="preserve">, 2016; Banville</w:t>
+      </w:r>
+      <w:r>
+        <w:t xml:space="preserve"> </w:t>
+      </w:r>
+      <w:r>
+        <w:rPr>
+          <w:i/>
+          <w:iCs/>
+        </w:rPr>
+        <w:t xml:space="preserve">et al.</w:t>
+      </w:r>
+      <w:r>
+        <w:t xml:space="preserve">, 2025)</w:t>
       </w:r>
       <w:r>
         <w:t xml:space="preserve">.</w:t>
@@ -3476,7 +4373,7 @@
       </w:r>
     </w:p>
     <w:bookmarkEnd w:id="47"/>
-    <w:bookmarkStart w:id="168" w:name="references"/>
+    <w:bookmarkStart w:id="154" w:name="references"/>
     <w:p>
       <w:pPr>
         <w:pStyle w:val="Heading1"/>
@@ -3485,40 +4382,14 @@
         <w:t xml:space="preserve">References</w:t>
       </w:r>
     </w:p>
-    <w:bookmarkStart w:id="167" w:name="refs"/>
+    <w:bookmarkStart w:id="153" w:name="refs"/>
     <w:bookmarkStart w:id="49" w:name="ref-allesina2012"/>
     <w:p>
       <w:pPr>
         <w:pStyle w:val="Bibliography"/>
       </w:pPr>
       <w:r>
-        <w:t xml:space="preserve">Allesina, S., &amp; Tang, S. (2012). Stability criteria for complex ecosystems.</w:t>
-      </w:r>
-      <w:r>
-        <w:t xml:space="preserve"> </w:t>
-      </w:r>
-      <w:r>
-        <w:rPr>
-          <w:i/>
-          <w:iCs/>
-        </w:rPr>
-        <w:t xml:space="preserve">Nature</w:t>
-      </w:r>
-      <w:r>
-        <w:t xml:space="preserve">,</w:t>
-      </w:r>
-      <w:r>
-        <w:t xml:space="preserve"> </w:t>
-      </w:r>
-      <w:r>
-        <w:rPr>
-          <w:i/>
-          <w:iCs/>
-        </w:rPr>
-        <w:t xml:space="preserve">483</w:t>
-      </w:r>
-      <w:r>
-        <w:t xml:space="preserve">(7388), 205–208.</w:t>
+        <w:t xml:space="preserve">Allesina, S. &amp; Tang, S. (2012)</w:t>
       </w:r>
       <w:r>
         <w:t xml:space="preserve"> </w:t>
@@ -3528,9 +4399,38 @@
           <w:rPr>
             <w:rStyle w:val="Hyperlink"/>
           </w:rPr>
-          <w:t xml:space="preserve">https://doi.org/10.1038/nature10832</w:t>
+          <w:t xml:space="preserve">Stability criteria for complex ecosystems</w:t>
         </w:r>
       </w:hyperlink>
+      <w:r>
+        <w:t xml:space="preserve">.</w:t>
+      </w:r>
+      <w:r>
+        <w:t xml:space="preserve"> </w:t>
+      </w:r>
+      <w:r>
+        <w:rPr>
+          <w:i/>
+          <w:iCs/>
+        </w:rPr>
+        <w:t xml:space="preserve">Nature</w:t>
+      </w:r>
+      <w:r>
+        <w:t xml:space="preserve">,</w:t>
+      </w:r>
+      <w:r>
+        <w:t xml:space="preserve"> </w:t>
+      </w:r>
+      <w:r>
+        <w:rPr>
+          <w:b/>
+          <w:bCs/>
+        </w:rPr>
+        <w:t xml:space="preserve">483</w:t>
+      </w:r>
+      <w:r>
+        <w:t xml:space="preserve">, 205–208.</w:t>
+      </w:r>
     </w:p>
     <w:bookmarkEnd w:id="49"/>
     <w:bookmarkStart w:id="51" w:name="ref-bambach2007"/>
@@ -3539,33 +4439,7 @@
         <w:pStyle w:val="Bibliography"/>
       </w:pPr>
       <w:r>
-        <w:t xml:space="preserve">Bambach, R. K., Bush, A. M., &amp; Erwin, D. H. (2007). Autecology and the filling of ecospace: Key metazoan radiations.</w:t>
-      </w:r>
-      <w:r>
-        <w:t xml:space="preserve"> </w:t>
-      </w:r>
-      <w:r>
-        <w:rPr>
-          <w:i/>
-          <w:iCs/>
-        </w:rPr>
-        <w:t xml:space="preserve">Palaeontology</w:t>
-      </w:r>
-      <w:r>
-        <w:t xml:space="preserve">,</w:t>
-      </w:r>
-      <w:r>
-        <w:t xml:space="preserve"> </w:t>
-      </w:r>
-      <w:r>
-        <w:rPr>
-          <w:i/>
-          <w:iCs/>
-        </w:rPr>
-        <w:t xml:space="preserve">50</w:t>
-      </w:r>
-      <w:r>
-        <w:t xml:space="preserve">(1), 1–22.</w:t>
+        <w:t xml:space="preserve">Bambach, R.K., Bush, A.M. &amp; Erwin, D.H. (2007)</w:t>
       </w:r>
       <w:r>
         <w:t xml:space="preserve"> </w:t>
@@ -3575,9 +4449,38 @@
           <w:rPr>
             <w:rStyle w:val="Hyperlink"/>
           </w:rPr>
-          <w:t xml:space="preserve">https://doi.org/10.1111/j.1475-4983.2006.00611.x</w:t>
+          <w:t xml:space="preserve">Autecology and the filling of ecospace: Key metazoan radiations</w:t>
         </w:r>
       </w:hyperlink>
+      <w:r>
+        <w:t xml:space="preserve">.</w:t>
+      </w:r>
+      <w:r>
+        <w:t xml:space="preserve"> </w:t>
+      </w:r>
+      <w:r>
+        <w:rPr>
+          <w:i/>
+          <w:iCs/>
+        </w:rPr>
+        <w:t xml:space="preserve">Palaeontology</w:t>
+      </w:r>
+      <w:r>
+        <w:t xml:space="preserve">,</w:t>
+      </w:r>
+      <w:r>
+        <w:t xml:space="preserve"> </w:t>
+      </w:r>
+      <w:r>
+        <w:rPr>
+          <w:b/>
+          <w:bCs/>
+        </w:rPr>
+        <w:t xml:space="preserve">50</w:t>
+      </w:r>
+      <w:r>
+        <w:t xml:space="preserve">, 1–22.</w:t>
+      </w:r>
     </w:p>
     <w:bookmarkEnd w:id="51"/>
     <w:bookmarkStart w:id="53" w:name="ref-banville2025"/>
@@ -3586,33 +4489,7 @@
         <w:pStyle w:val="Bibliography"/>
       </w:pPr>
       <w:r>
-        <w:t xml:space="preserve">Banville, F., Strydom, T., Blyth, P. S. A., Brimacombe, C., Catchen, M. D., Dansereau, G., Higino, G., Malpas, T., Mayall, H., Norman, K., Gravel, D., &amp; Poisot, T. (2025). Deciphering probabilistic species interaction networks.</w:t>
-      </w:r>
-      <w:r>
-        <w:t xml:space="preserve"> </w:t>
-      </w:r>
-      <w:r>
-        <w:rPr>
-          <w:i/>
-          <w:iCs/>
-        </w:rPr>
-        <w:t xml:space="preserve">Ecology Letters</w:t>
-      </w:r>
-      <w:r>
-        <w:t xml:space="preserve">,</w:t>
-      </w:r>
-      <w:r>
-        <w:t xml:space="preserve"> </w:t>
-      </w:r>
-      <w:r>
-        <w:rPr>
-          <w:i/>
-          <w:iCs/>
-        </w:rPr>
-        <w:t xml:space="preserve">28</w:t>
-      </w:r>
-      <w:r>
-        <w:t xml:space="preserve">(6), e70161.</w:t>
+        <w:t xml:space="preserve">Banville, F., Strydom, T., Blyth, P.S.A., Brimacombe, C., Catchen, M.D., Dansereau, G., Higino, G., Malpas, T., Mayall, H., Norman, K., Gravel, D. &amp; Poisot, T. (2025)</w:t>
       </w:r>
       <w:r>
         <w:t xml:space="preserve"> </w:t>
@@ -3622,44 +4499,47 @@
           <w:rPr>
             <w:rStyle w:val="Hyperlink"/>
           </w:rPr>
-          <w:t xml:space="preserve">https://doi.org/10.1111/ele.70161</w:t>
+          <w:t xml:space="preserve">Deciphering probabilistic species interaction networks</w:t>
         </w:r>
       </w:hyperlink>
+      <w:r>
+        <w:t xml:space="preserve">.</w:t>
+      </w:r>
+      <w:r>
+        <w:t xml:space="preserve"> </w:t>
+      </w:r>
+      <w:r>
+        <w:rPr>
+          <w:i/>
+          <w:iCs/>
+        </w:rPr>
+        <w:t xml:space="preserve">Ecology Letters</w:t>
+      </w:r>
+      <w:r>
+        <w:t xml:space="preserve">,</w:t>
+      </w:r>
+      <w:r>
+        <w:t xml:space="preserve"> </w:t>
+      </w:r>
+      <w:r>
+        <w:rPr>
+          <w:b/>
+          <w:bCs/>
+        </w:rPr>
+        <w:t xml:space="preserve">28</w:t>
+      </w:r>
+      <w:r>
+        <w:t xml:space="preserve">, e70161.</w:t>
+      </w:r>
     </w:p>
     <w:bookmarkEnd w:id="53"/>
-    <w:bookmarkStart w:id="55" w:name="ref-baskerville2011"/>
+    <w:bookmarkStart w:id="55" w:name="ref-Bezanson2017Julia"/>
     <w:p>
       <w:pPr>
         <w:pStyle w:val="Bibliography"/>
       </w:pPr>
       <w:r>
-        <w:t xml:space="preserve">Baskerville, E. B., Dobson, A. P., Bedford, T., Allesina, S., Anderson, T. M., &amp; Pascual, M. (2011). Spatial guilds in the serengeti food web revealed by a bayesian group model.</w:t>
-      </w:r>
-      <w:r>
-        <w:t xml:space="preserve"> </w:t>
-      </w:r>
-      <w:r>
-        <w:rPr>
-          <w:i/>
-          <w:iCs/>
-        </w:rPr>
-        <w:t xml:space="preserve">PLOS Computational Biology</w:t>
-      </w:r>
-      <w:r>
-        <w:t xml:space="preserve">,</w:t>
-      </w:r>
-      <w:r>
-        <w:t xml:space="preserve"> </w:t>
-      </w:r>
-      <w:r>
-        <w:rPr>
-          <w:i/>
-          <w:iCs/>
-        </w:rPr>
-        <w:t xml:space="preserve">7</w:t>
-      </w:r>
-      <w:r>
-        <w:t xml:space="preserve">(12), e1002321.</w:t>
+        <w:t xml:space="preserve">Bezanson, J., Edelman, A., Karpinski, S. &amp; Shah, V.B. (2017)</w:t>
       </w:r>
       <w:r>
         <w:t xml:space="preserve"> </w:t>
@@ -3669,44 +4549,47 @@
           <w:rPr>
             <w:rStyle w:val="Hyperlink"/>
           </w:rPr>
-          <w:t xml:space="preserve">https://doi.org/10.1371/journal.pcbi.1002321</w:t>
+          <w:t xml:space="preserve">Julia: A fresh approach to numerical computing</w:t>
         </w:r>
       </w:hyperlink>
+      <w:r>
+        <w:t xml:space="preserve">.</w:t>
+      </w:r>
+      <w:r>
+        <w:t xml:space="preserve"> </w:t>
+      </w:r>
+      <w:r>
+        <w:rPr>
+          <w:i/>
+          <w:iCs/>
+        </w:rPr>
+        <w:t xml:space="preserve">SIAM Review</w:t>
+      </w:r>
+      <w:r>
+        <w:t xml:space="preserve">,</w:t>
+      </w:r>
+      <w:r>
+        <w:t xml:space="preserve"> </w:t>
+      </w:r>
+      <w:r>
+        <w:rPr>
+          <w:b/>
+          <w:bCs/>
+        </w:rPr>
+        <w:t xml:space="preserve">59</w:t>
+      </w:r>
+      <w:r>
+        <w:t xml:space="preserve">, 65–98.</w:t>
+      </w:r>
     </w:p>
     <w:bookmarkEnd w:id="55"/>
-    <w:bookmarkStart w:id="57" w:name="ref-Bezanson2017Julia"/>
+    <w:bookmarkStart w:id="57" w:name="ref-brose2006"/>
     <w:p>
       <w:pPr>
         <w:pStyle w:val="Bibliography"/>
       </w:pPr>
       <w:r>
-        <w:t xml:space="preserve">Bezanson, J., Edelman, A., Karpinski, S., &amp; Shah, V. B. (2017). Julia: A fresh approach to numerical computing.</w:t>
-      </w:r>
-      <w:r>
-        <w:t xml:space="preserve"> </w:t>
-      </w:r>
-      <w:r>
-        <w:rPr>
-          <w:i/>
-          <w:iCs/>
-        </w:rPr>
-        <w:t xml:space="preserve">SIAM Review</w:t>
-      </w:r>
-      <w:r>
-        <w:t xml:space="preserve">,</w:t>
-      </w:r>
-      <w:r>
-        <w:t xml:space="preserve"> </w:t>
-      </w:r>
-      <w:r>
-        <w:rPr>
-          <w:i/>
-          <w:iCs/>
-        </w:rPr>
-        <w:t xml:space="preserve">59</w:t>
-      </w:r>
-      <w:r>
-        <w:t xml:space="preserve">(1), 65–98.</w:t>
+        <w:t xml:space="preserve">Brose, U., Jonsson, T., Berlow, E.L., Warren, P., Banasek-Richter, C., Bersier, L.-F., Blanchard, J.L., Brey, T., Carpenter, S.R., Blandenier, M.-F.C., Cushing, L., Dawah, H.A., Dell, T., Edwards, F., Harper-Smith, S., Jacob, U., Ledger, M.E., Martinez, N.D., Memmott, J., Mintenbeck, K., Pinnegar, J.K., Rall, B.C., Rayner, T.S., Reuman, D.C., Ruess, L., Ulrich, W., Williams, R.J., Woodward, G. &amp; Cohen, J.E. (2006)</w:t>
       </w:r>
       <w:r>
         <w:t xml:space="preserve"> </w:t>
@@ -3716,91 +4599,103 @@
           <w:rPr>
             <w:rStyle w:val="Hyperlink"/>
           </w:rPr>
-          <w:t xml:space="preserve">https://doi.org/10.1137/141000671</w:t>
+          <w:t xml:space="preserve">Consumer</w:t>
+        </w:r>
+        <w:r>
+          <w:rPr>
+            <w:rStyle w:val="Hyperlink"/>
+          </w:rPr>
+          <w:t xml:space="preserve">resource body-size relationships in natural food webs</w:t>
         </w:r>
       </w:hyperlink>
+      <w:r>
+        <w:t xml:space="preserve">.</w:t>
+      </w:r>
+      <w:r>
+        <w:t xml:space="preserve"> </w:t>
+      </w:r>
+      <w:r>
+        <w:rPr>
+          <w:i/>
+          <w:iCs/>
+        </w:rPr>
+        <w:t xml:space="preserve">Ecology</w:t>
+      </w:r>
+      <w:r>
+        <w:t xml:space="preserve">,</w:t>
+      </w:r>
+      <w:r>
+        <w:t xml:space="preserve"> </w:t>
+      </w:r>
+      <w:r>
+        <w:rPr>
+          <w:b/>
+          <w:bCs/>
+        </w:rPr>
+        <w:t xml:space="preserve">87</w:t>
+      </w:r>
+      <w:r>
+        <w:t xml:space="preserve">, 2411–2417.</w:t>
+      </w:r>
     </w:p>
     <w:bookmarkEnd w:id="57"/>
-    <w:bookmarkStart w:id="59" w:name="ref-brose2006"/>
+    <w:bookmarkStart w:id="59" w:name="ref-curtsdotter2011"/>
     <w:p>
       <w:pPr>
         <w:pStyle w:val="Bibliography"/>
       </w:pPr>
       <w:r>
-        <w:t xml:space="preserve">Brose, U., Jonsson, T., Berlow, E. L., Warren, P., Banasek-Richter, C., Bersier, L.-F., Blanchard, J. L., Brey, T., Carpenter, S. R., Blandenier, M.-F. C., Cushing, L., Dawah, H. A., Dell, T., Edwards, F., Harper-Smith, S., Jacob, U., Ledger, M. E., Martinez, N. D., Memmott, J., … Cohen, J. E. (2006). Consumer</w:t>
-      </w:r>
-      <w:r>
-        <w:t xml:space="preserve">resource body-size relationships in natural food webs.</w:t>
-      </w:r>
-      <w:r>
-        <w:t xml:space="preserve"> </w:t>
-      </w:r>
-      <w:r>
-        <w:rPr>
-          <w:i/>
-          <w:iCs/>
-        </w:rPr>
-        <w:t xml:space="preserve">Ecology</w:t>
-      </w:r>
-      <w:r>
-        <w:t xml:space="preserve">,</w:t>
-      </w:r>
-      <w:r>
-        <w:t xml:space="preserve"> </w:t>
-      </w:r>
-      <w:r>
-        <w:rPr>
-          <w:i/>
-          <w:iCs/>
-        </w:rPr>
-        <w:t xml:space="preserve">87</w:t>
-      </w:r>
-      <w:r>
-        <w:t xml:space="preserve">(10), 2411–2417. https://doi.org/</w:t>
+        <w:t xml:space="preserve">Curtsdotter, A., Binzer, A., Brose, U., De Castro, F., Ebenman, B., Eklöf, A., Riede, J.O., Thierry, A. &amp; Rall, B.C. (2011)</w:t>
+      </w:r>
+      <w:r>
+        <w:t xml:space="preserve"> </w:t>
       </w:r>
       <w:hyperlink r:id="rId58">
         <w:r>
           <w:rPr>
             <w:rStyle w:val="Hyperlink"/>
           </w:rPr>
-          <w:t xml:space="preserve">https://doi.org/10.1890/0012-9658(2006)87[2411:CBRINF]2.0.CO;2</w:t>
+          <w:t xml:space="preserve">Robustness to secondary extinctions: Comparing trait-based sequential deletions in static and dynamic food webs</w:t>
         </w:r>
       </w:hyperlink>
+      <w:r>
+        <w:t xml:space="preserve">.</w:t>
+      </w:r>
+      <w:r>
+        <w:t xml:space="preserve"> </w:t>
+      </w:r>
+      <w:r>
+        <w:rPr>
+          <w:i/>
+          <w:iCs/>
+        </w:rPr>
+        <w:t xml:space="preserve">Basic and Applied Ecology</w:t>
+      </w:r>
+      <w:r>
+        <w:t xml:space="preserve">,</w:t>
+      </w:r>
+      <w:r>
+        <w:t xml:space="preserve"> </w:t>
+      </w:r>
+      <w:r>
+        <w:rPr>
+          <w:b/>
+          <w:bCs/>
+        </w:rPr>
+        <w:t xml:space="preserve">12</w:t>
+      </w:r>
+      <w:r>
+        <w:t xml:space="preserve">, 571–580.</w:t>
+      </w:r>
     </w:p>
     <w:bookmarkEnd w:id="59"/>
-    <w:bookmarkStart w:id="61" w:name="ref-carstensen2014"/>
+    <w:bookmarkStart w:id="61" w:name="ref-delmas2018"/>
     <w:p>
       <w:pPr>
         <w:pStyle w:val="Bibliography"/>
       </w:pPr>
       <w:r>
-        <w:t xml:space="preserve">Carstensen, D. W., Sabatino, M., Trøjelsgaard, K., &amp; Morellato, L. P. C. (2014). Beta diversity of plant-pollinator networks and the spatial turnover of pairwise interactions.</w:t>
-      </w:r>
-      <w:r>
-        <w:t xml:space="preserve"> </w:t>
-      </w:r>
-      <w:r>
-        <w:rPr>
-          <w:i/>
-          <w:iCs/>
-        </w:rPr>
-        <w:t xml:space="preserve">PLOS ONE</w:t>
-      </w:r>
-      <w:r>
-        <w:t xml:space="preserve">,</w:t>
-      </w:r>
-      <w:r>
-        <w:t xml:space="preserve"> </w:t>
-      </w:r>
-      <w:r>
-        <w:rPr>
-          <w:i/>
-          <w:iCs/>
-        </w:rPr>
-        <w:t xml:space="preserve">9</w:t>
-      </w:r>
-      <w:r>
-        <w:t xml:space="preserve">(11), e112903.</w:t>
+        <w:t xml:space="preserve">Delmas, E., Besson, M., Brice, M.-H., Burkle, L.A., Dalla Riva, G.V., Fortin, M.-J., Gravel, D., Guimarães, P.R., Hembry, D.H., Newman, E.A., Olesen, J.M., Pires, M.M., Yeakel, J.D. &amp; Poisot, T. (2018)</w:t>
       </w:r>
       <w:r>
         <w:t xml:space="preserve"> </w:t>
@@ -3810,31 +4705,34 @@
           <w:rPr>
             <w:rStyle w:val="Hyperlink"/>
           </w:rPr>
-          <w:t xml:space="preserve">https://doi.org/10.1371/journal.pone.0112903</w:t>
+          <w:t xml:space="preserve">Analysing ecological networks of species interactions</w:t>
         </w:r>
       </w:hyperlink>
+      <w:r>
+        <w:t xml:space="preserve">.</w:t>
+      </w:r>
+      <w:r>
+        <w:t xml:space="preserve"> </w:t>
+      </w:r>
+      <w:r>
+        <w:rPr>
+          <w:i/>
+          <w:iCs/>
+        </w:rPr>
+        <w:t xml:space="preserve">Biological Reviews</w:t>
+      </w:r>
+      <w:r>
+        <w:t xml:space="preserve">, 112540.</w:t>
+      </w:r>
     </w:p>
     <w:bookmarkEnd w:id="61"/>
-    <w:bookmarkStart w:id="63" w:name="ref-catchen2023"/>
+    <w:bookmarkStart w:id="63" w:name="ref-dunhill2024"/>
     <w:p>
       <w:pPr>
         <w:pStyle w:val="Bibliography"/>
       </w:pPr>
       <w:r>
-        <w:t xml:space="preserve">Catchen, M. D., Lin, M., Poisot, T., Rolnick, D., &amp; Gonzalez, A. (2023).</w:t>
-      </w:r>
-      <w:r>
-        <w:t xml:space="preserve"> </w:t>
-      </w:r>
-      <w:r>
-        <w:rPr>
-          <w:i/>
-          <w:iCs/>
-        </w:rPr>
-        <w:t xml:space="preserve">Improving ecological connectivity assessments with transfer learning and function approximation</w:t>
-      </w:r>
-      <w:r>
-        <w:t xml:space="preserve">.</w:t>
+        <w:t xml:space="preserve">Dunhill, A.M., Zarzyczny, K., Shaw, J.O., Atkinson, J.W., Little, C.T.S. &amp; Beckerman, A.P. (2024)</w:t>
       </w:r>
       <w:r>
         <w:t xml:space="preserve"> </w:t>
@@ -3844,44 +4742,47 @@
           <w:rPr>
             <w:rStyle w:val="Hyperlink"/>
           </w:rPr>
-          <w:t xml:space="preserve">https://ecoevorxiv.org/repository/view/5348/</w:t>
+          <w:t xml:space="preserve">Extinction cascades, community collapse, and recovery across a mesozoic hyperthermal event</w:t>
         </w:r>
       </w:hyperlink>
+      <w:r>
+        <w:t xml:space="preserve">.</w:t>
+      </w:r>
+      <w:r>
+        <w:t xml:space="preserve"> </w:t>
+      </w:r>
+      <w:r>
+        <w:rPr>
+          <w:i/>
+          <w:iCs/>
+        </w:rPr>
+        <w:t xml:space="preserve">Nature Communications</w:t>
+      </w:r>
+      <w:r>
+        <w:t xml:space="preserve">,</w:t>
+      </w:r>
+      <w:r>
+        <w:t xml:space="preserve"> </w:t>
+      </w:r>
+      <w:r>
+        <w:rPr>
+          <w:b/>
+          <w:bCs/>
+        </w:rPr>
+        <w:t xml:space="preserve">15</w:t>
+      </w:r>
+      <w:r>
+        <w:t xml:space="preserve">, 8599.</w:t>
+      </w:r>
     </w:p>
     <w:bookmarkEnd w:id="63"/>
-    <w:bookmarkStart w:id="65" w:name="ref-curtsdotter2011"/>
+    <w:bookmarkStart w:id="65" w:name="ref-dunne2014"/>
     <w:p>
       <w:pPr>
         <w:pStyle w:val="Bibliography"/>
       </w:pPr>
       <w:r>
-        <w:t xml:space="preserve">Curtsdotter, A., Binzer, A., Brose, U., De Castro, F., Ebenman, B., Eklöf, A., Riede, J. O., Thierry, A., &amp; Rall, B. C. (2011). Robustness to secondary extinctions: Comparing trait-based sequential deletions in static and dynamic food webs.</w:t>
-      </w:r>
-      <w:r>
-        <w:t xml:space="preserve"> </w:t>
-      </w:r>
-      <w:r>
-        <w:rPr>
-          <w:i/>
-          <w:iCs/>
-        </w:rPr>
-        <w:t xml:space="preserve">Basic and Applied Ecology</w:t>
-      </w:r>
-      <w:r>
-        <w:t xml:space="preserve">,</w:t>
-      </w:r>
-      <w:r>
-        <w:t xml:space="preserve"> </w:t>
-      </w:r>
-      <w:r>
-        <w:rPr>
-          <w:i/>
-          <w:iCs/>
-        </w:rPr>
-        <w:t xml:space="preserve">12</w:t>
-      </w:r>
-      <w:r>
-        <w:t xml:space="preserve">(7), 571–580.</w:t>
+        <w:t xml:space="preserve">Dunne, J.A., Labandeira, C.C. &amp; Williams, R.J. (2014)</w:t>
       </w:r>
       <w:r>
         <w:t xml:space="preserve"> </w:t>
@@ -3891,255 +4792,280 @@
           <w:rPr>
             <w:rStyle w:val="Hyperlink"/>
           </w:rPr>
-          <w:t xml:space="preserve">https://doi.org/10.1016/j.baae.2011.09.008</w:t>
+          <w:t xml:space="preserve">Highly resolved early eocene food webs show development of modern trophic structure after the end-cretaceous extinction</w:t>
         </w:r>
       </w:hyperlink>
+      <w:r>
+        <w:t xml:space="preserve">.</w:t>
+      </w:r>
+      <w:r>
+        <w:t xml:space="preserve"> </w:t>
+      </w:r>
+      <w:r>
+        <w:rPr>
+          <w:i/>
+          <w:iCs/>
+        </w:rPr>
+        <w:t xml:space="preserve">Proceedings of the Royal Society B: Biological Sciences</w:t>
+      </w:r>
+      <w:r>
+        <w:t xml:space="preserve">,</w:t>
+      </w:r>
+      <w:r>
+        <w:t xml:space="preserve"> </w:t>
+      </w:r>
+      <w:r>
+        <w:rPr>
+          <w:b/>
+          <w:bCs/>
+        </w:rPr>
+        <w:t xml:space="preserve">281</w:t>
+      </w:r>
+      <w:r>
+        <w:t xml:space="preserve">, 20133280.</w:t>
+      </w:r>
     </w:p>
     <w:bookmarkEnd w:id="65"/>
-    <w:bookmarkStart w:id="67" w:name="ref-delmas2018"/>
+    <w:bookmarkStart w:id="66" w:name="ref-dunne2002"/>
     <w:p>
       <w:pPr>
         <w:pStyle w:val="Bibliography"/>
       </w:pPr>
       <w:r>
-        <w:t xml:space="preserve">Delmas, E., Besson, M., Brice, M.-H., Burkle, L. A., Dalla Riva, G. V., Fortin, M.-J., Gravel, D., Guimarães, P. R., Hembry, D. H., Newman, E. A., Olesen, J. M., Pires, M. M., Yeakel, J. D., &amp; Poisot, T. (2018). Analysing ecological networks of species interactions.</w:t>
-      </w:r>
-      <w:r>
-        <w:t xml:space="preserve"> </w:t>
-      </w:r>
-      <w:r>
-        <w:rPr>
-          <w:i/>
-          <w:iCs/>
-        </w:rPr>
-        <w:t xml:space="preserve">Biological Reviews</w:t>
-      </w:r>
-      <w:r>
-        <w:t xml:space="preserve">, 112540.</w:t>
-      </w:r>
-      <w:r>
-        <w:t xml:space="preserve"> </w:t>
-      </w:r>
-      <w:hyperlink r:id="rId66">
+        <w:t xml:space="preserve">Dunne, J.A., Williams, R.J. &amp; Martinez, N.D. (2002) Network structure and biodiversity loss in food webs: Robustness increases with connectance.</w:t>
+      </w:r>
+      <w:r>
+        <w:t xml:space="preserve"> </w:t>
+      </w:r>
+      <w:r>
+        <w:rPr>
+          <w:i/>
+          <w:iCs/>
+        </w:rPr>
+        <w:t xml:space="preserve">Ecol. Lett.</w:t>
+      </w:r>
+      <w:r>
+        <w:t xml:space="preserve">,</w:t>
+      </w:r>
+      <w:r>
+        <w:t xml:space="preserve"> </w:t>
+      </w:r>
+      <w:r>
+        <w:rPr>
+          <w:b/>
+          <w:bCs/>
+        </w:rPr>
+        <w:t xml:space="preserve">5</w:t>
+      </w:r>
+      <w:r>
+        <w:t xml:space="preserve">, 558–567.</w:t>
+      </w:r>
+    </w:p>
+    <w:bookmarkEnd w:id="66"/>
+    <w:bookmarkStart w:id="68" w:name="ref-dunne2008"/>
+    <w:p>
+      <w:pPr>
+        <w:pStyle w:val="Bibliography"/>
+      </w:pPr>
+      <w:r>
+        <w:t xml:space="preserve">Dunne, J.A., Williams, R.J., Martinez, N.D., Wood, R.A. &amp; Erwin, D.H. (2008)</w:t>
+      </w:r>
+      <w:r>
+        <w:t xml:space="preserve"> </w:t>
+      </w:r>
+      <w:hyperlink r:id="rId67">
         <w:r>
           <w:rPr>
             <w:rStyle w:val="Hyperlink"/>
           </w:rPr>
-          <w:t xml:space="preserve">https://doi.org/10.1111/brv.12433</w:t>
+          <w:t xml:space="preserve">Compilation and network analyses of cambrian food webs</w:t>
         </w:r>
       </w:hyperlink>
-    </w:p>
-    <w:bookmarkEnd w:id="67"/>
-    <w:bookmarkStart w:id="69" w:name="ref-dunhill2024"/>
+      <w:r>
+        <w:t xml:space="preserve">.</w:t>
+      </w:r>
+      <w:r>
+        <w:t xml:space="preserve"> </w:t>
+      </w:r>
+      <w:r>
+        <w:rPr>
+          <w:i/>
+          <w:iCs/>
+        </w:rPr>
+        <w:t xml:space="preserve">PLOS Biology</w:t>
+      </w:r>
+      <w:r>
+        <w:t xml:space="preserve">,</w:t>
+      </w:r>
+      <w:r>
+        <w:t xml:space="preserve"> </w:t>
+      </w:r>
+      <w:r>
+        <w:rPr>
+          <w:b/>
+          <w:bCs/>
+        </w:rPr>
+        <w:t xml:space="preserve">6</w:t>
+      </w:r>
+      <w:r>
+        <w:t xml:space="preserve">, e102.</w:t>
+      </w:r>
+    </w:p>
+    <w:bookmarkEnd w:id="68"/>
+    <w:bookmarkStart w:id="70" w:name="ref-erdos1959"/>
     <w:p>
       <w:pPr>
         <w:pStyle w:val="Bibliography"/>
       </w:pPr>
       <w:r>
-        <w:t xml:space="preserve">Dunhill, A. M., Zarzyczny, K., Shaw, J. O., Atkinson, J. W., Little, C. T. S., &amp; Beckerman, A. P. (2024). Extinction cascades, community collapse, and recovery across a mesozoic hyperthermal event.</w:t>
-      </w:r>
-      <w:r>
-        <w:t xml:space="preserve"> </w:t>
-      </w:r>
-      <w:r>
-        <w:rPr>
-          <w:i/>
-          <w:iCs/>
-        </w:rPr>
-        <w:t xml:space="preserve">Nature Communications</w:t>
-      </w:r>
-      <w:r>
-        <w:t xml:space="preserve">,</w:t>
-      </w:r>
-      <w:r>
-        <w:t xml:space="preserve"> </w:t>
-      </w:r>
-      <w:r>
-        <w:rPr>
-          <w:i/>
-          <w:iCs/>
-        </w:rPr>
-        <w:t xml:space="preserve">15</w:t>
-      </w:r>
-      <w:r>
-        <w:t xml:space="preserve">(1), 8599.</w:t>
-      </w:r>
-      <w:r>
-        <w:t xml:space="preserve"> </w:t>
-      </w:r>
-      <w:hyperlink r:id="rId68">
+        <w:t xml:space="preserve">Erdős, P. &amp; Rényi, A. (1959)</w:t>
+      </w:r>
+      <w:r>
+        <w:t xml:space="preserve"> </w:t>
+      </w:r>
+      <w:hyperlink r:id="rId69">
         <w:r>
           <w:rPr>
             <w:rStyle w:val="Hyperlink"/>
           </w:rPr>
-          <w:t xml:space="preserve">https://doi.org/10.1038/s41467-024-53000-2</w:t>
+          <w:t xml:space="preserve">On random graphs. i.</w:t>
         </w:r>
       </w:hyperlink>
-    </w:p>
-    <w:bookmarkEnd w:id="69"/>
-    <w:bookmarkStart w:id="71" w:name="ref-dunne2014"/>
+      <w:r>
+        <w:t xml:space="preserve"> </w:t>
+      </w:r>
+      <w:r>
+        <w:rPr>
+          <w:i/>
+          <w:iCs/>
+        </w:rPr>
+        <w:t xml:space="preserve">Publicationes Mathematicae Debrecen</w:t>
+      </w:r>
+      <w:r>
+        <w:t xml:space="preserve">,</w:t>
+      </w:r>
+      <w:r>
+        <w:t xml:space="preserve"> </w:t>
+      </w:r>
+      <w:r>
+        <w:rPr>
+          <w:b/>
+          <w:bCs/>
+        </w:rPr>
+        <w:t xml:space="preserve">6</w:t>
+      </w:r>
+      <w:r>
+        <w:t xml:space="preserve">, 290–297.</w:t>
+      </w:r>
+    </w:p>
+    <w:bookmarkEnd w:id="70"/>
+    <w:bookmarkStart w:id="72" w:name="ref-fricke2022a"/>
     <w:p>
       <w:pPr>
         <w:pStyle w:val="Bibliography"/>
       </w:pPr>
       <w:r>
-        <w:t xml:space="preserve">Dunne, J. A., Labandeira, C. C., &amp; Williams, R. J. (2014). Highly resolved early eocene food webs show development of modern trophic structure after the end-cretaceous extinction.</w:t>
-      </w:r>
-      <w:r>
-        <w:t xml:space="preserve"> </w:t>
-      </w:r>
-      <w:r>
-        <w:rPr>
-          <w:i/>
-          <w:iCs/>
-        </w:rPr>
-        <w:t xml:space="preserve">Proceedings of the Royal Society B: Biological Sciences</w:t>
-      </w:r>
-      <w:r>
-        <w:t xml:space="preserve">,</w:t>
-      </w:r>
-      <w:r>
-        <w:t xml:space="preserve"> </w:t>
-      </w:r>
-      <w:r>
-        <w:rPr>
-          <w:i/>
-          <w:iCs/>
-        </w:rPr>
-        <w:t xml:space="preserve">281</w:t>
-      </w:r>
-      <w:r>
-        <w:t xml:space="preserve">(1782), 20133280.</w:t>
-      </w:r>
-      <w:r>
-        <w:t xml:space="preserve"> </w:t>
-      </w:r>
-      <w:hyperlink r:id="rId70">
+        <w:t xml:space="preserve">Fricke, E.C., Hsieh, C., Middleton, O., Gorczynski, D., Cappello, C.D., Sanisidro, O., Rowan, J., Svenning, J.-C. &amp; Beaudrot, L. (2022)</w:t>
+      </w:r>
+      <w:r>
+        <w:t xml:space="preserve"> </w:t>
+      </w:r>
+      <w:hyperlink r:id="rId71">
         <w:r>
           <w:rPr>
             <w:rStyle w:val="Hyperlink"/>
           </w:rPr>
-          <w:t xml:space="preserve">https://doi.org/10.1098/rspb.2013.3280</w:t>
+          <w:t xml:space="preserve">Collapse of terrestrial mammal food webs since the late pleistocene</w:t>
         </w:r>
       </w:hyperlink>
-    </w:p>
-    <w:bookmarkEnd w:id="71"/>
-    <w:bookmarkStart w:id="73" w:name="ref-dunne2008"/>
+      <w:r>
+        <w:t xml:space="preserve">.</w:t>
+      </w:r>
+      <w:r>
+        <w:t xml:space="preserve"> </w:t>
+      </w:r>
+      <w:r>
+        <w:rPr>
+          <w:i/>
+          <w:iCs/>
+        </w:rPr>
+        <w:t xml:space="preserve">Science</w:t>
+      </w:r>
+      <w:r>
+        <w:t xml:space="preserve">,</w:t>
+      </w:r>
+      <w:r>
+        <w:t xml:space="preserve"> </w:t>
+      </w:r>
+      <w:r>
+        <w:rPr>
+          <w:b/>
+          <w:bCs/>
+        </w:rPr>
+        <w:t xml:space="preserve">377</w:t>
+      </w:r>
+      <w:r>
+        <w:t xml:space="preserve">, 1008–1011.</w:t>
+      </w:r>
+    </w:p>
+    <w:bookmarkEnd w:id="72"/>
+    <w:bookmarkStart w:id="74" w:name="ref-fründ2016"/>
     <w:p>
       <w:pPr>
         <w:pStyle w:val="Bibliography"/>
       </w:pPr>
       <w:r>
-        <w:t xml:space="preserve">Dunne, J. A., Williams, R. J., Martinez, N. D., Wood, R. A., &amp; Erwin, D. H. (2008). Compilation and network analyses of cambrian food webs.</w:t>
-      </w:r>
-      <w:r>
-        <w:t xml:space="preserve"> </w:t>
-      </w:r>
-      <w:r>
-        <w:rPr>
-          <w:i/>
-          <w:iCs/>
-        </w:rPr>
-        <w:t xml:space="preserve">PLOS Biology</w:t>
-      </w:r>
-      <w:r>
-        <w:t xml:space="preserve">,</w:t>
-      </w:r>
-      <w:r>
-        <w:t xml:space="preserve"> </w:t>
-      </w:r>
-      <w:r>
-        <w:rPr>
-          <w:i/>
-          <w:iCs/>
-        </w:rPr>
-        <w:t xml:space="preserve">6</w:t>
-      </w:r>
-      <w:r>
-        <w:t xml:space="preserve">(4), e102.</w:t>
-      </w:r>
-      <w:r>
-        <w:t xml:space="preserve"> </w:t>
-      </w:r>
-      <w:hyperlink r:id="rId72">
+        <w:t xml:space="preserve">Fründ, J., McCann, K.S. &amp; Williams, N.M. (2016)</w:t>
+      </w:r>
+      <w:r>
+        <w:t xml:space="preserve"> </w:t>
+      </w:r>
+      <w:hyperlink r:id="rId73">
         <w:r>
           <w:rPr>
             <w:rStyle w:val="Hyperlink"/>
           </w:rPr>
-          <w:t xml:space="preserve">https://doi.org/10.1371/journal.pbio.0060102</w:t>
+          <w:t xml:space="preserve">Sampling bias is a challenge for quantifying specialization and network structure: Lessons from a quantitative niche model</w:t>
         </w:r>
       </w:hyperlink>
-    </w:p>
-    <w:bookmarkEnd w:id="73"/>
-    <w:bookmarkStart w:id="74" w:name="ref-dunne2002"/>
+      <w:r>
+        <w:t xml:space="preserve">.</w:t>
+      </w:r>
+      <w:r>
+        <w:t xml:space="preserve"> </w:t>
+      </w:r>
+      <w:r>
+        <w:rPr>
+          <w:i/>
+          <w:iCs/>
+        </w:rPr>
+        <w:t xml:space="preserve">Oikos</w:t>
+      </w:r>
+      <w:r>
+        <w:t xml:space="preserve">,</w:t>
+      </w:r>
+      <w:r>
+        <w:t xml:space="preserve"> </w:t>
+      </w:r>
+      <w:r>
+        <w:rPr>
+          <w:b/>
+          <w:bCs/>
+        </w:rPr>
+        <w:t xml:space="preserve">125</w:t>
+      </w:r>
+      <w:r>
+        <w:t xml:space="preserve">, 502–513.</w:t>
+      </w:r>
+    </w:p>
+    <w:bookmarkEnd w:id="74"/>
+    <w:bookmarkStart w:id="76" w:name="ref-gauzens2023"/>
     <w:p>
       <w:pPr>
         <w:pStyle w:val="Bibliography"/>
       </w:pPr>
       <w:r>
-        <w:t xml:space="preserve">Dunne, J. A., Williams, R. J., &amp; Martinez, N. D. (2002). Network structure and biodiversity loss in food webs: Robustness increases with connectance.</w:t>
-      </w:r>
-      <w:r>
-        <w:t xml:space="preserve"> </w:t>
-      </w:r>
-      <w:r>
-        <w:rPr>
-          <w:i/>
-          <w:iCs/>
-        </w:rPr>
-        <w:t xml:space="preserve">Ecol. Lett.</w:t>
-      </w:r>
-      <w:r>
-        <w:t xml:space="preserve">,</w:t>
-      </w:r>
-      <w:r>
-        <w:t xml:space="preserve"> </w:t>
-      </w:r>
-      <w:r>
-        <w:rPr>
-          <w:i/>
-          <w:iCs/>
-        </w:rPr>
-        <w:t xml:space="preserve">5</w:t>
-      </w:r>
-      <w:r>
-        <w:t xml:space="preserve">(4), 558–567.</w:t>
-      </w:r>
-    </w:p>
-    <w:bookmarkEnd w:id="74"/>
-    <w:bookmarkStart w:id="76" w:name="ref-elmasri2020"/>
-    <w:p>
-      <w:pPr>
-        <w:pStyle w:val="Bibliography"/>
-      </w:pPr>
-      <w:r>
-        <w:t xml:space="preserve">Elmasri, M., Farrell, M. J., Davies, T. J., &amp; Stephens, D. A. (2020). A hierarchical bayesian model for predicting ecological interactions using scaled evolutionary relationships.</w:t>
-      </w:r>
-      <w:r>
-        <w:t xml:space="preserve"> </w:t>
-      </w:r>
-      <w:r>
-        <w:rPr>
-          <w:i/>
-          <w:iCs/>
-        </w:rPr>
-        <w:t xml:space="preserve">The Annals of Applied Statistics</w:t>
-      </w:r>
-      <w:r>
-        <w:t xml:space="preserve">,</w:t>
-      </w:r>
-      <w:r>
-        <w:t xml:space="preserve"> </w:t>
-      </w:r>
-      <w:r>
-        <w:rPr>
-          <w:i/>
-          <w:iCs/>
-        </w:rPr>
-        <w:t xml:space="preserve">14</w:t>
-      </w:r>
-      <w:r>
-        <w:t xml:space="preserve">(1), 221–240.</w:t>
+        <w:t xml:space="preserve">Gauzens, B., Brose, U., Delmas, E. &amp; Berti, E. (2023)</w:t>
       </w:r>
       <w:r>
         <w:t xml:space="preserve"> </w:t>
@@ -4149,44 +5075,47 @@
           <w:rPr>
             <w:rStyle w:val="Hyperlink"/>
           </w:rPr>
-          <w:t xml:space="preserve">https://doi.org/10.1214/19-AOAS1296</w:t>
+          <w:t xml:space="preserve">ATNr: Allometric trophic network models in r</w:t>
         </w:r>
       </w:hyperlink>
+      <w:r>
+        <w:t xml:space="preserve">.</w:t>
+      </w:r>
+      <w:r>
+        <w:t xml:space="preserve"> </w:t>
+      </w:r>
+      <w:r>
+        <w:rPr>
+          <w:i/>
+          <w:iCs/>
+        </w:rPr>
+        <w:t xml:space="preserve">Methods in Ecology and Evolution</w:t>
+      </w:r>
+      <w:r>
+        <w:t xml:space="preserve">,</w:t>
+      </w:r>
+      <w:r>
+        <w:t xml:space="preserve"> </w:t>
+      </w:r>
+      <w:r>
+        <w:rPr>
+          <w:b/>
+          <w:bCs/>
+        </w:rPr>
+        <w:t xml:space="preserve">14</w:t>
+      </w:r>
+      <w:r>
+        <w:t xml:space="preserve">, 2766–2773.</w:t>
+      </w:r>
     </w:p>
     <w:bookmarkEnd w:id="76"/>
-    <w:bookmarkStart w:id="78" w:name="ref-erdos1959"/>
+    <w:bookmarkStart w:id="78" w:name="ref-gauzens2025"/>
     <w:p>
       <w:pPr>
         <w:pStyle w:val="Bibliography"/>
       </w:pPr>
       <w:r>
-        <w:t xml:space="preserve">Erdős, P., &amp; Rényi, A. (1959). On random graphs. i.</w:t>
-      </w:r>
-      <w:r>
-        <w:t xml:space="preserve"> </w:t>
-      </w:r>
-      <w:r>
-        <w:rPr>
-          <w:i/>
-          <w:iCs/>
-        </w:rPr>
-        <w:t xml:space="preserve">Publicationes Mathematicae Debrecen</w:t>
-      </w:r>
-      <w:r>
-        <w:t xml:space="preserve">,</w:t>
-      </w:r>
-      <w:r>
-        <w:t xml:space="preserve"> </w:t>
-      </w:r>
-      <w:r>
-        <w:rPr>
-          <w:i/>
-          <w:iCs/>
-        </w:rPr>
-        <w:t xml:space="preserve">6</w:t>
-      </w:r>
-      <w:r>
-        <w:t xml:space="preserve">(3-4), 290–297.</w:t>
+        <w:t xml:space="preserve">Gauzens, B., Thouvenot, L., Srivastava, D.S., Kratina, P., Romero, G.Q., Berti, E., O’Gorman, E.J., González, A.L., Dézerald, O., Eisenhauer, N., Pires, M., Ryser, R., Farjalla, V.F., Rogy, P., Brose, U., Petermann, J.S., Geslin, B. &amp; Hines, J. (2025)</w:t>
       </w:r>
       <w:r>
         <w:t xml:space="preserve"> </w:t>
@@ -4196,44 +5125,34 @@
           <w:rPr>
             <w:rStyle w:val="Hyperlink"/>
           </w:rPr>
-          <w:t xml:space="preserve">https://doi.org/10.5486/pmd.1959.6.3-4.12</w:t>
+          <w:t xml:space="preserve">Tailoring interaction network types to answer different ecological questions</w:t>
         </w:r>
       </w:hyperlink>
+      <w:r>
+        <w:t xml:space="preserve">.</w:t>
+      </w:r>
+      <w:r>
+        <w:t xml:space="preserve"> </w:t>
+      </w:r>
+      <w:r>
+        <w:rPr>
+          <w:i/>
+          <w:iCs/>
+        </w:rPr>
+        <w:t xml:space="preserve">Nature Reviews Biodiversity</w:t>
+      </w:r>
+      <w:r>
+        <w:t xml:space="preserve">, 1–10.</w:t>
+      </w:r>
     </w:p>
     <w:bookmarkEnd w:id="78"/>
-    <w:bookmarkStart w:id="80" w:name="ref-fricke2022a"/>
+    <w:bookmarkStart w:id="80" w:name="ref-gilman2010"/>
     <w:p>
       <w:pPr>
         <w:pStyle w:val="Bibliography"/>
       </w:pPr>
       <w:r>
-        <w:t xml:space="preserve">Fricke, E. C., Hsieh, C., Middleton, O., Gorczynski, D., Cappello, C. D., Sanisidro, O., Rowan, J., Svenning, J.-C., &amp; Beaudrot, L. (2022). Collapse of terrestrial mammal food webs since the late pleistocene.</w:t>
-      </w:r>
-      <w:r>
-        <w:t xml:space="preserve"> </w:t>
-      </w:r>
-      <w:r>
-        <w:rPr>
-          <w:i/>
-          <w:iCs/>
-        </w:rPr>
-        <w:t xml:space="preserve">Science</w:t>
-      </w:r>
-      <w:r>
-        <w:t xml:space="preserve">,</w:t>
-      </w:r>
-      <w:r>
-        <w:t xml:space="preserve"> </w:t>
-      </w:r>
-      <w:r>
-        <w:rPr>
-          <w:i/>
-          <w:iCs/>
-        </w:rPr>
-        <w:t xml:space="preserve">377</w:t>
-      </w:r>
-      <w:r>
-        <w:t xml:space="preserve">(6609), 1008–1011.</w:t>
+        <w:t xml:space="preserve">Gilman, S.E., Urban, M.C., Tewksbury, J., Gilchrist, G.W. &amp; Holt, R.D. (2010)</w:t>
       </w:r>
       <w:r>
         <w:t xml:space="preserve"> </w:t>
@@ -4243,44 +5162,47 @@
           <w:rPr>
             <w:rStyle w:val="Hyperlink"/>
           </w:rPr>
-          <w:t xml:space="preserve">https://doi.org/10.1126/science.abn4012</w:t>
+          <w:t xml:space="preserve">A framework for community interactions under climate change</w:t>
         </w:r>
       </w:hyperlink>
+      <w:r>
+        <w:t xml:space="preserve">.</w:t>
+      </w:r>
+      <w:r>
+        <w:t xml:space="preserve"> </w:t>
+      </w:r>
+      <w:r>
+        <w:rPr>
+          <w:i/>
+          <w:iCs/>
+        </w:rPr>
+        <w:t xml:space="preserve">Trends in Ecology &amp; Evolution</w:t>
+      </w:r>
+      <w:r>
+        <w:t xml:space="preserve">,</w:t>
+      </w:r>
+      <w:r>
+        <w:t xml:space="preserve"> </w:t>
+      </w:r>
+      <w:r>
+        <w:rPr>
+          <w:b/>
+          <w:bCs/>
+        </w:rPr>
+        <w:t xml:space="preserve">25</w:t>
+      </w:r>
+      <w:r>
+        <w:t xml:space="preserve">, 325–331.</w:t>
+      </w:r>
     </w:p>
     <w:bookmarkEnd w:id="80"/>
-    <w:bookmarkStart w:id="82" w:name="ref-fründ2016"/>
+    <w:bookmarkStart w:id="82" w:name="ref-gravel2019"/>
     <w:p>
       <w:pPr>
         <w:pStyle w:val="Bibliography"/>
       </w:pPr>
       <w:r>
-        <w:t xml:space="preserve">Fründ, J., McCann, K. S., &amp; Williams, N. M. (2016). Sampling bias is a challenge for quantifying specialization and network structure: Lessons from a quantitative niche model.</w:t>
-      </w:r>
-      <w:r>
-        <w:t xml:space="preserve"> </w:t>
-      </w:r>
-      <w:r>
-        <w:rPr>
-          <w:i/>
-          <w:iCs/>
-        </w:rPr>
-        <w:t xml:space="preserve">Oikos</w:t>
-      </w:r>
-      <w:r>
-        <w:t xml:space="preserve">,</w:t>
-      </w:r>
-      <w:r>
-        <w:t xml:space="preserve"> </w:t>
-      </w:r>
-      <w:r>
-        <w:rPr>
-          <w:i/>
-          <w:iCs/>
-        </w:rPr>
-        <w:t xml:space="preserve">125</w:t>
-      </w:r>
-      <w:r>
-        <w:t xml:space="preserve">(4), 502–513.</w:t>
+        <w:t xml:space="preserve">Gravel, D., Baiser, B., Dunne, J.A., Kopelke, J.-P., Martinez, N.D., Nyman, T., Poisot, T., Stouffer, D.B., Tylianakis, J.M., Wood, S.A. &amp; Roslin, T. (2019)</w:t>
       </w:r>
       <w:r>
         <w:t xml:space="preserve"> </w:t>
@@ -4290,44 +5212,47 @@
           <w:rPr>
             <w:rStyle w:val="Hyperlink"/>
           </w:rPr>
-          <w:t xml:space="preserve">https://doi.org/10.1111/oik.02256</w:t>
+          <w:t xml:space="preserve">Bringing elton and grinnell together: A quantitative framework to represent the biogeography of ecological interaction networks</w:t>
         </w:r>
       </w:hyperlink>
+      <w:r>
+        <w:t xml:space="preserve">.</w:t>
+      </w:r>
+      <w:r>
+        <w:t xml:space="preserve"> </w:t>
+      </w:r>
+      <w:r>
+        <w:rPr>
+          <w:i/>
+          <w:iCs/>
+        </w:rPr>
+        <w:t xml:space="preserve">Ecography</w:t>
+      </w:r>
+      <w:r>
+        <w:t xml:space="preserve">,</w:t>
+      </w:r>
+      <w:r>
+        <w:t xml:space="preserve"> </w:t>
+      </w:r>
+      <w:r>
+        <w:rPr>
+          <w:b/>
+          <w:bCs/>
+        </w:rPr>
+        <w:t xml:space="preserve">42</w:t>
+      </w:r>
+      <w:r>
+        <w:t xml:space="preserve">, 401–415.</w:t>
+      </w:r>
     </w:p>
     <w:bookmarkEnd w:id="82"/>
-    <w:bookmarkStart w:id="84" w:name="ref-gauzens2023"/>
+    <w:bookmarkStart w:id="84" w:name="ref-guimarães2020"/>
     <w:p>
       <w:pPr>
         <w:pStyle w:val="Bibliography"/>
       </w:pPr>
       <w:r>
-        <w:t xml:space="preserve">Gauzens, B., Brose, U., Delmas, E., &amp; Berti, E. (2023). ATNr: Allometric trophic network models in r.</w:t>
-      </w:r>
-      <w:r>
-        <w:t xml:space="preserve"> </w:t>
-      </w:r>
-      <w:r>
-        <w:rPr>
-          <w:i/>
-          <w:iCs/>
-        </w:rPr>
-        <w:t xml:space="preserve">Methods in Ecology and Evolution</w:t>
-      </w:r>
-      <w:r>
-        <w:t xml:space="preserve">,</w:t>
-      </w:r>
-      <w:r>
-        <w:t xml:space="preserve"> </w:t>
-      </w:r>
-      <w:r>
-        <w:rPr>
-          <w:i/>
-          <w:iCs/>
-        </w:rPr>
-        <w:t xml:space="preserve">14</w:t>
-      </w:r>
-      <w:r>
-        <w:t xml:space="preserve">(11), 2766–2773.</w:t>
+        <w:t xml:space="preserve">Guimarães, P.R. (2020)</w:t>
       </w:r>
       <w:r>
         <w:t xml:space="preserve"> </w:t>
@@ -4337,31 +5262,47 @@
           <w:rPr>
             <w:rStyle w:val="Hyperlink"/>
           </w:rPr>
-          <w:t xml:space="preserve">https://doi.org/10.1111/2041-210X.14212</w:t>
+          <w:t xml:space="preserve">The structure of ecological networks across levels of organization</w:t>
         </w:r>
       </w:hyperlink>
+      <w:r>
+        <w:t xml:space="preserve">.</w:t>
+      </w:r>
+      <w:r>
+        <w:t xml:space="preserve"> </w:t>
+      </w:r>
+      <w:r>
+        <w:rPr>
+          <w:i/>
+          <w:iCs/>
+        </w:rPr>
+        <w:t xml:space="preserve">Annual Review of Ecology, Evolution, and Systematics</w:t>
+      </w:r>
+      <w:r>
+        <w:t xml:space="preserve">,</w:t>
+      </w:r>
+      <w:r>
+        <w:t xml:space="preserve"> </w:t>
+      </w:r>
+      <w:r>
+        <w:rPr>
+          <w:b/>
+          <w:bCs/>
+        </w:rPr>
+        <w:t xml:space="preserve">51</w:t>
+      </w:r>
+      <w:r>
+        <w:t xml:space="preserve">.</w:t>
+      </w:r>
     </w:p>
     <w:bookmarkEnd w:id="84"/>
-    <w:bookmarkStart w:id="86" w:name="ref-gauzens2025"/>
+    <w:bookmarkStart w:id="86" w:name="ref-hao2025"/>
     <w:p>
       <w:pPr>
         <w:pStyle w:val="Bibliography"/>
       </w:pPr>
       <w:r>
-        <w:t xml:space="preserve">Gauzens, B., Thouvenot, L., Srivastava, D. S., Kratina, P., Romero, G. Q., Berti, E., O’Gorman, E. J., González, A. L., Dézerald, O., Eisenhauer, N., Pires, M., Ryser, R., Farjalla, V. F., Rogy, P., Brose, U., Petermann, J. S., Geslin, B., &amp; Hines, J. (2025). Tailoring interaction network types to answer different ecological questions.</w:t>
-      </w:r>
-      <w:r>
-        <w:t xml:space="preserve"> </w:t>
-      </w:r>
-      <w:r>
-        <w:rPr>
-          <w:i/>
-          <w:iCs/>
-        </w:rPr>
-        <w:t xml:space="preserve">Nature Reviews Biodiversity</w:t>
-      </w:r>
-      <w:r>
-        <w:t xml:space="preserve">, 1–10.</w:t>
+        <w:t xml:space="preserve">Hao, X., Holyoak, M., Zhang, Z. &amp; Yan, C. (2025)</w:t>
       </w:r>
       <w:r>
         <w:t xml:space="preserve"> </w:t>
@@ -4371,44 +5312,47 @@
           <w:rPr>
             <w:rStyle w:val="Hyperlink"/>
           </w:rPr>
-          <w:t xml:space="preserve">https://doi.org/10.1038/s44358-025-00056-7</w:t>
+          <w:t xml:space="preserve">Global projection of terrestrial vertebrate food webs under future climate and land-use changes</w:t>
         </w:r>
       </w:hyperlink>
+      <w:r>
+        <w:t xml:space="preserve">.</w:t>
+      </w:r>
+      <w:r>
+        <w:t xml:space="preserve"> </w:t>
+      </w:r>
+      <w:r>
+        <w:rPr>
+          <w:i/>
+          <w:iCs/>
+        </w:rPr>
+        <w:t xml:space="preserve">Global Change Biology</w:t>
+      </w:r>
+      <w:r>
+        <w:t xml:space="preserve">,</w:t>
+      </w:r>
+      <w:r>
+        <w:t xml:space="preserve"> </w:t>
+      </w:r>
+      <w:r>
+        <w:rPr>
+          <w:b/>
+          <w:bCs/>
+        </w:rPr>
+        <w:t xml:space="preserve">31</w:t>
+      </w:r>
+      <w:r>
+        <w:t xml:space="preserve">, e70061.</w:t>
+      </w:r>
     </w:p>
     <w:bookmarkEnd w:id="86"/>
-    <w:bookmarkStart w:id="88" w:name="ref-gilman2010"/>
+    <w:bookmarkStart w:id="88" w:name="ref-jordano2016"/>
     <w:p>
       <w:pPr>
         <w:pStyle w:val="Bibliography"/>
       </w:pPr>
       <w:r>
-        <w:t xml:space="preserve">Gilman, S. E., Urban, M. C., Tewksbury, J., Gilchrist, G. W., &amp; Holt, R. D. (2010). A framework for community interactions under climate change.</w:t>
-      </w:r>
-      <w:r>
-        <w:t xml:space="preserve"> </w:t>
-      </w:r>
-      <w:r>
-        <w:rPr>
-          <w:i/>
-          <w:iCs/>
-        </w:rPr>
-        <w:t xml:space="preserve">Trends in Ecology &amp; Evolution</w:t>
-      </w:r>
-      <w:r>
-        <w:t xml:space="preserve">,</w:t>
-      </w:r>
-      <w:r>
-        <w:t xml:space="preserve"> </w:t>
-      </w:r>
-      <w:r>
-        <w:rPr>
-          <w:i/>
-          <w:iCs/>
-        </w:rPr>
-        <w:t xml:space="preserve">25</w:t>
-      </w:r>
-      <w:r>
-        <w:t xml:space="preserve">(6), 325–331.</w:t>
+        <w:t xml:space="preserve">Jordano, P. (2016)</w:t>
       </w:r>
       <w:r>
         <w:t xml:space="preserve"> </w:t>
@@ -4418,88 +5362,71 @@
           <w:rPr>
             <w:rStyle w:val="Hyperlink"/>
           </w:rPr>
-          <w:t xml:space="preserve">https://doi.org/10.1016/j.tree.2010.03.002</w:t>
+          <w:t xml:space="preserve">Sampling networks of ecological interactions</w:t>
         </w:r>
       </w:hyperlink>
+      <w:r>
+        <w:t xml:space="preserve">.</w:t>
+      </w:r>
+      <w:r>
+        <w:t xml:space="preserve"> </w:t>
+      </w:r>
+      <w:r>
+        <w:rPr>
+          <w:i/>
+          <w:iCs/>
+        </w:rPr>
+        <w:t xml:space="preserve">Functional Ecology</w:t>
+      </w:r>
+      <w:r>
+        <w:t xml:space="preserve">.</w:t>
+      </w:r>
     </w:p>
     <w:bookmarkEnd w:id="88"/>
-    <w:bookmarkStart w:id="90" w:name="ref-gravel2019"/>
+    <w:bookmarkStart w:id="90" w:name="ref-karapunar2026"/>
     <w:p>
       <w:pPr>
         <w:pStyle w:val="Bibliography"/>
       </w:pPr>
       <w:r>
-        <w:t xml:space="preserve">Gravel, D., Baiser, B., Dunne, J. A., Kopelke, J.-P., Martinez, N. D., Nyman, T., Poisot, T., Stouffer, D. B., Tylianakis, J. M., Wood, S. A., &amp; Roslin, T. (2019). Bringing elton and grinnell together: A quantitative framework to represent the biogeography of ecological interaction networks.</w:t>
-      </w:r>
-      <w:r>
-        <w:t xml:space="preserve"> </w:t>
-      </w:r>
-      <w:r>
-        <w:rPr>
-          <w:i/>
-          <w:iCs/>
-        </w:rPr>
-        <w:t xml:space="preserve">Ecography</w:t>
-      </w:r>
-      <w:r>
-        <w:t xml:space="preserve">,</w:t>
-      </w:r>
-      <w:r>
-        <w:t xml:space="preserve"> </w:t>
-      </w:r>
-      <w:r>
-        <w:rPr>
-          <w:i/>
-          <w:iCs/>
-        </w:rPr>
-        <w:t xml:space="preserve">42</w:t>
-      </w:r>
-      <w:r>
-        <w:t xml:space="preserve">(3), 401–415. https://doi.org/</w:t>
+        <w:t xml:space="preserve">Karapunar, B., Strydom, T., Beckerman, A.P., Ridgwell, A., Wignall, P.B., Dunne, J.A., Little, C.T.S., Hull, P., Pimiento, C. &amp; Dunhill, A. (2026)</w:t>
+      </w:r>
+      <w:r>
+        <w:t xml:space="preserve"> </w:t>
       </w:r>
       <w:hyperlink r:id="rId89">
         <w:r>
           <w:rPr>
             <w:rStyle w:val="Hyperlink"/>
           </w:rPr>
-          <w:t xml:space="preserve">https://doi.org/10.1111/ecog.04006</w:t>
+          <w:t xml:space="preserve">No global collapse of food webs across the permian-triassic mass extinction</w:t>
         </w:r>
       </w:hyperlink>
+      <w:r>
+        <w:t xml:space="preserve">.</w:t>
+      </w:r>
+      <w:r>
+        <w:t xml:space="preserve"> </w:t>
+      </w:r>
+      <w:r>
+        <w:rPr>
+          <w:i/>
+          <w:iCs/>
+        </w:rPr>
+        <w:t xml:space="preserve">BioRxiv</w:t>
+      </w:r>
+      <w:r>
+        <w:t xml:space="preserve">.</w:t>
+      </w:r>
     </w:p>
     <w:bookmarkEnd w:id="90"/>
-    <w:bookmarkStart w:id="92" w:name="ref-guimarães2020"/>
+    <w:bookmarkStart w:id="92" w:name="ref-kemp2024"/>
     <w:p>
       <w:pPr>
         <w:pStyle w:val="Bibliography"/>
       </w:pPr>
       <w:r>
-        <w:t xml:space="preserve">Guimarães, P. R. (2020). The structure of ecological networks across levels of organization.</w:t>
-      </w:r>
-      <w:r>
-        <w:t xml:space="preserve"> </w:t>
-      </w:r>
-      <w:r>
-        <w:rPr>
-          <w:i/>
-          <w:iCs/>
-        </w:rPr>
-        <w:t xml:space="preserve">Annual Review of Ecology, Evolution, and Systematics</w:t>
-      </w:r>
-      <w:r>
-        <w:t xml:space="preserve">,</w:t>
-      </w:r>
-      <w:r>
-        <w:t xml:space="preserve"> </w:t>
-      </w:r>
-      <w:r>
-        <w:rPr>
-          <w:i/>
-          <w:iCs/>
-        </w:rPr>
-        <w:t xml:space="preserve">51</w:t>
-      </w:r>
-      <w:r>
-        <w:t xml:space="preserve">(1).</w:t>
+        <w:t xml:space="preserve">Kemp, D.B., Han, Z., Hu, X., Chen, W., Jin, S., Izumi, K., Yan, Q., Baranyi, V., Jin, X., Corso, J.D. &amp; Ge, Y. (2024)</w:t>
       </w:r>
       <w:r>
         <w:t xml:space="preserve"> </w:t>
@@ -4509,44 +5436,47 @@
           <w:rPr>
             <w:rStyle w:val="Hyperlink"/>
           </w:rPr>
-          <w:t xml:space="preserve">https://doi.org/10.1146/annurev-ecolsys-012220-120819</w:t>
+          <w:t xml:space="preserve">Global hydroclimate perturbations during the toarcian oceanic anoxic event</w:t>
         </w:r>
       </w:hyperlink>
+      <w:r>
+        <w:t xml:space="preserve">.</w:t>
+      </w:r>
+      <w:r>
+        <w:t xml:space="preserve"> </w:t>
+      </w:r>
+      <w:r>
+        <w:rPr>
+          <w:i/>
+          <w:iCs/>
+        </w:rPr>
+        <w:t xml:space="preserve">Earth-Science Reviews</w:t>
+      </w:r>
+      <w:r>
+        <w:t xml:space="preserve">,</w:t>
+      </w:r>
+      <w:r>
+        <w:t xml:space="preserve"> </w:t>
+      </w:r>
+      <w:r>
+        <w:rPr>
+          <w:b/>
+          <w:bCs/>
+        </w:rPr>
+        <w:t xml:space="preserve">258</w:t>
+      </w:r>
+      <w:r>
+        <w:t xml:space="preserve">, 104946.</w:t>
+      </w:r>
     </w:p>
     <w:bookmarkEnd w:id="92"/>
-    <w:bookmarkStart w:id="94" w:name="ref-hao2025"/>
+    <w:bookmarkStart w:id="94" w:name="ref-marjakangas2025"/>
     <w:p>
       <w:pPr>
         <w:pStyle w:val="Bibliography"/>
       </w:pPr>
       <w:r>
-        <w:t xml:space="preserve">Hao, X., Holyoak, M., Zhang, Z., &amp; Yan, C. (2025). Global projection of terrestrial vertebrate food webs under future climate and land-use changes.</w:t>
-      </w:r>
-      <w:r>
-        <w:t xml:space="preserve"> </w:t>
-      </w:r>
-      <w:r>
-        <w:rPr>
-          <w:i/>
-          <w:iCs/>
-        </w:rPr>
-        <w:t xml:space="preserve">Global Change Biology</w:t>
-      </w:r>
-      <w:r>
-        <w:t xml:space="preserve">,</w:t>
-      </w:r>
-      <w:r>
-        <w:t xml:space="preserve"> </w:t>
-      </w:r>
-      <w:r>
-        <w:rPr>
-          <w:i/>
-          <w:iCs/>
-        </w:rPr>
-        <w:t xml:space="preserve">31</w:t>
-      </w:r>
-      <w:r>
-        <w:t xml:space="preserve">(2), e70061.</w:t>
+        <w:t xml:space="preserve">Marjakangas, E.-L., Dalsgaard, B. &amp; Ordonez, A. (2025)</w:t>
       </w:r>
       <w:r>
         <w:t xml:space="preserve"> </w:t>
@@ -4556,31 +5486,47 @@
           <w:rPr>
             <w:rStyle w:val="Hyperlink"/>
           </w:rPr>
-          <w:t xml:space="preserve">https://doi.org/10.1111/gcb.70061</w:t>
+          <w:t xml:space="preserve">Fundamental interaction niches: Towards a functional understanding of ecological networks’ resilience</w:t>
         </w:r>
       </w:hyperlink>
+      <w:r>
+        <w:t xml:space="preserve">.</w:t>
+      </w:r>
+      <w:r>
+        <w:t xml:space="preserve"> </w:t>
+      </w:r>
+      <w:r>
+        <w:rPr>
+          <w:i/>
+          <w:iCs/>
+        </w:rPr>
+        <w:t xml:space="preserve">Ecology Letters</w:t>
+      </w:r>
+      <w:r>
+        <w:t xml:space="preserve">,</w:t>
+      </w:r>
+      <w:r>
+        <w:t xml:space="preserve"> </w:t>
+      </w:r>
+      <w:r>
+        <w:rPr>
+          <w:b/>
+          <w:bCs/>
+        </w:rPr>
+        <w:t xml:space="preserve">28</w:t>
+      </w:r>
+      <w:r>
+        <w:t xml:space="preserve">, e70146.</w:t>
+      </w:r>
     </w:p>
     <w:bookmarkEnd w:id="94"/>
-    <w:bookmarkStart w:id="96" w:name="ref-jordano2016"/>
+    <w:bookmarkStart w:id="96" w:name="ref-michalska-smith2019"/>
     <w:p>
       <w:pPr>
         <w:pStyle w:val="Bibliography"/>
       </w:pPr>
       <w:r>
-        <w:t xml:space="preserve">Jordano, P. (2016). Sampling networks of ecological interactions.</w:t>
-      </w:r>
-      <w:r>
-        <w:t xml:space="preserve"> </w:t>
-      </w:r>
-      <w:r>
-        <w:rPr>
-          <w:i/>
-          <w:iCs/>
-        </w:rPr>
-        <w:t xml:space="preserve">Functional Ecology</w:t>
-      </w:r>
-      <w:r>
-        <w:t xml:space="preserve">.</w:t>
+        <w:t xml:space="preserve">Michalska-Smith, M.J. &amp; Allesina, S. (2019)</w:t>
       </w:r>
       <w:r>
         <w:t xml:space="preserve"> </w:t>
@@ -4590,31 +5536,47 @@
           <w:rPr>
             <w:rStyle w:val="Hyperlink"/>
           </w:rPr>
-          <w:t xml:space="preserve">https://doi.org/10.1111/1365-2435.12763</w:t>
+          <w:t xml:space="preserve">Telling ecological networks apart by their structure: A computational challenge</w:t>
         </w:r>
       </w:hyperlink>
+      <w:r>
+        <w:t xml:space="preserve">.</w:t>
+      </w:r>
+      <w:r>
+        <w:t xml:space="preserve"> </w:t>
+      </w:r>
+      <w:r>
+        <w:rPr>
+          <w:i/>
+          <w:iCs/>
+        </w:rPr>
+        <w:t xml:space="preserve">PLOS Computational Biology</w:t>
+      </w:r>
+      <w:r>
+        <w:t xml:space="preserve">,</w:t>
+      </w:r>
+      <w:r>
+        <w:t xml:space="preserve"> </w:t>
+      </w:r>
+      <w:r>
+        <w:rPr>
+          <w:b/>
+          <w:bCs/>
+        </w:rPr>
+        <w:t xml:space="preserve">15</w:t>
+      </w:r>
+      <w:r>
+        <w:t xml:space="preserve">, e1007076.</w:t>
+      </w:r>
     </w:p>
     <w:bookmarkEnd w:id="96"/>
-    <w:bookmarkStart w:id="98" w:name="ref-karapunar2026"/>
+    <w:bookmarkStart w:id="98" w:name="ref-milo2002"/>
     <w:p>
       <w:pPr>
         <w:pStyle w:val="Bibliography"/>
       </w:pPr>
       <w:r>
-        <w:t xml:space="preserve">Karapunar, B., Strydom, T., Beckerman, A. P., Ridgwell, A., Wignall, P. B., Dunne, J. A., Little, C. T. S., Hull, P., Pimiento, C., &amp; Dunhill, A. (2026). No global collapse of food webs across the permian-triassic mass extinction.</w:t>
-      </w:r>
-      <w:r>
-        <w:t xml:space="preserve"> </w:t>
-      </w:r>
-      <w:r>
-        <w:rPr>
-          <w:i/>
-          <w:iCs/>
-        </w:rPr>
-        <w:t xml:space="preserve">BioRxiv</w:t>
-      </w:r>
-      <w:r>
-        <w:t xml:space="preserve">.</w:t>
+        <w:t xml:space="preserve">Milo, R., Shen-Orr, S., Itzkovitz, S., Kashtan, N., Chklovskii, D. &amp; Alon, U. (2002)</w:t>
       </w:r>
       <w:r>
         <w:t xml:space="preserve"> </w:t>
@@ -4624,44 +5586,47 @@
           <w:rPr>
             <w:rStyle w:val="Hyperlink"/>
           </w:rPr>
-          <w:t xml:space="preserve">https://doi.org/10.64898/2026.02.24.707709</w:t>
+          <w:t xml:space="preserve">Network motifs: Simple building blocks of complex networks</w:t>
         </w:r>
       </w:hyperlink>
+      <w:r>
+        <w:t xml:space="preserve">.</w:t>
+      </w:r>
+      <w:r>
+        <w:t xml:space="preserve"> </w:t>
+      </w:r>
+      <w:r>
+        <w:rPr>
+          <w:i/>
+          <w:iCs/>
+        </w:rPr>
+        <w:t xml:space="preserve">Science</w:t>
+      </w:r>
+      <w:r>
+        <w:t xml:space="preserve">,</w:t>
+      </w:r>
+      <w:r>
+        <w:t xml:space="preserve"> </w:t>
+      </w:r>
+      <w:r>
+        <w:rPr>
+          <w:b/>
+          <w:bCs/>
+        </w:rPr>
+        <w:t xml:space="preserve">298</w:t>
+      </w:r>
+      <w:r>
+        <w:t xml:space="preserve">, 824–827.</w:t>
+      </w:r>
     </w:p>
     <w:bookmarkEnd w:id="98"/>
-    <w:bookmarkStart w:id="100" w:name="ref-kemp2024"/>
+    <w:bookmarkStart w:id="100" w:name="ref-morales-castilla2015"/>
     <w:p>
       <w:pPr>
         <w:pStyle w:val="Bibliography"/>
       </w:pPr>
       <w:r>
-        <w:t xml:space="preserve">Kemp, D. B., Han, Z., Hu, X., Chen, W., Jin, S., Izumi, K., Yan, Q., Baranyi, V., Jin, X., Corso, J. D., &amp; Ge, Y. (2024). Global hydroclimate perturbations during the toarcian oceanic anoxic event.</w:t>
-      </w:r>
-      <w:r>
-        <w:t xml:space="preserve"> </w:t>
-      </w:r>
-      <w:r>
-        <w:rPr>
-          <w:i/>
-          <w:iCs/>
-        </w:rPr>
-        <w:t xml:space="preserve">Earth-Science Reviews</w:t>
-      </w:r>
-      <w:r>
-        <w:t xml:space="preserve">,</w:t>
-      </w:r>
-      <w:r>
-        <w:t xml:space="preserve"> </w:t>
-      </w:r>
-      <w:r>
-        <w:rPr>
-          <w:i/>
-          <w:iCs/>
-        </w:rPr>
-        <w:t xml:space="preserve">258</w:t>
-      </w:r>
-      <w:r>
-        <w:t xml:space="preserve">, 104946.</w:t>
+        <w:t xml:space="preserve">Morales-Castilla, I., Matias, M.G., Gravel, D. &amp; Araújo, M.B. (2015)</w:t>
       </w:r>
       <w:r>
         <w:t xml:space="preserve"> </w:t>
@@ -4671,44 +5636,47 @@
           <w:rPr>
             <w:rStyle w:val="Hyperlink"/>
           </w:rPr>
-          <w:t xml:space="preserve">https://doi.org/10.1016/j.earscirev.2024.104946</w:t>
+          <w:t xml:space="preserve">Inferring biotic interactions from proxies</w:t>
         </w:r>
       </w:hyperlink>
+      <w:r>
+        <w:t xml:space="preserve">.</w:t>
+      </w:r>
+      <w:r>
+        <w:t xml:space="preserve"> </w:t>
+      </w:r>
+      <w:r>
+        <w:rPr>
+          <w:i/>
+          <w:iCs/>
+        </w:rPr>
+        <w:t xml:space="preserve">Trends in Ecology &amp; Evolution</w:t>
+      </w:r>
+      <w:r>
+        <w:t xml:space="preserve">,</w:t>
+      </w:r>
+      <w:r>
+        <w:t xml:space="preserve"> </w:t>
+      </w:r>
+      <w:r>
+        <w:rPr>
+          <w:b/>
+          <w:bCs/>
+        </w:rPr>
+        <w:t xml:space="preserve">30</w:t>
+      </w:r>
+      <w:r>
+        <w:t xml:space="preserve">, 347–356.</w:t>
+      </w:r>
     </w:p>
     <w:bookmarkEnd w:id="100"/>
-    <w:bookmarkStart w:id="102" w:name="ref-marjakangas2025"/>
+    <w:bookmarkStart w:id="102" w:name="ref-pellissier2018"/>
     <w:p>
       <w:pPr>
         <w:pStyle w:val="Bibliography"/>
       </w:pPr>
       <w:r>
-        <w:t xml:space="preserve">Marjakangas, E.-L., Dalsgaard, B., &amp; Ordonez, A. (2025). Fundamental interaction niches: Towards a functional understanding of ecological networks’ resilience.</w:t>
-      </w:r>
-      <w:r>
-        <w:t xml:space="preserve"> </w:t>
-      </w:r>
-      <w:r>
-        <w:rPr>
-          <w:i/>
-          <w:iCs/>
-        </w:rPr>
-        <w:t xml:space="preserve">Ecology Letters</w:t>
-      </w:r>
-      <w:r>
-        <w:t xml:space="preserve">,</w:t>
-      </w:r>
-      <w:r>
-        <w:t xml:space="preserve"> </w:t>
-      </w:r>
-      <w:r>
-        <w:rPr>
-          <w:i/>
-          <w:iCs/>
-        </w:rPr>
-        <w:t xml:space="preserve">28</w:t>
-      </w:r>
-      <w:r>
-        <w:t xml:space="preserve">(6), e70146.</w:t>
+        <w:t xml:space="preserve">Pellissier, L., Albouy, C., Bascompte, J., Farwig, N., Graham, C., Loreau, M., Maglianesi, M.A., Melián, C.J., Pitteloud, C., Roslin, T., Rohr, R., Saavedra, S., Thuiller, W., Woodward, G., Zimmermann, N.E. &amp; Gravel, D. (2018)</w:t>
       </w:r>
       <w:r>
         <w:t xml:space="preserve"> </w:t>
@@ -4718,44 +5686,47 @@
           <w:rPr>
             <w:rStyle w:val="Hyperlink"/>
           </w:rPr>
-          <w:t xml:space="preserve">https://doi.org/10.1111/ele.70146</w:t>
+          <w:t xml:space="preserve">Comparing species interaction networks along environmental gradients</w:t>
         </w:r>
       </w:hyperlink>
+      <w:r>
+        <w:t xml:space="preserve">.</w:t>
+      </w:r>
+      <w:r>
+        <w:t xml:space="preserve"> </w:t>
+      </w:r>
+      <w:r>
+        <w:rPr>
+          <w:i/>
+          <w:iCs/>
+        </w:rPr>
+        <w:t xml:space="preserve">Biological Reviews</w:t>
+      </w:r>
+      <w:r>
+        <w:t xml:space="preserve">,</w:t>
+      </w:r>
+      <w:r>
+        <w:t xml:space="preserve"> </w:t>
+      </w:r>
+      <w:r>
+        <w:rPr>
+          <w:b/>
+          <w:bCs/>
+        </w:rPr>
+        <w:t xml:space="preserve">93</w:t>
+      </w:r>
+      <w:r>
+        <w:t xml:space="preserve">, 785–800.</w:t>
+      </w:r>
     </w:p>
     <w:bookmarkEnd w:id="102"/>
-    <w:bookmarkStart w:id="104" w:name="ref-michalska-smith2019"/>
+    <w:bookmarkStart w:id="104" w:name="ref-petchey2011"/>
     <w:p>
       <w:pPr>
         <w:pStyle w:val="Bibliography"/>
       </w:pPr>
       <w:r>
-        <w:t xml:space="preserve">Michalska-Smith, M. J., &amp; Allesina, S. (2019). Telling ecological networks apart by their structure: A computational challenge.</w:t>
-      </w:r>
-      <w:r>
-        <w:t xml:space="preserve"> </w:t>
-      </w:r>
-      <w:r>
-        <w:rPr>
-          <w:i/>
-          <w:iCs/>
-        </w:rPr>
-        <w:t xml:space="preserve">PLOS Computational Biology</w:t>
-      </w:r>
-      <w:r>
-        <w:t xml:space="preserve">,</w:t>
-      </w:r>
-      <w:r>
-        <w:t xml:space="preserve"> </w:t>
-      </w:r>
-      <w:r>
-        <w:rPr>
-          <w:i/>
-          <w:iCs/>
-        </w:rPr>
-        <w:t xml:space="preserve">15</w:t>
-      </w:r>
-      <w:r>
-        <w:t xml:space="preserve">(6), e1007076.</w:t>
+        <w:t xml:space="preserve">Petchey, O.L., Beckerman, A.P., Riede, J.O. &amp; Warren, P.H. (2011)</w:t>
       </w:r>
       <w:r>
         <w:t xml:space="preserve"> </w:t>
@@ -4765,44 +5736,47 @@
           <w:rPr>
             <w:rStyle w:val="Hyperlink"/>
           </w:rPr>
-          <w:t xml:space="preserve">https://doi.org/10.1371/journal.pcbi.1007076</w:t>
+          <w:t xml:space="preserve">Fit, efficiency, and biology: Some thoughts on judging food web models</w:t>
         </w:r>
       </w:hyperlink>
+      <w:r>
+        <w:t xml:space="preserve">.</w:t>
+      </w:r>
+      <w:r>
+        <w:t xml:space="preserve"> </w:t>
+      </w:r>
+      <w:r>
+        <w:rPr>
+          <w:i/>
+          <w:iCs/>
+        </w:rPr>
+        <w:t xml:space="preserve">Journal of Theoretical Biology</w:t>
+      </w:r>
+      <w:r>
+        <w:t xml:space="preserve">,</w:t>
+      </w:r>
+      <w:r>
+        <w:t xml:space="preserve"> </w:t>
+      </w:r>
+      <w:r>
+        <w:rPr>
+          <w:b/>
+          <w:bCs/>
+        </w:rPr>
+        <w:t xml:space="preserve">279</w:t>
+      </w:r>
+      <w:r>
+        <w:t xml:space="preserve">, 169–171.</w:t>
+      </w:r>
     </w:p>
     <w:bookmarkEnd w:id="104"/>
-    <w:bookmarkStart w:id="106" w:name="ref-milo2002"/>
+    <w:bookmarkStart w:id="106" w:name="ref-petchey2008"/>
     <w:p>
       <w:pPr>
         <w:pStyle w:val="Bibliography"/>
       </w:pPr>
       <w:r>
-        <w:t xml:space="preserve">Milo, R., Shen-Orr, S., Itzkovitz, S., Kashtan, N., Chklovskii, D., &amp; Alon, U. (2002). Network motifs: Simple building blocks of complex networks.</w:t>
-      </w:r>
-      <w:r>
-        <w:t xml:space="preserve"> </w:t>
-      </w:r>
-      <w:r>
-        <w:rPr>
-          <w:i/>
-          <w:iCs/>
-        </w:rPr>
-        <w:t xml:space="preserve">Science</w:t>
-      </w:r>
-      <w:r>
-        <w:t xml:space="preserve">,</w:t>
-      </w:r>
-      <w:r>
-        <w:t xml:space="preserve"> </w:t>
-      </w:r>
-      <w:r>
-        <w:rPr>
-          <w:i/>
-          <w:iCs/>
-        </w:rPr>
-        <w:t xml:space="preserve">298</w:t>
-      </w:r>
-      <w:r>
-        <w:t xml:space="preserve">(5594), 824–827.</w:t>
+        <w:t xml:space="preserve">Petchey, O.L., Beckerman, A.P., Riede, J.O. &amp; Warren, P.H. (2008)</w:t>
       </w:r>
       <w:r>
         <w:t xml:space="preserve"> </w:t>
@@ -4812,44 +5786,47 @@
           <w:rPr>
             <w:rStyle w:val="Hyperlink"/>
           </w:rPr>
-          <w:t xml:space="preserve">https://doi.org/10.1126/science.298.5594.824</w:t>
+          <w:t xml:space="preserve">Size, foraging, and food web structure</w:t>
         </w:r>
       </w:hyperlink>
+      <w:r>
+        <w:t xml:space="preserve">.</w:t>
+      </w:r>
+      <w:r>
+        <w:t xml:space="preserve"> </w:t>
+      </w:r>
+      <w:r>
+        <w:rPr>
+          <w:i/>
+          <w:iCs/>
+        </w:rPr>
+        <w:t xml:space="preserve">Proceedings of the National Academy of Sciences</w:t>
+      </w:r>
+      <w:r>
+        <w:t xml:space="preserve">,</w:t>
+      </w:r>
+      <w:r>
+        <w:t xml:space="preserve"> </w:t>
+      </w:r>
+      <w:r>
+        <w:rPr>
+          <w:b/>
+          <w:bCs/>
+        </w:rPr>
+        <w:t xml:space="preserve">105</w:t>
+      </w:r>
+      <w:r>
+        <w:t xml:space="preserve">, 4191–4196.</w:t>
+      </w:r>
     </w:p>
     <w:bookmarkEnd w:id="106"/>
-    <w:bookmarkStart w:id="108" w:name="ref-morales-castilla2015"/>
+    <w:bookmarkStart w:id="108" w:name="ref-poisot2021"/>
     <w:p>
       <w:pPr>
         <w:pStyle w:val="Bibliography"/>
       </w:pPr>
       <w:r>
-        <w:t xml:space="preserve">Morales-Castilla, I., Matias, M. G., Gravel, D., &amp; Araújo, M. B. (2015). Inferring biotic interactions from proxies.</w:t>
-      </w:r>
-      <w:r>
-        <w:t xml:space="preserve"> </w:t>
-      </w:r>
-      <w:r>
-        <w:rPr>
-          <w:i/>
-          <w:iCs/>
-        </w:rPr>
-        <w:t xml:space="preserve">Trends in Ecology &amp; Evolution</w:t>
-      </w:r>
-      <w:r>
-        <w:t xml:space="preserve">,</w:t>
-      </w:r>
-      <w:r>
-        <w:t xml:space="preserve"> </w:t>
-      </w:r>
-      <w:r>
-        <w:rPr>
-          <w:i/>
-          <w:iCs/>
-        </w:rPr>
-        <w:t xml:space="preserve">30</w:t>
-      </w:r>
-      <w:r>
-        <w:t xml:space="preserve">(6), 347–356.</w:t>
+        <w:t xml:space="preserve">Poisot, T., Bergeron, G., Cazelles, K., Dallas, T., Gravel, D., MacDonald, A., Mercier, B., Violet, C. &amp; Vissault, S. (2021)</w:t>
       </w:r>
       <w:r>
         <w:t xml:space="preserve"> </w:t>
@@ -4859,44 +5836,34 @@
           <w:rPr>
             <w:rStyle w:val="Hyperlink"/>
           </w:rPr>
-          <w:t xml:space="preserve">https://doi.org/10.1016/j.tree.2015.03.014</w:t>
+          <w:t xml:space="preserve">Global knowledge gaps in species interaction networks data</w:t>
         </w:r>
       </w:hyperlink>
+      <w:r>
+        <w:t xml:space="preserve">.</w:t>
+      </w:r>
+      <w:r>
+        <w:t xml:space="preserve"> </w:t>
+      </w:r>
+      <w:r>
+        <w:rPr>
+          <w:i/>
+          <w:iCs/>
+        </w:rPr>
+        <w:t xml:space="preserve">Journal of Biogeography</w:t>
+      </w:r>
+      <w:r>
+        <w:t xml:space="preserve">, jbi.14127.</w:t>
+      </w:r>
     </w:p>
     <w:bookmarkEnd w:id="108"/>
-    <w:bookmarkStart w:id="110" w:name="ref-pellissier2018"/>
+    <w:bookmarkStart w:id="110" w:name="ref-poisot2012a"/>
     <w:p>
       <w:pPr>
         <w:pStyle w:val="Bibliography"/>
       </w:pPr>
       <w:r>
-        <w:t xml:space="preserve">Pellissier, L., Albouy, C., Bascompte, J., Farwig, N., Graham, C., Loreau, M., Maglianesi, M. A., Melián, C. J., Pitteloud, C., Roslin, T., Rohr, R., Saavedra, S., Thuiller, W., Woodward, G., Zimmermann, N. E., &amp; Gravel, D. (2018). Comparing species interaction networks along environmental gradients.</w:t>
-      </w:r>
-      <w:r>
-        <w:t xml:space="preserve"> </w:t>
-      </w:r>
-      <w:r>
-        <w:rPr>
-          <w:i/>
-          <w:iCs/>
-        </w:rPr>
-        <w:t xml:space="preserve">Biological Reviews</w:t>
-      </w:r>
-      <w:r>
-        <w:t xml:space="preserve">,</w:t>
-      </w:r>
-      <w:r>
-        <w:t xml:space="preserve"> </w:t>
-      </w:r>
-      <w:r>
-        <w:rPr>
-          <w:i/>
-          <w:iCs/>
-        </w:rPr>
-        <w:t xml:space="preserve">93</w:t>
-      </w:r>
-      <w:r>
-        <w:t xml:space="preserve">(2), 785–800.</w:t>
+        <w:t xml:space="preserve">Poisot, T., Canard, E., Mouillot, D., Mouquet, N. &amp; Gravel, D. (2012)</w:t>
       </w:r>
       <w:r>
         <w:t xml:space="preserve"> </w:t>
@@ -4906,37 +5873,47 @@
           <w:rPr>
             <w:rStyle w:val="Hyperlink"/>
           </w:rPr>
-          <w:t xml:space="preserve">https://doi.org/10.1111/brv.12366</w:t>
+          <w:t xml:space="preserve">The dissimilarity of species interaction networks</w:t>
         </w:r>
       </w:hyperlink>
+      <w:r>
+        <w:t xml:space="preserve">.</w:t>
+      </w:r>
+      <w:r>
+        <w:t xml:space="preserve"> </w:t>
+      </w:r>
+      <w:r>
+        <w:rPr>
+          <w:i/>
+          <w:iCs/>
+        </w:rPr>
+        <w:t xml:space="preserve">Ecology Letters</w:t>
+      </w:r>
+      <w:r>
+        <w:t xml:space="preserve">,</w:t>
+      </w:r>
+      <w:r>
+        <w:t xml:space="preserve"> </w:t>
+      </w:r>
+      <w:r>
+        <w:rPr>
+          <w:b/>
+          <w:bCs/>
+        </w:rPr>
+        <w:t xml:space="preserve">15</w:t>
+      </w:r>
+      <w:r>
+        <w:t xml:space="preserve">, 1353–1361.</w:t>
+      </w:r>
     </w:p>
     <w:bookmarkEnd w:id="110"/>
-    <w:bookmarkStart w:id="112" w:name="ref-perez-lamarque2026"/>
+    <w:bookmarkStart w:id="112" w:name="ref-poisot2016"/>
     <w:p>
       <w:pPr>
         <w:pStyle w:val="Bibliography"/>
       </w:pPr>
       <w:r>
-        <w:t xml:space="preserve">Perez-Lamarque, B., Andréoletti, J., Morillon, B., Pion-Piola, O., Lambert, A., &amp; Morlon, H. (2026). Darwin</w:t>
-      </w:r>
-      <w:r>
-        <w:t xml:space="preserve">’</w:t>
-      </w:r>
-      <w:r>
-        <w:t xml:space="preserve">s entangled bank through deep time: Structural stability of mutualistic networks over large geographic and temporal scales.</w:t>
-      </w:r>
-      <w:r>
-        <w:t xml:space="preserve"> </w:t>
-      </w:r>
-      <w:r>
-        <w:rPr>
-          <w:i/>
-          <w:iCs/>
-        </w:rPr>
-        <w:t xml:space="preserve">EcoEvoRxiv</w:t>
-      </w:r>
-      <w:r>
-        <w:t xml:space="preserve">.</w:t>
+        <w:t xml:space="preserve">Poisot, T., Cirtwill, A., Cazelles, K., Gravel, D., Fortin, M.-J. &amp; Stouffer, D. (2016)</w:t>
       </w:r>
       <w:r>
         <w:t xml:space="preserve"> </w:t>
@@ -4946,44 +5923,47 @@
           <w:rPr>
             <w:rStyle w:val="Hyperlink"/>
           </w:rPr>
-          <w:t xml:space="preserve">https://doi.org/10.1101/2025.10.08.681159</w:t>
+          <w:t xml:space="preserve">The structure of probabilistic networks</w:t>
         </w:r>
       </w:hyperlink>
+      <w:r>
+        <w:t xml:space="preserve">.</w:t>
+      </w:r>
+      <w:r>
+        <w:t xml:space="preserve"> </w:t>
+      </w:r>
+      <w:r>
+        <w:rPr>
+          <w:i/>
+          <w:iCs/>
+        </w:rPr>
+        <w:t xml:space="preserve">Methods in Ecology and Evolution</w:t>
+      </w:r>
+      <w:r>
+        <w:t xml:space="preserve">,</w:t>
+      </w:r>
+      <w:r>
+        <w:t xml:space="preserve"> </w:t>
+      </w:r>
+      <w:r>
+        <w:rPr>
+          <w:b/>
+          <w:bCs/>
+        </w:rPr>
+        <w:t xml:space="preserve">7</w:t>
+      </w:r>
+      <w:r>
+        <w:t xml:space="preserve">, 303312.</w:t>
+      </w:r>
     </w:p>
     <w:bookmarkEnd w:id="112"/>
-    <w:bookmarkStart w:id="114" w:name="ref-petchey2008"/>
+    <w:bookmarkStart w:id="114" w:name="ref-poisot2014"/>
     <w:p>
       <w:pPr>
         <w:pStyle w:val="Bibliography"/>
       </w:pPr>
       <w:r>
-        <w:t xml:space="preserve">Petchey, O. L., Beckerman, A. P., Riede, J. O., &amp; Warren, P. H. (2008). Size, foraging, and food web structure.</w:t>
-      </w:r>
-      <w:r>
-        <w:t xml:space="preserve"> </w:t>
-      </w:r>
-      <w:r>
-        <w:rPr>
-          <w:i/>
-          <w:iCs/>
-        </w:rPr>
-        <w:t xml:space="preserve">Proceedings of the National Academy of Sciences</w:t>
-      </w:r>
-      <w:r>
-        <w:t xml:space="preserve">,</w:t>
-      </w:r>
-      <w:r>
-        <w:t xml:space="preserve"> </w:t>
-      </w:r>
-      <w:r>
-        <w:rPr>
-          <w:i/>
-          <w:iCs/>
-        </w:rPr>
-        <w:t xml:space="preserve">105</w:t>
-      </w:r>
-      <w:r>
-        <w:t xml:space="preserve">(11), 4191–4196.</w:t>
+        <w:t xml:space="preserve">Poisot, T. &amp; Gravel, D. (2014)</w:t>
       </w:r>
       <w:r>
         <w:t xml:space="preserve"> </w:t>
@@ -4993,44 +5973,47 @@
           <w:rPr>
             <w:rStyle w:val="Hyperlink"/>
           </w:rPr>
-          <w:t xml:space="preserve">https://doi.org/10.1073/pnas.0710672105</w:t>
+          <w:t xml:space="preserve">When is an ecological network complex? Connectance drives degree distribution and emerging network properties</w:t>
         </w:r>
       </w:hyperlink>
+      <w:r>
+        <w:t xml:space="preserve">.</w:t>
+      </w:r>
+      <w:r>
+        <w:t xml:space="preserve"> </w:t>
+      </w:r>
+      <w:r>
+        <w:rPr>
+          <w:i/>
+          <w:iCs/>
+        </w:rPr>
+        <w:t xml:space="preserve">PeerJ</w:t>
+      </w:r>
+      <w:r>
+        <w:t xml:space="preserve">,</w:t>
+      </w:r>
+      <w:r>
+        <w:t xml:space="preserve"> </w:t>
+      </w:r>
+      <w:r>
+        <w:rPr>
+          <w:b/>
+          <w:bCs/>
+        </w:rPr>
+        <w:t xml:space="preserve">2</w:t>
+      </w:r>
+      <w:r>
+        <w:t xml:space="preserve">, e251.</w:t>
+      </w:r>
     </w:p>
     <w:bookmarkEnd w:id="114"/>
-    <w:bookmarkStart w:id="116" w:name="ref-petchey2011"/>
+    <w:bookmarkStart w:id="116" w:name="ref-poisot2015"/>
     <w:p>
       <w:pPr>
         <w:pStyle w:val="Bibliography"/>
       </w:pPr>
       <w:r>
-        <w:t xml:space="preserve">Petchey, O. L., Beckerman, A. P., Riede, J. O., &amp; Warren, P. H. (2011). Fit, efficiency, and biology: Some thoughts on judging food web models.</w:t>
-      </w:r>
-      <w:r>
-        <w:t xml:space="preserve"> </w:t>
-      </w:r>
-      <w:r>
-        <w:rPr>
-          <w:i/>
-          <w:iCs/>
-        </w:rPr>
-        <w:t xml:space="preserve">Journal of Theoretical Biology</w:t>
-      </w:r>
-      <w:r>
-        <w:t xml:space="preserve">,</w:t>
-      </w:r>
-      <w:r>
-        <w:t xml:space="preserve"> </w:t>
-      </w:r>
-      <w:r>
-        <w:rPr>
-          <w:i/>
-          <w:iCs/>
-        </w:rPr>
-        <w:t xml:space="preserve">279</w:t>
-      </w:r>
-      <w:r>
-        <w:t xml:space="preserve">(1), 169–171.</w:t>
+        <w:t xml:space="preserve">Poisot, T., Stouffer, D.B. &amp; Gravel, D. (2015)</w:t>
       </w:r>
       <w:r>
         <w:t xml:space="preserve"> </w:t>
@@ -5040,47 +6023,47 @@
           <w:rPr>
             <w:rStyle w:val="Hyperlink"/>
           </w:rPr>
-          <w:t xml:space="preserve">https://doi.org/10.1016/j.jtbi.2011.03.019</w:t>
+          <w:t xml:space="preserve">Beyond species: Why ecological interaction networks vary through space and time</w:t>
         </w:r>
       </w:hyperlink>
+      <w:r>
+        <w:t xml:space="preserve">.</w:t>
+      </w:r>
+      <w:r>
+        <w:t xml:space="preserve"> </w:t>
+      </w:r>
+      <w:r>
+        <w:rPr>
+          <w:i/>
+          <w:iCs/>
+        </w:rPr>
+        <w:t xml:space="preserve">Oikos</w:t>
+      </w:r>
+      <w:r>
+        <w:t xml:space="preserve">,</w:t>
+      </w:r>
+      <w:r>
+        <w:t xml:space="preserve"> </w:t>
+      </w:r>
+      <w:r>
+        <w:rPr>
+          <w:b/>
+          <w:bCs/>
+        </w:rPr>
+        <w:t xml:space="preserve">124</w:t>
+      </w:r>
+      <w:r>
+        <w:t xml:space="preserve">, 243–251.</w:t>
+      </w:r>
     </w:p>
     <w:bookmarkEnd w:id="116"/>
-    <w:bookmarkStart w:id="118" w:name="ref-pichler2023"/>
+    <w:bookmarkStart w:id="118" w:name="ref-RCoreTeam2024"/>
     <w:p>
       <w:pPr>
         <w:pStyle w:val="Bibliography"/>
       </w:pPr>
       <w:r>
-        <w:t xml:space="preserve">Pichler, M., &amp; Hartig, F. (2023). Machine learning and deep learning</w:t>
-      </w:r>
-      <w:r>
-        <w:t xml:space="preserve">a review for ecologists.</w:t>
-      </w:r>
-      <w:r>
-        <w:t xml:space="preserve"> </w:t>
-      </w:r>
-      <w:r>
-        <w:rPr>
-          <w:i/>
-          <w:iCs/>
-        </w:rPr>
-        <w:t xml:space="preserve">Methods in Ecology and Evolution</w:t>
-      </w:r>
-      <w:r>
-        <w:t xml:space="preserve">,</w:t>
-      </w:r>
-      <w:r>
-        <w:t xml:space="preserve"> </w:t>
-      </w:r>
-      <w:r>
-        <w:rPr>
-          <w:i/>
-          <w:iCs/>
-        </w:rPr>
-        <w:t xml:space="preserve">14</w:t>
-      </w:r>
-      <w:r>
-        <w:t xml:space="preserve">(4), 994–1016.</w:t>
+        <w:t xml:space="preserve">R Core Team (2024)</w:t>
       </w:r>
       <w:r>
         <w:t xml:space="preserve"> </w:t>
@@ -5089,32 +6072,24 @@
         <w:r>
           <w:rPr>
             <w:rStyle w:val="Hyperlink"/>
+            <w:i/>
+            <w:iCs/>
           </w:rPr>
-          <w:t xml:space="preserve">https://doi.org/10.1111/2041-210X.14061</w:t>
+          <w:t xml:space="preserve">R: A language and environment for statistical computing</w:t>
         </w:r>
       </w:hyperlink>
+      <w:r>
+        <w:t xml:space="preserve">, R Foundation for Statistical Computing, Vienna, Austria.</w:t>
+      </w:r>
     </w:p>
     <w:bookmarkEnd w:id="118"/>
-    <w:bookmarkStart w:id="120" w:name="ref-poisot2021"/>
+    <w:bookmarkStart w:id="120" w:name="ref-rohr2010"/>
     <w:p>
       <w:pPr>
         <w:pStyle w:val="Bibliography"/>
       </w:pPr>
       <w:r>
-        <w:t xml:space="preserve">Poisot, T., Bergeron, G., Cazelles, K., Dallas, T., Gravel, D., MacDonald, A., Mercier, B., Violet, C., &amp; Vissault, S. (2021). Global knowledge gaps in species interaction networks data.</w:t>
-      </w:r>
-      <w:r>
-        <w:t xml:space="preserve"> </w:t>
-      </w:r>
-      <w:r>
-        <w:rPr>
-          <w:i/>
-          <w:iCs/>
-        </w:rPr>
-        <w:t xml:space="preserve">Journal of Biogeography</w:t>
-      </w:r>
-      <w:r>
-        <w:t xml:space="preserve">, jbi.14127.</w:t>
+        <w:t xml:space="preserve">Rohr, R., Scherer, H., Kehrli, P., Mazza, C. &amp; Bersier, L.-F. (2010)</w:t>
       </w:r>
       <w:r>
         <w:t xml:space="preserve"> </w:t>
@@ -5124,44 +6099,44 @@
           <w:rPr>
             <w:rStyle w:val="Hyperlink"/>
           </w:rPr>
-          <w:t xml:space="preserve">https://doi.org/10.1111/jbi.14127</w:t>
+          <w:t xml:space="preserve">Modeling food webs: Exploring unexplained structure using latent traits.</w:t>
         </w:r>
       </w:hyperlink>
+      <w:r>
+        <w:t xml:space="preserve"> </w:t>
+      </w:r>
+      <w:r>
+        <w:rPr>
+          <w:i/>
+          <w:iCs/>
+        </w:rPr>
+        <w:t xml:space="preserve">The American Naturalist</w:t>
+      </w:r>
+      <w:r>
+        <w:t xml:space="preserve">,</w:t>
+      </w:r>
+      <w:r>
+        <w:t xml:space="preserve"> </w:t>
+      </w:r>
+      <w:r>
+        <w:rPr>
+          <w:b/>
+          <w:bCs/>
+        </w:rPr>
+        <w:t xml:space="preserve">176</w:t>
+      </w:r>
+      <w:r>
+        <w:t xml:space="preserve">, 170–177.</w:t>
+      </w:r>
     </w:p>
     <w:bookmarkEnd w:id="120"/>
-    <w:bookmarkStart w:id="122" w:name="ref-poisot2012a"/>
+    <w:bookmarkStart w:id="122" w:name="ref-roopnarine2006"/>
     <w:p>
       <w:pPr>
         <w:pStyle w:val="Bibliography"/>
       </w:pPr>
       <w:r>
-        <w:t xml:space="preserve">Poisot, T., Canard, E., Mouillot, D., Mouquet, N., &amp; Gravel, D. (2012). The dissimilarity of species interaction networks.</w:t>
-      </w:r>
-      <w:r>
-        <w:t xml:space="preserve"> </w:t>
-      </w:r>
-      <w:r>
-        <w:rPr>
-          <w:i/>
-          <w:iCs/>
-        </w:rPr>
-        <w:t xml:space="preserve">Ecology Letters</w:t>
-      </w:r>
-      <w:r>
-        <w:t xml:space="preserve">,</w:t>
-      </w:r>
-      <w:r>
-        <w:t xml:space="preserve"> </w:t>
-      </w:r>
-      <w:r>
-        <w:rPr>
-          <w:i/>
-          <w:iCs/>
-        </w:rPr>
-        <w:t xml:space="preserve">15</w:t>
-      </w:r>
-      <w:r>
-        <w:t xml:space="preserve">(12), 1353–1361.</w:t>
+        <w:t xml:space="preserve">Roopnarine, P.D. (2006)</w:t>
       </w:r>
       <w:r>
         <w:t xml:space="preserve"> </w:t>
@@ -5171,44 +6146,47 @@
           <w:rPr>
             <w:rStyle w:val="Hyperlink"/>
           </w:rPr>
-          <w:t xml:space="preserve">https://doi.org/10.1111/ele.12002</w:t>
+          <w:t xml:space="preserve">Extinction cascades and catastrophe in ancient food webs</w:t>
         </w:r>
       </w:hyperlink>
+      <w:r>
+        <w:t xml:space="preserve">.</w:t>
+      </w:r>
+      <w:r>
+        <w:t xml:space="preserve"> </w:t>
+      </w:r>
+      <w:r>
+        <w:rPr>
+          <w:i/>
+          <w:iCs/>
+        </w:rPr>
+        <w:t xml:space="preserve">Paleobiology</w:t>
+      </w:r>
+      <w:r>
+        <w:t xml:space="preserve">,</w:t>
+      </w:r>
+      <w:r>
+        <w:t xml:space="preserve"> </w:t>
+      </w:r>
+      <w:r>
+        <w:rPr>
+          <w:b/>
+          <w:bCs/>
+        </w:rPr>
+        <w:t xml:space="preserve">32</w:t>
+      </w:r>
+      <w:r>
+        <w:t xml:space="preserve">, 1–19.</w:t>
+      </w:r>
     </w:p>
     <w:bookmarkEnd w:id="122"/>
-    <w:bookmarkStart w:id="124" w:name="ref-poisot2016"/>
+    <w:bookmarkStart w:id="124" w:name="ref-sandra2025"/>
     <w:p>
       <w:pPr>
         <w:pStyle w:val="Bibliography"/>
       </w:pPr>
       <w:r>
-        <w:t xml:space="preserve">Poisot, T., Cirtwill, A., Cazelles, K., Gravel, D., Fortin, M.-J., &amp; Stouffer, D. (2016). The structure of probabilistic networks.</w:t>
-      </w:r>
-      <w:r>
-        <w:t xml:space="preserve"> </w:t>
-      </w:r>
-      <w:r>
-        <w:rPr>
-          <w:i/>
-          <w:iCs/>
-        </w:rPr>
-        <w:t xml:space="preserve">Methods in Ecology and Evolution</w:t>
-      </w:r>
-      <w:r>
-        <w:t xml:space="preserve">,</w:t>
-      </w:r>
-      <w:r>
-        <w:t xml:space="preserve"> </w:t>
-      </w:r>
-      <w:r>
-        <w:rPr>
-          <w:i/>
-          <w:iCs/>
-        </w:rPr>
-        <w:t xml:space="preserve">7</w:t>
-      </w:r>
-      <w:r>
-        <w:t xml:space="preserve">(3), 303312.</w:t>
+        <w:t xml:space="preserve">Sandra, H.-P., Traveset, A., Nogales, M., Heleno, R., Llewelyn, J. &amp; Strona, G. (2025)</w:t>
       </w:r>
       <w:r>
         <w:t xml:space="preserve"> </w:t>
@@ -5218,44 +6196,34 @@
           <w:rPr>
             <w:rStyle w:val="Hyperlink"/>
           </w:rPr>
-          <w:t xml:space="preserve">https://doi.org/10</w:t>
+          <w:t xml:space="preserve">Sampling biases across interaction types affect the robustness of ecological multilayer networks</w:t>
         </w:r>
       </w:hyperlink>
+      <w:r>
+        <w:t xml:space="preserve">.</w:t>
+      </w:r>
+      <w:r>
+        <w:t xml:space="preserve"> </w:t>
+      </w:r>
+      <w:r>
+        <w:rPr>
+          <w:i/>
+          <w:iCs/>
+        </w:rPr>
+        <w:t xml:space="preserve">Ecological Informatics</w:t>
+      </w:r>
+      <w:r>
+        <w:t xml:space="preserve">, 103183.</w:t>
+      </w:r>
     </w:p>
     <w:bookmarkEnd w:id="124"/>
-    <w:bookmarkStart w:id="126" w:name="ref-poisot2014"/>
+    <w:bookmarkStart w:id="126" w:name="ref-shaw2024"/>
     <w:p>
       <w:pPr>
         <w:pStyle w:val="Bibliography"/>
       </w:pPr>
       <w:r>
-        <w:t xml:space="preserve">Poisot, T., &amp; Gravel, D. (2014). When is an ecological network complex? Connectance drives degree distribution and emerging network properties.</w:t>
-      </w:r>
-      <w:r>
-        <w:t xml:space="preserve"> </w:t>
-      </w:r>
-      <w:r>
-        <w:rPr>
-          <w:i/>
-          <w:iCs/>
-        </w:rPr>
-        <w:t xml:space="preserve">PeerJ</w:t>
-      </w:r>
-      <w:r>
-        <w:t xml:space="preserve">,</w:t>
-      </w:r>
-      <w:r>
-        <w:t xml:space="preserve"> </w:t>
-      </w:r>
-      <w:r>
-        <w:rPr>
-          <w:i/>
-          <w:iCs/>
-        </w:rPr>
-        <w:t xml:space="preserve">2</w:t>
-      </w:r>
-      <w:r>
-        <w:t xml:space="preserve">, e251.</w:t>
+        <w:t xml:space="preserve">Shaw, J.O., Dunhill, A.M., Beckerman, A.P., Dunne, J.A. &amp; Hull, P.M. (2024)</w:t>
       </w:r>
       <w:r>
         <w:t xml:space="preserve"> </w:t>
@@ -5265,44 +6233,21 @@
           <w:rPr>
             <w:rStyle w:val="Hyperlink"/>
           </w:rPr>
-          <w:t xml:space="preserve">https://doi.org/10.7717/peerj.251</w:t>
+          <w:t xml:space="preserve">A framework for reconstructing ancient food webs using functional trait data</w:t>
         </w:r>
       </w:hyperlink>
+      <w:r>
+        <w:t xml:space="preserve">. 2024.01.30.578036.</w:t>
+      </w:r>
     </w:p>
     <w:bookmarkEnd w:id="126"/>
-    <w:bookmarkStart w:id="128" w:name="ref-poisot2015"/>
+    <w:bookmarkStart w:id="128" w:name="ref-smith2025"/>
     <w:p>
       <w:pPr>
         <w:pStyle w:val="Bibliography"/>
       </w:pPr>
       <w:r>
-        <w:t xml:space="preserve">Poisot, T., Stouffer, D. B., &amp; Gravel, D. (2015). Beyond species: Why ecological interaction networks vary through space and time.</w:t>
-      </w:r>
-      <w:r>
-        <w:t xml:space="preserve"> </w:t>
-      </w:r>
-      <w:r>
-        <w:rPr>
-          <w:i/>
-          <w:iCs/>
-        </w:rPr>
-        <w:t xml:space="preserve">Oikos</w:t>
-      </w:r>
-      <w:r>
-        <w:t xml:space="preserve">,</w:t>
-      </w:r>
-      <w:r>
-        <w:t xml:space="preserve"> </w:t>
-      </w:r>
-      <w:r>
-        <w:rPr>
-          <w:i/>
-          <w:iCs/>
-        </w:rPr>
-        <w:t xml:space="preserve">124</w:t>
-      </w:r>
-      <w:r>
-        <w:t xml:space="preserve">(3), 243–251.</w:t>
+        <w:t xml:space="preserve">Smith, Q.A., Tomé, C.P., Gearty, W., Smith, F.A., Shizuka, D. &amp; Lyons, S.K. (2025)</w:t>
       </w:r>
       <w:r>
         <w:t xml:space="preserve"> </w:t>
@@ -5312,31 +6257,53 @@
           <w:rPr>
             <w:rStyle w:val="Hyperlink"/>
           </w:rPr>
-          <w:t xml:space="preserve">https://doi.org/10.1111/oik.01719</w:t>
+          <w:t xml:space="preserve">Consequences of the megafauna extinction: Changes in food web networks on the edwards plateau across the pleistocene</w:t>
+        </w:r>
+        <w:r>
+          <w:rPr>
+            <w:rStyle w:val="Hyperlink"/>
+          </w:rPr>
+          <w:t xml:space="preserve">holocene transition</w:t>
         </w:r>
       </w:hyperlink>
+      <w:r>
+        <w:t xml:space="preserve">.</w:t>
+      </w:r>
+      <w:r>
+        <w:t xml:space="preserve"> </w:t>
+      </w:r>
+      <w:r>
+        <w:rPr>
+          <w:i/>
+          <w:iCs/>
+        </w:rPr>
+        <w:t xml:space="preserve">Global Ecology and Biogeography</w:t>
+      </w:r>
+      <w:r>
+        <w:t xml:space="preserve">,</w:t>
+      </w:r>
+      <w:r>
+        <w:t xml:space="preserve"> </w:t>
+      </w:r>
+      <w:r>
+        <w:rPr>
+          <w:b/>
+          <w:bCs/>
+        </w:rPr>
+        <w:t xml:space="preserve">34</w:t>
+      </w:r>
+      <w:r>
+        <w:t xml:space="preserve">, e70113.</w:t>
+      </w:r>
     </w:p>
     <w:bookmarkEnd w:id="128"/>
-    <w:bookmarkStart w:id="130" w:name="ref-RCoreTeam2024"/>
+    <w:bookmarkStart w:id="130" w:name="ref-stouffer2019"/>
     <w:p>
       <w:pPr>
         <w:pStyle w:val="Bibliography"/>
       </w:pPr>
       <w:r>
-        <w:t xml:space="preserve">R Core Team. (2024).</w:t>
-      </w:r>
-      <w:r>
-        <w:t xml:space="preserve"> </w:t>
-      </w:r>
-      <w:r>
-        <w:rPr>
-          <w:i/>
-          <w:iCs/>
-        </w:rPr>
-        <w:t xml:space="preserve">R: A language and environment for statistical computing</w:t>
-      </w:r>
-      <w:r>
-        <w:t xml:space="preserve">. R Foundation for Statistical Computing.</w:t>
+        <w:t xml:space="preserve">Stouffer, D.B. (2019)</w:t>
       </w:r>
       <w:r>
         <w:t xml:space="preserve"> </w:t>
@@ -5346,44 +6313,47 @@
           <w:rPr>
             <w:rStyle w:val="Hyperlink"/>
           </w:rPr>
-          <w:t xml:space="preserve">https://www.R-project.org/</w:t>
+          <w:t xml:space="preserve">All ecological models are wrong, but some are useful</w:t>
         </w:r>
       </w:hyperlink>
+      <w:r>
+        <w:t xml:space="preserve">.</w:t>
+      </w:r>
+      <w:r>
+        <w:t xml:space="preserve"> </w:t>
+      </w:r>
+      <w:r>
+        <w:rPr>
+          <w:i/>
+          <w:iCs/>
+        </w:rPr>
+        <w:t xml:space="preserve">Journal of Animal Ecology</w:t>
+      </w:r>
+      <w:r>
+        <w:t xml:space="preserve">,</w:t>
+      </w:r>
+      <w:r>
+        <w:t xml:space="preserve"> </w:t>
+      </w:r>
+      <w:r>
+        <w:rPr>
+          <w:b/>
+          <w:bCs/>
+        </w:rPr>
+        <w:t xml:space="preserve">88</w:t>
+      </w:r>
+      <w:r>
+        <w:t xml:space="preserve">, 192–195.</w:t>
+      </w:r>
     </w:p>
     <w:bookmarkEnd w:id="130"/>
-    <w:bookmarkStart w:id="132" w:name="ref-rohr2010"/>
+    <w:bookmarkStart w:id="132" w:name="ref-stouffer2007"/>
     <w:p>
       <w:pPr>
         <w:pStyle w:val="Bibliography"/>
       </w:pPr>
       <w:r>
-        <w:t xml:space="preserve">Rohr, R., Scherer, H., Kehrli, P., Mazza, C., &amp; Bersier, L.-F. (2010). Modeling food webs: Exploring unexplained structure using latent traits.</w:t>
-      </w:r>
-      <w:r>
-        <w:t xml:space="preserve"> </w:t>
-      </w:r>
-      <w:r>
-        <w:rPr>
-          <w:i/>
-          <w:iCs/>
-        </w:rPr>
-        <w:t xml:space="preserve">The American Naturalist</w:t>
-      </w:r>
-      <w:r>
-        <w:t xml:space="preserve">,</w:t>
-      </w:r>
-      <w:r>
-        <w:t xml:space="preserve"> </w:t>
-      </w:r>
-      <w:r>
-        <w:rPr>
-          <w:i/>
-          <w:iCs/>
-        </w:rPr>
-        <w:t xml:space="preserve">176</w:t>
-      </w:r>
-      <w:r>
-        <w:t xml:space="preserve">(2), 170–177.</w:t>
+        <w:t xml:space="preserve">Stouffer, D.B., Camacho, J., Jiang, W. &amp; Nunes Amaral, L.A. (2007)</w:t>
       </w:r>
       <w:r>
         <w:t xml:space="preserve"> </w:t>
@@ -5393,44 +6363,47 @@
           <w:rPr>
             <w:rStyle w:val="Hyperlink"/>
           </w:rPr>
-          <w:t xml:space="preserve">https://doi.org/10.1086/653667</w:t>
+          <w:t xml:space="preserve">Evidence for the existence of a robust pattern of prey selection in food webs</w:t>
         </w:r>
       </w:hyperlink>
+      <w:r>
+        <w:t xml:space="preserve">.</w:t>
+      </w:r>
+      <w:r>
+        <w:t xml:space="preserve"> </w:t>
+      </w:r>
+      <w:r>
+        <w:rPr>
+          <w:i/>
+          <w:iCs/>
+        </w:rPr>
+        <w:t xml:space="preserve">Proceedings of the Royal Society B: Biological Sciences</w:t>
+      </w:r>
+      <w:r>
+        <w:t xml:space="preserve">,</w:t>
+      </w:r>
+      <w:r>
+        <w:t xml:space="preserve"> </w:t>
+      </w:r>
+      <w:r>
+        <w:rPr>
+          <w:b/>
+          <w:bCs/>
+        </w:rPr>
+        <w:t xml:space="preserve">274</w:t>
+      </w:r>
+      <w:r>
+        <w:t xml:space="preserve">, 1931–1940.</w:t>
+      </w:r>
     </w:p>
     <w:bookmarkEnd w:id="132"/>
-    <w:bookmarkStart w:id="134" w:name="ref-roopnarine2006"/>
+    <w:bookmarkStart w:id="134" w:name="ref-strydom2021"/>
     <w:p>
       <w:pPr>
         <w:pStyle w:val="Bibliography"/>
       </w:pPr>
       <w:r>
-        <w:t xml:space="preserve">Roopnarine, P. D. (2006). Extinction cascades and catastrophe in ancient food webs.</w:t>
-      </w:r>
-      <w:r>
-        <w:t xml:space="preserve"> </w:t>
-      </w:r>
-      <w:r>
-        <w:rPr>
-          <w:i/>
-          <w:iCs/>
-        </w:rPr>
-        <w:t xml:space="preserve">Paleobiology</w:t>
-      </w:r>
-      <w:r>
-        <w:t xml:space="preserve">,</w:t>
-      </w:r>
-      <w:r>
-        <w:t xml:space="preserve"> </w:t>
-      </w:r>
-      <w:r>
-        <w:rPr>
-          <w:i/>
-          <w:iCs/>
-        </w:rPr>
-        <w:t xml:space="preserve">32</w:t>
-      </w:r>
-      <w:r>
-        <w:t xml:space="preserve">(1), 1–19.</w:t>
+        <w:t xml:space="preserve">Strydom, T., Catchen, M.D., Banville, F., Caron, D., Dansereau, G., Desjardins-Proulx, P., Forero-Muñoz, N.R., Higino, G., Mercier, B., Gonzalez, A., Gravel, D., Pollock, L. &amp; Poisot, T. (2021)</w:t>
       </w:r>
       <w:r>
         <w:t xml:space="preserve"> </w:t>
@@ -5440,31 +6413,47 @@
           <w:rPr>
             <w:rStyle w:val="Hyperlink"/>
           </w:rPr>
-          <w:t xml:space="preserve">https://www.jstor.org/stable/4096814</w:t>
+          <w:t xml:space="preserve">A roadmap towards predicting species interaction networks (across space and time)</w:t>
         </w:r>
       </w:hyperlink>
+      <w:r>
+        <w:t xml:space="preserve">.</w:t>
+      </w:r>
+      <w:r>
+        <w:t xml:space="preserve"> </w:t>
+      </w:r>
+      <w:r>
+        <w:rPr>
+          <w:i/>
+          <w:iCs/>
+        </w:rPr>
+        <w:t xml:space="preserve">Philosophical Transactions of the Royal Society B: Biological Sciences</w:t>
+      </w:r>
+      <w:r>
+        <w:t xml:space="preserve">,</w:t>
+      </w:r>
+      <w:r>
+        <w:t xml:space="preserve"> </w:t>
+      </w:r>
+      <w:r>
+        <w:rPr>
+          <w:b/>
+          <w:bCs/>
+        </w:rPr>
+        <w:t xml:space="preserve">376</w:t>
+      </w:r>
+      <w:r>
+        <w:t xml:space="preserve">, 20210063.</w:t>
+      </w:r>
     </w:p>
     <w:bookmarkEnd w:id="134"/>
-    <w:bookmarkStart w:id="136" w:name="ref-sandra2025"/>
+    <w:bookmarkStart w:id="136" w:name="ref-strydom2026"/>
     <w:p>
       <w:pPr>
         <w:pStyle w:val="Bibliography"/>
       </w:pPr>
       <w:r>
-        <w:t xml:space="preserve">Sandra, H.-P., Traveset, A., Nogales, M., Heleno, R., Llewelyn, J., &amp; Strona, G. (2025). Sampling biases across interaction types affect the robustness of ecological multilayer networks.</w:t>
-      </w:r>
-      <w:r>
-        <w:t xml:space="preserve"> </w:t>
-      </w:r>
-      <w:r>
-        <w:rPr>
-          <w:i/>
-          <w:iCs/>
-        </w:rPr>
-        <w:t xml:space="preserve">Ecological Informatics</w:t>
-      </w:r>
-      <w:r>
-        <w:t xml:space="preserve">, 103183.</w:t>
+        <w:t xml:space="preserve">Strydom, T., Dunhill, A.M., Dunne, J.A., Poisot, T. &amp; Beckerman, A.P. (2026)</w:t>
       </w:r>
       <w:r>
         <w:t xml:space="preserve"> </w:t>
@@ -5474,34 +6463,34 @@
           <w:rPr>
             <w:rStyle w:val="Hyperlink"/>
           </w:rPr>
-          <w:t xml:space="preserve">https://doi.org/10.1016/j.ecoinf.2025.103183</w:t>
+          <w:t xml:space="preserve">Scaling from metawebs to realised webs: A hierarchical approach to network ecology</w:t>
         </w:r>
       </w:hyperlink>
+      <w:r>
+        <w:t xml:space="preserve">.</w:t>
+      </w:r>
+      <w:r>
+        <w:t xml:space="preserve"> </w:t>
+      </w:r>
+      <w:r>
+        <w:rPr>
+          <w:i/>
+          <w:iCs/>
+        </w:rPr>
+        <w:t xml:space="preserve">EcoEvoRxiv</w:t>
+      </w:r>
+      <w:r>
+        <w:t xml:space="preserve">.</w:t>
+      </w:r>
     </w:p>
     <w:bookmarkEnd w:id="136"/>
-    <w:bookmarkStart w:id="138" w:name="ref-shaw2024"/>
+    <w:bookmarkStart w:id="138" w:name="ref-thuiller2024"/>
     <w:p>
       <w:pPr>
         <w:pStyle w:val="Bibliography"/>
       </w:pPr>
       <w:r>
-        <w:t xml:space="preserve">Shaw, J. O., Dunhill, A. M., Beckerman, A. P., Dunne, J. A., &amp; Hull, P. M. (2024).</w:t>
-      </w:r>
-      <w:r>
-        <w:t xml:space="preserve"> </w:t>
-      </w:r>
-      <w:r>
-        <w:rPr>
-          <w:i/>
-          <w:iCs/>
-        </w:rPr>
-        <w:t xml:space="preserve">A framework for reconstructing ancient food webs using functional trait data</w:t>
-      </w:r>
-      <w:r>
-        <w:t xml:space="preserve"> </w:t>
-      </w:r>
-      <w:r>
-        <w:t xml:space="preserve">(p. 2024.01.30.578036). bioRxiv.</w:t>
+        <w:t xml:space="preserve">Thuiller, W., Calderón-Sanou, I., Chalmandrier, L., Gaüzère, P., O’Connor, L.M.J., Ohlmann, M., Poggiato, G. &amp; Münkemüller, T. (2024)</w:t>
       </w:r>
       <w:r>
         <w:t xml:space="preserve"> </w:t>
@@ -5511,47 +6500,47 @@
           <w:rPr>
             <w:rStyle w:val="Hyperlink"/>
           </w:rPr>
-          <w:t xml:space="preserve">https://doi.org/10.1101/2024.01.30.578036</w:t>
+          <w:t xml:space="preserve">Navigating the integration of biotic interactions in biogeography</w:t>
         </w:r>
       </w:hyperlink>
+      <w:r>
+        <w:t xml:space="preserve">.</w:t>
+      </w:r>
+      <w:r>
+        <w:t xml:space="preserve"> </w:t>
+      </w:r>
+      <w:r>
+        <w:rPr>
+          <w:i/>
+          <w:iCs/>
+        </w:rPr>
+        <w:t xml:space="preserve">Journal of Biogeography</w:t>
+      </w:r>
+      <w:r>
+        <w:t xml:space="preserve">,</w:t>
+      </w:r>
+      <w:r>
+        <w:t xml:space="preserve"> </w:t>
+      </w:r>
+      <w:r>
+        <w:rPr>
+          <w:b/>
+          <w:bCs/>
+        </w:rPr>
+        <w:t xml:space="preserve">51</w:t>
+      </w:r>
+      <w:r>
+        <w:t xml:space="preserve">, 550–559.</w:t>
+      </w:r>
     </w:p>
     <w:bookmarkEnd w:id="138"/>
-    <w:bookmarkStart w:id="140" w:name="ref-smith2025"/>
+    <w:bookmarkStart w:id="140" w:name="ref-trøjelsgaard2016"/>
     <w:p>
       <w:pPr>
         <w:pStyle w:val="Bibliography"/>
       </w:pPr>
       <w:r>
-        <w:t xml:space="preserve">Smith, Q. A., Tomé, C. P., Gearty, W., Smith, F. A., Shizuka, D., &amp; Lyons, S. K. (2025). Consequences of the megafauna extinction: Changes in food web networks on the edwards plateau across the pleistocene</w:t>
-      </w:r>
-      <w:r>
-        <w:t xml:space="preserve">holocene transition.</w:t>
-      </w:r>
-      <w:r>
-        <w:t xml:space="preserve"> </w:t>
-      </w:r>
-      <w:r>
-        <w:rPr>
-          <w:i/>
-          <w:iCs/>
-        </w:rPr>
-        <w:t xml:space="preserve">Global Ecology and Biogeography</w:t>
-      </w:r>
-      <w:r>
-        <w:t xml:space="preserve">,</w:t>
-      </w:r>
-      <w:r>
-        <w:t xml:space="preserve"> </w:t>
-      </w:r>
-      <w:r>
-        <w:rPr>
-          <w:i/>
-          <w:iCs/>
-        </w:rPr>
-        <w:t xml:space="preserve">34</w:t>
-      </w:r>
-      <w:r>
-        <w:t xml:space="preserve">(12), e70113.</w:t>
+        <w:t xml:space="preserve">Trøjelsgaard, K. &amp; Olesen, J.M. (2016)</w:t>
       </w:r>
       <w:r>
         <w:t xml:space="preserve"> </w:t>
@@ -5561,44 +6550,47 @@
           <w:rPr>
             <w:rStyle w:val="Hyperlink"/>
           </w:rPr>
-          <w:t xml:space="preserve">https://doi.org/10.1111/geb.70113</w:t>
+          <w:t xml:space="preserve">Ecological networks in motion: Micro- and macroscopic variability across scales</w:t>
         </w:r>
       </w:hyperlink>
+      <w:r>
+        <w:t xml:space="preserve">.</w:t>
+      </w:r>
+      <w:r>
+        <w:t xml:space="preserve"> </w:t>
+      </w:r>
+      <w:r>
+        <w:rPr>
+          <w:i/>
+          <w:iCs/>
+        </w:rPr>
+        <w:t xml:space="preserve">Functional Ecology</w:t>
+      </w:r>
+      <w:r>
+        <w:t xml:space="preserve">,</w:t>
+      </w:r>
+      <w:r>
+        <w:t xml:space="preserve"> </w:t>
+      </w:r>
+      <w:r>
+        <w:rPr>
+          <w:b/>
+          <w:bCs/>
+        </w:rPr>
+        <w:t xml:space="preserve">30</w:t>
+      </w:r>
+      <w:r>
+        <w:t xml:space="preserve">, 1926–1935.</w:t>
+      </w:r>
     </w:p>
     <w:bookmarkEnd w:id="140"/>
-    <w:bookmarkStart w:id="142" w:name="ref-solé2001"/>
+    <w:bookmarkStart w:id="142" w:name="ref-tylianakis2008"/>
     <w:p>
       <w:pPr>
         <w:pStyle w:val="Bibliography"/>
       </w:pPr>
       <w:r>
-        <w:t xml:space="preserve">Solé, R. V., &amp; Montoya, M. (2001). Complexity and fragility in ecological networks.</w:t>
-      </w:r>
-      <w:r>
-        <w:t xml:space="preserve"> </w:t>
-      </w:r>
-      <w:r>
-        <w:rPr>
-          <w:i/>
-          <w:iCs/>
-        </w:rPr>
-        <w:t xml:space="preserve">Proceedings of the Royal Society of London. Series B: Biological Sciences</w:t>
-      </w:r>
-      <w:r>
-        <w:t xml:space="preserve">,</w:t>
-      </w:r>
-      <w:r>
-        <w:t xml:space="preserve"> </w:t>
-      </w:r>
-      <w:r>
-        <w:rPr>
-          <w:i/>
-          <w:iCs/>
-        </w:rPr>
-        <w:t xml:space="preserve">268</w:t>
-      </w:r>
-      <w:r>
-        <w:t xml:space="preserve">(1480), 2039–2045.</w:t>
+        <w:t xml:space="preserve">Tylianakis, J.M., Didham, R.K., Bascompte, J. &amp; Wardle, D.A. (2008)</w:t>
       </w:r>
       <w:r>
         <w:t xml:space="preserve"> </w:t>
@@ -5608,88 +6600,97 @@
           <w:rPr>
             <w:rStyle w:val="Hyperlink"/>
           </w:rPr>
-          <w:t xml:space="preserve">https://doi.org/10.1098/rspb.2001.1767</w:t>
+          <w:t xml:space="preserve">Global change and species interactions in terrestrial ecosystems</w:t>
         </w:r>
       </w:hyperlink>
+      <w:r>
+        <w:t xml:space="preserve">.</w:t>
+      </w:r>
+      <w:r>
+        <w:t xml:space="preserve"> </w:t>
+      </w:r>
+      <w:r>
+        <w:rPr>
+          <w:i/>
+          <w:iCs/>
+        </w:rPr>
+        <w:t xml:space="preserve">Ecology Letters</w:t>
+      </w:r>
+      <w:r>
+        <w:t xml:space="preserve">,</w:t>
+      </w:r>
+      <w:r>
+        <w:t xml:space="preserve"> </w:t>
+      </w:r>
+      <w:r>
+        <w:rPr>
+          <w:b/>
+          <w:bCs/>
+        </w:rPr>
+        <w:t xml:space="preserve">11</w:t>
+      </w:r>
+      <w:r>
+        <w:t xml:space="preserve">, 1351–1363.</w:t>
+      </w:r>
     </w:p>
     <w:bookmarkEnd w:id="142"/>
-    <w:bookmarkStart w:id="144" w:name="ref-stouffer2019"/>
+    <w:bookmarkStart w:id="144" w:name="ref-tylianakis2017"/>
     <w:p>
       <w:pPr>
         <w:pStyle w:val="Bibliography"/>
       </w:pPr>
       <w:r>
-        <w:t xml:space="preserve">Stouffer, D. B. (2019). All ecological models are wrong, but some are useful.</w:t>
-      </w:r>
-      <w:r>
-        <w:t xml:space="preserve"> </w:t>
-      </w:r>
-      <w:r>
-        <w:rPr>
-          <w:i/>
-          <w:iCs/>
-        </w:rPr>
-        <w:t xml:space="preserve">Journal of Animal Ecology</w:t>
-      </w:r>
-      <w:r>
-        <w:t xml:space="preserve">,</w:t>
-      </w:r>
-      <w:r>
-        <w:t xml:space="preserve"> </w:t>
-      </w:r>
-      <w:r>
-        <w:rPr>
-          <w:i/>
-          <w:iCs/>
-        </w:rPr>
-        <w:t xml:space="preserve">88</w:t>
-      </w:r>
-      <w:r>
-        <w:t xml:space="preserve">(2), 192–195. https://doi.org/</w:t>
+        <w:t xml:space="preserve">Tylianakis, J.M. &amp; Morris, R.J. (2017)</w:t>
+      </w:r>
+      <w:r>
+        <w:t xml:space="preserve"> </w:t>
       </w:r>
       <w:hyperlink r:id="rId143">
         <w:r>
           <w:rPr>
             <w:rStyle w:val="Hyperlink"/>
           </w:rPr>
-          <w:t xml:space="preserve">https://doi.org/10.1111/1365-2656.12949</w:t>
+          <w:t xml:space="preserve">Ecological networks across environmental gradients</w:t>
         </w:r>
       </w:hyperlink>
+      <w:r>
+        <w:t xml:space="preserve">.</w:t>
+      </w:r>
+      <w:r>
+        <w:t xml:space="preserve"> </w:t>
+      </w:r>
+      <w:r>
+        <w:rPr>
+          <w:i/>
+          <w:iCs/>
+        </w:rPr>
+        <w:t xml:space="preserve">Annual Review of Ecology, Evolution, and Systematics</w:t>
+      </w:r>
+      <w:r>
+        <w:t xml:space="preserve">,</w:t>
+      </w:r>
+      <w:r>
+        <w:t xml:space="preserve"> </w:t>
+      </w:r>
+      <w:r>
+        <w:rPr>
+          <w:b/>
+          <w:bCs/>
+        </w:rPr>
+        <w:t xml:space="preserve">48</w:t>
+      </w:r>
+      <w:r>
+        <w:t xml:space="preserve">, 25–48.</w:t>
+      </w:r>
     </w:p>
     <w:bookmarkEnd w:id="144"/>
-    <w:bookmarkStart w:id="146" w:name="ref-stouffer2007"/>
+    <w:bookmarkStart w:id="146" w:name="ref-williams2000"/>
     <w:p>
       <w:pPr>
         <w:pStyle w:val="Bibliography"/>
       </w:pPr>
       <w:r>
-        <w:t xml:space="preserve">Stouffer, D. B., Camacho, J., Jiang, W., &amp; Nunes Amaral, L. A. (2007). Evidence for the existence of a robust pattern of prey selection in food webs.</w:t>
-      </w:r>
-      <w:r>
-        <w:t xml:space="preserve"> </w:t>
-      </w:r>
-      <w:r>
-        <w:rPr>
-          <w:i/>
-          <w:iCs/>
-        </w:rPr>
-        <w:t xml:space="preserve">Proceedings of the Royal Society B: Biological Sciences</w:t>
-      </w:r>
-      <w:r>
-        <w:t xml:space="preserve">,</w:t>
-      </w:r>
-      <w:r>
-        <w:t xml:space="preserve"> </w:t>
-      </w:r>
-      <w:r>
-        <w:rPr>
-          <w:i/>
-          <w:iCs/>
-        </w:rPr>
-        <w:t xml:space="preserve">274</w:t>
-      </w:r>
-      <w:r>
-        <w:t xml:space="preserve">(1621), 1931–1940.</w:t>
+        <w:t xml:space="preserve">Williams, R.J. &amp; Martinez, N.D. (2000)</w:t>
       </w:r>
       <w:r>
         <w:t xml:space="preserve"> </w:t>
@@ -5699,44 +6700,47 @@
           <w:rPr>
             <w:rStyle w:val="Hyperlink"/>
           </w:rPr>
-          <w:t xml:space="preserve">https://doi.org/10.1098/rspb.2007.0571</w:t>
+          <w:t xml:space="preserve">Simple rules yield complex food webs</w:t>
         </w:r>
       </w:hyperlink>
+      <w:r>
+        <w:t xml:space="preserve">.</w:t>
+      </w:r>
+      <w:r>
+        <w:t xml:space="preserve"> </w:t>
+      </w:r>
+      <w:r>
+        <w:rPr>
+          <w:i/>
+          <w:iCs/>
+        </w:rPr>
+        <w:t xml:space="preserve">Nature</w:t>
+      </w:r>
+      <w:r>
+        <w:t xml:space="preserve">,</w:t>
+      </w:r>
+      <w:r>
+        <w:t xml:space="preserve"> </w:t>
+      </w:r>
+      <w:r>
+        <w:rPr>
+          <w:b/>
+          <w:bCs/>
+        </w:rPr>
+        <w:t xml:space="preserve">404</w:t>
+      </w:r>
+      <w:r>
+        <w:t xml:space="preserve">, 180–183.</w:t>
+      </w:r>
     </w:p>
     <w:bookmarkEnd w:id="146"/>
-    <w:bookmarkStart w:id="148" w:name="ref-strydom2021"/>
+    <w:bookmarkStart w:id="148" w:name="ref-williams2004"/>
     <w:p>
       <w:pPr>
         <w:pStyle w:val="Bibliography"/>
       </w:pPr>
       <w:r>
-        <w:t xml:space="preserve">Strydom, T., Catchen, M. D., Banville, F., Caron, D., Dansereau, G., Desjardins-Proulx, P., Forero-Muñoz, N. R., Higino, G., Mercier, B., Gonzalez, A., Gravel, D., Pollock, L., &amp; Poisot, T. (2021). A roadmap towards predicting species interaction networks (across space and time).</w:t>
-      </w:r>
-      <w:r>
-        <w:t xml:space="preserve"> </w:t>
-      </w:r>
-      <w:r>
-        <w:rPr>
-          <w:i/>
-          <w:iCs/>
-        </w:rPr>
-        <w:t xml:space="preserve">Philosophical Transactions of the Royal Society B: Biological Sciences</w:t>
-      </w:r>
-      <w:r>
-        <w:t xml:space="preserve">,</w:t>
-      </w:r>
-      <w:r>
-        <w:t xml:space="preserve"> </w:t>
-      </w:r>
-      <w:r>
-        <w:rPr>
-          <w:i/>
-          <w:iCs/>
-        </w:rPr>
-        <w:t xml:space="preserve">376</w:t>
-      </w:r>
-      <w:r>
-        <w:t xml:space="preserve">(1837), 20210063.</w:t>
+        <w:t xml:space="preserve">Williams, R.J. &amp; Martinez, N.D. (2004)</w:t>
       </w:r>
       <w:r>
         <w:t xml:space="preserve"> </w:t>
@@ -5746,31 +6750,47 @@
           <w:rPr>
             <w:rStyle w:val="Hyperlink"/>
           </w:rPr>
-          <w:t xml:space="preserve">https://doi.org/10.1098/rstb.2021.0063</w:t>
+          <w:t xml:space="preserve">Stabilization of chaotic and non-permanent food-web dynamics</w:t>
         </w:r>
       </w:hyperlink>
+      <w:r>
+        <w:t xml:space="preserve">.</w:t>
+      </w:r>
+      <w:r>
+        <w:t xml:space="preserve"> </w:t>
+      </w:r>
+      <w:r>
+        <w:rPr>
+          <w:i/>
+          <w:iCs/>
+        </w:rPr>
+        <w:t xml:space="preserve">The European Physical Journal B - Condensed Matter</w:t>
+      </w:r>
+      <w:r>
+        <w:t xml:space="preserve">,</w:t>
+      </w:r>
+      <w:r>
+        <w:t xml:space="preserve"> </w:t>
+      </w:r>
+      <w:r>
+        <w:rPr>
+          <w:b/>
+          <w:bCs/>
+        </w:rPr>
+        <w:t xml:space="preserve">38</w:t>
+      </w:r>
+      <w:r>
+        <w:t xml:space="preserve">, 297–303.</w:t>
+      </w:r>
     </w:p>
     <w:bookmarkEnd w:id="148"/>
-    <w:bookmarkStart w:id="150" w:name="ref-strydom2026"/>
+    <w:bookmarkStart w:id="150" w:name="ref-williams2008"/>
     <w:p>
       <w:pPr>
         <w:pStyle w:val="Bibliography"/>
       </w:pPr>
       <w:r>
-        <w:t xml:space="preserve">Strydom, T., Dunhill, A. M., Dunne, J. A., Poisot, T., &amp; Beckerman, A. P. (2026). Scaling from metawebs to realised webs: A hierarchical approach to network ecology.</w:t>
-      </w:r>
-      <w:r>
-        <w:t xml:space="preserve"> </w:t>
-      </w:r>
-      <w:r>
-        <w:rPr>
-          <w:i/>
-          <w:iCs/>
-        </w:rPr>
-        <w:t xml:space="preserve">EcoEvoRxiv</w:t>
-      </w:r>
-      <w:r>
-        <w:t xml:space="preserve">.</w:t>
+        <w:t xml:space="preserve">Williams, R.J. &amp; Martinez, N.D. (2008)</w:t>
       </w:r>
       <w:r>
         <w:t xml:space="preserve"> </w:t>
@@ -5780,44 +6800,47 @@
           <w:rPr>
             <w:rStyle w:val="Hyperlink"/>
           </w:rPr>
-          <w:t xml:space="preserve">https://doi.org/10.32942/X2JW8K</w:t>
+          <w:t xml:space="preserve">Success and its limits among structural models of complex food webs</w:t>
         </w:r>
       </w:hyperlink>
+      <w:r>
+        <w:t xml:space="preserve">.</w:t>
+      </w:r>
+      <w:r>
+        <w:t xml:space="preserve"> </w:t>
+      </w:r>
+      <w:r>
+        <w:rPr>
+          <w:i/>
+          <w:iCs/>
+        </w:rPr>
+        <w:t xml:space="preserve">The Journal of Animal Ecology</w:t>
+      </w:r>
+      <w:r>
+        <w:t xml:space="preserve">,</w:t>
+      </w:r>
+      <w:r>
+        <w:t xml:space="preserve"> </w:t>
+      </w:r>
+      <w:r>
+        <w:rPr>
+          <w:b/>
+          <w:bCs/>
+        </w:rPr>
+        <w:t xml:space="preserve">77</w:t>
+      </w:r>
+      <w:r>
+        <w:t xml:space="preserve">, 512–519.</w:t>
+      </w:r>
     </w:p>
     <w:bookmarkEnd w:id="150"/>
-    <w:bookmarkStart w:id="152" w:name="ref-thuiller2024"/>
+    <w:bookmarkStart w:id="152" w:name="ref-yeakel2014"/>
     <w:p>
       <w:pPr>
         <w:pStyle w:val="Bibliography"/>
       </w:pPr>
       <w:r>
-        <w:t xml:space="preserve">Thuiller, W., Calderón-Sanou, I., Chalmandrier, L., Gaüzère, P., O’Connor, L. M. J., Ohlmann, M., Poggiato, G., &amp; Münkemüller, T. (2024). Navigating the integration of biotic interactions in biogeography.</w:t>
-      </w:r>
-      <w:r>
-        <w:t xml:space="preserve"> </w:t>
-      </w:r>
-      <w:r>
-        <w:rPr>
-          <w:i/>
-          <w:iCs/>
-        </w:rPr>
-        <w:t xml:space="preserve">Journal of Biogeography</w:t>
-      </w:r>
-      <w:r>
-        <w:t xml:space="preserve">,</w:t>
-      </w:r>
-      <w:r>
-        <w:t xml:space="preserve"> </w:t>
-      </w:r>
-      <w:r>
-        <w:rPr>
-          <w:i/>
-          <w:iCs/>
-        </w:rPr>
-        <w:t xml:space="preserve">51</w:t>
-      </w:r>
-      <w:r>
-        <w:t xml:space="preserve">(4), 550–559.</w:t>
+        <w:t xml:space="preserve">Yeakel, J.D., Pires, M.M., Rudolf, L., Dominy, N.J., Koch, P.L., Guimarães, P.R. &amp; Gross, T. (2014)</w:t>
       </w:r>
       <w:r>
         <w:t xml:space="preserve"> </w:t>
@@ -5827,339 +6850,42 @@
           <w:rPr>
             <w:rStyle w:val="Hyperlink"/>
           </w:rPr>
-          <w:t xml:space="preserve">https://doi.org/10.1111/jbi.14734</w:t>
+          <w:t xml:space="preserve">Collapse of an ecological network in ancient egypt</w:t>
         </w:r>
       </w:hyperlink>
+      <w:r>
+        <w:t xml:space="preserve">.</w:t>
+      </w:r>
+      <w:r>
+        <w:t xml:space="preserve"> </w:t>
+      </w:r>
+      <w:r>
+        <w:rPr>
+          <w:i/>
+          <w:iCs/>
+        </w:rPr>
+        <w:t xml:space="preserve">PNAS</w:t>
+      </w:r>
+      <w:r>
+        <w:t xml:space="preserve">,</w:t>
+      </w:r>
+      <w:r>
+        <w:t xml:space="preserve"> </w:t>
+      </w:r>
+      <w:r>
+        <w:rPr>
+          <w:b/>
+          <w:bCs/>
+        </w:rPr>
+        <w:t xml:space="preserve">111</w:t>
+      </w:r>
+      <w:r>
+        <w:t xml:space="preserve">, 14472–14477.</w:t>
+      </w:r>
     </w:p>
     <w:bookmarkEnd w:id="152"/>
-    <w:bookmarkStart w:id="154" w:name="ref-trøjelsgaard2016"/>
-    <w:p>
-      <w:pPr>
-        <w:pStyle w:val="Bibliography"/>
-      </w:pPr>
-      <w:r>
-        <w:t xml:space="preserve">Trøjelsgaard, K., &amp; Olesen, J. M. (2016). Ecological networks in motion: Micro- and macroscopic variability across scales.</w:t>
-      </w:r>
-      <w:r>
-        <w:t xml:space="preserve"> </w:t>
-      </w:r>
-      <w:r>
-        <w:rPr>
-          <w:i/>
-          <w:iCs/>
-        </w:rPr>
-        <w:t xml:space="preserve">Functional Ecology</w:t>
-      </w:r>
-      <w:r>
-        <w:t xml:space="preserve">,</w:t>
-      </w:r>
-      <w:r>
-        <w:t xml:space="preserve"> </w:t>
-      </w:r>
-      <w:r>
-        <w:rPr>
-          <w:i/>
-          <w:iCs/>
-        </w:rPr>
-        <w:t xml:space="preserve">30</w:t>
-      </w:r>
-      <w:r>
-        <w:t xml:space="preserve">(12), 1926–1935. https://doi.org/</w:t>
-      </w:r>
-      <w:hyperlink r:id="rId153">
-        <w:r>
-          <w:rPr>
-            <w:rStyle w:val="Hyperlink"/>
-          </w:rPr>
-          <w:t xml:space="preserve">https://doi.org/10.1111/1365-2435.12710</w:t>
-        </w:r>
-      </w:hyperlink>
-    </w:p>
+    <w:bookmarkEnd w:id="153"/>
     <w:bookmarkEnd w:id="154"/>
-    <w:bookmarkStart w:id="156" w:name="ref-tylianakis2008"/>
-    <w:p>
-      <w:pPr>
-        <w:pStyle w:val="Bibliography"/>
-      </w:pPr>
-      <w:r>
-        <w:t xml:space="preserve">Tylianakis, J. M., Didham, R. K., Bascompte, J., &amp; Wardle, D. A. (2008). Global change and species interactions in terrestrial ecosystems.</w:t>
-      </w:r>
-      <w:r>
-        <w:t xml:space="preserve"> </w:t>
-      </w:r>
-      <w:r>
-        <w:rPr>
-          <w:i/>
-          <w:iCs/>
-        </w:rPr>
-        <w:t xml:space="preserve">Ecology Letters</w:t>
-      </w:r>
-      <w:r>
-        <w:t xml:space="preserve">,</w:t>
-      </w:r>
-      <w:r>
-        <w:t xml:space="preserve"> </w:t>
-      </w:r>
-      <w:r>
-        <w:rPr>
-          <w:i/>
-          <w:iCs/>
-        </w:rPr>
-        <w:t xml:space="preserve">11</w:t>
-      </w:r>
-      <w:r>
-        <w:t xml:space="preserve">(12), 1351–1363.</w:t>
-      </w:r>
-      <w:r>
-        <w:t xml:space="preserve"> </w:t>
-      </w:r>
-      <w:hyperlink r:id="rId155">
-        <w:r>
-          <w:rPr>
-            <w:rStyle w:val="Hyperlink"/>
-          </w:rPr>
-          <w:t xml:space="preserve">https://doi.org/10.1111/j.1461-0248.2008.01250.x</w:t>
-        </w:r>
-      </w:hyperlink>
-    </w:p>
-    <w:bookmarkEnd w:id="156"/>
-    <w:bookmarkStart w:id="158" w:name="ref-tylianakis2017"/>
-    <w:p>
-      <w:pPr>
-        <w:pStyle w:val="Bibliography"/>
-      </w:pPr>
-      <w:r>
-        <w:t xml:space="preserve">Tylianakis, J. M., &amp; Morris, R. J. (2017). Ecological networks across environmental gradients.</w:t>
-      </w:r>
-      <w:r>
-        <w:t xml:space="preserve"> </w:t>
-      </w:r>
-      <w:r>
-        <w:rPr>
-          <w:i/>
-          <w:iCs/>
-        </w:rPr>
-        <w:t xml:space="preserve">Annual Review of Ecology, Evolution, and Systematics</w:t>
-      </w:r>
-      <w:r>
-        <w:t xml:space="preserve">,</w:t>
-      </w:r>
-      <w:r>
-        <w:t xml:space="preserve"> </w:t>
-      </w:r>
-      <w:r>
-        <w:rPr>
-          <w:i/>
-          <w:iCs/>
-        </w:rPr>
-        <w:t xml:space="preserve">48</w:t>
-      </w:r>
-      <w:r>
-        <w:t xml:space="preserve">(1), 25–48.</w:t>
-      </w:r>
-      <w:r>
-        <w:t xml:space="preserve"> </w:t>
-      </w:r>
-      <w:hyperlink r:id="rId157">
-        <w:r>
-          <w:rPr>
-            <w:rStyle w:val="Hyperlink"/>
-          </w:rPr>
-          <w:t xml:space="preserve">https://doi.org/10.1146/annurev-ecolsys-110316-022821</w:t>
-        </w:r>
-      </w:hyperlink>
-    </w:p>
-    <w:bookmarkEnd w:id="158"/>
-    <w:bookmarkStart w:id="160" w:name="ref-williams2004"/>
-    <w:p>
-      <w:pPr>
-        <w:pStyle w:val="Bibliography"/>
-      </w:pPr>
-      <w:r>
-        <w:t xml:space="preserve">Williams, R. J., &amp; Martinez, N. D. (2004). Stabilization of chaotic and non-permanent food-web dynamics.</w:t>
-      </w:r>
-      <w:r>
-        <w:t xml:space="preserve"> </w:t>
-      </w:r>
-      <w:r>
-        <w:rPr>
-          <w:i/>
-          <w:iCs/>
-        </w:rPr>
-        <w:t xml:space="preserve">The European Physical Journal B - Condensed Matter</w:t>
-      </w:r>
-      <w:r>
-        <w:t xml:space="preserve">,</w:t>
-      </w:r>
-      <w:r>
-        <w:t xml:space="preserve"> </w:t>
-      </w:r>
-      <w:r>
-        <w:rPr>
-          <w:i/>
-          <w:iCs/>
-        </w:rPr>
-        <w:t xml:space="preserve">38</w:t>
-      </w:r>
-      <w:r>
-        <w:t xml:space="preserve">(2), 297–303.</w:t>
-      </w:r>
-      <w:r>
-        <w:t xml:space="preserve"> </w:t>
-      </w:r>
-      <w:hyperlink r:id="rId159">
-        <w:r>
-          <w:rPr>
-            <w:rStyle w:val="Hyperlink"/>
-          </w:rPr>
-          <w:t xml:space="preserve">https://doi.org/10.1140/epjb/e2004-00122-1</w:t>
-        </w:r>
-      </w:hyperlink>
-    </w:p>
-    <w:bookmarkEnd w:id="160"/>
-    <w:bookmarkStart w:id="162" w:name="ref-williams2000"/>
-    <w:p>
-      <w:pPr>
-        <w:pStyle w:val="Bibliography"/>
-      </w:pPr>
-      <w:r>
-        <w:t xml:space="preserve">Williams, R. J., &amp; Martinez, N. D. (2000). Simple rules yield complex food webs.</w:t>
-      </w:r>
-      <w:r>
-        <w:t xml:space="preserve"> </w:t>
-      </w:r>
-      <w:r>
-        <w:rPr>
-          <w:i/>
-          <w:iCs/>
-        </w:rPr>
-        <w:t xml:space="preserve">Nature</w:t>
-      </w:r>
-      <w:r>
-        <w:t xml:space="preserve">,</w:t>
-      </w:r>
-      <w:r>
-        <w:t xml:space="preserve"> </w:t>
-      </w:r>
-      <w:r>
-        <w:rPr>
-          <w:i/>
-          <w:iCs/>
-        </w:rPr>
-        <w:t xml:space="preserve">404</w:t>
-      </w:r>
-      <w:r>
-        <w:t xml:space="preserve">(6774), 180–183.</w:t>
-      </w:r>
-      <w:r>
-        <w:t xml:space="preserve"> </w:t>
-      </w:r>
-      <w:hyperlink r:id="rId161">
-        <w:r>
-          <w:rPr>
-            <w:rStyle w:val="Hyperlink"/>
-          </w:rPr>
-          <w:t xml:space="preserve">https://doi.org/10.1038/35004572</w:t>
-        </w:r>
-      </w:hyperlink>
-    </w:p>
-    <w:bookmarkEnd w:id="162"/>
-    <w:bookmarkStart w:id="164" w:name="ref-williams2008"/>
-    <w:p>
-      <w:pPr>
-        <w:pStyle w:val="Bibliography"/>
-      </w:pPr>
-      <w:r>
-        <w:t xml:space="preserve">Williams, R. J., &amp; Martinez, N. D. (2008). Success and its limits among structural models of complex food webs.</w:t>
-      </w:r>
-      <w:r>
-        <w:t xml:space="preserve"> </w:t>
-      </w:r>
-      <w:r>
-        <w:rPr>
-          <w:i/>
-          <w:iCs/>
-        </w:rPr>
-        <w:t xml:space="preserve">The Journal of Animal Ecology</w:t>
-      </w:r>
-      <w:r>
-        <w:t xml:space="preserve">,</w:t>
-      </w:r>
-      <w:r>
-        <w:t xml:space="preserve"> </w:t>
-      </w:r>
-      <w:r>
-        <w:rPr>
-          <w:i/>
-          <w:iCs/>
-        </w:rPr>
-        <w:t xml:space="preserve">77</w:t>
-      </w:r>
-      <w:r>
-        <w:t xml:space="preserve">(3), 512–519.</w:t>
-      </w:r>
-      <w:r>
-        <w:t xml:space="preserve"> </w:t>
-      </w:r>
-      <w:hyperlink r:id="rId163">
-        <w:r>
-          <w:rPr>
-            <w:rStyle w:val="Hyperlink"/>
-          </w:rPr>
-          <w:t xml:space="preserve">https://doi.org/10.1111/j.1365-2656.2008.01362.x</w:t>
-        </w:r>
-      </w:hyperlink>
-    </w:p>
-    <w:bookmarkEnd w:id="164"/>
-    <w:bookmarkStart w:id="166" w:name="ref-yeakel2014"/>
-    <w:p>
-      <w:pPr>
-        <w:pStyle w:val="Bibliography"/>
-      </w:pPr>
-      <w:r>
-        <w:t xml:space="preserve">Yeakel, J. D., Pires, M. M., Rudolf, L., Dominy, N. J., Koch, P. L., Guimarães, P. R., &amp; Gross, T. (2014). Collapse of an ecological network in ancient egypt.</w:t>
-      </w:r>
-      <w:r>
-        <w:t xml:space="preserve"> </w:t>
-      </w:r>
-      <w:r>
-        <w:rPr>
-          <w:i/>
-          <w:iCs/>
-        </w:rPr>
-        <w:t xml:space="preserve">PNAS</w:t>
-      </w:r>
-      <w:r>
-        <w:t xml:space="preserve">,</w:t>
-      </w:r>
-      <w:r>
-        <w:t xml:space="preserve"> </w:t>
-      </w:r>
-      <w:r>
-        <w:rPr>
-          <w:i/>
-          <w:iCs/>
-        </w:rPr>
-        <w:t xml:space="preserve">111</w:t>
-      </w:r>
-      <w:r>
-        <w:t xml:space="preserve">(40), 14472–14477.</w:t>
-      </w:r>
-      <w:r>
-        <w:t xml:space="preserve"> </w:t>
-      </w:r>
-      <w:hyperlink r:id="rId165">
-        <w:r>
-          <w:rPr>
-            <w:rStyle w:val="Hyperlink"/>
-          </w:rPr>
-          <w:t xml:space="preserve">https://doi.org/10.1073/pnas.1408471111</w:t>
-        </w:r>
-      </w:hyperlink>
-    </w:p>
-    <w:bookmarkEnd w:id="166"/>
-    <w:bookmarkEnd w:id="167"/>
-    <w:bookmarkEnd w:id="168"/>
     <w:sectPr>
       <w:footnotePr>
         <w:numRestart w:val="eachSect"/>

--- a/index.docx
+++ b/index.docx
@@ -87,7 +87,7 @@
         <w:pStyle w:val="Date"/>
       </w:pPr>
       <w:r>
-        <w:t xml:space="preserve">2026-04-01</w:t>
+        <w:t xml:space="preserve">2026-04-07</w:t>
       </w:r>
     </w:p>
     <w:p>

--- a/index.docx
+++ b/index.docx
@@ -39,7 +39,7 @@
         <w:pStyle w:val="Author"/>
       </w:pPr>
       <w:r>
-        <w:t xml:space="preserve">Pincelli Hull</w:t>
+        <w:t xml:space="preserve">Pincelli M. Hull</w:t>
       </w:r>
     </w:p>
     <w:p>
@@ -87,7 +87,7 @@
         <w:pStyle w:val="Date"/>
       </w:pPr>
       <w:r>
-        <w:t xml:space="preserve">2026-04-07</w:t>
+        <w:t xml:space="preserve">2026-04-21</w:t>
       </w:r>
     </w:p>
     <w:p>
@@ -111,7 +111,7 @@
         <w:pStyle w:val="Abstract"/>
       </w:pPr>
       <w:r>
-        <w:t xml:space="preserve">Ecological networks are widely used to compare community structure, stability, and responses to disturbance across environmental gradients. However, many networks (particularly those assembled from incomplete interaction data) require model-based reconstruction. We test how alternative reconstruction frameworks condition ecological inference by quantifying their effects on network structure and disturbance dynamics.</w:t>
+        <w:t xml:space="preserve">Ecological networks are widely used to assess community structure, stability, and responses to disturbance. Such networks often require model-based reconstructions (e.g., based on traits or theoretical constraints); however, the extent to which these frameworks influence ecological inference remains unexplored. Here, we assess whether macroecological inference derived from ecological networks is robust to variation in reconstruction framework.</w:t>
       </w:r>
     </w:p>
     <w:p>
@@ -346,6 +346,41 @@
         <w:t xml:space="preserve">, 2016; Jordano, 2016)</w:t>
       </w:r>
       <w:r>
+        <w:t xml:space="preserve">. However, most ecological networks are not fully observed as interaction data are incomplete and sampling is uneven across historical and biogeographic contexts, across both present day and deep-time</w:t>
+      </w:r>
+      <w:r>
+        <w:t xml:space="preserve"> </w:t>
+      </w:r>
+      <w:r>
+        <w:t xml:space="preserve">(Poisot</w:t>
+      </w:r>
+      <w:r>
+        <w:t xml:space="preserve"> </w:t>
+      </w:r>
+      <w:r>
+        <w:rPr>
+          <w:i/>
+          <w:iCs/>
+        </w:rPr>
+        <w:t xml:space="preserve">et al.</w:t>
+      </w:r>
+      <w:r>
+        <w:t xml:space="preserve">, 2021; Sandra</w:t>
+      </w:r>
+      <w:r>
+        <w:t xml:space="preserve"> </w:t>
+      </w:r>
+      <w:r>
+        <w:rPr>
+          <w:i/>
+          <w:iCs/>
+        </w:rPr>
+        <w:t xml:space="preserve">et al.</w:t>
+      </w:r>
+      <w:r>
+        <w:t xml:space="preserve">, 2025)</w:t>
+      </w:r>
+      <w:r>
         <w:t xml:space="preserve">.</w:t>
       </w:r>
     </w:p>
@@ -354,42 +389,20 @@
         <w:pStyle w:val="BodyText"/>
       </w:pPr>
       <w:r>
-        <w:t xml:space="preserve">However, most ecological networks are not fully observed as interaction data are incomplete and sampling is uneven across historical and biogeographic contexts, across both present day and deep-time</w:t>
-      </w:r>
-      <w:r>
-        <w:t xml:space="preserve"> </w:t>
-      </w:r>
-      <w:r>
-        <w:t xml:space="preserve">(Poisot</w:t>
-      </w:r>
-      <w:r>
-        <w:t xml:space="preserve"> </w:t>
-      </w:r>
-      <w:r>
-        <w:rPr>
-          <w:i/>
-          <w:iCs/>
-        </w:rPr>
-        <w:t xml:space="preserve">et al.</w:t>
-      </w:r>
-      <w:r>
-        <w:t xml:space="preserve">, 2021; Sandra</w:t>
-      </w:r>
-      <w:r>
-        <w:t xml:space="preserve"> </w:t>
-      </w:r>
-      <w:r>
-        <w:rPr>
-          <w:i/>
-          <w:iCs/>
-        </w:rPr>
-        <w:t xml:space="preserve">et al.</w:t>
-      </w:r>
-      <w:r>
-        <w:t xml:space="preserve">, 2025)</w:t>
-      </w:r>
-      <w:r>
-        <w:t xml:space="preserve">. Interactions must often be inferred indirectly from traits, phylogeny, body size, co-occurrence, or theoretical constraints</w:t>
+        <w:t xml:space="preserve">Interactions must often be inferred indirectly from traits (</w:t>
+      </w:r>
+      <w:r>
+        <w:rPr>
+          <w:i/>
+          <w:iCs/>
+        </w:rPr>
+        <w:t xml:space="preserve">e.g.,</w:t>
+      </w:r>
+      <w:r>
+        <w:t xml:space="preserve"> </w:t>
+      </w:r>
+      <w:r>
+        <w:t xml:space="preserve">body size), phylogeny, co-occurrence, or theoretical constraints</w:t>
       </w:r>
       <w:r>
         <w:t xml:space="preserve"> </w:t>

--- a/index.docx
+++ b/index.docx
@@ -87,7 +87,7 @@
         <w:pStyle w:val="Date"/>
       </w:pPr>
       <w:r>
-        <w:t xml:space="preserve">2026-04-21</w:t>
+        <w:t xml:space="preserve">2026-04-24</w:t>
       </w:r>
     </w:p>
     <w:p>
@@ -493,7 +493,7 @@
         <w:pStyle w:val="BodyText"/>
       </w:pPr>
       <w:r>
-        <w:t xml:space="preserve">Despite rapid methodological development in interaction inference, few studies have directly evaluated how alternative reconstruction frameworks condition macroecological conclusions when applied to the same species pool. This gap is particularly consequential for comparative research, where network metrics are routinely interpreted as indicators of environmental filtering, disturbance intensity, evolutionary history, or community stability</w:t>
+        <w:t xml:space="preserve">Despite rapid methodological development in interaction inference, few studies have directly evaluated how alternative reconstruction frameworks influence macroecological conclusions when applied to the same species pool. This gap is particularly consequential for comparative research, where network metrics are routinely interpreted as indicators of environmental filtering, disturbance intensity, evolutionary history, or community stability</w:t>
       </w:r>
       <w:r>
         <w:t xml:space="preserve"> </w:t>
@@ -528,7 +528,7 @@
         <w:t xml:space="preserve">, 2018)</w:t>
       </w:r>
       <w:r>
-        <w:t xml:space="preserve">. If reconstruction approaches encode distinct structural priors over interaction topology, then differences among communities may reflect reconstruction assumptions rather than ecological processes. Consequently, here we test whether macroecological inference derived from ecological networks is robust to variation in reconstruction framework, asking which aspects of network-based inference are stable across plausible representations of interaction structure and which are intrinsically reconstruction approach dependent.</w:t>
+        <w:t xml:space="preserve">. If reconstruction approaches encode distinct structural constraints over interaction topology, then differences among communities may reflect reconstruction assumptions rather than ecological processes.</w:t>
       </w:r>
     </w:p>
     <w:p>
@@ -536,7 +536,7 @@
         <w:pStyle w:val="BodyText"/>
       </w:pPr>
       <w:r>
-        <w:t xml:space="preserve">Deep-time ecosystems provide an especially stringent test of this issue because interactions are not observed directly and must be reconstructed explicitly</w:t>
+        <w:t xml:space="preserve">Deep-time ecosystems provide an especially useful test of this issue because trophic interactions are not observed directly and must be inferred from traits, co-occurrence, and theoretical constraints</w:t>
       </w:r>
       <w:r>
         <w:t xml:space="preserve"> </w:t>
@@ -597,7 +597,44 @@
         <w:t xml:space="preserve">, 2026)</w:t>
       </w:r>
       <w:r>
-        <w:t xml:space="preserve">, rendering reconstruction approach assumptions transparent. Against this stringency, here we re-evaluate inferences made by</w:t>
+        <w:t xml:space="preserve">. As a result, ecological networks in these systems are inherently reconstruction-dependent, rendering the assumptions embedded within different reconstruction frameworks both explicit and consequential. Among such systems, the Early Toarcian Extinction Event (ETEE; ~183 Ma) provides a particularly informative case study. The ETEE was a volcanically driven hyperthermal event associated with widespread marine anoxia, biodiversity loss, and major ecological restructuring</w:t>
+      </w:r>
+      <w:r>
+        <w:t xml:space="preserve"> </w:t>
+      </w:r>
+      <w:r>
+        <w:t xml:space="preserve">(Kemp</w:t>
+      </w:r>
+      <w:r>
+        <w:t xml:space="preserve"> </w:t>
+      </w:r>
+      <w:r>
+        <w:rPr>
+          <w:i/>
+          <w:iCs/>
+        </w:rPr>
+        <w:t xml:space="preserve">et al.</w:t>
+      </w:r>
+      <w:r>
+        <w:t xml:space="preserve">, 2024)</w:t>
+      </w:r>
+      <w:r>
+        <w:t xml:space="preserve">, representing one of the most significant environmental perturbations of the Early Jurassic. Fossil assemblages spanning this interval therefore capture both community collapse and subsequent reassembly under rapidly changing climatic and environmental conditions.</w:t>
+      </w:r>
+    </w:p>
+    <w:p>
+      <w:pPr>
+        <w:pStyle w:val="BodyText"/>
+      </w:pPr>
+      <w:r>
+        <w:t xml:space="preserve">Ecological networks have previously been used to infer patterns of community organisation and extinction dynamics across this transition, providing an ideal test case for evaluating the robustness of network-based inference. In particular, recent work (</w:t>
+      </w:r>
+      <w:r>
+        <w:rPr>
+          <w:i/>
+          <w:iCs/>
+        </w:rPr>
+        <w:t xml:space="preserve">e.g.,</w:t>
       </w:r>
       <w:r>
         <w:t xml:space="preserve"> </w:t>
@@ -622,16 +659,21 @@
         <w:t xml:space="preserve">(2024)</w:t>
       </w:r>
       <w:r>
-        <w:t xml:space="preserve"> </w:t>
-      </w:r>
-      <w:r>
-        <w:t xml:space="preserve">on community structure and extinction dynamics during the Early Toarcian Extinction Event (ETEE; ~183 Ma),a marine biotic crisis in the Early Jurassic, likely caused by a volcanic-driven hyperthermal event</w:t>
-      </w:r>
-      <w:r>
-        <w:t xml:space="preserve"> </w:t>
-      </w:r>
-      <w:r>
-        <w:t xml:space="preserve">(Kemp</w:t>
+        <w:t xml:space="preserve">) has used reconstructed food webs to draw ecological conclusions about community stability and collapse during this event. This creates a rare opportunity to ask a more general question: to what extent are such inferences contingent on the specific reconstruction framework used to generate the network?</w:t>
+      </w:r>
+    </w:p>
+    <w:p>
+      <w:pPr>
+        <w:pStyle w:val="BodyText"/>
+      </w:pPr>
+      <w:r>
+        <w:t xml:space="preserve">Here, we reconstruct ecological networks for four successive assemblages across the ETEE using six contrasting reconstruction frameworks spanning feasibility-based, realised, and structural models. By holding species composition constant while varying only the reconstruction approach, we isolate the influence of structural assumptions on inferred food web organisation, interaction turnover, and extinction dynamics. This design allows us to explicitly evaluate whether conclusions drawn from a single reconstruction approach (such as those of</w:t>
+      </w:r>
+      <w:r>
+        <w:t xml:space="preserve"> </w:t>
+      </w:r>
+      <w:r>
+        <w:t xml:space="preserve">Dunhill</w:t>
       </w:r>
       <w:r>
         <w:t xml:space="preserve"> </w:t>
@@ -644,38 +686,13 @@
         <w:t xml:space="preserve">et al.</w:t>
       </w:r>
       <w:r>
-        <w:t xml:space="preserve">, 2024)</w:t>
-      </w:r>
-      <w:r>
-        <w:t xml:space="preserve">. Crucially, this re-evaluation allows us to test a pivotal but often overlooked possibility - that the ecological narratives regarding community stability or collapse might be as much a product of the specific reconstruction method chosen as they are of the fossil data itself. By applying alternative reconstruction approaches, we can determine if the</w:t>
-      </w:r>
-      <w:r>
-        <w:t xml:space="preserve"> </w:t>
-      </w:r>
-      <w:r>
-        <w:t xml:space="preserve">Dunhill</w:t>
-      </w:r>
-      <w:r>
-        <w:t xml:space="preserve"> </w:t>
-      </w:r>
-      <w:r>
-        <w:rPr>
-          <w:i/>
-          <w:iCs/>
-        </w:rPr>
-        <w:t xml:space="preserve">et al.</w:t>
-      </w:r>
-      <w:r>
         <w:t xml:space="preserve"> </w:t>
       </w:r>
       <w:r>
         <w:t xml:space="preserve">(2024)</w:t>
       </w:r>
       <w:r>
-        <w:t xml:space="preserve"> </w:t>
-      </w:r>
-      <w:r>
-        <w:t xml:space="preserve">conclusions remain robust or if a different choice of reconstruction method would have led to fundamentally different inferences about extinction dynamics. Using four successive assemblages, we reconstruct ecological networks under six contrasting reconstruction classes spanning feasible, realised, and structural representations. For each reconstruction framework, we quantify emergent topology across scales, measure interaction turnover, and simulate disturbance-driven collapse. By holding species composition constant while varying the food web reconstruction approach used, this design isolates the influence of reconstruction constrained structure on inferred food web organisation and extinction dynamics, allowing us to distinguish ecological signals that are robust from those that are reconstruction contingent.</w:t>
+        <w:t xml:space="preserve">) are robust to alternative, equally plausible representations of interaction structure, or whether different reconstruction choices would lead to fundamentally different ecological inferences. More broadly, our study tests whether macroecological conclusions derived from ecological networks reflect underlying biological processes or are conditioned by the assumptions embedded within the reconstruction framework itself.</w:t>
       </w:r>
     </w:p>
     <w:bookmarkEnd w:id="9"/>
@@ -702,7 +719,7 @@
         <w:pStyle w:val="FirstParagraph"/>
       </w:pPr>
       <w:r>
-        <w:t xml:space="preserve">We used fossil occurrence data from the Cleveland Basin, UK, spanning the upper Pliensbachian to the upper Toarcian. This interval encompasses a major volcanic-driven hyperthermal and marine extinction event. To capture network dynamics across this transition, we defined four successive palaeo-assemblages: pre-extinction (Pliensbachian), post-extinction (Lower Toarcian), early recovery, and late recovery (Middle/Upper Toarcian). Each taxon was characterized using their size and Bambach’s ecospace framework</w:t>
+        <w:t xml:space="preserve">We used fossil occurrence data from the Cleveland Basin, UK, spanning the upper Pliensbachian to the upper Toarcian. This interval encompasses a major volcanic-driven hyperthermal and marine extinction event. To capture network dynamics across this transition, we defined four successive palaeo-assemblages: pre-extinction (Pliensbachian), post-extinction (Lower Toarcian), early recovery (Lower–Middle Toarcian) and late recovery (Upper Toarcian). Each taxon was characterized using their size and Bambach’s ecospace framework</w:t>
       </w:r>
       <w:r>
         <w:t xml:space="preserve"> </w:t>
@@ -789,7 +806,27 @@
         <w:pStyle w:val="FirstParagraph"/>
       </w:pPr>
       <w:r>
-        <w:t xml:space="preserve">Most palaeontological research (</w:t>
+        <w:t xml:space="preserve">Ecological network reconstruction encompasses a range of approaches that differ in how trophic interactions are inferred and in the ecological assumptions they encode. These approaches can be broadly grouped into three classes: feasibility-based, realised, and structural models. Together, these classes represent distinct hypotheses about how interactions arise and constrain the space of possible food web structure.</w:t>
+      </w:r>
+    </w:p>
+    <w:p>
+      <w:pPr>
+        <w:pStyle w:val="BodyText"/>
+      </w:pPr>
+      <w:r>
+        <w:t xml:space="preserve">Feasibility-based models infer the set of potential interactions among species based on trait compatibility or mechanistic rules. These approaches define a feasible interaction space by identifying which consumer–resource pairs are biologically possible, without specifying which interactions are realised in a given community. In palaeoecological contexts, where direct observation of interactions is not possible, such models provide a biologically grounded, formalised representation, of</w:t>
+      </w:r>
+      <w:r>
+        <w:t xml:space="preserve"> </w:t>
+      </w:r>
+      <w:r>
+        <w:t xml:space="preserve">‘expert knowledge’</w:t>
+      </w:r>
+      <w:r>
+        <w:t xml:space="preserve"> </w:t>
+      </w:r>
+      <w:r>
+        <w:t xml:space="preserve">based rules that can be used to infer interactions (</w:t>
       </w:r>
       <w:r>
         <w:rPr>
@@ -855,7 +892,44 @@
         <w:t xml:space="preserve">(2024)</w:t>
       </w:r>
       <w:r>
-        <w:t xml:space="preserve">) use reconstruction approaches from within the feasibility space. That is, the reconstructions identify and encode the entire feasible diet of a species to build the network. These methods, however, represent only a subset of the broader spectrum of network construction approaches. Here, we present a suite of methods (</w:t>
+        <w:t xml:space="preserve">).</w:t>
+      </w:r>
+    </w:p>
+    <w:p>
+      <w:pPr>
+        <w:pStyle w:val="BodyText"/>
+      </w:pPr>
+      <w:r>
+        <w:t xml:space="preserve">Realised models aim to approximate the subset of interactions that are expected to occur in practice. These approaches impose additional constraints (such as energetic optimisation, mechanical limits, or probabilistic niche structure) on top of feasibility, thereby generating networks that represent putative realised diets. Although often parameterised using body size or related traits, realised models differ in their underlying ecological assumptions about how consumers select resources and how trophic interactions are structured.</w:t>
+      </w:r>
+    </w:p>
+    <w:p>
+      <w:pPr>
+        <w:pStyle w:val="BodyText"/>
+      </w:pPr>
+      <w:r>
+        <w:t xml:space="preserve">Structural models, in contrast, do not attempt to reconstruct empirical trophic interactions from species-level data. Instead, they generate networks based on general topological constraints such as species richness, connectance, or trophic ordering. These models are species-agnostic and therefore cannot be interpreted as reconstructions of specific ecological communities. Rather, they serve as null or end-member hypotheses, providing reference expectations against which the structure and dynamics of data-informed reconstructions can be evaluated. For example, random networks represent an unconstrained baseline in which interactions occur independently of species identity, whereas the niche model captures well-established statistical regularities of food webs (</w:t>
+      </w:r>
+      <w:r>
+        <w:rPr>
+          <w:i/>
+          <w:iCs/>
+        </w:rPr>
+        <w:t xml:space="preserve">e.g.,</w:t>
+      </w:r>
+      <w:r>
+        <w:t xml:space="preserve"> </w:t>
+      </w:r>
+      <w:r>
+        <w:t xml:space="preserve">interval feeding and trophic hierarchy) without incorporating empirical trait information.</w:t>
+      </w:r>
+    </w:p>
+    <w:p>
+      <w:pPr>
+        <w:pStyle w:val="BodyText"/>
+      </w:pPr>
+      <w:r>
+        <w:t xml:space="preserve">In this study, we selected models to span these three conceptual classes (</w:t>
       </w:r>
       <w:hyperlink w:anchor="tbl-models">
         <w:r>
@@ -866,10 +940,7 @@
         </w:r>
       </w:hyperlink>
       <w:r>
-        <w:t xml:space="preserve">) that enable the construction of a wider range of ecological networks and the exploration of a broader set of ecological questions, provided that their underlying assumptions are compatible with the constraints of the data. Along with one feasibility reconstruction approach we include structural models that create species agnostic networks that are structurally ‘correct’ by assigning links between nodes based on assumptions of link distributions; and realised models that create networks where links between species are constrained based on some form of ‘species choice’</w:t>
-      </w:r>
-      <w:r>
-        <w:t xml:space="preserve"> </w:t>
+        <w:t xml:space="preserve">) and, critically, to sample distinct mechanistic interpretations of trophic interactions rather than exhaustively include all available implementations. Specifically, we include: a feasibility-based model (PFIM), representing trait-constrained interactions; multiple realised models (ADBM, ATN, and Body-size ratio), capturing energetic optimisation, mechanical constraints, and probabilistic allometric structure, respectively; and structural models (Random and Niche), providing theoretical reference points. Although some approaches share common inputs (</w:t>
       </w:r>
       <w:r>
         <w:rPr>
@@ -882,7 +953,20 @@
         <w:t xml:space="preserve"> </w:t>
       </w:r>
       <w:r>
-        <w:t xml:space="preserve">maximising energy gain.</w:t>
+        <w:t xml:space="preserve">body mass), they encode fundamentally different assumptions about how interactions arise. Conversely, some alternative palaeoecological approaches (</w:t>
+      </w:r>
+      <w:r>
+        <w:rPr>
+          <w:i/>
+          <w:iCs/>
+        </w:rPr>
+        <w:t xml:space="preserve">e.g.,</w:t>
+      </w:r>
+      <w:r>
+        <w:t xml:space="preserve"> </w:t>
+      </w:r>
+      <w:r>
+        <w:t xml:space="preserve">guild- or feasibility-based frameworks) are conceptually aligned with PFIM and would therefore provide limited additional contrast for the purposes of this analysis.</w:t>
       </w:r>
     </w:p>
     <w:tbl>
@@ -1633,7 +1717,7 @@
         <w:pStyle w:val="BodyText"/>
       </w:pPr>
       <w:r>
-        <w:t xml:space="preserve">The three body mass-based approaches (ADBM, ATN, Body-size ratio) differ primarily in their underlying ecological assumptions. Although all three approaches use body mass to infer food web structure, they differ in their ecological assumptions. The ADBM is based on energy maximization under optimal foraging theory, the ATN constrains interactions via mechanically optimal consumer-resource size ratios, and the Body-size ratio model defines links probabilistically within a fixed allometric niche. Together, these approaches span bioenergetic, mechanical, and statistical interpretations of size-structured interactions.</w:t>
+        <w:t xml:space="preserve">This classification allows us to distinguish variation arising from ecological assumptions embedded in reconstruction frameworks from variation attributable to species composition. By comparing networks generated from the same species pool across these complementary model classes, we explicitly evaluate how different representations of interaction structure condition ecological inference.</w:t>
       </w:r>
     </w:p>
     <w:bookmarkEnd w:id="12"/>
@@ -1651,7 +1735,7 @@
         <w:pStyle w:val="FirstParagraph"/>
       </w:pPr>
       <w:r>
-        <w:t xml:space="preserve">We evaluated six network reconstruction approaches using the approaches listed in</w:t>
+        <w:t xml:space="preserve">We evaluated six network reconstruction frameworks using the approaches listed in</w:t>
       </w:r>
       <w:r>
         <w:t xml:space="preserve"> </w:t>
@@ -1665,7 +1749,48 @@
         </w:r>
       </w:hyperlink>
       <w:r>
-        <w:t xml:space="preserve">: Random and Niche models (structural networks); allometric diet breadth (ADBM), allometric trophic network (ATN), and Body-size ratio models (realised networks); and a paleo food web inference model (PFIM; feasibility network). Expanded descriptions of reconstruction approach assumptions, parameterisation, and link-generation rules are provided in Supplementary Material S1. For each community, 100 networks were generated per reconstruction approach per successive community (n = 2400) to capture stochastic variation in link assignment. Where reconstruction approaches required species body mass or trait values, these were sampled within biologically reasonable ranges to preserve relative differences among species. We adopted uniform sampling by default, as alternative distributions (lognormal, truncated lognormal) have negligible impact on topology (Supplementary Material S2; Figure S1). Structural models were parameterised using connectance values drawn from an empirically realistic range (0.07 – 0.34), with species richness held constant. Identical parameter draws were applied across comparable reconstruction approaches within each replicate to ensure comparability. For the Body-size ratio model, we followed the approach of</w:t>
+        <w:t xml:space="preserve">: Random and Niche models (structural networks); allometric diet breadth (ADBM), allometric trophic network (ATN), and Body-size ratio models (realised networks); and a paleo food web inference model (PFIM; feasibility network). Expanded descriptions of reconstruction approach assumptions, parameterisation, and link-generation rules are provided in Supplementary Material S1, including full mathematical formulations and parameter definitions. For each community, 100 stochastic network realisations were generated per reconstruction approach (n = 2400 per time bin) to capture uncertainty in link assignment. Where reconstruction approaches required species body mass or trait values, these were sampled within biologically reasonable ranges to preserve relative differences among species. We adopted a uniform sampling by default, as alternative distributions (lognormal, truncated lognormal) have negligible impact on topology (Supplementary Material S1; Figure S1). Structural models were parameterised using connectance values drawn from an empirically realistic range (0.07–0.15). For models requiring link number explicitly (Random model), connectance was first converted to expected link number using</w:t>
+      </w:r>
+      <w:r>
+        <w:t xml:space="preserve"> </w:t>
+      </w:r>
+      <m:oMath>
+        <m:r>
+          <m:t>L</m:t>
+        </m:r>
+        <m:r>
+          <m:rPr>
+            <m:sty m:val="p"/>
+          </m:rPr>
+          <m:t>=</m:t>
+        </m:r>
+        <m:r>
+          <m:t>C</m:t>
+        </m:r>
+        <m:r>
+          <m:t>o</m:t>
+        </m:r>
+        <m:r>
+          <m:rPr>
+            <m:sty m:val="p"/>
+          </m:rPr>
+          <m:t>×</m:t>
+        </m:r>
+        <m:sSup>
+          <m:e>
+            <m:r>
+              <m:t>S</m:t>
+            </m:r>
+          </m:e>
+          <m:sup>
+            <m:r>
+              <m:t>2</m:t>
+            </m:r>
+          </m:sup>
+        </m:sSup>
+      </m:oMath>
+      <w:r>
+        <w:t xml:space="preserve">, ensuring consistency in network density across all reconstruction approaches. Richness was determined by the number of species for each time bin. For the Body-size ratio model, we followed the approach of</w:t>
       </w:r>
       <w:r>
         <w:t xml:space="preserve"> </w:t>
@@ -1693,7 +1818,19 @@
         <w:t xml:space="preserve"> </w:t>
       </w:r>
       <w:r>
-        <w:t xml:space="preserve">and excluded the latent trait terms.</w:t>
+        <w:t xml:space="preserve">and excluded the latent trait terms. Sensitivity of network structure to these parameter choices is evaluated in Supplementary Material S1. The PFIM generates a deterministic feasible metaweb for a given trait configuration. To allow for statistical analyses we introduced controlled variation in interaction subsets by applying a downsampling procedure that stochastically samples feasible interactions. This step allowed us to introduce</w:t>
+      </w:r>
+      <w:r>
+        <w:t xml:space="preserve"> </w:t>
+      </w:r>
+      <w:r>
+        <w:t xml:space="preserve">‘statistical noise’</w:t>
+      </w:r>
+      <w:r>
+        <w:t xml:space="preserve"> </w:t>
+      </w:r>
+      <w:r>
+        <w:t xml:space="preserve">while still preserving most of the metaweb structure . The choice of downsampling parameter and its effects on network structure are evaluated in Supplementary Material S1.</w:t>
       </w:r>
     </w:p>
     <w:bookmarkEnd w:id="13"/>
@@ -1765,7 +1902,7 @@
         <w:t xml:space="preserve"> </w:t>
       </w:r>
       <w:r>
-        <w:t xml:space="preserve">among the four of the reconstruction frameworks (ADBM, ATN, body-size ratio, and PFIM). We excluded the purely structural Random and Niche models as they are inherently species agnostic. For each pair of reconstructed networks, we represented trophic interactions as binary adjacency matrices and calculated their dissimilarity. Specifically we looked at interaction rewiring among shared species (</w:t>
+        <w:t xml:space="preserve">among the four of the reconstruction frameworks (ADBM, ATN, body-size ratio, and PFIM). We excluded the purely structural Random and Niche models as they are inherently species agnostic. Specifically, we looked at interaction rewiring among shared species (</w:t>
       </w:r>
       <m:oMath>
         <m:sSub>
@@ -1785,7 +1922,19 @@
         </m:sSub>
       </m:oMath>
       <w:r>
-        <w:t xml:space="preserve">), which allows separation of differences arising from altered interaction identities among species common to both networks. All calculations were performed for all reconstruction combinations within the same assemblage (time bin).</w:t>
+        <w:t xml:space="preserve">, see S1 for additional details on the decomposition of interaction β-diversity and its implementation), which allows separation of differences arising from altered interaction identities among species common to both networks. Because all networks within a given assemblage are constructed from the same species pool, differences in interaction structure primarily reflect</w:t>
+      </w:r>
+      <w:r>
+        <w:t xml:space="preserve"> </w:t>
+      </w:r>
+      <w:r>
+        <w:t xml:space="preserve">‘rewiring’</w:t>
+      </w:r>
+      <w:r>
+        <w:t xml:space="preserve"> </w:t>
+      </w:r>
+      <w:r>
+        <w:t xml:space="preserve">of trophic links due to stochasticity in the reconstruction approach rather than species turnover. All calculations were performed for all reconstruction combinations within the same assemblage (time bin).</w:t>
       </w:r>
     </w:p>
     <w:tbl>
@@ -2678,7 +2827,7 @@
         </m:r>
       </m:oMath>
       <w:r>
-        <w:t xml:space="preserve">) was used to quantify concordance in scenario ordering across reconstruction approaches. Full methodological details are provided in the Supplementary Materials.</w:t>
+        <w:t xml:space="preserve">) was used to quantify concordance in scenario ordering across reconstruction approaches. Detailed implementation of extinction sequences and secondary extinction rules is provided in Supplementary Material S1.</w:t>
       </w:r>
     </w:p>
     <w:bookmarkEnd w:id="17"/>
@@ -2718,7 +2867,10 @@
         <w:t xml:space="preserve">, 2017)</w:t>
       </w:r>
       <w:r>
-        <w:t xml:space="preserve">. All statistical analyses, model fitting (MANOVA, PERMANOVA, GAMs), and figure production were performed in R v4.5.2</w:t>
+        <w:t xml:space="preserve"> </w:t>
+      </w:r>
+      <w:r>
+        <w:t xml:space="preserve">using custom scripts and model implementations provided in Supplementary Material S1. All statistical analyses, including MANOVA, PERMANOVA, redundancy analysis, and post hoc comparisons, were performed in R v4.5.2</w:t>
       </w:r>
       <w:r>
         <w:t xml:space="preserve"> </w:t>
@@ -2727,7 +2879,15 @@
         <w:t xml:space="preserve">(R Core Team, 2024)</w:t>
       </w:r>
       <w:r>
-        <w:t xml:space="preserve">. The empirical data, derived network datasets and code implementing network reconstruction, extinction simulations, and all analytical workflows are archived at [</w:t>
+        <w:t xml:space="preserve">. The full analytical workflow, including data preprocessing, network generation, extinction simulations, and metric calculation, is fully reproducible from the archived codebase.</w:t>
+      </w:r>
+    </w:p>
+    <w:p>
+      <w:pPr>
+        <w:pStyle w:val="BodyText"/>
+      </w:pPr>
+      <w:r>
+        <w:t xml:space="preserve">The empirical data, derived network datasets, and all analysis scripts are archived in a public Zenodo repository (</w:t>
       </w:r>
       <w:r>
         <w:rPr>
@@ -2740,7 +2900,7 @@
         <w:t xml:space="preserve"> </w:t>
       </w:r>
       <w:r>
-        <w:t xml:space="preserve">Zenodo DOI].</w:t>
+        <w:t xml:space="preserve">DOI), which includes a complete README file describing software dependencies, execution order, and reproduction instructions.</w:t>
       </w:r>
     </w:p>
     <w:bookmarkEnd w:id="18"/>
@@ -2759,7 +2919,7 @@
         <w:pStyle w:val="FirstParagraph"/>
       </w:pPr>
       <w:r>
-        <w:t xml:space="preserve">Results show that reconstruction approaches that appear similar when evaluated using network metrics can yield fundamentally different ecological narratives when interrogated at the level of interactions and extinction dynamics. Across six network reconstruction approaches, inferred food web structure, species interactions, and extinction dynamics differed consistently. Multivariate analyses showed pronounced separation among reconstruction approaches in network metric space. Reconstruction approach explained most of the variance in structural properties, leaving a distinct signature independent of community composition. Notably, approaches that were statistically similar in multivariate structural space often diverged in inferred interactions or extinction dynamics. This demonstrates that structural similarity does not guarantee concordance in species-level diets or trophic roles.</w:t>
+        <w:t xml:space="preserve">We found that when evaluated using network metrics, different reconstruction approaches, even those that appear to be similar, yield fundamentally different ecological inferences. Across six network reconstruction approaches, inferred food web structure, species interactions, and extinction dynamics differed consistently. Multivariate analyses showed pronounced separation among reconstruction approaches in network metric space. Reconstruction approach explained most of the variance in structural properties, leaving a distinct signature independent of community composition. Notably, approaches that were statistically similar in multivariate structural space often diverged in inferred interactions or extinction dynamics. This demonstrates that structural similarity does not guarantee concordance in species-level diets or trophic roles.</w:t>
       </w:r>
     </w:p>
     <w:p>
@@ -2830,7 +2990,7 @@
         <w:t xml:space="preserve"> </w:t>
       </w:r>
       <w:r>
-        <w:t xml:space="preserve">= 987.35, p &lt; 0.001), indicating that reconstruction approach systematically alters inferred food web topology. Canonical discriminant analysis identified two dominant axes of variation, explaining 86% of between reconstruction approach variance. LD1 correlated with vulnerability, direct competition motifs, and connectance. LD2 correlated with maximum trophic level and apparent competition motifs, reflecting vertical trophic structure (Figure 1; Table S1, Figure S1). All higher-order canonical variates each explained less than 9% of the remaining variance.</w:t>
+        <w:t xml:space="preserve">= 987.35, p &lt; 0.001), indicating that reconstruction approach systematically alters inferred food web topology. Canonical discriminant analysis identified two dominant axes of variation, explaining 86% of the differences between reconstruction approach variance. LD1 correlated with vulnerability, direct competition motifs, and connectance. LD2 correlated with maximum trophic level and apparent competition motifs, reflecting vertical trophic structure (Figure 1; Table S1, Figure S1). All higher-order canonical variates each explained less than 9% of the remaining variance.</w:t>
       </w:r>
     </w:p>
     <w:tbl>
@@ -3720,6 +3880,22 @@
         <w:pStyle w:val="BodyText"/>
       </w:pPr>
       <w:r>
+        <w:t xml:space="preserve">Food web ecology has long treated network reconstruction as a technical step preceding ecological analysis. Once a network is assembled (whether from observation, inference, or simulation), its properties are typically analysed as reflections of underlying ecological organisation. Implicit in this workflow is a powerful assumption—that reconstructed networks provide structurally comparable representations of ecological communities, such that differences in connectance, trophic structure, motif composition, or robustness primarily reflect biological variation.</w:t>
+      </w:r>
+    </w:p>
+    <w:p>
+      <w:pPr>
+        <w:pStyle w:val="BodyText"/>
+      </w:pPr>
+      <w:r>
+        <w:t xml:space="preserve">This assumption is particularly critical in deep-time palaeoecological contexts such as the Early Toarcian Extinction Event, where trophic interactions are never observed directly but must be inferred from incomplete fossil data. In these systems, ecological networks are entirely reconstruction-dependent, rendering the assumptions embedded within different frameworks both explicit and consequential. The risk is therefore not only incomplete data, but that methodological artefacts may be misinterpreted as genuine macroevolutionary or ecological signals. Consequently, deep-time studies provide a stringent test of whether inferred community responses (such as stability, collapse, or recovery during environmental perturbations) reflect underlying ecosystem dynamics or are contingent on how interactions are reconstructed.</w:t>
+      </w:r>
+    </w:p>
+    <w:p>
+      <w:pPr>
+        <w:pStyle w:val="BodyText"/>
+      </w:pPr>
+      <w:r>
         <w:t xml:space="preserve">Reconstruction framework explained the overwhelming majority of variance in inferred food web topology, far outweighing the influence of temporal turnover across extinction and recovery phases. Across an identical regional taxon pool, alternative reconstruction approaches generated distinct structural signatures that occupied non-overlapping regions of multivariate space</w:t>
       </w:r>
       <w:r>
@@ -3850,7 +4026,7 @@
         <w:pStyle w:val="FirstParagraph"/>
       </w:pPr>
       <w:r>
-        <w:t xml:space="preserve">Importantly, reconstruction sensitivity was not uniform across network scales (macro-, mesio-, micro- level properties). Node-level extinction rankings were broadly consistent among reconstruction approaches, whereas interaction-level outcomes and cascade trajectories were highly contingent on reconstruction approach. The predominance of reconstruction framework over temporal turnover (~80% vs. 6% variance explained) illustrates why coarse-grained patterns like node-level extinction rankings are more robust. reconstruction approach-imposed structure dominates the overall topology, leaving interaction dynamics highly contingent on framework choice. This asymmetry reveals a context-dependent pattern of robustness. Coarse-grained macroecological patterns (such as the vulnerability of a community to collapse) can emerge from multiple plausible interaction architectures. By contrast, fine-grained inferences about which links are lost, retained, or reorganised depend strongly on how interactions are inferred.</w:t>
+        <w:t xml:space="preserve">Importantly, reconstruction sensitivity was not uniform across network scales (macro-, mesio-, micro- level properties). Node-level extinction rankings were broadly consistent among reconstruction approaches, whereas interaction-level outcomes and cascade trajectories were highly contingent on reconstruction approach. The predominance of reconstruction framework over temporal turnover (~80% vs. 6% variance explained) illustrates why coarse-grained patterns like node-level extinction rankings are more robust. Reconstruction approach-imposed structure dominates the overall topology, leaving interaction dynamics highly contingent on framework choice. This asymmetry reveals a context-dependent pattern of robustness. Coarse-grained macroecological patterns (such as the vulnerability of a community to collapse) can emerge from multiple plausible interaction architectures. By contrast, fine-grained inferences about which links are lost, retained, or reorganised depend strongly on how interactions are inferred.</w:t>
       </w:r>
     </w:p>
     <w:p>

--- a/index.docx
+++ b/index.docx
@@ -87,7 +87,7 @@
         <w:pStyle w:val="Date"/>
       </w:pPr>
       <w:r>
-        <w:t xml:space="preserve">2026-04-24</w:t>
+        <w:t xml:space="preserve">2026-05-15</w:t>
       </w:r>
     </w:p>
     <w:p>
@@ -2927,7 +2927,7 @@
         <w:pStyle w:val="BodyText"/>
       </w:pPr>
       <w:r>
-        <w:t xml:space="preserve">Reconstruction approach substantially influenced inferred extinction dynamics. Temporal trajectories of network collapse, interaction loss, and motif reorganisation differed among approaches. Although node-level extinction ranking were often broadly consistent, link-level outcomes and extinction inferences were highly sensitive to reconstruction assumptions. Together, these results show that ecological inferences drawn from networks depend critically on the reconstruction framework employed.</w:t>
+        <w:t xml:space="preserve">Reconstruction approach substantially influenced inferred extinction dynamics. Temporal trajectories of network collapse, interaction loss, and motif reorganisation differed among approaches. Although node-level extinction ranking were often broadly consistent, link-level outcomes and extinction inferences were highly sensitive to reconstruction assumptions. Together, these results show that ecological inferences drawn from networks depend critically on the reconstruction framework used.</w:t>
       </w:r>
     </w:p>
     <w:bookmarkStart w:id="35" w:name="X5e70f77c580e253afe5551399e39479dc30af68"/>
@@ -3314,7 +3314,7 @@
         <w:t xml:space="preserve"> </w:t>
       </w:r>
       <w:r>
-        <w:t xml:space="preserve">the number of apparent cmpetition motifs. A two-way factorial ANOVA across all eight network metrics confirmed that the reconstruction approach was the dominant driver of variance, with partial eta-squared values (</w:t>
+        <w:t xml:space="preserve">the number of apparent competition motifs. A two-way factorial ANOVA across all eight network metrics confirmed that the reconstruction approach was the dominant driver of variance, with partial eta-squared values (</w:t>
       </w:r>
       <m:oMath>
         <m:sSubSup>
@@ -3965,7 +3965,7 @@
         <w:pStyle w:val="BodyText"/>
       </w:pPr>
       <w:r>
-        <w:t xml:space="preserve">Crucially, this dominance was not confined to multivariate summaries. Variance partitioning at the level of individual network properties revealed that reconstruction approach overwhelmingly structured specific ecological metrics, with partial η² values exceeding 0.9 for meso-scale motif composition and remaining consistently high across macro- and micro-scale properties. Thus the imprint of reconstruction framework is visible not only in aggregate topology but in the very structural features often interpreted as ecological signals — trophic height, competition, and variability in species roles. Notably, the few properties that exhibited detectable temporal sensitivity were also those with the greatest inter-reconstruction approach disagreement, indicating that temporal trends is most difficult to disentangle when reconstruction frameworks diverge most strongly. These results suggest that structural assumptions do not merely shift networks within a shared architectural space; they condition the specific patterns through which ecological change is perceived and interpreted.</w:t>
+        <w:t xml:space="preserve">Crucially, this dominance was not confined to multivariate summaries. Variance partitioning at the level of individual network properties revealed that reconstruction approach overwhelmingly structured specific ecological metrics, thus the imprint of the reconstruction framework is visible not only in aggregate topology but in the very structural features often interpreted as ecological signals. Notably, the few properties that exhibited detectable temporal sensitivity were also those with the greatest inter-reconstruction approach disagreement, indicating that temporal trends are most difficult to disentangle when reconstruction frameworks diverge most strongly. These results suggest that structural assumptions do not merely shift networks within a shared architectural space; they condition the specific patterns through which ecological change is perceived and interpreted.</w:t>
       </w:r>
     </w:p>
     <w:p>
@@ -4437,28 +4437,7 @@
         <w:pStyle w:val="FirstParagraph"/>
       </w:pPr>
       <w:r>
-        <w:t xml:space="preserve">The broader implication is not that any single reconstruction framework is</w:t>
-      </w:r>
-      <w:r>
-        <w:t xml:space="preserve"> </w:t>
-      </w:r>
-      <w:r>
-        <w:t xml:space="preserve">‘correct’</w:t>
-      </w:r>
-      <w:r>
-        <w:t xml:space="preserve"> </w:t>
-      </w:r>
-      <w:r>
-        <w:t xml:space="preserve">or</w:t>
-      </w:r>
-      <w:r>
-        <w:t xml:space="preserve"> </w:t>
-      </w:r>
-      <w:r>
-        <w:t xml:space="preserve">‘incorrect’</w:t>
-      </w:r>
-      <w:r>
-        <w:t xml:space="preserve">. Rather, each reconstruction approach represents a distinct hypothesis about how interactions are constrained—by trait compatibility, energetic optimisation, or topological regularity</w:t>
+        <w:t xml:space="preserve">The broader implication is not that any single reconstruction framework is ‘correct’ or ‘incorrect’. Rather, each reconstruction approach represents a distinct hypothesis about how interactions are constrained by trait compatibility, energetic optimisation, or topological regularity</w:t>
       </w:r>
       <w:r>
         <w:t xml:space="preserve"> </w:t>
@@ -4542,7 +4521,7 @@
         <w:pStyle w:val="FirstParagraph"/>
       </w:pPr>
       <w:r>
-        <w:t xml:space="preserve">Ecological network reconstruction is not a neutral technical procedure but a theoretical act that shapes ecological inference. By applying six contrasting reconstruction frameworks to an identical species pool, we show that different reconstruction approaches systematically influence inferred food web topology, interaction identity, and disturbance dynamics. Some coarse-grained patterns, such as relative species vulnerability, are comparatively robust across representations. In contrast, fine-scale interaction structure and cascade pathways are highly contingent on reconstruction approach. The reliability of network-based inference is therefore scale dependent.</w:t>
+        <w:t xml:space="preserve">Ecological network reconstruction is not a neutral technical procedure but a theoretical act that shapes ecological inference. By applying six contrasting reconstruction frameworks to an identical species pool, we show that different reconstruction approaches systematically influence inferred food web topology, interaction identity, and disturbance dynamics. Some coarse-grained patterns, such as relative species vulnerability, are comparatively robust across representations. In contrast, fine-scale interaction structure and cascade pathways are highly contingent on reconstruction approaches. The reliability of network-based inference is therefore scale dependent.</w:t>
       </w:r>
     </w:p>
     <w:p>

--- a/index.docx
+++ b/index.docx
@@ -87,7 +87,7 @@
         <w:pStyle w:val="Date"/>
       </w:pPr>
       <w:r>
-        <w:t xml:space="preserve">2026-05-15</w:t>
+        <w:t xml:space="preserve">2026-05-28</w:t>
       </w:r>
     </w:p>
     <w:p>
@@ -111,7 +111,20 @@
         <w:pStyle w:val="Abstract"/>
       </w:pPr>
       <w:r>
-        <w:t xml:space="preserve">Ecological networks are widely used to assess community structure, stability, and responses to disturbance. Such networks often require model-based reconstructions (e.g., based on traits or theoretical constraints); however, the extent to which these frameworks influence ecological inference remains unexplored. Here, we assess whether macroecological inference derived from ecological networks is robust to variation in reconstruction framework.</w:t>
+        <w:t xml:space="preserve">Ecological networks are widely used to assess community structure, stability, and responses to disturbance. Such networks often require model-based reconstructions (</w:t>
+      </w:r>
+      <w:r>
+        <w:rPr>
+          <w:i/>
+          <w:iCs/>
+        </w:rPr>
+        <w:t xml:space="preserve">e.g.,</w:t>
+      </w:r>
+      <w:r>
+        <w:t xml:space="preserve"> </w:t>
+      </w:r>
+      <w:r>
+        <w:t xml:space="preserve">based on traits or theoretical constraints); however, the extent to which these frameworks influence ecological inference remains unexplored. Here, we assess whether macroecological inference derived from ecological networks is robust to variation in reconstruction framework.</w:t>
       </w:r>
     </w:p>
     <w:p>
@@ -159,7 +172,7 @@
         <w:pStyle w:val="Abstract"/>
       </w:pPr>
       <w:r>
-        <w:t xml:space="preserve">Shelly marine macrofossils.</w:t>
+        <w:t xml:space="preserve">Marine macrofossils.</w:t>
       </w:r>
     </w:p>
     <w:p>
@@ -224,7 +237,7 @@
         <w:pStyle w:val="FirstParagraph"/>
       </w:pPr>
       <w:r>
-        <w:t xml:space="preserve">Understanding how biodiversity is organised across space and time is a central goal of macroecology and biogeography. While early efforts focused primarily on species richness and composition, there is growing recognition that ecological communities are structured not only by which species occur, but by how they interact</w:t>
+        <w:t xml:space="preserve">Understanding how biological communities are organised and how species interact with each other is a central goal of ecology. While early efforts focused primarily on species richness and composition, there is growing recognition that ecological communities are structured not only by which species occur, but by how they interact</w:t>
       </w:r>
       <w:r>
         <w:t xml:space="preserve"> </w:t>
@@ -324,7 +337,7 @@
         <w:t xml:space="preserve">, 2025)</w:t>
       </w:r>
       <w:r>
-        <w:t xml:space="preserve">. Implicit in this expansion is the critical assumption that network properties estimated across systems are structurally comparable, and that differences among them reflect ecological signal rather than methodological artefact</w:t>
+        <w:t xml:space="preserve">. Implicit in this expansion is the critical assumption that network properties estimated across systems using various models are structurally comparable, and that differences among network properties reflect ecological signal rather than methodological artefact</w:t>
       </w:r>
       <w:r>
         <w:t xml:space="preserve"> </w:t>
@@ -437,7 +450,7 @@
         <w:t xml:space="preserve">, 2021)</w:t>
       </w:r>
       <w:r>
-        <w:t xml:space="preserve">. Network construction therefore constitutes a model-based inference step rather than a purely descriptive exercise. Different reconstruction frameworks encode distinct ecological assumptions about how interactions arise - whether as biologically feasible combinations of traits, energetically optimised realised diets, or topological structures constrained by macroecological regularities. These assumptions act as structural priors over network architecture</w:t>
+        <w:t xml:space="preserve">. Network construction therefore constitutes a model-based inference step rather than a purely observational exercise. Different reconstruction frameworks encode distinct ecological assumptions about how interactions arise - whether as biologically feasible combinations of traits, energetically optimised realised diets, or topological structures constrained by macroecological regularities. These assumptions act as structural priors over network architecture</w:t>
       </w:r>
       <w:r>
         <w:t xml:space="preserve"> </w:t>
@@ -485,7 +498,7 @@
         <w:t xml:space="preserve">, 2026)</w:t>
       </w:r>
       <w:r>
-        <w:t xml:space="preserve">. If alternative reconstruction approaches systematically generate different trophic configurations, then comparative analyses risk conflating ecological differences among communities with artefacts introduced by reconstruction choice. The reliability of macroecological inference therefore depends not only on ecological data, but on the structural assumptions embedded in network reconstruction.</w:t>
+        <w:t xml:space="preserve">. If alternative reconstruction approaches systematically generate different trophic configurations, then comparative analyses risk conflating ecological differences among communities with artefacts introduced by reconstruction choice. The reliability of macroecological inference therefore depends not only on ecological data, but on the structural assumptions embedded in network reconstruction approaches.</w:t>
       </w:r>
     </w:p>
     <w:p>
@@ -597,7 +610,7 @@
         <w:t xml:space="preserve">, 2026)</w:t>
       </w:r>
       <w:r>
-        <w:t xml:space="preserve">. As a result, ecological networks in these systems are inherently reconstruction-dependent, rendering the assumptions embedded within different reconstruction frameworks both explicit and consequential. Among such systems, the Early Toarcian Extinction Event (ETEE; ~183 Ma) provides a particularly informative case study. The ETEE was a volcanically driven hyperthermal event associated with widespread marine anoxia, biodiversity loss, and major ecological restructuring</w:t>
+        <w:t xml:space="preserve">. As a result, ecological networks in these systems are inherently reconstruction-dependent, rendering the assumptions embedded within different reconstruction frameworks both explicit and consequential. Among such systems, the Early Toarcian Extinction Event (ETEE; ~183 Ma) provides a particularly informative case study. The ETEE was a major Early Jurassic biotic crisis associated with rapid climatic warming, widespread marine oxygen depletion, and substantial ecological turnover</w:t>
       </w:r>
       <w:r>
         <w:t xml:space="preserve"> </w:t>
@@ -619,7 +632,60 @@
         <w:t xml:space="preserve">, 2024)</w:t>
       </w:r>
       <w:r>
-        <w:t xml:space="preserve">, representing one of the most significant environmental perturbations of the Early Jurassic. Fossil assemblages spanning this interval therefore capture both community collapse and subsequent reassembly under rapidly changing climatic and environmental conditions.</w:t>
+        <w:t xml:space="preserve">. Although considered a second-order extinction event globally, it nevertheless resulted in the loss of approximately 26% of marine genera worldwide</w:t>
+      </w:r>
+      <w:r>
+        <w:t xml:space="preserve"> </w:t>
+      </w:r>
+      <w:r>
+        <w:t xml:space="preserve">(Little &amp; Benton, 1995)</w:t>
+      </w:r>
+      <w:r>
+        <w:t xml:space="preserve">. Ecological disruption was especially severe in shallow marine ecosystems, where environmental stress drove extensive restructuring of benthic communities and food webs. In the Cleveland Basin of Yorkshire, the ETEE caused the extinction of around 60% of marine species, including up to 87% of benthic taxa</w:t>
+      </w:r>
+      <w:r>
+        <w:t xml:space="preserve"> </w:t>
+      </w:r>
+      <w:r>
+        <w:t xml:space="preserve">(Caswell</w:t>
+      </w:r>
+      <w:r>
+        <w:t xml:space="preserve"> </w:t>
+      </w:r>
+      <w:r>
+        <w:rPr>
+          <w:i/>
+          <w:iCs/>
+        </w:rPr>
+        <w:t xml:space="preserve">et al.</w:t>
+      </w:r>
+      <w:r>
+        <w:t xml:space="preserve">, 2009)</w:t>
+      </w:r>
+      <w:r>
+        <w:t xml:space="preserve">. Fossil assemblages from this interval therefore record both the collapse of established communities and the subsequent recovery and reassembly of marine ecosystems under rapidly changing environmental conditions. Recent work has shown that the event selectively impacted specialist and infaunal organisms, leading to simplified ecosystems increasingly dominated by ecological generalists and opportunistic taxa</w:t>
+      </w:r>
+      <w:r>
+        <w:t xml:space="preserve"> </w:t>
+      </w:r>
+      <w:r>
+        <w:t xml:space="preserve">(Dunhill</w:t>
+      </w:r>
+      <w:r>
+        <w:t xml:space="preserve"> </w:t>
+      </w:r>
+      <w:r>
+        <w:rPr>
+          <w:i/>
+          <w:iCs/>
+        </w:rPr>
+        <w:t xml:space="preserve">et al.</w:t>
+      </w:r>
+      <w:r>
+        <w:t xml:space="preserve">, 2024)</w:t>
+      </w:r>
+      <w:r>
+        <w:t xml:space="preserve">. These changes were accompanied by major shifts in community structure, trophic interactions, and ecosystem connectivity, with evidence suggesting that ecological recovery following the extinction was both prolonged and uneven across marine habitats.</w:t>
       </w:r>
     </w:p>
     <w:p>
@@ -719,7 +785,7 @@
         <w:pStyle w:val="FirstParagraph"/>
       </w:pPr>
       <w:r>
-        <w:t xml:space="preserve">We used fossil occurrence data from the Cleveland Basin, UK, spanning the upper Pliensbachian to the upper Toarcian. This interval encompasses a major volcanic-driven hyperthermal and marine extinction event. To capture network dynamics across this transition, we defined four successive palaeo-assemblages: pre-extinction (Pliensbachian), post-extinction (Lower Toarcian), early recovery (Lower–Middle Toarcian) and late recovery (Upper Toarcian). Each taxon was characterized using their size and Bambach’s ecospace framework</w:t>
+        <w:t xml:space="preserve">We used fossil occurrence data from the Cleveland Basin, UK, spanning the late Pliensbachian to the late Toarcian. This interval encompasses a major volcanic-driven hyperthermal and marine extinction event. To capture network dynamics across this transition, we defined four successive palaeo-assemblages: pre-extinction (Pliensbachian), post-extinction (early Toarcian), early recovery (early–middle Toarcian) and late recovery (late Toarcian). Each taxon was characterized using their size and Bambach’s ecospace framework</w:t>
       </w:r>
       <w:r>
         <w:t xml:space="preserve"> </w:t>
@@ -900,7 +966,42 @@
         <w:pStyle w:val="BodyText"/>
       </w:pPr>
       <w:r>
-        <w:t xml:space="preserve">Realised models aim to approximate the subset of interactions that are expected to occur in practice. These approaches impose additional constraints (such as energetic optimisation, mechanical limits, or probabilistic niche structure) on top of feasibility, thereby generating networks that represent putative realised diets. Although often parameterised using body size or related traits, realised models differ in their underlying ecological assumptions about how consumers select resources and how trophic interactions are structured.</w:t>
+        <w:t xml:space="preserve">Realised models aim to approximate the subset of interactions that are expected to occur in practice. These approaches impose additional constraints (such as energetic optimisation, mechanical limits, or probabilistic niche structure) on top of feasibility, thereby generating networks that represent putative realised diets</w:t>
+      </w:r>
+      <w:r>
+        <w:t xml:space="preserve"> </w:t>
+      </w:r>
+      <w:r>
+        <w:t xml:space="preserve">(Brose</w:t>
+      </w:r>
+      <w:r>
+        <w:t xml:space="preserve"> </w:t>
+      </w:r>
+      <w:r>
+        <w:rPr>
+          <w:i/>
+          <w:iCs/>
+        </w:rPr>
+        <w:t xml:space="preserve">et al.</w:t>
+      </w:r>
+      <w:r>
+        <w:t xml:space="preserve">, 2006; Schneider</w:t>
+      </w:r>
+      <w:r>
+        <w:t xml:space="preserve"> </w:t>
+      </w:r>
+      <w:r>
+        <w:rPr>
+          <w:i/>
+          <w:iCs/>
+        </w:rPr>
+        <w:t xml:space="preserve">et al.</w:t>
+      </w:r>
+      <w:r>
+        <w:t xml:space="preserve">, 2016)</w:t>
+      </w:r>
+      <w:r>
+        <w:t xml:space="preserve">. Although often parameterised using body size or related traits, realised models differ in their underlying ecological assumptions about how consumers select resources and how trophic interactions are structured.</w:t>
       </w:r>
     </w:p>
     <w:p>
@@ -908,20 +1009,29 @@
         <w:pStyle w:val="BodyText"/>
       </w:pPr>
       <w:r>
-        <w:t xml:space="preserve">Structural models, in contrast, do not attempt to reconstruct empirical trophic interactions from species-level data. Instead, they generate networks based on general topological constraints such as species richness, connectance, or trophic ordering. These models are species-agnostic and therefore cannot be interpreted as reconstructions of specific ecological communities. Rather, they serve as null or end-member hypotheses, providing reference expectations against which the structure and dynamics of data-informed reconstructions can be evaluated. For example, random networks represent an unconstrained baseline in which interactions occur independently of species identity, whereas the niche model captures well-established statistical regularities of food webs (</w:t>
-      </w:r>
-      <w:r>
-        <w:rPr>
-          <w:i/>
-          <w:iCs/>
-        </w:rPr>
-        <w:t xml:space="preserve">e.g.,</w:t>
-      </w:r>
-      <w:r>
-        <w:t xml:space="preserve"> </w:t>
-      </w:r>
-      <w:r>
-        <w:t xml:space="preserve">interval feeding and trophic hierarchy) without incorporating empirical trait information.</w:t>
+        <w:t xml:space="preserve">Structural models, in contrast, do not attempt to reconstruct empirical trophic interactions from species-level data. Instead, they generate networks based on general topological constraints such as species richness, connectance, or trophic ordering</w:t>
+      </w:r>
+      <w:r>
+        <w:t xml:space="preserve"> </w:t>
+      </w:r>
+      <w:r>
+        <w:t xml:space="preserve">(Allesina</w:t>
+      </w:r>
+      <w:r>
+        <w:t xml:space="preserve"> </w:t>
+      </w:r>
+      <w:r>
+        <w:rPr>
+          <w:i/>
+          <w:iCs/>
+        </w:rPr>
+        <w:t xml:space="preserve">et al.</w:t>
+      </w:r>
+      <w:r>
+        <w:t xml:space="preserve">, 2008)</w:t>
+      </w:r>
+      <w:r>
+        <w:t xml:space="preserve">. These models are species-agnostic and therefore cannot be interpreted as reconstructions of specific ecological communities. Rather, they have the potential to serve as ‘null hypotheses’, providing reference expectations against which the structure and dynamics of data-informed reconstructions can be evaluated.</w:t>
       </w:r>
     </w:p>
     <w:p>
@@ -940,7 +1050,7 @@
         </w:r>
       </w:hyperlink>
       <w:r>
-        <w:t xml:space="preserve">) and, critically, to sample distinct mechanistic interpretations of trophic interactions rather than exhaustively include all available implementations. Specifically, we include: a feasibility-based model (PFIM), representing trait-constrained interactions; multiple realised models (ADBM, ATN, and Body-size ratio), capturing energetic optimisation, mechanical constraints, and probabilistic allometric structure, respectively; and structural models (Random and Niche), providing theoretical reference points. Although some approaches share common inputs (</w:t>
+        <w:t xml:space="preserve">) and, critically, to sample distinct mechanistic interpretations of trophic interactions rather than exhaustively include all available implementations. Specifically, we include: a feasibility-based model (PFWIM), representing trait-constrained interactions; multiple realised models (ADBM, ATN, and Body-size ratio), capturing energetic optimisation, mechanical constraints, and probabilistic allometric structure, respectively; and structural models (Random and Niche), providing theoretical reference points. Although some approaches share common inputs (</w:t>
       </w:r>
       <w:r>
         <w:rPr>
@@ -966,7 +1076,7 @@
         <w:t xml:space="preserve"> </w:t>
       </w:r>
       <w:r>
-        <w:t xml:space="preserve">guild- or feasibility-based frameworks) are conceptually aligned with PFIM and would therefore provide limited additional contrast for the purposes of this analysis.</w:t>
+        <w:t xml:space="preserve">guild- or feasibility-based frameworks) are conceptually aligned with PFWIM and would therefore provide limited additional contrast for the purposes of this analysis.</w:t>
       </w:r>
     </w:p>
     <w:tbl>
@@ -1511,7 +1621,7 @@
                     <w:jc w:val="center"/>
                   </w:pPr>
                   <w:r>
-                    <w:t xml:space="preserve">Paleo food web inference model (PFIM)</w:t>
+                    <w:t xml:space="preserve">Paleo food web inference model (PFWIM)</w:t>
                   </w:r>
                 </w:p>
               </w:tc>
@@ -1749,7 +1859,7 @@
         </w:r>
       </w:hyperlink>
       <w:r>
-        <w:t xml:space="preserve">: Random and Niche models (structural networks); allometric diet breadth (ADBM), allometric trophic network (ATN), and Body-size ratio models (realised networks); and a paleo food web inference model (PFIM; feasibility network). Expanded descriptions of reconstruction approach assumptions, parameterisation, and link-generation rules are provided in Supplementary Material S1, including full mathematical formulations and parameter definitions. For each community, 100 stochastic network realisations were generated per reconstruction approach (n = 2400 per time bin) to capture uncertainty in link assignment. Where reconstruction approaches required species body mass or trait values, these were sampled within biologically reasonable ranges to preserve relative differences among species. We adopted a uniform sampling by default, as alternative distributions (lognormal, truncated lognormal) have negligible impact on topology (Supplementary Material S1; Figure S1). Structural models were parameterised using connectance values drawn from an empirically realistic range (0.07–0.15). For models requiring link number explicitly (Random model), connectance was first converted to expected link number using</w:t>
+        <w:t xml:space="preserve">: Random and Niche models (structural networks); allometric diet breadth (ADBM), allometric trophic network (ATN), and Body-size ratio models (realised networks); and a paleo food web inference model (PFWIM; feasibility network). Expanded descriptions of reconstruction approach assumptions, parameterisation, and link-generation rules are provided in Supplementary Material S1, including full mathematical formulations and parameter definitions. For each community, 100 stochastic network realisations were generated per reconstruction approach (n = 2400 per time bin in total, 600 per time bin) to capture uncertainty in link assignment. Where reconstruction approaches required species body mass or trait values, these were uniformly sampled within the different size classes, we adopted a uniform sampling by default, as alternative distributions (lognormal, truncated lognormal) have negligible impact on topology (Supplementary Material S1; Figure S1). Random and Niche models were parameterised using connectance values drawn from an empirically realistic range (0.07–0.15). For the Random model, which requires link number explicitly, connectance (Co) was first converted to expected link number (L) using</w:t>
       </w:r>
       <w:r>
         <w:t xml:space="preserve"> </w:t>
@@ -1818,19 +1928,7 @@
         <w:t xml:space="preserve"> </w:t>
       </w:r>
       <w:r>
-        <w:t xml:space="preserve">and excluded the latent trait terms. Sensitivity of network structure to these parameter choices is evaluated in Supplementary Material S1. The PFIM generates a deterministic feasible metaweb for a given trait configuration. To allow for statistical analyses we introduced controlled variation in interaction subsets by applying a downsampling procedure that stochastically samples feasible interactions. This step allowed us to introduce</w:t>
-      </w:r>
-      <w:r>
-        <w:t xml:space="preserve"> </w:t>
-      </w:r>
-      <w:r>
-        <w:t xml:space="preserve">‘statistical noise’</w:t>
-      </w:r>
-      <w:r>
-        <w:t xml:space="preserve"> </w:t>
-      </w:r>
-      <w:r>
-        <w:t xml:space="preserve">while still preserving most of the metaweb structure . The choice of downsampling parameter and its effects on network structure are evaluated in Supplementary Material S1.</w:t>
+        <w:t xml:space="preserve">and excluded the latent trait term, using only the body-mass scaling to determine links between species. Sensitivity of network structure to these parameter choices is evaluated in Supplementary Material S1. The PFWIM generates a deterministic feasible metaweb for a given trait configuration. To allow for statistical analyses we introduced controlled variation in interaction subsets by applying a downsampling procedure that stochastically samples feasible interactions. This step allowed us to introduce statistical variation while still preserving most of the metaweb structure. The choice of downsampling parameter and its effects on network structure are evaluated in Supplementary Material S1.</w:t>
       </w:r>
     </w:p>
     <w:bookmarkEnd w:id="13"/>
@@ -1874,7 +1972,7 @@
         </m:r>
       </m:oMath>
       <w:r>
-        <w:t xml:space="preserve">-diversity was calculated following the framework of</w:t>
+        <w:t xml:space="preserve">-diversity and was calculated following the framework of</w:t>
       </w:r>
       <w:r>
         <w:t xml:space="preserve"> </w:t>
@@ -1902,7 +2000,7 @@
         <w:t xml:space="preserve"> </w:t>
       </w:r>
       <w:r>
-        <w:t xml:space="preserve">among the four of the reconstruction frameworks (ADBM, ATN, body-size ratio, and PFIM). We excluded the purely structural Random and Niche models as they are inherently species agnostic. Specifically, we looked at interaction rewiring among shared species (</w:t>
+        <w:t xml:space="preserve">among the four of the reconstruction frameworks (ADBM, ATN, body-size ratio, and PFWIM). We excluded the purely structural Random and Niche models as they are inherently species agnostic. Specifically, we looked at interaction rewiring among shared species (</w:t>
       </w:r>
       <m:oMath>
         <m:sSub>
@@ -2186,7 +2284,7 @@
                     <w:jc w:val="center"/>
                   </w:pPr>
                   <w:r>
-                    <w:t xml:space="preserve">S1</w:t>
+                    <w:t xml:space="preserve">No. of linear chains (S1)</w:t>
                   </w:r>
                 </w:p>
               </w:tc>
@@ -2294,7 +2392,7 @@
                     <w:jc w:val="center"/>
                   </w:pPr>
                   <w:r>
-                    <w:t xml:space="preserve">S2</w:t>
+                    <w:t xml:space="preserve">No. of omnivory motifs (S2)</w:t>
                   </w:r>
                 </w:p>
               </w:tc>
@@ -2402,7 +2500,7 @@
                     <w:jc w:val="center"/>
                   </w:pPr>
                   <w:r>
-                    <w:t xml:space="preserve">S4</w:t>
+                    <w:t xml:space="preserve">No. of apparent competition motifs (S4)</w:t>
                   </w:r>
                 </w:p>
               </w:tc>
@@ -2510,7 +2608,7 @@
                     <w:jc w:val="center"/>
                   </w:pPr>
                   <w:r>
-                    <w:t xml:space="preserve">S5</w:t>
+                    <w:t xml:space="preserve">No. of direct competition motifs (S5)</w:t>
                   </w:r>
                 </w:p>
               </w:tc>
@@ -2750,13 +2848,13 @@
       </w:tr>
     </w:tbl>
     <w:bookmarkEnd w:id="16"/>
-    <w:bookmarkStart w:id="17" w:name="X89f4cf6a33fc88184218f6a581bc75601516373"/>
+    <w:bookmarkStart w:id="17" w:name="Xc5e800ddd9240e150e633f4ddca8a9bb6bb5ae2"/>
     <w:p>
       <w:pPr>
         <w:pStyle w:val="Heading2"/>
       </w:pPr>
       <w:r>
-        <w:t xml:space="preserve">2.4 Extinction simulations and reconstruction approach evaluation</w:t>
+        <w:t xml:space="preserve">2.4 Extinction simulations and their evaluation</w:t>
       </w:r>
     </w:p>
     <w:p>
@@ -2789,7 +2887,7 @@
         <w:t xml:space="preserve">(2024)</w:t>
       </w:r>
       <w:r>
-        <w:t xml:space="preserve">, we simulated species loss from Pre-extinction networks under trait-based, network-position–based, and random removal scenarios. Species were deleted sequentially, with cascading secondary extinctions allowed to propagate. Simulated post-extinction states were compared to observed (</w:t>
+        <w:t xml:space="preserve">, we simulated species loss from pre-extinction networks under trait-based, network-position–based, and random removal scenarios. Species were deleted sequentially, with cascading secondary extinctions allowed to propagate. Simulated post-extinction states were compared to observed (</w:t>
       </w:r>
       <w:r>
         <w:rPr>
@@ -2990,7 +3088,18 @@
         <w:t xml:space="preserve"> </w:t>
       </w:r>
       <w:r>
-        <w:t xml:space="preserve">= 987.35, p &lt; 0.001), indicating that reconstruction approach systematically alters inferred food web topology. Canonical discriminant analysis identified two dominant axes of variation, explaining 86% of the differences between reconstruction approach variance. LD1 correlated with vulnerability, direct competition motifs, and connectance. LD2 correlated with maximum trophic level and apparent competition motifs, reflecting vertical trophic structure (Figure 1; Table S1, Figure S1). All higher-order canonical variates each explained less than 9% of the remaining variance.</w:t>
+        <w:t xml:space="preserve">= 987.35, p &lt; 0.001), indicating that the reconstruction approach systematically alters inferred food web topology. Linear discriminant (LD) analysis identified two dominant axes of variation, explaining 86% of the differences between reconstruction approach variance. LD1 axis correlated with vulnerability, direct competition motifs, and connectance. LD2 axis correlated with maximum trophic level and apparent competition motifs, reflecting vertical trophic structure (</w:t>
+      </w:r>
+      <w:hyperlink w:anchor="fig-structure">
+        <w:r>
+          <w:rPr>
+            <w:rStyle w:val="Hyperlink"/>
+          </w:rPr>
+          <w:t xml:space="preserve">Figure 1</w:t>
+        </w:r>
+      </w:hyperlink>
+      <w:r>
+        <w:t xml:space="preserve">; Table S1, Figure S1). Each of the all higher-order variates explained less than 9% of the remaining variance.</w:t>
       </w:r>
     </w:p>
     <w:tbl>
@@ -3065,7 +3174,7 @@
               <w:pStyle w:val="ImageCaption"/>
             </w:pPr>
             <w:r>
-              <w:t xml:space="preserve">Figure 1: Linear discriminant analysis (LDA) of ecological network metrics for six reconstruction approach types. Each point represents a replicate, and ellipses indicate 95% confidence regions for each reconstruction approach. The second column represents the correlation of the various network metrics with the respective LDA axes.</w:t>
+              <w:t xml:space="preserve">Figure 1: Linear discriminant analysis (LDA) of ecological network metrics for six reconstruction approach types. Each point represents a replicate, and ellipses indicate 95% confidence regions for each reconstruction approach.</w:t>
             </w:r>
           </w:p>
           <w:bookmarkEnd w:id="23"/>
@@ -3086,7 +3195,7 @@
         <w:pStyle w:val="FirstParagraph"/>
       </w:pPr>
       <w:r>
-        <w:t xml:space="preserve">Permutational multivariate analysis of variance revealed that reconstruction framework accounted for the majority of variation in multivariate network structure (</w:t>
+        <w:t xml:space="preserve">Permutational multivariate analysis of variance (PERMANOVA) revealed that reconstruction framework accounted for the majority of variation in multivariate network structure (</w:t>
       </w:r>
       <m:oMath>
         <m:sSup>
@@ -3205,7 +3314,7 @@
         <w:t xml:space="preserve"> </w:t>
       </w:r>
       <w:r>
-        <w:t xml:space="preserve">&lt; 0.001), indicating limited but significant time-dependent divergence among reconstruction frameworks. Thus, differences among reconstruction approaches were more than an order of magnitude greater than structural differences associated with ecological turnover through the extinction sequence, even if the Pliensbachian-Toarcian dataset was characterised with a significant community turnover.</w:t>
+        <w:t xml:space="preserve">&lt; 0.001), indicating limited but significant time-dependent divergence among reconstruction frameworks. Thus, differences among reconstruction approaches were more than an order of magnitude greater than structural differences associated with ecological turnover through the extinction sequence, even if the Pliensbachian–Toarcian dataset was characterised with a significant community turnover.</w:t>
       </w:r>
     </w:p>
     <w:p>
@@ -3364,7 +3473,7 @@
         <w:t xml:space="preserve"> </w:t>
       </w:r>
       <w:r>
-        <w:t xml:space="preserve">where all metrics are within the bottom-right (reconstruction approach-dominated) quadrant of this space, emphasising that framework assumptions outweigh the ecological signal of species loss. Furthermore, the high inter-reconstruction approach Coefficient of Variation (CV) observed for some metrics (Table S4, Figure S4) highlights a sensitivity. The properties that are influenced by time are also those upon which the reconstruction approaches disagree most profoundly. Demonstrating that our understanding of structural food web collapse in the fossil record is highly contingent on the chosen reconstruction framework, particularly when examining complex trophic pathways beyond simple macro-scale properties like connectance.</w:t>
+        <w:t xml:space="preserve">where all metrics are within the bottom-right (reconstruction approach-dominated) triangle (below the dashed line) of this space, emphasising that framework assumptions outweigh the ecological signal of species loss. Furthermore, the high inter-reconstruction approach Coefficient of Variation (CV) observed for some metrics (Table S4, Figure S4) highlights a sensitivity. The properties that are influenced by time are also those upon which the reconstruction approaches disagree most profoundly. Demonstrating that our understanding of structural food web collapse in the fossil record is highly contingent on the chosen reconstruction framework, particularly when examining complex trophic pathways beyond simple macro-scale properties like connectance.</w:t>
       </w:r>
     </w:p>
     <w:tbl>
@@ -3471,7 +3580,7 @@
               <w:t xml:space="preserve"> </w:t>
             </w:r>
             <w:r>
-              <w:t xml:space="preserve">Scatter plot illustrating the influence of reconstruction approach (x-axis) and time (y-axis) across network metrics. The dashed 1:1 diagonal represents parity of influence; metrics below this line are governed primarily by reconstruction approach and those above by time. Bubble size indicates the interaction between reconstruction approach and time, while colour indicates inter reconstruction approach disagreement (mean CV%); greener bubbles signify metrics where reconstruction approaches show the highest divergence in their structural predictions.</w:t>
+              <w:t xml:space="preserve">Scatter plot illustrating the influence of reconstruction approach (x-axis) and time (y-axis) across network metrics. The dashed 1:1 diagonal represents parity of influence; metrics below this line are governed primarily by reconstruction approach and those above by time. Bubble size indicates the interaction between reconstruction approach and time, while colour indicates inter reconstruction approach disagreement (mean CV%); browner bubbles signify metrics where reconstruction approaches show the highest divergence in their structural predictions.</w:t>
             </w:r>
           </w:p>
           <w:bookmarkEnd w:id="28"/>
@@ -3533,7 +3642,7 @@
         </w:r>
       </w:hyperlink>
       <w:r>
-        <w:t xml:space="preserve">. Size-based models (ADBM, ATN) were broadly similar due to shared sole reliance on body-size constraints, whereas the Body-size ratio model exhibited consistently higher differences to other reconstruction approaches. PFIM showed intermediate overlap with body mass-based models. These results demonstrate that agreement in overall network structure does not guarantee concordance in species-level interactions.</w:t>
+        <w:t xml:space="preserve">. Size-based models (ADBM, ATN) were broadly similar due to shared sole reliance on body-size constraints, whereas the Body-size ratio model exhibited consistently higher differences to other reconstruction approaches. PFWIM showed intermediate overlap with body mass-based models. These results demonstrate that agreement in overall network structure does not guarantee concordance in species-level interactions.</w:t>
       </w:r>
     </w:p>
     <w:tbl>
@@ -3634,7 +3743,7 @@
               <w:t xml:space="preserve"> </w:t>
             </w:r>
             <w:r>
-              <w:t xml:space="preserve">in species interactions among four ecological network reconstruction approaches (ADBM, ATN, Body-size ratio, and PFIM). Each cell represents the mean turnover value between a pair of reconstruction approaches, with darker colours indicating greater dissimilarity in inferred interactions. High turnover values indicate strong disagreement in pairwise interactions between reconstruction approaches, whereas lower values indicate greater similarity. Note that we do not include the Random or Niche model as these reconstruction approaches are species agnostic and thus we cannot truly evaluate differences in pairwise interactions</w:t>
+              <w:t xml:space="preserve">in species interactions among four ecological network reconstruction approaches (ADBM, ATN, Body-size ratio, and PFWIM). Each cell represents the mean turnover value between a pair of reconstruction approaches, with darker colours indicating greater dissimilarity in inferred interactions. High turnover values indicate strong disagreement in pairwise interactions between reconstruction approaches, whereas lower values indicate greater similarity. Note that we do not include the Random or Niche model as these reconstruction approaches are species agnostic and thus we cannot truly evaluate differences in pairwise interactions</w:t>
             </w:r>
           </w:p>
           <w:bookmarkEnd w:id="33"/>
@@ -3685,7 +3794,7 @@
         <w:t xml:space="preserve"> </w:t>
       </w:r>
       <w:r>
-        <w:t xml:space="preserve">≈ 0.13 across structural metrics), indicating weak but generally positive concordance on the relative importance of extinction drivers despite substantial differences in reconstructed network structure. However, agreement within the allometric models differed from patterns observed for reconstructed network structure.</w:t>
+        <w:t xml:space="preserve">≈ 0.13 across structural metrics), indicating weak but generally positive concordance on the relative importance of extinction drivers despite substantial differences in reconstructed network structure. However, agreement within the allometric models (ADMB, ATN) differed from patterns observed for reconstructed network structure.</w:t>
       </w:r>
     </w:p>
     <w:p>
@@ -3804,7 +3913,7 @@
               </m:r>
             </m:oMath>
             <w:r>
-              <w:t xml:space="preserve">) between reconstruction approaches for each network metric. Each panel corresponds to a different metric and displays the degree of agreement in extinction-scenario rankings across reconstruction approaches based on mean absolute differences (MAD) between observed and predicted network values. Positive</w:t>
+              <w:t xml:space="preserve">) between reconstruction approaches for each network metric. Each panel corresponds to a different metric and displays the degree of agreement in extinction-scenario rankings across reconstruction approaches based on mean absolute differences (MAD) between observed and predicted network values as well as differences in species links (TSS). Positive</w:t>
             </w:r>
             <w:r>
               <w:t xml:space="preserve"> </w:t>
@@ -3832,7 +3941,7 @@
               <w:t xml:space="preserve"> </w:t>
             </w:r>
             <w:r>
-              <w:t xml:space="preserve">values (sienna) indicate opposing rankings. Warmer colours approaching zero represent little or no agreement.</w:t>
+              <w:t xml:space="preserve">values (sienna) indicate opposing rankings. Paler colours approaching zero represent little or no agreement.</w:t>
             </w:r>
           </w:p>
           <w:bookmarkEnd w:id="39"/>
@@ -3864,7 +3973,7 @@
         <w:pStyle w:val="FirstParagraph"/>
       </w:pPr>
       <w:r>
-        <w:t xml:space="preserve">Food web ecology has long treated network reconstruction as a technical step preceding ecological analysis. Once a network is assembled (whether from observation, inference, or simulation) its properties are typically analysed as reflections of underlying ecological organisation. Implicit in this workflow is a powerful assumption - that reconstructed networks provide structurally comparable representations of ecological communities, such that differences in connectance, trophic structure, motif composition, or robustness primarily reflect biological variation.</w:t>
+        <w:t xml:space="preserve">Food web ecology has long treated network reconstruction as a methodologically neutral step preceding ecological analysis, with limited attention to how methodological choices might influence outcomes. Once a network is assembled (whether from observation, inference, or simulation) its properties are typically analysed as reflections of underlying ecological organisation. Implicit in this workflow is a powerful assumption that reconstructed networks provide structurally comparable representations of ecological communities. As a result, differences in connectance, trophic structure, motif composition, or robustness are interpreted as primarily reflecting biological variation, rather than the effects of reconstruction approach.</w:t>
       </w:r>
     </w:p>
     <w:p>
@@ -3872,23 +3981,7 @@
         <w:pStyle w:val="BodyText"/>
       </w:pPr>
       <w:r>
-        <w:t xml:space="preserve">This assumption is particularly critical to evaluate within the context of deep-time palaeoecological data. Because interactions in fossil ecosystems are never observed directly, they must explicitly be formed through some form of reconstruction approach. This necessity renders the underlying assumptions transparent but also makes the resulting ecological narratives highly susceptible to the constraints inherent in the chosen reconstruction framework. In these settings the risk is not just incomplete data, but the potential for methodological artefacts to be misinterpreted as genuine macroevolutionary or palaeoecological signals. Consequently, deep-time studies offer a unique and stringent testing ground for determining whether community-level responses (such as stability or collapse during mass extinctions) are robust features of the ecosystem or merely byproducts of how we choose to construct the links between species.</w:t>
-      </w:r>
-    </w:p>
-    <w:p>
-      <w:pPr>
-        <w:pStyle w:val="BodyText"/>
-      </w:pPr>
-      <w:r>
-        <w:t xml:space="preserve">Food web ecology has long treated network reconstruction as a technical step preceding ecological analysis. Once a network is assembled (whether from observation, inference, or simulation), its properties are typically analysed as reflections of underlying ecological organisation. Implicit in this workflow is a powerful assumption—that reconstructed networks provide structurally comparable representations of ecological communities, such that differences in connectance, trophic structure, motif composition, or robustness primarily reflect biological variation.</w:t>
-      </w:r>
-    </w:p>
-    <w:p>
-      <w:pPr>
-        <w:pStyle w:val="BodyText"/>
-      </w:pPr>
-      <w:r>
-        <w:t xml:space="preserve">This assumption is particularly critical in deep-time palaeoecological contexts such as the Early Toarcian Extinction Event, where trophic interactions are never observed directly but must be inferred from incomplete fossil data. In these systems, ecological networks are entirely reconstruction-dependent, rendering the assumptions embedded within different frameworks both explicit and consequential. The risk is therefore not only incomplete data, but that methodological artefacts may be misinterpreted as genuine macroevolutionary or ecological signals. Consequently, deep-time studies provide a stringent test of whether inferred community responses (such as stability, collapse, or recovery during environmental perturbations) reflect underlying ecosystem dynamics or are contingent on how interactions are reconstructed.</w:t>
+        <w:t xml:space="preserve">Assuming that reconstructed food webs are independent of model choice is particularly critical to evaluate within the context of deep-time palaeoecological data. Because interactions in fossil ecosystems are never observed directly, and direct inferences (such as gut contents) are limited, hence they must explicitly be formed through some form of reconstruction approach. This necessity renders the underlying assumptions transparent but also makes the resulting ecological narratives highly susceptible to the constraints inherent in the chosen reconstruction framework. In these settings the risk is not just incomplete data, but the potential for methodological artefacts to be misinterpreted as genuine macroevolutionary or palaeoecological signals. Consequently, deep-time studies offer a unique and stringent testing ground for determining whether community-level responses (such as stability or collapse during mass extinctions) are robust features of the ecosystem or merely byproducts of how we choose to construct the links between species.</w:t>
       </w:r>
     </w:p>
     <w:p>
@@ -3922,7 +4015,7 @@
         <w:t xml:space="preserve"> </w:t>
       </w:r>
       <w:r>
-        <w:t xml:space="preserve">on ecological inference. These priors are not subtle; they propagate into emergent topology, species roles, and predictions of disturbance dynamics. Network structure is therefore not solely a property of ecological communities, but jointly determined by ecological data, reconstruction assumptions, and level of organisation</w:t>
+        <w:t xml:space="preserve">on ecological inference. These priors are not subtle; they propagate into emergent topology, species roles, and predictions of disturbance dynamics. Network structure is therefore not solely a property of ecological communities, but jointly determined by ecological data and assumptions made when inferring/reconstructing interactions</w:t>
       </w:r>
       <w:r>
         <w:t xml:space="preserve"> </w:t>
@@ -4026,7 +4119,7 @@
         <w:pStyle w:val="FirstParagraph"/>
       </w:pPr>
       <w:r>
-        <w:t xml:space="preserve">Importantly, reconstruction sensitivity was not uniform across network scales (macro-, mesio-, micro- level properties). Node-level extinction rankings were broadly consistent among reconstruction approaches, whereas interaction-level outcomes and cascade trajectories were highly contingent on reconstruction approach. The predominance of reconstruction framework over temporal turnover (~80% vs. 6% variance explained) illustrates why coarse-grained patterns like node-level extinction rankings are more robust. Reconstruction approach-imposed structure dominates the overall topology, leaving interaction dynamics highly contingent on framework choice. This asymmetry reveals a context-dependent pattern of robustness. Coarse-grained macroecological patterns (such as the vulnerability of a community to collapse) can emerge from multiple plausible interaction architectures. By contrast, fine-grained inferences about which links are lost, retained, or reorganised depend strongly on how interactions are inferred.</w:t>
+        <w:t xml:space="preserve">Importantly, reconstruction sensitivity was not uniform across network scales (macro-, mesio-, micro- level properties). Node-level extinction rankings were broadly consistent among reconstruction approaches, whereas interaction-level outcomes and cascade trajectories were highly contingent on the reconstruction approach. The predominance of reconstruction framework over temporal turnover (~80% vs. 6% variance explained) illustrates why coarse-grained patterns like node-level extinction rankings are more robust. Reconstruction approach-imposed structure dominates the overall topology, leaving interaction dynamics highly contingent on framework choice. This asymmetry reveals a context-dependent pattern of robustness. Coarse-grained macroecological patterns (such as the vulnerability of a community to collapse) can emerge from multiple plausible interaction architectures. By contrast, fine-grained inferences about which links are lost, retained, or reorganised depend strongly on how interactions are inferred.</w:t>
       </w:r>
     </w:p>
     <w:p>
@@ -4062,7 +4155,7 @@
         <w:t xml:space="preserve"> </w:t>
       </w:r>
       <w:r>
-        <w:t xml:space="preserve">selected a different reconstruction method, the resulting inferences regarding the drivers of extinctions and subsequent recovery could have pointed to entirely different ecological mechanisms. If interaction-level cascade pathways vary substantially across equally plausible reconstructions, then mechanistic narratives derived from a single inferred topology may overstate their precision</w:t>
+        <w:t xml:space="preserve">selected a different reconstruction method other than PFWIM, the resulting inferences regarding the drivers of extinctions and subsequent recovery could have pointed to entirely different ecological mechanisms. If interaction-level cascade pathways vary substantially across equally plausible reconstructions, then mechanistic narratives derived from a single inferred topology may overstate their precision</w:t>
       </w:r>
       <w:r>
         <w:t xml:space="preserve"> </w:t>
@@ -4144,7 +4237,20 @@
         <w:t xml:space="preserve">‘incorrect’</w:t>
       </w:r>
       <w:r>
-        <w:t xml:space="preserve">. Rather, different reconstruction approaches capture different facets of ecological constraint—trait compatibility, energetic optimisation, or topological regularity. The critical point is that these facets are not interchangeable.</w:t>
+        <w:t xml:space="preserve">. Rather, different reconstruction approaches capture different facets of ecological constraints (</w:t>
+      </w:r>
+      <w:r>
+        <w:rPr>
+          <w:i/>
+          <w:iCs/>
+        </w:rPr>
+        <w:t xml:space="preserve">e.g.,</w:t>
+      </w:r>
+      <w:r>
+        <w:t xml:space="preserve"> </w:t>
+      </w:r>
+      <w:r>
+        <w:t xml:space="preserve">trait compatibility, energetic optimisation, or topological regularity) and thus is a case of matching the ‘correct’ reconstruction approach to the task at hand.</w:t>
       </w:r>
     </w:p>
     <w:p>
@@ -4299,7 +4405,7 @@
         <w:t xml:space="preserve">, 2018; Trøjelsgaard &amp; Olesen, 2016)</w:t>
       </w:r>
       <w:r>
-        <w:t xml:space="preserve">. Our results show that such differences can systematically alter inferred topology and disturbance dynamics even when species composition is held constant. This suggests that apparent differences in network structure across spatial or climate gradients may reflect variation in reconstruction as much as ecological process.</w:t>
+        <w:t xml:space="preserve">. Our results show that reconstruction choice can systematically alter inferred topology and disturbance dynamics even when species composition is held constant. This suggests that apparent differences in network structure across spatial or climate gradients may reflect variation in reconstruction as much as ecological process.</w:t>
       </w:r>
     </w:p>
     <w:p>
@@ -4345,6 +4451,31 @@
         <w:t xml:space="preserve"> </w:t>
       </w:r>
       <w:r>
+        <w:t xml:space="preserve">Smith</w:t>
+      </w:r>
+      <w:r>
+        <w:t xml:space="preserve"> </w:t>
+      </w:r>
+      <w:r>
+        <w:rPr>
+          <w:i/>
+          <w:iCs/>
+        </w:rPr>
+        <w:t xml:space="preserve">et al.</w:t>
+      </w:r>
+      <w:r>
+        <w:t xml:space="preserve"> </w:t>
+      </w:r>
+      <w:r>
+        <w:t xml:space="preserve">(2025)</w:t>
+      </w:r>
+      <w:r>
+        <w:t xml:space="preserve">;</w:t>
+      </w:r>
+      <w:r>
+        <w:t xml:space="preserve"> </w:t>
+      </w:r>
+      <w:r>
         <w:t xml:space="preserve">Karapunar</w:t>
       </w:r>
       <w:r>
@@ -4364,13 +4495,13 @@
         <w:t xml:space="preserve">(2026)</w:t>
       </w:r>
       <w:r>
-        <w:t xml:space="preserve">;</w:t>
-      </w:r>
-      <w:r>
-        <w:t xml:space="preserve"> </w:t>
-      </w:r>
-      <w:r>
-        <w:t xml:space="preserve">Smith</w:t>
+        <w:t xml:space="preserve">). Fossil networks therefore represent natural experiments for evaluating resilience, trophic reorganisation, and recovery following extreme environmental change. Studies of palaeo food webs have demonstrated how network structure mediates extinction cascades and post-disturbance reassembly</w:t>
+      </w:r>
+      <w:r>
+        <w:t xml:space="preserve"> </w:t>
+      </w:r>
+      <w:r>
+        <w:t xml:space="preserve">(Roopnarine, 2006; Dunne</w:t>
       </w:r>
       <w:r>
         <w:t xml:space="preserve"> </w:t>
@@ -4383,31 +4514,6 @@
         <w:t xml:space="preserve">et al.</w:t>
       </w:r>
       <w:r>
-        <w:t xml:space="preserve"> </w:t>
-      </w:r>
-      <w:r>
-        <w:t xml:space="preserve">(2025)</w:t>
-      </w:r>
-      <w:r>
-        <w:t xml:space="preserve">). Fossil networks therefore represent natural experiments for evaluating resilience, trophic reorganisation, and recovery following extreme environmental change. Studies of palaeo food webs have demonstrated how network structure mediates extinction cascades and post-disturbance reassembly</w:t>
-      </w:r>
-      <w:r>
-        <w:t xml:space="preserve"> </w:t>
-      </w:r>
-      <w:r>
-        <w:t xml:space="preserve">(Roopnarine, 2006; Dunne</w:t>
-      </w:r>
-      <w:r>
-        <w:t xml:space="preserve"> </w:t>
-      </w:r>
-      <w:r>
-        <w:rPr>
-          <w:i/>
-          <w:iCs/>
-        </w:rPr>
-        <w:t xml:space="preserve">et al.</w:t>
-      </w:r>
-      <w:r>
         <w:t xml:space="preserve">, 2008)</w:t>
       </w:r>
       <w:r>
@@ -4419,7 +4525,7 @@
         <w:pStyle w:val="BodyText"/>
       </w:pPr>
       <w:r>
-        <w:t xml:space="preserve">However, our results emphasise that even in deep-time systems structural conclusions remain sensitive to reconstruction approaches. Treating reconstructed networks as ensembles rather than single deterministic representations provides a more transparent framework for incorporating uncertainty into comparative macroecology and for using palaeo data to inform expectations about modern climate-driven reorganisation.</w:t>
+        <w:t xml:space="preserve">However, our results emphasise that even in deep-time systems structural conclusions remain sensitive to reconstruction approaches. Treating reconstructed networks as reconstruction dependent inferences rather than single deterministic representations representations provides a more transparent framework for incorporating uncertainty into comparative macroecology and for using palaeo data to inform expectations about modern climate-driven reorganisation.</w:t>
       </w:r>
     </w:p>
     <w:bookmarkEnd w:id="44"/>
@@ -4541,7 +4647,7 @@
       </w:r>
     </w:p>
     <w:bookmarkEnd w:id="47"/>
-    <w:bookmarkStart w:id="154" w:name="references"/>
+    <w:bookmarkStart w:id="162" w:name="references"/>
     <w:p>
       <w:pPr>
         <w:pStyle w:val="Heading1"/>
@@ -4550,19 +4656,69 @@
         <w:t xml:space="preserve">References</w:t>
       </w:r>
     </w:p>
-    <w:bookmarkStart w:id="153" w:name="refs"/>
-    <w:bookmarkStart w:id="49" w:name="ref-allesina2012"/>
+    <w:bookmarkStart w:id="161" w:name="refs"/>
+    <w:bookmarkStart w:id="49" w:name="ref-allesina2008"/>
     <w:p>
       <w:pPr>
         <w:pStyle w:val="Bibliography"/>
       </w:pPr>
       <w:r>
+        <w:t xml:space="preserve">Allesina, S., Alonso, D. &amp; Pascual, M. (2008)</w:t>
+      </w:r>
+      <w:r>
+        <w:t xml:space="preserve"> </w:t>
+      </w:r>
+      <w:hyperlink r:id="rId48">
+        <w:r>
+          <w:rPr>
+            <w:rStyle w:val="Hyperlink"/>
+          </w:rPr>
+          <w:t xml:space="preserve">A general model for food web structure</w:t>
+        </w:r>
+      </w:hyperlink>
+      <w:r>
+        <w:t xml:space="preserve">.</w:t>
+      </w:r>
+      <w:r>
+        <w:t xml:space="preserve"> </w:t>
+      </w:r>
+      <w:r>
+        <w:rPr>
+          <w:i/>
+          <w:iCs/>
+        </w:rPr>
+        <w:t xml:space="preserve">Science</w:t>
+      </w:r>
+      <w:r>
+        <w:t xml:space="preserve">,</w:t>
+      </w:r>
+      <w:r>
+        <w:t xml:space="preserve"> </w:t>
+      </w:r>
+      <w:r>
+        <w:rPr>
+          <w:b/>
+          <w:bCs/>
+        </w:rPr>
+        <w:t xml:space="preserve">320</w:t>
+      </w:r>
+      <w:r>
+        <w:t xml:space="preserve">, 658–661.</w:t>
+      </w:r>
+    </w:p>
+    <w:bookmarkEnd w:id="49"/>
+    <w:bookmarkStart w:id="51" w:name="ref-allesina2012"/>
+    <w:p>
+      <w:pPr>
+        <w:pStyle w:val="Bibliography"/>
+      </w:pPr>
+      <w:r>
         <w:t xml:space="preserve">Allesina, S. &amp; Tang, S. (2012)</w:t>
       </w:r>
       <w:r>
         <w:t xml:space="preserve"> </w:t>
       </w:r>
-      <w:hyperlink r:id="rId48">
+      <w:hyperlink r:id="rId50">
         <w:r>
           <w:rPr>
             <w:rStyle w:val="Hyperlink"/>
@@ -4600,8 +4756,8 @@
         <w:t xml:space="preserve">, 205–208.</w:t>
       </w:r>
     </w:p>
-    <w:bookmarkEnd w:id="49"/>
-    <w:bookmarkStart w:id="51" w:name="ref-bambach2007"/>
+    <w:bookmarkEnd w:id="51"/>
+    <w:bookmarkStart w:id="53" w:name="ref-bambach2007"/>
     <w:p>
       <w:pPr>
         <w:pStyle w:val="Bibliography"/>
@@ -4612,7 +4768,7 @@
       <w:r>
         <w:t xml:space="preserve"> </w:t>
       </w:r>
-      <w:hyperlink r:id="rId50">
+      <w:hyperlink r:id="rId52">
         <w:r>
           <w:rPr>
             <w:rStyle w:val="Hyperlink"/>
@@ -4650,8 +4806,8 @@
         <w:t xml:space="preserve">, 1–22.</w:t>
       </w:r>
     </w:p>
-    <w:bookmarkEnd w:id="51"/>
-    <w:bookmarkStart w:id="53" w:name="ref-banville2025"/>
+    <w:bookmarkEnd w:id="53"/>
+    <w:bookmarkStart w:id="55" w:name="ref-banville2025"/>
     <w:p>
       <w:pPr>
         <w:pStyle w:val="Bibliography"/>
@@ -4662,7 +4818,7 @@
       <w:r>
         <w:t xml:space="preserve"> </w:t>
       </w:r>
-      <w:hyperlink r:id="rId52">
+      <w:hyperlink r:id="rId54">
         <w:r>
           <w:rPr>
             <w:rStyle w:val="Hyperlink"/>
@@ -4700,8 +4856,8 @@
         <w:t xml:space="preserve">, e70161.</w:t>
       </w:r>
     </w:p>
-    <w:bookmarkEnd w:id="53"/>
-    <w:bookmarkStart w:id="55" w:name="ref-Bezanson2017Julia"/>
+    <w:bookmarkEnd w:id="55"/>
+    <w:bookmarkStart w:id="57" w:name="ref-Bezanson2017Julia"/>
     <w:p>
       <w:pPr>
         <w:pStyle w:val="Bibliography"/>
@@ -4712,7 +4868,7 @@
       <w:r>
         <w:t xml:space="preserve"> </w:t>
       </w:r>
-      <w:hyperlink r:id="rId54">
+      <w:hyperlink r:id="rId56">
         <w:r>
           <w:rPr>
             <w:rStyle w:val="Hyperlink"/>
@@ -4750,8 +4906,8 @@
         <w:t xml:space="preserve">, 65–98.</w:t>
       </w:r>
     </w:p>
-    <w:bookmarkEnd w:id="55"/>
-    <w:bookmarkStart w:id="57" w:name="ref-brose2006"/>
+    <w:bookmarkEnd w:id="57"/>
+    <w:bookmarkStart w:id="59" w:name="ref-brose2006"/>
     <w:p>
       <w:pPr>
         <w:pStyle w:val="Bibliography"/>
@@ -4762,7 +4918,7 @@
       <w:r>
         <w:t xml:space="preserve"> </w:t>
       </w:r>
-      <w:hyperlink r:id="rId56">
+      <w:hyperlink r:id="rId58">
         <w:r>
           <w:rPr>
             <w:rStyle w:val="Hyperlink"/>
@@ -4806,19 +4962,69 @@
         <w:t xml:space="preserve">, 2411–2417.</w:t>
       </w:r>
     </w:p>
-    <w:bookmarkEnd w:id="57"/>
-    <w:bookmarkStart w:id="59" w:name="ref-curtsdotter2011"/>
+    <w:bookmarkEnd w:id="59"/>
+    <w:bookmarkStart w:id="61" w:name="ref-caswell2009"/>
     <w:p>
       <w:pPr>
         <w:pStyle w:val="Bibliography"/>
       </w:pPr>
       <w:r>
+        <w:t xml:space="preserve">Caswell, B.A., Coe, A.L. &amp; Cohen, A.S. (2009)</w:t>
+      </w:r>
+      <w:r>
+        <w:t xml:space="preserve"> </w:t>
+      </w:r>
+      <w:hyperlink r:id="rId60">
+        <w:r>
+          <w:rPr>
+            <w:rStyle w:val="Hyperlink"/>
+          </w:rPr>
+          <w:t xml:space="preserve">New range data for marine invertebrate species across the early toarcian (early jurassic) mass extinction</w:t>
+        </w:r>
+      </w:hyperlink>
+      <w:r>
+        <w:t xml:space="preserve">.</w:t>
+      </w:r>
+      <w:r>
+        <w:t xml:space="preserve"> </w:t>
+      </w:r>
+      <w:r>
+        <w:rPr>
+          <w:i/>
+          <w:iCs/>
+        </w:rPr>
+        <w:t xml:space="preserve">Journal of the Geological Society</w:t>
+      </w:r>
+      <w:r>
+        <w:t xml:space="preserve">,</w:t>
+      </w:r>
+      <w:r>
+        <w:t xml:space="preserve"> </w:t>
+      </w:r>
+      <w:r>
+        <w:rPr>
+          <w:b/>
+          <w:bCs/>
+        </w:rPr>
+        <w:t xml:space="preserve">166</w:t>
+      </w:r>
+      <w:r>
+        <w:t xml:space="preserve">, 859–872.</w:t>
+      </w:r>
+    </w:p>
+    <w:bookmarkEnd w:id="61"/>
+    <w:bookmarkStart w:id="63" w:name="ref-curtsdotter2011"/>
+    <w:p>
+      <w:pPr>
+        <w:pStyle w:val="Bibliography"/>
+      </w:pPr>
+      <w:r>
         <w:t xml:space="preserve">Curtsdotter, A., Binzer, A., Brose, U., De Castro, F., Ebenman, B., Eklöf, A., Riede, J.O., Thierry, A. &amp; Rall, B.C. (2011)</w:t>
       </w:r>
       <w:r>
         <w:t xml:space="preserve"> </w:t>
       </w:r>
-      <w:hyperlink r:id="rId58">
+      <w:hyperlink r:id="rId62">
         <w:r>
           <w:rPr>
             <w:rStyle w:val="Hyperlink"/>
@@ -4856,8 +5062,8 @@
         <w:t xml:space="preserve">, 571–580.</w:t>
       </w:r>
     </w:p>
-    <w:bookmarkEnd w:id="59"/>
-    <w:bookmarkStart w:id="61" w:name="ref-delmas2018"/>
+    <w:bookmarkEnd w:id="63"/>
+    <w:bookmarkStart w:id="65" w:name="ref-delmas2018"/>
     <w:p>
       <w:pPr>
         <w:pStyle w:val="Bibliography"/>
@@ -4868,7 +5074,7 @@
       <w:r>
         <w:t xml:space="preserve"> </w:t>
       </w:r>
-      <w:hyperlink r:id="rId60">
+      <w:hyperlink r:id="rId64">
         <w:r>
           <w:rPr>
             <w:rStyle w:val="Hyperlink"/>
@@ -4893,8 +5099,8 @@
         <w:t xml:space="preserve">, 112540.</w:t>
       </w:r>
     </w:p>
-    <w:bookmarkEnd w:id="61"/>
-    <w:bookmarkStart w:id="63" w:name="ref-dunhill2024"/>
+    <w:bookmarkEnd w:id="65"/>
+    <w:bookmarkStart w:id="67" w:name="ref-dunhill2024"/>
     <w:p>
       <w:pPr>
         <w:pStyle w:val="Bibliography"/>
@@ -4905,7 +5111,7 @@
       <w:r>
         <w:t xml:space="preserve"> </w:t>
       </w:r>
-      <w:hyperlink r:id="rId62">
+      <w:hyperlink r:id="rId66">
         <w:r>
           <w:rPr>
             <w:rStyle w:val="Hyperlink"/>
@@ -4943,8 +5149,8 @@
         <w:t xml:space="preserve">, 8599.</w:t>
       </w:r>
     </w:p>
-    <w:bookmarkEnd w:id="63"/>
-    <w:bookmarkStart w:id="65" w:name="ref-dunne2014"/>
+    <w:bookmarkEnd w:id="67"/>
+    <w:bookmarkStart w:id="69" w:name="ref-dunne2014"/>
     <w:p>
       <w:pPr>
         <w:pStyle w:val="Bibliography"/>
@@ -4955,7 +5161,7 @@
       <w:r>
         <w:t xml:space="preserve"> </w:t>
       </w:r>
-      <w:hyperlink r:id="rId64">
+      <w:hyperlink r:id="rId68">
         <w:r>
           <w:rPr>
             <w:rStyle w:val="Hyperlink"/>
@@ -4993,8 +5199,8 @@
         <w:t xml:space="preserve">, 20133280.</w:t>
       </w:r>
     </w:p>
-    <w:bookmarkEnd w:id="65"/>
-    <w:bookmarkStart w:id="66" w:name="ref-dunne2002"/>
+    <w:bookmarkEnd w:id="69"/>
+    <w:bookmarkStart w:id="70" w:name="ref-dunne2002"/>
     <w:p>
       <w:pPr>
         <w:pStyle w:val="Bibliography"/>
@@ -5029,8 +5235,8 @@
         <w:t xml:space="preserve">, 558–567.</w:t>
       </w:r>
     </w:p>
-    <w:bookmarkEnd w:id="66"/>
-    <w:bookmarkStart w:id="68" w:name="ref-dunne2008"/>
+    <w:bookmarkEnd w:id="70"/>
+    <w:bookmarkStart w:id="72" w:name="ref-dunne2008"/>
     <w:p>
       <w:pPr>
         <w:pStyle w:val="Bibliography"/>
@@ -5041,7 +5247,7 @@
       <w:r>
         <w:t xml:space="preserve"> </w:t>
       </w:r>
-      <w:hyperlink r:id="rId67">
+      <w:hyperlink r:id="rId71">
         <w:r>
           <w:rPr>
             <w:rStyle w:val="Hyperlink"/>
@@ -5079,8 +5285,8 @@
         <w:t xml:space="preserve">, e102.</w:t>
       </w:r>
     </w:p>
-    <w:bookmarkEnd w:id="68"/>
-    <w:bookmarkStart w:id="70" w:name="ref-erdos1959"/>
+    <w:bookmarkEnd w:id="72"/>
+    <w:bookmarkStart w:id="74" w:name="ref-erdos1959"/>
     <w:p>
       <w:pPr>
         <w:pStyle w:val="Bibliography"/>
@@ -5091,7 +5297,7 @@
       <w:r>
         <w:t xml:space="preserve"> </w:t>
       </w:r>
-      <w:hyperlink r:id="rId69">
+      <w:hyperlink r:id="rId73">
         <w:r>
           <w:rPr>
             <w:rStyle w:val="Hyperlink"/>
@@ -5126,8 +5332,8 @@
         <w:t xml:space="preserve">, 290–297.</w:t>
       </w:r>
     </w:p>
-    <w:bookmarkEnd w:id="70"/>
-    <w:bookmarkStart w:id="72" w:name="ref-fricke2022a"/>
+    <w:bookmarkEnd w:id="74"/>
+    <w:bookmarkStart w:id="76" w:name="ref-fricke2022a"/>
     <w:p>
       <w:pPr>
         <w:pStyle w:val="Bibliography"/>
@@ -5138,7 +5344,7 @@
       <w:r>
         <w:t xml:space="preserve"> </w:t>
       </w:r>
-      <w:hyperlink r:id="rId71">
+      <w:hyperlink r:id="rId75">
         <w:r>
           <w:rPr>
             <w:rStyle w:val="Hyperlink"/>
@@ -5176,8 +5382,8 @@
         <w:t xml:space="preserve">, 1008–1011.</w:t>
       </w:r>
     </w:p>
-    <w:bookmarkEnd w:id="72"/>
-    <w:bookmarkStart w:id="74" w:name="ref-fründ2016"/>
+    <w:bookmarkEnd w:id="76"/>
+    <w:bookmarkStart w:id="78" w:name="ref-fründ2016"/>
     <w:p>
       <w:pPr>
         <w:pStyle w:val="Bibliography"/>
@@ -5188,7 +5394,7 @@
       <w:r>
         <w:t xml:space="preserve"> </w:t>
       </w:r>
-      <w:hyperlink r:id="rId73">
+      <w:hyperlink r:id="rId77">
         <w:r>
           <w:rPr>
             <w:rStyle w:val="Hyperlink"/>
@@ -5226,8 +5432,8 @@
         <w:t xml:space="preserve">, 502–513.</w:t>
       </w:r>
     </w:p>
-    <w:bookmarkEnd w:id="74"/>
-    <w:bookmarkStart w:id="76" w:name="ref-gauzens2023"/>
+    <w:bookmarkEnd w:id="78"/>
+    <w:bookmarkStart w:id="80" w:name="ref-gauzens2023"/>
     <w:p>
       <w:pPr>
         <w:pStyle w:val="Bibliography"/>
@@ -5238,7 +5444,7 @@
       <w:r>
         <w:t xml:space="preserve"> </w:t>
       </w:r>
-      <w:hyperlink r:id="rId75">
+      <w:hyperlink r:id="rId79">
         <w:r>
           <w:rPr>
             <w:rStyle w:val="Hyperlink"/>
@@ -5276,8 +5482,8 @@
         <w:t xml:space="preserve">, 2766–2773.</w:t>
       </w:r>
     </w:p>
-    <w:bookmarkEnd w:id="76"/>
-    <w:bookmarkStart w:id="78" w:name="ref-gauzens2025"/>
+    <w:bookmarkEnd w:id="80"/>
+    <w:bookmarkStart w:id="82" w:name="ref-gauzens2025"/>
     <w:p>
       <w:pPr>
         <w:pStyle w:val="Bibliography"/>
@@ -5288,7 +5494,7 @@
       <w:r>
         <w:t xml:space="preserve"> </w:t>
       </w:r>
-      <w:hyperlink r:id="rId77">
+      <w:hyperlink r:id="rId81">
         <w:r>
           <w:rPr>
             <w:rStyle w:val="Hyperlink"/>
@@ -5313,8 +5519,8 @@
         <w:t xml:space="preserve">, 1–10.</w:t>
       </w:r>
     </w:p>
-    <w:bookmarkEnd w:id="78"/>
-    <w:bookmarkStart w:id="80" w:name="ref-gilman2010"/>
+    <w:bookmarkEnd w:id="82"/>
+    <w:bookmarkStart w:id="84" w:name="ref-gilman2010"/>
     <w:p>
       <w:pPr>
         <w:pStyle w:val="Bibliography"/>
@@ -5325,7 +5531,7 @@
       <w:r>
         <w:t xml:space="preserve"> </w:t>
       </w:r>
-      <w:hyperlink r:id="rId79">
+      <w:hyperlink r:id="rId83">
         <w:r>
           <w:rPr>
             <w:rStyle w:val="Hyperlink"/>
@@ -5363,8 +5569,8 @@
         <w:t xml:space="preserve">, 325–331.</w:t>
       </w:r>
     </w:p>
-    <w:bookmarkEnd w:id="80"/>
-    <w:bookmarkStart w:id="82" w:name="ref-gravel2019"/>
+    <w:bookmarkEnd w:id="84"/>
+    <w:bookmarkStart w:id="86" w:name="ref-gravel2019"/>
     <w:p>
       <w:pPr>
         <w:pStyle w:val="Bibliography"/>
@@ -5375,7 +5581,7 @@
       <w:r>
         <w:t xml:space="preserve"> </w:t>
       </w:r>
-      <w:hyperlink r:id="rId81">
+      <w:hyperlink r:id="rId85">
         <w:r>
           <w:rPr>
             <w:rStyle w:val="Hyperlink"/>
@@ -5413,8 +5619,8 @@
         <w:t xml:space="preserve">, 401–415.</w:t>
       </w:r>
     </w:p>
-    <w:bookmarkEnd w:id="82"/>
-    <w:bookmarkStart w:id="84" w:name="ref-guimarães2020"/>
+    <w:bookmarkEnd w:id="86"/>
+    <w:bookmarkStart w:id="88" w:name="ref-guimarães2020"/>
     <w:p>
       <w:pPr>
         <w:pStyle w:val="Bibliography"/>
@@ -5425,7 +5631,7 @@
       <w:r>
         <w:t xml:space="preserve"> </w:t>
       </w:r>
-      <w:hyperlink r:id="rId83">
+      <w:hyperlink r:id="rId87">
         <w:r>
           <w:rPr>
             <w:rStyle w:val="Hyperlink"/>
@@ -5463,8 +5669,8 @@
         <w:t xml:space="preserve">.</w:t>
       </w:r>
     </w:p>
-    <w:bookmarkEnd w:id="84"/>
-    <w:bookmarkStart w:id="86" w:name="ref-hao2025"/>
+    <w:bookmarkEnd w:id="88"/>
+    <w:bookmarkStart w:id="90" w:name="ref-hao2025"/>
     <w:p>
       <w:pPr>
         <w:pStyle w:val="Bibliography"/>
@@ -5475,7 +5681,7 @@
       <w:r>
         <w:t xml:space="preserve"> </w:t>
       </w:r>
-      <w:hyperlink r:id="rId85">
+      <w:hyperlink r:id="rId89">
         <w:r>
           <w:rPr>
             <w:rStyle w:val="Hyperlink"/>
@@ -5513,8 +5719,8 @@
         <w:t xml:space="preserve">, e70061.</w:t>
       </w:r>
     </w:p>
-    <w:bookmarkEnd w:id="86"/>
-    <w:bookmarkStart w:id="88" w:name="ref-jordano2016"/>
+    <w:bookmarkEnd w:id="90"/>
+    <w:bookmarkStart w:id="92" w:name="ref-jordano2016"/>
     <w:p>
       <w:pPr>
         <w:pStyle w:val="Bibliography"/>
@@ -5525,7 +5731,7 @@
       <w:r>
         <w:t xml:space="preserve"> </w:t>
       </w:r>
-      <w:hyperlink r:id="rId87">
+      <w:hyperlink r:id="rId91">
         <w:r>
           <w:rPr>
             <w:rStyle w:val="Hyperlink"/>
@@ -5550,8 +5756,8 @@
         <w:t xml:space="preserve">.</w:t>
       </w:r>
     </w:p>
-    <w:bookmarkEnd w:id="88"/>
-    <w:bookmarkStart w:id="90" w:name="ref-karapunar2026"/>
+    <w:bookmarkEnd w:id="92"/>
+    <w:bookmarkStart w:id="94" w:name="ref-karapunar2026"/>
     <w:p>
       <w:pPr>
         <w:pStyle w:val="Bibliography"/>
@@ -5562,7 +5768,7 @@
       <w:r>
         <w:t xml:space="preserve"> </w:t>
       </w:r>
-      <w:hyperlink r:id="rId89">
+      <w:hyperlink r:id="rId93">
         <w:r>
           <w:rPr>
             <w:rStyle w:val="Hyperlink"/>
@@ -5587,8 +5793,8 @@
         <w:t xml:space="preserve">.</w:t>
       </w:r>
     </w:p>
-    <w:bookmarkEnd w:id="90"/>
-    <w:bookmarkStart w:id="92" w:name="ref-kemp2024"/>
+    <w:bookmarkEnd w:id="94"/>
+    <w:bookmarkStart w:id="96" w:name="ref-kemp2024"/>
     <w:p>
       <w:pPr>
         <w:pStyle w:val="Bibliography"/>
@@ -5599,7 +5805,7 @@
       <w:r>
         <w:t xml:space="preserve"> </w:t>
       </w:r>
-      <w:hyperlink r:id="rId91">
+      <w:hyperlink r:id="rId95">
         <w:r>
           <w:rPr>
             <w:rStyle w:val="Hyperlink"/>
@@ -5637,19 +5843,69 @@
         <w:t xml:space="preserve">, 104946.</w:t>
       </w:r>
     </w:p>
-    <w:bookmarkEnd w:id="92"/>
-    <w:bookmarkStart w:id="94" w:name="ref-marjakangas2025"/>
+    <w:bookmarkEnd w:id="96"/>
+    <w:bookmarkStart w:id="98" w:name="ref-little1995"/>
     <w:p>
       <w:pPr>
         <w:pStyle w:val="Bibliography"/>
       </w:pPr>
       <w:r>
+        <w:t xml:space="preserve">Little, C.T.S. &amp; Benton, M.J. (1995)</w:t>
+      </w:r>
+      <w:r>
+        <w:t xml:space="preserve"> </w:t>
+      </w:r>
+      <w:hyperlink r:id="rId97">
+        <w:r>
+          <w:rPr>
+            <w:rStyle w:val="Hyperlink"/>
+          </w:rPr>
+          <w:t xml:space="preserve">Early jurassic mass extinction: A global long-term event</w:t>
+        </w:r>
+      </w:hyperlink>
+      <w:r>
+        <w:t xml:space="preserve">.</w:t>
+      </w:r>
+      <w:r>
+        <w:t xml:space="preserve"> </w:t>
+      </w:r>
+      <w:r>
+        <w:rPr>
+          <w:i/>
+          <w:iCs/>
+        </w:rPr>
+        <w:t xml:space="preserve">Geology</w:t>
+      </w:r>
+      <w:r>
+        <w:t xml:space="preserve">,</w:t>
+      </w:r>
+      <w:r>
+        <w:t xml:space="preserve"> </w:t>
+      </w:r>
+      <w:r>
+        <w:rPr>
+          <w:b/>
+          <w:bCs/>
+        </w:rPr>
+        <w:t xml:space="preserve">23</w:t>
+      </w:r>
+      <w:r>
+        <w:t xml:space="preserve">, 495.</w:t>
+      </w:r>
+    </w:p>
+    <w:bookmarkEnd w:id="98"/>
+    <w:bookmarkStart w:id="100" w:name="ref-marjakangas2025"/>
+    <w:p>
+      <w:pPr>
+        <w:pStyle w:val="Bibliography"/>
+      </w:pPr>
+      <w:r>
         <w:t xml:space="preserve">Marjakangas, E.-L., Dalsgaard, B. &amp; Ordonez, A. (2025)</w:t>
       </w:r>
       <w:r>
         <w:t xml:space="preserve"> </w:t>
       </w:r>
-      <w:hyperlink r:id="rId93">
+      <w:hyperlink r:id="rId99">
         <w:r>
           <w:rPr>
             <w:rStyle w:val="Hyperlink"/>
@@ -5687,8 +5943,8 @@
         <w:t xml:space="preserve">, e70146.</w:t>
       </w:r>
     </w:p>
-    <w:bookmarkEnd w:id="94"/>
-    <w:bookmarkStart w:id="96" w:name="ref-michalska-smith2019"/>
+    <w:bookmarkEnd w:id="100"/>
+    <w:bookmarkStart w:id="102" w:name="ref-michalska-smith2019"/>
     <w:p>
       <w:pPr>
         <w:pStyle w:val="Bibliography"/>
@@ -5699,7 +5955,7 @@
       <w:r>
         <w:t xml:space="preserve"> </w:t>
       </w:r>
-      <w:hyperlink r:id="rId95">
+      <w:hyperlink r:id="rId101">
         <w:r>
           <w:rPr>
             <w:rStyle w:val="Hyperlink"/>
@@ -5737,8 +5993,8 @@
         <w:t xml:space="preserve">, e1007076.</w:t>
       </w:r>
     </w:p>
-    <w:bookmarkEnd w:id="96"/>
-    <w:bookmarkStart w:id="98" w:name="ref-milo2002"/>
+    <w:bookmarkEnd w:id="102"/>
+    <w:bookmarkStart w:id="104" w:name="ref-milo2002"/>
     <w:p>
       <w:pPr>
         <w:pStyle w:val="Bibliography"/>
@@ -5749,7 +6005,7 @@
       <w:r>
         <w:t xml:space="preserve"> </w:t>
       </w:r>
-      <w:hyperlink r:id="rId97">
+      <w:hyperlink r:id="rId103">
         <w:r>
           <w:rPr>
             <w:rStyle w:val="Hyperlink"/>
@@ -5787,8 +6043,8 @@
         <w:t xml:space="preserve">, 824–827.</w:t>
       </w:r>
     </w:p>
-    <w:bookmarkEnd w:id="98"/>
-    <w:bookmarkStart w:id="100" w:name="ref-morales-castilla2015"/>
+    <w:bookmarkEnd w:id="104"/>
+    <w:bookmarkStart w:id="106" w:name="ref-morales-castilla2015"/>
     <w:p>
       <w:pPr>
         <w:pStyle w:val="Bibliography"/>
@@ -5799,7 +6055,7 @@
       <w:r>
         <w:t xml:space="preserve"> </w:t>
       </w:r>
-      <w:hyperlink r:id="rId99">
+      <w:hyperlink r:id="rId105">
         <w:r>
           <w:rPr>
             <w:rStyle w:val="Hyperlink"/>
@@ -5837,8 +6093,8 @@
         <w:t xml:space="preserve">, 347–356.</w:t>
       </w:r>
     </w:p>
-    <w:bookmarkEnd w:id="100"/>
-    <w:bookmarkStart w:id="102" w:name="ref-pellissier2018"/>
+    <w:bookmarkEnd w:id="106"/>
+    <w:bookmarkStart w:id="108" w:name="ref-pellissier2018"/>
     <w:p>
       <w:pPr>
         <w:pStyle w:val="Bibliography"/>
@@ -5849,7 +6105,7 @@
       <w:r>
         <w:t xml:space="preserve"> </w:t>
       </w:r>
-      <w:hyperlink r:id="rId101">
+      <w:hyperlink r:id="rId107">
         <w:r>
           <w:rPr>
             <w:rStyle w:val="Hyperlink"/>
@@ -5887,8 +6143,8 @@
         <w:t xml:space="preserve">, 785–800.</w:t>
       </w:r>
     </w:p>
-    <w:bookmarkEnd w:id="102"/>
-    <w:bookmarkStart w:id="104" w:name="ref-petchey2011"/>
+    <w:bookmarkEnd w:id="108"/>
+    <w:bookmarkStart w:id="110" w:name="ref-petchey2011"/>
     <w:p>
       <w:pPr>
         <w:pStyle w:val="Bibliography"/>
@@ -5899,7 +6155,7 @@
       <w:r>
         <w:t xml:space="preserve"> </w:t>
       </w:r>
-      <w:hyperlink r:id="rId103">
+      <w:hyperlink r:id="rId109">
         <w:r>
           <w:rPr>
             <w:rStyle w:val="Hyperlink"/>
@@ -5937,8 +6193,8 @@
         <w:t xml:space="preserve">, 169–171.</w:t>
       </w:r>
     </w:p>
-    <w:bookmarkEnd w:id="104"/>
-    <w:bookmarkStart w:id="106" w:name="ref-petchey2008"/>
+    <w:bookmarkEnd w:id="110"/>
+    <w:bookmarkStart w:id="112" w:name="ref-petchey2008"/>
     <w:p>
       <w:pPr>
         <w:pStyle w:val="Bibliography"/>
@@ -5949,7 +6205,7 @@
       <w:r>
         <w:t xml:space="preserve"> </w:t>
       </w:r>
-      <w:hyperlink r:id="rId105">
+      <w:hyperlink r:id="rId111">
         <w:r>
           <w:rPr>
             <w:rStyle w:val="Hyperlink"/>
@@ -5987,8 +6243,8 @@
         <w:t xml:space="preserve">, 4191–4196.</w:t>
       </w:r>
     </w:p>
-    <w:bookmarkEnd w:id="106"/>
-    <w:bookmarkStart w:id="108" w:name="ref-poisot2021"/>
+    <w:bookmarkEnd w:id="112"/>
+    <w:bookmarkStart w:id="114" w:name="ref-poisot2021"/>
     <w:p>
       <w:pPr>
         <w:pStyle w:val="Bibliography"/>
@@ -5999,7 +6255,7 @@
       <w:r>
         <w:t xml:space="preserve"> </w:t>
       </w:r>
-      <w:hyperlink r:id="rId107">
+      <w:hyperlink r:id="rId113">
         <w:r>
           <w:rPr>
             <w:rStyle w:val="Hyperlink"/>
@@ -6024,8 +6280,8 @@
         <w:t xml:space="preserve">, jbi.14127.</w:t>
       </w:r>
     </w:p>
-    <w:bookmarkEnd w:id="108"/>
-    <w:bookmarkStart w:id="110" w:name="ref-poisot2012a"/>
+    <w:bookmarkEnd w:id="114"/>
+    <w:bookmarkStart w:id="116" w:name="ref-poisot2012a"/>
     <w:p>
       <w:pPr>
         <w:pStyle w:val="Bibliography"/>
@@ -6036,7 +6292,7 @@
       <w:r>
         <w:t xml:space="preserve"> </w:t>
       </w:r>
-      <w:hyperlink r:id="rId109">
+      <w:hyperlink r:id="rId115">
         <w:r>
           <w:rPr>
             <w:rStyle w:val="Hyperlink"/>
@@ -6074,8 +6330,8 @@
         <w:t xml:space="preserve">, 1353–1361.</w:t>
       </w:r>
     </w:p>
-    <w:bookmarkEnd w:id="110"/>
-    <w:bookmarkStart w:id="112" w:name="ref-poisot2016"/>
+    <w:bookmarkEnd w:id="116"/>
+    <w:bookmarkStart w:id="118" w:name="ref-poisot2016"/>
     <w:p>
       <w:pPr>
         <w:pStyle w:val="Bibliography"/>
@@ -6086,7 +6342,7 @@
       <w:r>
         <w:t xml:space="preserve"> </w:t>
       </w:r>
-      <w:hyperlink r:id="rId111">
+      <w:hyperlink r:id="rId117">
         <w:r>
           <w:rPr>
             <w:rStyle w:val="Hyperlink"/>
@@ -6124,8 +6380,8 @@
         <w:t xml:space="preserve">, 303312.</w:t>
       </w:r>
     </w:p>
-    <w:bookmarkEnd w:id="112"/>
-    <w:bookmarkStart w:id="114" w:name="ref-poisot2014"/>
+    <w:bookmarkEnd w:id="118"/>
+    <w:bookmarkStart w:id="120" w:name="ref-poisot2014"/>
     <w:p>
       <w:pPr>
         <w:pStyle w:val="Bibliography"/>
@@ -6136,7 +6392,7 @@
       <w:r>
         <w:t xml:space="preserve"> </w:t>
       </w:r>
-      <w:hyperlink r:id="rId113">
+      <w:hyperlink r:id="rId119">
         <w:r>
           <w:rPr>
             <w:rStyle w:val="Hyperlink"/>
@@ -6174,8 +6430,8 @@
         <w:t xml:space="preserve">, e251.</w:t>
       </w:r>
     </w:p>
-    <w:bookmarkEnd w:id="114"/>
-    <w:bookmarkStart w:id="116" w:name="ref-poisot2015"/>
+    <w:bookmarkEnd w:id="120"/>
+    <w:bookmarkStart w:id="122" w:name="ref-poisot2015"/>
     <w:p>
       <w:pPr>
         <w:pStyle w:val="Bibliography"/>
@@ -6186,7 +6442,7 @@
       <w:r>
         <w:t xml:space="preserve"> </w:t>
       </w:r>
-      <w:hyperlink r:id="rId115">
+      <w:hyperlink r:id="rId121">
         <w:r>
           <w:rPr>
             <w:rStyle w:val="Hyperlink"/>
@@ -6224,8 +6480,8 @@
         <w:t xml:space="preserve">, 243–251.</w:t>
       </w:r>
     </w:p>
-    <w:bookmarkEnd w:id="116"/>
-    <w:bookmarkStart w:id="118" w:name="ref-RCoreTeam2024"/>
+    <w:bookmarkEnd w:id="122"/>
+    <w:bookmarkStart w:id="124" w:name="ref-RCoreTeam2024"/>
     <w:p>
       <w:pPr>
         <w:pStyle w:val="Bibliography"/>
@@ -6236,7 +6492,7 @@
       <w:r>
         <w:t xml:space="preserve"> </w:t>
       </w:r>
-      <w:hyperlink r:id="rId117">
+      <w:hyperlink r:id="rId123">
         <w:r>
           <w:rPr>
             <w:rStyle w:val="Hyperlink"/>
@@ -6250,8 +6506,8 @@
         <w:t xml:space="preserve">, R Foundation for Statistical Computing, Vienna, Austria.</w:t>
       </w:r>
     </w:p>
-    <w:bookmarkEnd w:id="118"/>
-    <w:bookmarkStart w:id="120" w:name="ref-rohr2010"/>
+    <w:bookmarkEnd w:id="124"/>
+    <w:bookmarkStart w:id="126" w:name="ref-rohr2010"/>
     <w:p>
       <w:pPr>
         <w:pStyle w:val="Bibliography"/>
@@ -6262,7 +6518,7 @@
       <w:r>
         <w:t xml:space="preserve"> </w:t>
       </w:r>
-      <w:hyperlink r:id="rId119">
+      <w:hyperlink r:id="rId125">
         <w:r>
           <w:rPr>
             <w:rStyle w:val="Hyperlink"/>
@@ -6297,8 +6553,8 @@
         <w:t xml:space="preserve">, 170–177.</w:t>
       </w:r>
     </w:p>
-    <w:bookmarkEnd w:id="120"/>
-    <w:bookmarkStart w:id="122" w:name="ref-roopnarine2006"/>
+    <w:bookmarkEnd w:id="126"/>
+    <w:bookmarkStart w:id="128" w:name="ref-roopnarine2006"/>
     <w:p>
       <w:pPr>
         <w:pStyle w:val="Bibliography"/>
@@ -6309,7 +6565,7 @@
       <w:r>
         <w:t xml:space="preserve"> </w:t>
       </w:r>
-      <w:hyperlink r:id="rId121">
+      <w:hyperlink r:id="rId127">
         <w:r>
           <w:rPr>
             <w:rStyle w:val="Hyperlink"/>
@@ -6347,8 +6603,8 @@
         <w:t xml:space="preserve">, 1–19.</w:t>
       </w:r>
     </w:p>
-    <w:bookmarkEnd w:id="122"/>
-    <w:bookmarkStart w:id="124" w:name="ref-sandra2025"/>
+    <w:bookmarkEnd w:id="128"/>
+    <w:bookmarkStart w:id="130" w:name="ref-sandra2025"/>
     <w:p>
       <w:pPr>
         <w:pStyle w:val="Bibliography"/>
@@ -6359,7 +6615,7 @@
       <w:r>
         <w:t xml:space="preserve"> </w:t>
       </w:r>
-      <w:hyperlink r:id="rId123">
+      <w:hyperlink r:id="rId129">
         <w:r>
           <w:rPr>
             <w:rStyle w:val="Hyperlink"/>
@@ -6384,19 +6640,69 @@
         <w:t xml:space="preserve">, 103183.</w:t>
       </w:r>
     </w:p>
-    <w:bookmarkEnd w:id="124"/>
-    <w:bookmarkStart w:id="126" w:name="ref-shaw2024"/>
+    <w:bookmarkEnd w:id="130"/>
+    <w:bookmarkStart w:id="132" w:name="ref-schneider2016"/>
     <w:p>
       <w:pPr>
         <w:pStyle w:val="Bibliography"/>
       </w:pPr>
       <w:r>
+        <w:t xml:space="preserve">Schneider, F.D., Brose, U., Rall, B.C. &amp; Guill, C. (2016)</w:t>
+      </w:r>
+      <w:r>
+        <w:t xml:space="preserve"> </w:t>
+      </w:r>
+      <w:hyperlink r:id="rId131">
+        <w:r>
+          <w:rPr>
+            <w:rStyle w:val="Hyperlink"/>
+          </w:rPr>
+          <w:t xml:space="preserve">Animal diversity and ecosystem functioning in dynamic food webs</w:t>
+        </w:r>
+      </w:hyperlink>
+      <w:r>
+        <w:t xml:space="preserve">.</w:t>
+      </w:r>
+      <w:r>
+        <w:t xml:space="preserve"> </w:t>
+      </w:r>
+      <w:r>
+        <w:rPr>
+          <w:i/>
+          <w:iCs/>
+        </w:rPr>
+        <w:t xml:space="preserve">Nature Communications</w:t>
+      </w:r>
+      <w:r>
+        <w:t xml:space="preserve">,</w:t>
+      </w:r>
+      <w:r>
+        <w:t xml:space="preserve"> </w:t>
+      </w:r>
+      <w:r>
+        <w:rPr>
+          <w:b/>
+          <w:bCs/>
+        </w:rPr>
+        <w:t xml:space="preserve">7</w:t>
+      </w:r>
+      <w:r>
+        <w:t xml:space="preserve">, 12718.</w:t>
+      </w:r>
+    </w:p>
+    <w:bookmarkEnd w:id="132"/>
+    <w:bookmarkStart w:id="134" w:name="ref-shaw2024"/>
+    <w:p>
+      <w:pPr>
+        <w:pStyle w:val="Bibliography"/>
+      </w:pPr>
+      <w:r>
         <w:t xml:space="preserve">Shaw, J.O., Dunhill, A.M., Beckerman, A.P., Dunne, J.A. &amp; Hull, P.M. (2024)</w:t>
       </w:r>
       <w:r>
         <w:t xml:space="preserve"> </w:t>
       </w:r>
-      <w:hyperlink r:id="rId125">
+      <w:hyperlink r:id="rId133">
         <w:r>
           <w:rPr>
             <w:rStyle w:val="Hyperlink"/>
@@ -6408,8 +6714,8 @@
         <w:t xml:space="preserve">. 2024.01.30.578036.</w:t>
       </w:r>
     </w:p>
-    <w:bookmarkEnd w:id="126"/>
-    <w:bookmarkStart w:id="128" w:name="ref-smith2025"/>
+    <w:bookmarkEnd w:id="134"/>
+    <w:bookmarkStart w:id="136" w:name="ref-smith2025"/>
     <w:p>
       <w:pPr>
         <w:pStyle w:val="Bibliography"/>
@@ -6420,7 +6726,7 @@
       <w:r>
         <w:t xml:space="preserve"> </w:t>
       </w:r>
-      <w:hyperlink r:id="rId127">
+      <w:hyperlink r:id="rId135">
         <w:r>
           <w:rPr>
             <w:rStyle w:val="Hyperlink"/>
@@ -6464,8 +6770,8 @@
         <w:t xml:space="preserve">, e70113.</w:t>
       </w:r>
     </w:p>
-    <w:bookmarkEnd w:id="128"/>
-    <w:bookmarkStart w:id="130" w:name="ref-stouffer2019"/>
+    <w:bookmarkEnd w:id="136"/>
+    <w:bookmarkStart w:id="138" w:name="ref-stouffer2019"/>
     <w:p>
       <w:pPr>
         <w:pStyle w:val="Bibliography"/>
@@ -6476,7 +6782,7 @@
       <w:r>
         <w:t xml:space="preserve"> </w:t>
       </w:r>
-      <w:hyperlink r:id="rId129">
+      <w:hyperlink r:id="rId137">
         <w:r>
           <w:rPr>
             <w:rStyle w:val="Hyperlink"/>
@@ -6514,8 +6820,8 @@
         <w:t xml:space="preserve">, 192–195.</w:t>
       </w:r>
     </w:p>
-    <w:bookmarkEnd w:id="130"/>
-    <w:bookmarkStart w:id="132" w:name="ref-stouffer2007"/>
+    <w:bookmarkEnd w:id="138"/>
+    <w:bookmarkStart w:id="140" w:name="ref-stouffer2007"/>
     <w:p>
       <w:pPr>
         <w:pStyle w:val="Bibliography"/>
@@ -6526,7 +6832,7 @@
       <w:r>
         <w:t xml:space="preserve"> </w:t>
       </w:r>
-      <w:hyperlink r:id="rId131">
+      <w:hyperlink r:id="rId139">
         <w:r>
           <w:rPr>
             <w:rStyle w:val="Hyperlink"/>
@@ -6564,8 +6870,8 @@
         <w:t xml:space="preserve">, 1931–1940.</w:t>
       </w:r>
     </w:p>
-    <w:bookmarkEnd w:id="132"/>
-    <w:bookmarkStart w:id="134" w:name="ref-strydom2021"/>
+    <w:bookmarkEnd w:id="140"/>
+    <w:bookmarkStart w:id="142" w:name="ref-strydom2021"/>
     <w:p>
       <w:pPr>
         <w:pStyle w:val="Bibliography"/>
@@ -6576,7 +6882,7 @@
       <w:r>
         <w:t xml:space="preserve"> </w:t>
       </w:r>
-      <w:hyperlink r:id="rId133">
+      <w:hyperlink r:id="rId141">
         <w:r>
           <w:rPr>
             <w:rStyle w:val="Hyperlink"/>
@@ -6614,8 +6920,8 @@
         <w:t xml:space="preserve">, 20210063.</w:t>
       </w:r>
     </w:p>
-    <w:bookmarkEnd w:id="134"/>
-    <w:bookmarkStart w:id="136" w:name="ref-strydom2026"/>
+    <w:bookmarkEnd w:id="142"/>
+    <w:bookmarkStart w:id="144" w:name="ref-strydom2026"/>
     <w:p>
       <w:pPr>
         <w:pStyle w:val="Bibliography"/>
@@ -6626,7 +6932,7 @@
       <w:r>
         <w:t xml:space="preserve"> </w:t>
       </w:r>
-      <w:hyperlink r:id="rId135">
+      <w:hyperlink r:id="rId143">
         <w:r>
           <w:rPr>
             <w:rStyle w:val="Hyperlink"/>
@@ -6651,8 +6957,8 @@
         <w:t xml:space="preserve">.</w:t>
       </w:r>
     </w:p>
-    <w:bookmarkEnd w:id="136"/>
-    <w:bookmarkStart w:id="138" w:name="ref-thuiller2024"/>
+    <w:bookmarkEnd w:id="144"/>
+    <w:bookmarkStart w:id="146" w:name="ref-thuiller2024"/>
     <w:p>
       <w:pPr>
         <w:pStyle w:val="Bibliography"/>
@@ -6663,7 +6969,7 @@
       <w:r>
         <w:t xml:space="preserve"> </w:t>
       </w:r>
-      <w:hyperlink r:id="rId137">
+      <w:hyperlink r:id="rId145">
         <w:r>
           <w:rPr>
             <w:rStyle w:val="Hyperlink"/>
@@ -6701,8 +7007,8 @@
         <w:t xml:space="preserve">, 550–559.</w:t>
       </w:r>
     </w:p>
-    <w:bookmarkEnd w:id="138"/>
-    <w:bookmarkStart w:id="140" w:name="ref-trøjelsgaard2016"/>
+    <w:bookmarkEnd w:id="146"/>
+    <w:bookmarkStart w:id="148" w:name="ref-trøjelsgaard2016"/>
     <w:p>
       <w:pPr>
         <w:pStyle w:val="Bibliography"/>
@@ -6713,7 +7019,7 @@
       <w:r>
         <w:t xml:space="preserve"> </w:t>
       </w:r>
-      <w:hyperlink r:id="rId139">
+      <w:hyperlink r:id="rId147">
         <w:r>
           <w:rPr>
             <w:rStyle w:val="Hyperlink"/>
@@ -6751,8 +7057,8 @@
         <w:t xml:space="preserve">, 1926–1935.</w:t>
       </w:r>
     </w:p>
-    <w:bookmarkEnd w:id="140"/>
-    <w:bookmarkStart w:id="142" w:name="ref-tylianakis2008"/>
+    <w:bookmarkEnd w:id="148"/>
+    <w:bookmarkStart w:id="150" w:name="ref-tylianakis2008"/>
     <w:p>
       <w:pPr>
         <w:pStyle w:val="Bibliography"/>
@@ -6763,7 +7069,7 @@
       <w:r>
         <w:t xml:space="preserve"> </w:t>
       </w:r>
-      <w:hyperlink r:id="rId141">
+      <w:hyperlink r:id="rId149">
         <w:r>
           <w:rPr>
             <w:rStyle w:val="Hyperlink"/>
@@ -6801,8 +7107,8 @@
         <w:t xml:space="preserve">, 1351–1363.</w:t>
       </w:r>
     </w:p>
-    <w:bookmarkEnd w:id="142"/>
-    <w:bookmarkStart w:id="144" w:name="ref-tylianakis2017"/>
+    <w:bookmarkEnd w:id="150"/>
+    <w:bookmarkStart w:id="152" w:name="ref-tylianakis2017"/>
     <w:p>
       <w:pPr>
         <w:pStyle w:val="Bibliography"/>
@@ -6813,7 +7119,7 @@
       <w:r>
         <w:t xml:space="preserve"> </w:t>
       </w:r>
-      <w:hyperlink r:id="rId143">
+      <w:hyperlink r:id="rId151">
         <w:r>
           <w:rPr>
             <w:rStyle w:val="Hyperlink"/>
@@ -6851,8 +7157,8 @@
         <w:t xml:space="preserve">, 25–48.</w:t>
       </w:r>
     </w:p>
-    <w:bookmarkEnd w:id="144"/>
-    <w:bookmarkStart w:id="146" w:name="ref-williams2000"/>
+    <w:bookmarkEnd w:id="152"/>
+    <w:bookmarkStart w:id="154" w:name="ref-williams2000"/>
     <w:p>
       <w:pPr>
         <w:pStyle w:val="Bibliography"/>
@@ -6863,7 +7169,7 @@
       <w:r>
         <w:t xml:space="preserve"> </w:t>
       </w:r>
-      <w:hyperlink r:id="rId145">
+      <w:hyperlink r:id="rId153">
         <w:r>
           <w:rPr>
             <w:rStyle w:val="Hyperlink"/>
@@ -6901,8 +7207,8 @@
         <w:t xml:space="preserve">, 180–183.</w:t>
       </w:r>
     </w:p>
-    <w:bookmarkEnd w:id="146"/>
-    <w:bookmarkStart w:id="148" w:name="ref-williams2004"/>
+    <w:bookmarkEnd w:id="154"/>
+    <w:bookmarkStart w:id="156" w:name="ref-williams2004"/>
     <w:p>
       <w:pPr>
         <w:pStyle w:val="Bibliography"/>
@@ -6913,7 +7219,7 @@
       <w:r>
         <w:t xml:space="preserve"> </w:t>
       </w:r>
-      <w:hyperlink r:id="rId147">
+      <w:hyperlink r:id="rId155">
         <w:r>
           <w:rPr>
             <w:rStyle w:val="Hyperlink"/>
@@ -6951,8 +7257,8 @@
         <w:t xml:space="preserve">, 297–303.</w:t>
       </w:r>
     </w:p>
-    <w:bookmarkEnd w:id="148"/>
-    <w:bookmarkStart w:id="150" w:name="ref-williams2008"/>
+    <w:bookmarkEnd w:id="156"/>
+    <w:bookmarkStart w:id="158" w:name="ref-williams2008"/>
     <w:p>
       <w:pPr>
         <w:pStyle w:val="Bibliography"/>
@@ -6963,7 +7269,7 @@
       <w:r>
         <w:t xml:space="preserve"> </w:t>
       </w:r>
-      <w:hyperlink r:id="rId149">
+      <w:hyperlink r:id="rId157">
         <w:r>
           <w:rPr>
             <w:rStyle w:val="Hyperlink"/>
@@ -7001,8 +7307,8 @@
         <w:t xml:space="preserve">, 512–519.</w:t>
       </w:r>
     </w:p>
-    <w:bookmarkEnd w:id="150"/>
-    <w:bookmarkStart w:id="152" w:name="ref-yeakel2014"/>
+    <w:bookmarkEnd w:id="158"/>
+    <w:bookmarkStart w:id="160" w:name="ref-yeakel2014"/>
     <w:p>
       <w:pPr>
         <w:pStyle w:val="Bibliography"/>
@@ -7013,7 +7319,7 @@
       <w:r>
         <w:t xml:space="preserve"> </w:t>
       </w:r>
-      <w:hyperlink r:id="rId151">
+      <w:hyperlink r:id="rId159">
         <w:r>
           <w:rPr>
             <w:rStyle w:val="Hyperlink"/>
@@ -7051,9 +7357,9 @@
         <w:t xml:space="preserve">, 14472–14477.</w:t>
       </w:r>
     </w:p>
-    <w:bookmarkEnd w:id="152"/>
-    <w:bookmarkEnd w:id="153"/>
-    <w:bookmarkEnd w:id="154"/>
+    <w:bookmarkEnd w:id="160"/>
+    <w:bookmarkEnd w:id="161"/>
+    <w:bookmarkEnd w:id="162"/>
     <w:sectPr>
       <w:footnotePr>
         <w:numRestart w:val="eachSect"/>

--- a/index.docx
+++ b/index.docx
@@ -87,7 +87,7 @@
         <w:pStyle w:val="Date"/>
       </w:pPr>
       <w:r>
-        <w:t xml:space="preserve">2026-05-28</w:t>
+        <w:t xml:space="preserve">2026-05-29</w:t>
       </w:r>
     </w:p>
     <w:p>
@@ -693,14 +693,7 @@
         <w:pStyle w:val="BodyText"/>
       </w:pPr>
       <w:r>
-        <w:t xml:space="preserve">Ecological networks have previously been used to infer patterns of community organisation and extinction dynamics across this transition, providing an ideal test case for evaluating the robustness of network-based inference. In particular, recent work (</w:t>
-      </w:r>
-      <w:r>
-        <w:rPr>
-          <w:i/>
-          <w:iCs/>
-        </w:rPr>
-        <w:t xml:space="preserve">e.g.,</w:t>
+        <w:t xml:space="preserve">Ecological networks have previously been used to infer patterns of community organisation and extinction dynamics across this transition, providing an ideal test case for evaluating the robustness of network-based inferences of community response. In particular, recent work by</w:t>
       </w:r>
       <w:r>
         <w:t xml:space="preserve"> </w:t>
@@ -725,7 +718,10 @@
         <w:t xml:space="preserve">(2024)</w:t>
       </w:r>
       <w:r>
-        <w:t xml:space="preserve">) has used reconstructed food webs to draw ecological conclusions about community stability and collapse during this event. This creates a rare opportunity to ask a more general question: to what extent are such inferences contingent on the specific reconstruction framework used to generate the network?</w:t>
+        <w:t xml:space="preserve"> </w:t>
+      </w:r>
+      <w:r>
+        <w:t xml:space="preserve">has used reconstructed food webs to draw ecological conclusions about community stability and collapse during this event. This creates a rare opportunity to ask a more general question: to what extent are such inferences contingent on the specific reconstruction framework used to generate the network?</w:t>
       </w:r>
     </w:p>
     <w:p>
@@ -1859,7 +1855,32 @@
         </w:r>
       </w:hyperlink>
       <w:r>
-        <w:t xml:space="preserve">: Random and Niche models (structural networks); allometric diet breadth (ADBM), allometric trophic network (ATN), and Body-size ratio models (realised networks); and a paleo food web inference model (PFWIM; feasibility network). Expanded descriptions of reconstruction approach assumptions, parameterisation, and link-generation rules are provided in Supplementary Material S1, including full mathematical formulations and parameter definitions. For each community, 100 stochastic network realisations were generated per reconstruction approach (n = 2400 per time bin in total, 600 per time bin) to capture uncertainty in link assignment. Where reconstruction approaches required species body mass or trait values, these were uniformly sampled within the different size classes, we adopted a uniform sampling by default, as alternative distributions (lognormal, truncated lognormal) have negligible impact on topology (Supplementary Material S1; Figure S1). Random and Niche models were parameterised using connectance values drawn from an empirically realistic range (0.07–0.15). For the Random model, which requires link number explicitly, connectance (Co) was first converted to expected link number (L) using</w:t>
+        <w:t xml:space="preserve">: Random and Niche models (structural networks); allometric diet breadth (ADBM), allometric trophic network (ATN), and Body-size ratio models (realised networks); and a paleo food web inference model (PFWIM; feasibility network). Expanded descriptions of reconstruction approach assumptions, parameterisation, and link-generation rules are provided in Supplementary Material S1, including full mathematical formulations and parameter definitions. For each community, 100 stochastic network realisations were generated per reconstruction approach (n = 2400 per time bin in total, 600 per time bin) to capture uncertainty in link assignment. Where reconstruction approaches required species body mass or trait values, these were uniformly sampled within the different size classes, we adopted a uniform sampling by default, as alternative distributions (lognormal, truncated lognormal) have negligible impact on topology (Supplementary Material S1; Figure S1). Random and Niche models were parameterised using connectance values drawn from an empirically realistic range (0.05–0.25;</w:t>
+      </w:r>
+      <w:r>
+        <w:t xml:space="preserve"> </w:t>
+      </w:r>
+      <w:r>
+        <w:t xml:space="preserve">Curtsdotter</w:t>
+      </w:r>
+      <w:r>
+        <w:t xml:space="preserve"> </w:t>
+      </w:r>
+      <w:r>
+        <w:rPr>
+          <w:i/>
+          <w:iCs/>
+        </w:rPr>
+        <w:t xml:space="preserve">et al.</w:t>
+      </w:r>
+      <w:r>
+        <w:t xml:space="preserve"> </w:t>
+      </w:r>
+      <w:r>
+        <w:t xml:space="preserve">(2011)</w:t>
+      </w:r>
+      <w:r>
+        <w:t xml:space="preserve">). For the Random model, which requires link number explicitly, connectance (Co) was first converted to expected link number (L) using</w:t>
       </w:r>
       <w:r>
         <w:t xml:space="preserve"> </w:t>
@@ -1900,7 +1921,7 @@
         </m:sSup>
       </m:oMath>
       <w:r>
-        <w:t xml:space="preserve">, ensuring consistency in network density across all reconstruction approaches. Richness was determined by the number of species for each time bin. For the Body-size ratio model, we followed the approach of</w:t>
+        <w:t xml:space="preserve">, ensuring consistency in network density across all reconstruction approaches. Richness (S) was determined by the number of species for each time bin. For the Body-size ratio model, we followed the approach of</w:t>
       </w:r>
       <w:r>
         <w:t xml:space="preserve"> </w:t>
@@ -2000,7 +2021,20 @@
         <w:t xml:space="preserve"> </w:t>
       </w:r>
       <w:r>
-        <w:t xml:space="preserve">among the four of the reconstruction frameworks (ADBM, ATN, body-size ratio, and PFWIM). We excluded the purely structural Random and Niche models as they are inherently species agnostic. Specifically, we looked at interaction rewiring among shared species (</w:t>
+        <w:t xml:space="preserve">among the four of the reconstruction frameworks (ADBM, ATN, body-size ratio, and PFWIM). Random and Niche models were excluded because they are species-agnostic reconstruction approaches that generate networks matching broad topological properties (</w:t>
+      </w:r>
+      <w:r>
+        <w:rPr>
+          <w:i/>
+          <w:iCs/>
+        </w:rPr>
+        <w:t xml:space="preserve">e.g.,</w:t>
+      </w:r>
+      <w:r>
+        <w:t xml:space="preserve"> </w:t>
+      </w:r>
+      <w:r>
+        <w:t xml:space="preserve">connectance and degree distributions) rather than predicting biologically realistic species-specific interactions. Specifically, we looked at interaction rewiring among shared species (</w:t>
       </w:r>
       <m:oMath>
         <m:sSub>
@@ -3017,7 +3051,66 @@
         <w:pStyle w:val="FirstParagraph"/>
       </w:pPr>
       <w:r>
-        <w:t xml:space="preserve">We found that when evaluated using network metrics, different reconstruction approaches, even those that appear to be similar, yield fundamentally different ecological inferences. Across six network reconstruction approaches, inferred food web structure, species interactions, and extinction dynamics differed consistently. Multivariate analyses showed pronounced separation among reconstruction approaches in network metric space. Reconstruction approach explained most of the variance in structural properties, leaving a distinct signature independent of community composition. Notably, approaches that were statistically similar in multivariate structural space often diverged in inferred interactions or extinction dynamics. This demonstrates that structural similarity does not guarantee concordance in species-level diets or trophic roles.</w:t>
+        <w:t xml:space="preserve">We found that different reconstruction approaches, even those that appeared structurally similar, yielded fundamentally different ecological inferences. Across six reconstruction approaches, inferred food web structure, species interactions, and extinction dynamics differed consistently. Multivariate analyses showed pronounced separation among reconstruction approaches in network metric space</w:t>
+      </w:r>
+      <w:r>
+        <w:t xml:space="preserve"> </w:t>
+      </w:r>
+      <w:hyperlink w:anchor="fig-structure">
+        <w:r>
+          <w:rPr>
+            <w:rStyle w:val="Hyperlink"/>
+          </w:rPr>
+          <w:t xml:space="preserve">Figure 1</w:t>
+        </w:r>
+      </w:hyperlink>
+      <w:r>
+        <w:t xml:space="preserve">, with reconstruction approach explaining most of the variance in structural properties</w:t>
+      </w:r>
+      <w:r>
+        <w:t xml:space="preserve"> </w:t>
+      </w:r>
+      <w:hyperlink w:anchor="fig-anova">
+        <w:r>
+          <w:rPr>
+            <w:rStyle w:val="Hyperlink"/>
+          </w:rPr>
+          <w:t xml:space="preserve">Figure 2</w:t>
+        </w:r>
+      </w:hyperlink>
+      <w:r>
+        <w:t xml:space="preserve">. Notably, approaches that were statistically similar in multivariate structural space often diverged in inferred interactions</w:t>
+      </w:r>
+      <w:r>
+        <w:t xml:space="preserve"> </w:t>
+      </w:r>
+      <w:hyperlink w:anchor="fig-beta_div">
+        <w:r>
+          <w:rPr>
+            <w:rStyle w:val="Hyperlink"/>
+          </w:rPr>
+          <w:t xml:space="preserve">Figure 3</w:t>
+        </w:r>
+      </w:hyperlink>
+      <w:r>
+        <w:t xml:space="preserve"> </w:t>
+      </w:r>
+      <w:r>
+        <w:t xml:space="preserve">or extinction dynamics</w:t>
+      </w:r>
+      <w:r>
+        <w:t xml:space="preserve"> </w:t>
+      </w:r>
+      <w:hyperlink w:anchor="fig-mad">
+        <w:r>
+          <w:rPr>
+            <w:rStyle w:val="Hyperlink"/>
+          </w:rPr>
+          <w:t xml:space="preserve">Figure 4</w:t>
+        </w:r>
+      </w:hyperlink>
+      <w:r>
+        <w:t xml:space="preserve">, demonstrating that structural similarity does not guarantee concordance in species-level diets or trophic roles.</w:t>
       </w:r>
     </w:p>
     <w:p>
@@ -3025,7 +3118,35 @@
         <w:pStyle w:val="BodyText"/>
       </w:pPr>
       <w:r>
-        <w:t xml:space="preserve">Reconstruction approach substantially influenced inferred extinction dynamics. Temporal trajectories of network collapse, interaction loss, and motif reorganisation differed among approaches. Although node-level extinction ranking were often broadly consistent, link-level outcomes and extinction inferences were highly sensitive to reconstruction assumptions. Together, these results show that ecological inferences drawn from networks depend critically on the reconstruction framework used.</w:t>
+        <w:t xml:space="preserve">Reconstruction approach substantially influenced inferred extinction dynamics. Temporal trajectories of network collapse, interaction loss, and motif reorganisation differed among approaches</w:t>
+      </w:r>
+      <w:r>
+        <w:t xml:space="preserve"> </w:t>
+      </w:r>
+      <w:hyperlink w:anchor="fig-anova">
+        <w:r>
+          <w:rPr>
+            <w:rStyle w:val="Hyperlink"/>
+          </w:rPr>
+          <w:t xml:space="preserve">Figure 2</w:t>
+        </w:r>
+      </w:hyperlink>
+      <w:r>
+        <w:t xml:space="preserve">. Although node-level extinction rankings were often broadly consistent, link-level outcomes and extinction inferences were highly sensitive to reconstruction assumptions</w:t>
+      </w:r>
+      <w:r>
+        <w:t xml:space="preserve"> </w:t>
+      </w:r>
+      <w:hyperlink w:anchor="fig-mad">
+        <w:r>
+          <w:rPr>
+            <w:rStyle w:val="Hyperlink"/>
+          </w:rPr>
+          <w:t xml:space="preserve">Figure 4</w:t>
+        </w:r>
+      </w:hyperlink>
+      <w:r>
+        <w:t xml:space="preserve">. Together, these results show that ecological inferences drawn from networks depend critically on the reconstruction framework used.</w:t>
       </w:r>
     </w:p>
     <w:bookmarkStart w:id="35" w:name="X5e70f77c580e253afe5551399e39479dc30af68"/>
@@ -3548,10 +3669,7 @@
               <w:pStyle w:val="ImageCaption"/>
             </w:pPr>
             <w:r>
-              <w:t xml:space="preserve">Figure 2:</w:t>
-            </w:r>
-            <w:r>
-              <w:t xml:space="preserve"> </w:t>
+              <w:t xml:space="preserve">Figure 2: Figure 2: Temporal changes in food-web structure and the relative influence of reconstruction approach and ecological turnover on network properties. (</w:t>
             </w:r>
             <w:r>
               <w:rPr>
@@ -3561,13 +3679,15 @@
               <w:t xml:space="preserve">A</w:t>
             </w:r>
             <w:r>
-              <w:t xml:space="preserve"> </w:t>
+              <w:t xml:space="preserve">) Changes in network metrics through time, expressed as deviations from pre-extinction conditions (</w:t>
             </w:r>
+            <m:oMath>
+              <m:r>
+                <m:t>δ</m:t>
+              </m:r>
+            </m:oMath>
             <w:r>
-              <w:t xml:space="preserve">Changes in network metrics through time, expressed as deviation from Pre-Extinction conditions (Δ). Metrics are faceted and scaled independently to highlight differences in temporal trajectories across different network properties.</w:t>
-            </w:r>
-            <w:r>
-              <w:t xml:space="preserve"> </w:t>
+              <w:t xml:space="preserve">). Metrics are faceted and scaled independently to highlight differences in temporal trajectories among network properties. (</w:t>
             </w:r>
             <w:r>
               <w:rPr>
@@ -3577,10 +3697,7 @@
               <w:t xml:space="preserve">B</w:t>
             </w:r>
             <w:r>
-              <w:t xml:space="preserve"> </w:t>
-            </w:r>
-            <w:r>
-              <w:t xml:space="preserve">Scatter plot illustrating the influence of reconstruction approach (x-axis) and time (y-axis) across network metrics. The dashed 1:1 diagonal represents parity of influence; metrics below this line are governed primarily by reconstruction approach and those above by time. Bubble size indicates the interaction between reconstruction approach and time, while colour indicates inter reconstruction approach disagreement (mean CV%); browner bubbles signify metrics where reconstruction approaches show the highest divergence in their structural predictions.</w:t>
+              <w:t xml:space="preserve">) Relative influence of reconstruction approach (x-axis) and time (y-axis) on individual network metrics. The dashed 1:1 line indicates equal explanatory power. Metrics below the line are more strongly influenced by reconstruction approach than by temporal turnover. Bubble size represents the reconstruction approach × time interaction, and colour indicates disagreement among reconstruction approaches (mean CV%), with darker colours indicating greater divergence in metric estimates.</w:t>
             </w:r>
           </w:p>
           <w:bookmarkEnd w:id="28"/>
@@ -3717,10 +3834,7 @@
               <w:pStyle w:val="ImageCaption"/>
             </w:pPr>
             <w:r>
-              <w:t xml:space="preserve">Figure 3: Pairwise</w:t>
-            </w:r>
-            <w:r>
-              <w:t xml:space="preserve"> </w:t>
+              <w:t xml:space="preserve">Figure 3: Pairwise interaction turnover (</w:t>
             </w:r>
             <m:oMath>
               <m:sSub>
@@ -3740,10 +3854,7 @@
               </m:sSub>
             </m:oMath>
             <w:r>
-              <w:t xml:space="preserve"> </w:t>
-            </w:r>
-            <w:r>
-              <w:t xml:space="preserve">in species interactions among four ecological network reconstruction approaches (ADBM, ATN, Body-size ratio, and PFWIM). Each cell represents the mean turnover value between a pair of reconstruction approaches, with darker colours indicating greater dissimilarity in inferred interactions. High turnover values indicate strong disagreement in pairwise interactions between reconstruction approaches, whereas lower values indicate greater similarity. Note that we do not include the Random or Niche model as these reconstruction approaches are species agnostic and thus we cannot truly evaluate differences in pairwise interactions</w:t>
+              <w:t xml:space="preserve">) among four food-web reconstruction approaches that infer species-specific trophic interactions (ADBM, ATN, Body-size Ratio, and PFWIM). Each cell represents the mean turnover value between a pair of reconstruction approaches, with darker colours indicating greater dissimilarity in inferred interactions. High turnover values indicate strong disagreement in predicted trophic links, whereas lower values indicate greater similarity.</w:t>
             </w:r>
           </w:p>
           <w:bookmarkEnd w:id="33"/>
@@ -4058,7 +4169,20 @@
         <w:pStyle w:val="BodyText"/>
       </w:pPr>
       <w:r>
-        <w:t xml:space="preserve">Crucially, this dominance was not confined to multivariate summaries. Variance partitioning at the level of individual network properties revealed that reconstruction approach overwhelmingly structured specific ecological metrics, thus the imprint of the reconstruction framework is visible not only in aggregate topology but in the very structural features often interpreted as ecological signals. Notably, the few properties that exhibited detectable temporal sensitivity were also those with the greatest inter-reconstruction approach disagreement, indicating that temporal trends are most difficult to disentangle when reconstruction frameworks diverge most strongly. These results suggest that structural assumptions do not merely shift networks within a shared architectural space; they condition the specific patterns through which ecological change is perceived and interpreted.</w:t>
+        <w:t xml:space="preserve">Crucially, this dominance was not confined to multivariate summaries. Variance partitioning at the level of individual network properties revealed that reconstruction approach overwhelmingly structured specific ecological metrics, thus the imprint of the reconstruction framework is visible not only in aggregate topology but in the very structural features often interpreted as ecological signals. Notably, the few properties that exhibited detectable temporal sensitivity were also those with the greatest inter-reconstruction approach disagreement (</w:t>
+      </w:r>
+      <w:r>
+        <w:rPr>
+          <w:i/>
+          <w:iCs/>
+        </w:rPr>
+        <w:t xml:space="preserve">i.e.,</w:t>
+      </w:r>
+      <w:r>
+        <w:t xml:space="preserve"> </w:t>
+      </w:r>
+      <w:r>
+        <w:t xml:space="preserve">motif distributions), indicating that temporal trends are most difficult to disentangle when reconstruction frameworks diverge most strongly. These results suggest that structural assumptions do not merely shift networks within a shared architectural space; they condition the specific patterns through which ecological change is perceived and interpreted.</w:t>
       </w:r>
     </w:p>
     <w:p>
@@ -4119,7 +4243,7 @@
         <w:pStyle w:val="FirstParagraph"/>
       </w:pPr>
       <w:r>
-        <w:t xml:space="preserve">Importantly, reconstruction sensitivity was not uniform across network scales (macro-, mesio-, micro- level properties). Node-level extinction rankings were broadly consistent among reconstruction approaches, whereas interaction-level outcomes and cascade trajectories were highly contingent on the reconstruction approach. The predominance of reconstruction framework over temporal turnover (~80% vs. 6% variance explained) illustrates why coarse-grained patterns like node-level extinction rankings are more robust. Reconstruction approach-imposed structure dominates the overall topology, leaving interaction dynamics highly contingent on framework choice. This asymmetry reveals a context-dependent pattern of robustness. Coarse-grained macroecological patterns (such as the vulnerability of a community to collapse) can emerge from multiple plausible interaction architectures. By contrast, fine-grained inferences about which links are lost, retained, or reorganised depend strongly on how interactions are inferred.</w:t>
+        <w:t xml:space="preserve">Importantly, reconstruction sensitivity was not uniform across levels of inference. Node-level extinction rankings were broadly consistent among reconstruction approaches, whereas interaction-level outcomes and cascade trajectories were highly contingent on reconstruction methods. The predominance of the reconstruction framework over temporal turnover helps explain this pattern. Different reconstruction approaches often converged on similar patterns of community vulnerability, yet diverged substantially in the mechanisms through which collapse unfolded. Broad ecological patterns can emerge across multiple plausible interaction architectures, whereas conclusions about which interactions are lost, retained, or reorganised depend strongly on how those interactions are inferred.</w:t>
       </w:r>
     </w:p>
     <w:p>
@@ -4127,7 +4251,7 @@
         <w:pStyle w:val="BodyText"/>
       </w:pPr>
       <w:r>
-        <w:t xml:space="preserve">This distinction challenges a central ambition of food web ecology: the use of detailed interaction structure to diagnose mechanisms of stability and collapse. Our findings suggest that while coarse-grained patterns might be shared across methods, fine-grained mechanistic narratives (such as the specific pathways of interaction loss) are much more precarious. This implies that had</w:t>
+        <w:t xml:space="preserve">This distinction challenges a central ambition of food web ecology: using interaction structure to identify the mechanisms underlying stability and collapse. Our findings suggest that while broad patterns may be robust across reconstruction approaches, mechanistic explanations are far less secure. Had</w:t>
       </w:r>
       <w:r>
         <w:t xml:space="preserve"> </w:t>
@@ -4155,7 +4279,7 @@
         <w:t xml:space="preserve"> </w:t>
       </w:r>
       <w:r>
-        <w:t xml:space="preserve">selected a different reconstruction method other than PFWIM, the resulting inferences regarding the drivers of extinctions and subsequent recovery could have pointed to entirely different ecological mechanisms. If interaction-level cascade pathways vary substantially across equally plausible reconstructions, then mechanistic narratives derived from a single inferred topology may overstate their precision</w:t>
+        <w:t xml:space="preserve">used a reconstruction approach other than PFWIM, the inferred drivers of extinction and recovery may have differed substantially. If cascade pathways vary across equally plausible reconstructions, then mechanistic narratives derived from a single inferred topology may overstate their precision</w:t>
       </w:r>
       <w:r>
         <w:t xml:space="preserve"> </w:t>
@@ -4190,7 +4314,7 @@
         <w:t xml:space="preserve">, 2011; Allesina &amp; Tang, 2012)</w:t>
       </w:r>
       <w:r>
-        <w:t xml:space="preserve">. The apparent determinism of extinction cascades may therefore partly reflect reconstruction-imposed structure rather than ecological inevitability.</w:t>
+        <w:t xml:space="preserve">. The apparent determinism of extinction cascades may therefore reflect reconstruction-imposed structure as much as ecological inevitability.</w:t>
       </w:r>
     </w:p>
     <w:p>

--- a/index.docx
+++ b/index.docx
@@ -259,7 +259,18 @@
         <w:t xml:space="preserve">, 2024)</w:t>
       </w:r>
       <w:r>
-        <w:t xml:space="preserve">. Interaction networks are increasingly treated as macroecological state variables where they are used to compare community organisation across environmental gradients, to quantify β-diversity in interaction structure, to evaluate stability–complexity relationships, and to infer vulnerability under global change</w:t>
+        <w:t xml:space="preserve">. Interaction networks are increasingly treated as macroecological state variables where they are used to compare community organisation across environmental gradients, to quantify</w:t>
+      </w:r>
+      <w:r>
+        <w:t xml:space="preserve"> </w:t>
+      </w:r>
+      <m:oMath>
+        <m:r>
+          <m:t>β</m:t>
+        </m:r>
+      </m:oMath>
+      <w:r>
+        <w:t xml:space="preserve">-diversity in interaction structure, to evaluate stability–complexity relationships, and to infer vulnerability under global change</w:t>
       </w:r>
       <w:r>
         <w:t xml:space="preserve"> </w:t>

--- a/index.docx
+++ b/index.docx
@@ -3023,27 +3023,6 @@
       </w:r>
       <w:r>
         <w:t xml:space="preserve">. The full analytical workflow, including data preprocessing, network generation, extinction simulations, and metric calculation, is fully reproducible from the archived codebase.</w:t>
-      </w:r>
-    </w:p>
-    <w:p>
-      <w:pPr>
-        <w:pStyle w:val="BodyText"/>
-      </w:pPr>
-      <w:r>
-        <w:t xml:space="preserve">The empirical data, derived network datasets, and all analysis scripts are archived in a public Zenodo repository (</w:t>
-      </w:r>
-      <w:r>
-        <w:rPr>
-          <w:b/>
-          <w:bCs/>
-        </w:rPr>
-        <w:t xml:space="preserve">TODO</w:t>
-      </w:r>
-      <w:r>
-        <w:t xml:space="preserve"> </w:t>
-      </w:r>
-      <w:r>
-        <w:t xml:space="preserve">DOI), which includes a complete README file describing software dependencies, execution order, and reproduction instructions.</w:t>
       </w:r>
     </w:p>
     <w:bookmarkEnd w:id="18"/>
@@ -4782,7 +4761,7 @@
       </w:r>
     </w:p>
     <w:bookmarkEnd w:id="47"/>
-    <w:bookmarkStart w:id="162" w:name="references"/>
+    <w:bookmarkStart w:id="163" w:name="references"/>
     <w:p>
       <w:pPr>
         <w:pStyle w:val="Heading1"/>
@@ -4791,8 +4770,55 @@
         <w:t xml:space="preserve">References</w:t>
       </w:r>
     </w:p>
-    <w:bookmarkStart w:id="161" w:name="refs"/>
-    <w:bookmarkStart w:id="49" w:name="ref-allesina2008"/>
+    <w:p>
+      <w:pPr>
+        <w:pStyle w:val="FirstParagraph"/>
+      </w:pPr>
+      <w:r>
+        <w:rPr>
+          <w:i/>
+          <w:iCs/>
+        </w:rPr>
+        <w:t xml:space="preserve">Data and Code Availability Statement:</w:t>
+      </w:r>
+      <w:r>
+        <w:t xml:space="preserve"> </w:t>
+      </w:r>
+      <w:r>
+        <w:t xml:space="preserve">The empirical data, derived network datasets, and all analysis scripts are archived in a public Zenodo repository (</w:t>
+      </w:r>
+      <w:hyperlink r:id="rId48">
+        <w:r>
+          <w:rPr>
+            <w:rStyle w:val="Hyperlink"/>
+          </w:rPr>
+          <w:t xml:space="preserve">DOI: 10.5281/zenodo.20444969</w:t>
+        </w:r>
+      </w:hyperlink>
+      <w:r>
+        <w:t xml:space="preserve">), which includes a complete README file describing software dependencies, execution order, and reproduction instructions.</w:t>
+      </w:r>
+    </w:p>
+    <w:p>
+      <w:pPr>
+        <w:pStyle w:val="BodyText"/>
+      </w:pPr>
+      <w:r>
+        <w:rPr>
+          <w:i/>
+          <w:iCs/>
+        </w:rPr>
+        <w:t xml:space="preserve">Acknowledgements:</w:t>
+      </w:r>
+      <w:r>
+        <w:t xml:space="preserve"> </w:t>
+      </w:r>
+      <w:r>
+        <w:t xml:space="preserve">TS, BK, APB, and AMD received funding from NERC/NSF grant number NE/X015025/1.</w:t>
+      </w:r>
+    </w:p>
+    <w:bookmarkStart w:id="162" w:name="refs"/>
+    <w:bookmarkStart w:id="50" w:name="ref-allesina2008"/>
     <w:p>
       <w:pPr>
         <w:pStyle w:val="Bibliography"/>
@@ -4803,7 +4829,7 @@
       <w:r>
         <w:t xml:space="preserve"> </w:t>
       </w:r>
-      <w:hyperlink r:id="rId48">
+      <w:hyperlink r:id="rId49">
         <w:r>
           <w:rPr>
             <w:rStyle w:val="Hyperlink"/>
@@ -4841,8 +4867,8 @@
         <w:t xml:space="preserve">, 658–661.</w:t>
       </w:r>
     </w:p>
-    <w:bookmarkEnd w:id="49"/>
-    <w:bookmarkStart w:id="51" w:name="ref-allesina2012"/>
+    <w:bookmarkEnd w:id="50"/>
+    <w:bookmarkStart w:id="52" w:name="ref-allesina2012"/>
     <w:p>
       <w:pPr>
         <w:pStyle w:val="Bibliography"/>
@@ -4853,7 +4879,7 @@
       <w:r>
         <w:t xml:space="preserve"> </w:t>
       </w:r>
-      <w:hyperlink r:id="rId50">
+      <w:hyperlink r:id="rId51">
         <w:r>
           <w:rPr>
             <w:rStyle w:val="Hyperlink"/>
@@ -4891,8 +4917,8 @@
         <w:t xml:space="preserve">, 205–208.</w:t>
       </w:r>
     </w:p>
-    <w:bookmarkEnd w:id="51"/>
-    <w:bookmarkStart w:id="53" w:name="ref-bambach2007"/>
+    <w:bookmarkEnd w:id="52"/>
+    <w:bookmarkStart w:id="54" w:name="ref-bambach2007"/>
     <w:p>
       <w:pPr>
         <w:pStyle w:val="Bibliography"/>
@@ -4903,7 +4929,7 @@
       <w:r>
         <w:t xml:space="preserve"> </w:t>
       </w:r>
-      <w:hyperlink r:id="rId52">
+      <w:hyperlink r:id="rId53">
         <w:r>
           <w:rPr>
             <w:rStyle w:val="Hyperlink"/>
@@ -4941,8 +4967,8 @@
         <w:t xml:space="preserve">, 1–22.</w:t>
       </w:r>
     </w:p>
-    <w:bookmarkEnd w:id="53"/>
-    <w:bookmarkStart w:id="55" w:name="ref-banville2025"/>
+    <w:bookmarkEnd w:id="54"/>
+    <w:bookmarkStart w:id="56" w:name="ref-banville2025"/>
     <w:p>
       <w:pPr>
         <w:pStyle w:val="Bibliography"/>
@@ -4953,7 +4979,7 @@
       <w:r>
         <w:t xml:space="preserve"> </w:t>
       </w:r>
-      <w:hyperlink r:id="rId54">
+      <w:hyperlink r:id="rId55">
         <w:r>
           <w:rPr>
             <w:rStyle w:val="Hyperlink"/>
@@ -4991,8 +5017,8 @@
         <w:t xml:space="preserve">, e70161.</w:t>
       </w:r>
     </w:p>
-    <w:bookmarkEnd w:id="55"/>
-    <w:bookmarkStart w:id="57" w:name="ref-Bezanson2017Julia"/>
+    <w:bookmarkEnd w:id="56"/>
+    <w:bookmarkStart w:id="58" w:name="ref-Bezanson2017Julia"/>
     <w:p>
       <w:pPr>
         <w:pStyle w:val="Bibliography"/>
@@ -5003,7 +5029,7 @@
       <w:r>
         <w:t xml:space="preserve"> </w:t>
       </w:r>
-      <w:hyperlink r:id="rId56">
+      <w:hyperlink r:id="rId57">
         <w:r>
           <w:rPr>
             <w:rStyle w:val="Hyperlink"/>
@@ -5041,8 +5067,8 @@
         <w:t xml:space="preserve">, 65–98.</w:t>
       </w:r>
     </w:p>
-    <w:bookmarkEnd w:id="57"/>
-    <w:bookmarkStart w:id="59" w:name="ref-brose2006"/>
+    <w:bookmarkEnd w:id="58"/>
+    <w:bookmarkStart w:id="60" w:name="ref-brose2006"/>
     <w:p>
       <w:pPr>
         <w:pStyle w:val="Bibliography"/>
@@ -5053,7 +5079,7 @@
       <w:r>
         <w:t xml:space="preserve"> </w:t>
       </w:r>
-      <w:hyperlink r:id="rId58">
+      <w:hyperlink r:id="rId59">
         <w:r>
           <w:rPr>
             <w:rStyle w:val="Hyperlink"/>
@@ -5097,8 +5123,8 @@
         <w:t xml:space="preserve">, 2411–2417.</w:t>
       </w:r>
     </w:p>
-    <w:bookmarkEnd w:id="59"/>
-    <w:bookmarkStart w:id="61" w:name="ref-caswell2009"/>
+    <w:bookmarkEnd w:id="60"/>
+    <w:bookmarkStart w:id="62" w:name="ref-caswell2009"/>
     <w:p>
       <w:pPr>
         <w:pStyle w:val="Bibliography"/>
@@ -5109,7 +5135,7 @@
       <w:r>
         <w:t xml:space="preserve"> </w:t>
       </w:r>
-      <w:hyperlink r:id="rId60">
+      <w:hyperlink r:id="rId61">
         <w:r>
           <w:rPr>
             <w:rStyle w:val="Hyperlink"/>
@@ -5147,8 +5173,8 @@
         <w:t xml:space="preserve">, 859–872.</w:t>
       </w:r>
     </w:p>
-    <w:bookmarkEnd w:id="61"/>
-    <w:bookmarkStart w:id="63" w:name="ref-curtsdotter2011"/>
+    <w:bookmarkEnd w:id="62"/>
+    <w:bookmarkStart w:id="64" w:name="ref-curtsdotter2011"/>
     <w:p>
       <w:pPr>
         <w:pStyle w:val="Bibliography"/>
@@ -5159,7 +5185,7 @@
       <w:r>
         <w:t xml:space="preserve"> </w:t>
       </w:r>
-      <w:hyperlink r:id="rId62">
+      <w:hyperlink r:id="rId63">
         <w:r>
           <w:rPr>
             <w:rStyle w:val="Hyperlink"/>
@@ -5197,8 +5223,8 @@
         <w:t xml:space="preserve">, 571–580.</w:t>
       </w:r>
     </w:p>
-    <w:bookmarkEnd w:id="63"/>
-    <w:bookmarkStart w:id="65" w:name="ref-delmas2018"/>
+    <w:bookmarkEnd w:id="64"/>
+    <w:bookmarkStart w:id="66" w:name="ref-delmas2018"/>
     <w:p>
       <w:pPr>
         <w:pStyle w:val="Bibliography"/>
@@ -5209,7 +5235,7 @@
       <w:r>
         <w:t xml:space="preserve"> </w:t>
       </w:r>
-      <w:hyperlink r:id="rId64">
+      <w:hyperlink r:id="rId65">
         <w:r>
           <w:rPr>
             <w:rStyle w:val="Hyperlink"/>
@@ -5234,8 +5260,8 @@
         <w:t xml:space="preserve">, 112540.</w:t>
       </w:r>
     </w:p>
-    <w:bookmarkEnd w:id="65"/>
-    <w:bookmarkStart w:id="67" w:name="ref-dunhill2024"/>
+    <w:bookmarkEnd w:id="66"/>
+    <w:bookmarkStart w:id="68" w:name="ref-dunhill2024"/>
     <w:p>
       <w:pPr>
         <w:pStyle w:val="Bibliography"/>
@@ -5246,7 +5272,7 @@
       <w:r>
         <w:t xml:space="preserve"> </w:t>
       </w:r>
-      <w:hyperlink r:id="rId66">
+      <w:hyperlink r:id="rId67">
         <w:r>
           <w:rPr>
             <w:rStyle w:val="Hyperlink"/>
@@ -5284,8 +5310,8 @@
         <w:t xml:space="preserve">, 8599.</w:t>
       </w:r>
     </w:p>
-    <w:bookmarkEnd w:id="67"/>
-    <w:bookmarkStart w:id="69" w:name="ref-dunne2014"/>
+    <w:bookmarkEnd w:id="68"/>
+    <w:bookmarkStart w:id="70" w:name="ref-dunne2014"/>
     <w:p>
       <w:pPr>
         <w:pStyle w:val="Bibliography"/>
@@ -5296,7 +5322,7 @@
       <w:r>
         <w:t xml:space="preserve"> </w:t>
       </w:r>
-      <w:hyperlink r:id="rId68">
+      <w:hyperlink r:id="rId69">
         <w:r>
           <w:rPr>
             <w:rStyle w:val="Hyperlink"/>
@@ -5334,8 +5360,8 @@
         <w:t xml:space="preserve">, 20133280.</w:t>
       </w:r>
     </w:p>
-    <w:bookmarkEnd w:id="69"/>
-    <w:bookmarkStart w:id="70" w:name="ref-dunne2002"/>
+    <w:bookmarkEnd w:id="70"/>
+    <w:bookmarkStart w:id="71" w:name="ref-dunne2002"/>
     <w:p>
       <w:pPr>
         <w:pStyle w:val="Bibliography"/>
@@ -5370,8 +5396,8 @@
         <w:t xml:space="preserve">, 558–567.</w:t>
       </w:r>
     </w:p>
-    <w:bookmarkEnd w:id="70"/>
-    <w:bookmarkStart w:id="72" w:name="ref-dunne2008"/>
+    <w:bookmarkEnd w:id="71"/>
+    <w:bookmarkStart w:id="73" w:name="ref-dunne2008"/>
     <w:p>
       <w:pPr>
         <w:pStyle w:val="Bibliography"/>
@@ -5382,7 +5408,7 @@
       <w:r>
         <w:t xml:space="preserve"> </w:t>
       </w:r>
-      <w:hyperlink r:id="rId71">
+      <w:hyperlink r:id="rId72">
         <w:r>
           <w:rPr>
             <w:rStyle w:val="Hyperlink"/>
@@ -5420,8 +5446,8 @@
         <w:t xml:space="preserve">, e102.</w:t>
       </w:r>
     </w:p>
-    <w:bookmarkEnd w:id="72"/>
-    <w:bookmarkStart w:id="74" w:name="ref-erdos1959"/>
+    <w:bookmarkEnd w:id="73"/>
+    <w:bookmarkStart w:id="75" w:name="ref-erdos1959"/>
     <w:p>
       <w:pPr>
         <w:pStyle w:val="Bibliography"/>
@@ -5432,7 +5458,7 @@
       <w:r>
         <w:t xml:space="preserve"> </w:t>
       </w:r>
-      <w:hyperlink r:id="rId73">
+      <w:hyperlink r:id="rId74">
         <w:r>
           <w:rPr>
             <w:rStyle w:val="Hyperlink"/>
@@ -5467,8 +5493,8 @@
         <w:t xml:space="preserve">, 290–297.</w:t>
       </w:r>
     </w:p>
-    <w:bookmarkEnd w:id="74"/>
-    <w:bookmarkStart w:id="76" w:name="ref-fricke2022a"/>
+    <w:bookmarkEnd w:id="75"/>
+    <w:bookmarkStart w:id="77" w:name="ref-fricke2022a"/>
     <w:p>
       <w:pPr>
         <w:pStyle w:val="Bibliography"/>
@@ -5479,7 +5505,7 @@
       <w:r>
         <w:t xml:space="preserve"> </w:t>
       </w:r>
-      <w:hyperlink r:id="rId75">
+      <w:hyperlink r:id="rId76">
         <w:r>
           <w:rPr>
             <w:rStyle w:val="Hyperlink"/>
@@ -5517,8 +5543,8 @@
         <w:t xml:space="preserve">, 1008–1011.</w:t>
       </w:r>
     </w:p>
-    <w:bookmarkEnd w:id="76"/>
-    <w:bookmarkStart w:id="78" w:name="ref-fründ2016"/>
+    <w:bookmarkEnd w:id="77"/>
+    <w:bookmarkStart w:id="79" w:name="ref-fründ2016"/>
     <w:p>
       <w:pPr>
         <w:pStyle w:val="Bibliography"/>
@@ -5529,7 +5555,7 @@
       <w:r>
         <w:t xml:space="preserve"> </w:t>
       </w:r>
-      <w:hyperlink r:id="rId77">
+      <w:hyperlink r:id="rId78">
         <w:r>
           <w:rPr>
             <w:rStyle w:val="Hyperlink"/>
@@ -5567,8 +5593,8 @@
         <w:t xml:space="preserve">, 502–513.</w:t>
       </w:r>
     </w:p>
-    <w:bookmarkEnd w:id="78"/>
-    <w:bookmarkStart w:id="80" w:name="ref-gauzens2023"/>
+    <w:bookmarkEnd w:id="79"/>
+    <w:bookmarkStart w:id="81" w:name="ref-gauzens2023"/>
     <w:p>
       <w:pPr>
         <w:pStyle w:val="Bibliography"/>
@@ -5579,7 +5605,7 @@
       <w:r>
         <w:t xml:space="preserve"> </w:t>
       </w:r>
-      <w:hyperlink r:id="rId79">
+      <w:hyperlink r:id="rId80">
         <w:r>
           <w:rPr>
             <w:rStyle w:val="Hyperlink"/>
@@ -5617,8 +5643,8 @@
         <w:t xml:space="preserve">, 2766–2773.</w:t>
       </w:r>
     </w:p>
-    <w:bookmarkEnd w:id="80"/>
-    <w:bookmarkStart w:id="82" w:name="ref-gauzens2025"/>
+    <w:bookmarkEnd w:id="81"/>
+    <w:bookmarkStart w:id="83" w:name="ref-gauzens2025"/>
     <w:p>
       <w:pPr>
         <w:pStyle w:val="Bibliography"/>
@@ -5629,7 +5655,7 @@
       <w:r>
         <w:t xml:space="preserve"> </w:t>
       </w:r>
-      <w:hyperlink r:id="rId81">
+      <w:hyperlink r:id="rId82">
         <w:r>
           <w:rPr>
             <w:rStyle w:val="Hyperlink"/>
@@ -5654,8 +5680,8 @@
         <w:t xml:space="preserve">, 1–10.</w:t>
       </w:r>
     </w:p>
-    <w:bookmarkEnd w:id="82"/>
-    <w:bookmarkStart w:id="84" w:name="ref-gilman2010"/>
+    <w:bookmarkEnd w:id="83"/>
+    <w:bookmarkStart w:id="85" w:name="ref-gilman2010"/>
     <w:p>
       <w:pPr>
         <w:pStyle w:val="Bibliography"/>
@@ -5666,7 +5692,7 @@
       <w:r>
         <w:t xml:space="preserve"> </w:t>
       </w:r>
-      <w:hyperlink r:id="rId83">
+      <w:hyperlink r:id="rId84">
         <w:r>
           <w:rPr>
             <w:rStyle w:val="Hyperlink"/>
@@ -5704,8 +5730,8 @@
         <w:t xml:space="preserve">, 325–331.</w:t>
       </w:r>
     </w:p>
-    <w:bookmarkEnd w:id="84"/>
-    <w:bookmarkStart w:id="86" w:name="ref-gravel2019"/>
+    <w:bookmarkEnd w:id="85"/>
+    <w:bookmarkStart w:id="87" w:name="ref-gravel2019"/>
     <w:p>
       <w:pPr>
         <w:pStyle w:val="Bibliography"/>
@@ -5716,7 +5742,7 @@
       <w:r>
         <w:t xml:space="preserve"> </w:t>
       </w:r>
-      <w:hyperlink r:id="rId85">
+      <w:hyperlink r:id="rId86">
         <w:r>
           <w:rPr>
             <w:rStyle w:val="Hyperlink"/>
@@ -5754,8 +5780,8 @@
         <w:t xml:space="preserve">, 401–415.</w:t>
       </w:r>
     </w:p>
-    <w:bookmarkEnd w:id="86"/>
-    <w:bookmarkStart w:id="88" w:name="ref-guimarães2020"/>
+    <w:bookmarkEnd w:id="87"/>
+    <w:bookmarkStart w:id="89" w:name="ref-guimarães2020"/>
     <w:p>
       <w:pPr>
         <w:pStyle w:val="Bibliography"/>
@@ -5766,7 +5792,7 @@
       <w:r>
         <w:t xml:space="preserve"> </w:t>
       </w:r>
-      <w:hyperlink r:id="rId87">
+      <w:hyperlink r:id="rId88">
         <w:r>
           <w:rPr>
             <w:rStyle w:val="Hyperlink"/>
@@ -5804,8 +5830,8 @@
         <w:t xml:space="preserve">.</w:t>
       </w:r>
     </w:p>
-    <w:bookmarkEnd w:id="88"/>
-    <w:bookmarkStart w:id="90" w:name="ref-hao2025"/>
+    <w:bookmarkEnd w:id="89"/>
+    <w:bookmarkStart w:id="91" w:name="ref-hao2025"/>
     <w:p>
       <w:pPr>
         <w:pStyle w:val="Bibliography"/>
@@ -5816,7 +5842,7 @@
       <w:r>
         <w:t xml:space="preserve"> </w:t>
       </w:r>
-      <w:hyperlink r:id="rId89">
+      <w:hyperlink r:id="rId90">
         <w:r>
           <w:rPr>
             <w:rStyle w:val="Hyperlink"/>
@@ -5854,8 +5880,8 @@
         <w:t xml:space="preserve">, e70061.</w:t>
       </w:r>
     </w:p>
-    <w:bookmarkEnd w:id="90"/>
-    <w:bookmarkStart w:id="92" w:name="ref-jordano2016"/>
+    <w:bookmarkEnd w:id="91"/>
+    <w:bookmarkStart w:id="93" w:name="ref-jordano2016"/>
     <w:p>
       <w:pPr>
         <w:pStyle w:val="Bibliography"/>
@@ -5866,7 +5892,7 @@
       <w:r>
         <w:t xml:space="preserve"> </w:t>
       </w:r>
-      <w:hyperlink r:id="rId91">
+      <w:hyperlink r:id="rId92">
         <w:r>
           <w:rPr>
             <w:rStyle w:val="Hyperlink"/>
@@ -5891,8 +5917,8 @@
         <w:t xml:space="preserve">.</w:t>
       </w:r>
     </w:p>
-    <w:bookmarkEnd w:id="92"/>
-    <w:bookmarkStart w:id="94" w:name="ref-karapunar2026"/>
+    <w:bookmarkEnd w:id="93"/>
+    <w:bookmarkStart w:id="95" w:name="ref-karapunar2026"/>
     <w:p>
       <w:pPr>
         <w:pStyle w:val="Bibliography"/>
@@ -5903,7 +5929,7 @@
       <w:r>
         <w:t xml:space="preserve"> </w:t>
       </w:r>
-      <w:hyperlink r:id="rId93">
+      <w:hyperlink r:id="rId94">
         <w:r>
           <w:rPr>
             <w:rStyle w:val="Hyperlink"/>
@@ -5928,8 +5954,8 @@
         <w:t xml:space="preserve">.</w:t>
       </w:r>
     </w:p>
-    <w:bookmarkEnd w:id="94"/>
-    <w:bookmarkStart w:id="96" w:name="ref-kemp2024"/>
+    <w:bookmarkEnd w:id="95"/>
+    <w:bookmarkStart w:id="97" w:name="ref-kemp2024"/>
     <w:p>
       <w:pPr>
         <w:pStyle w:val="Bibliography"/>
@@ -5940,7 +5966,7 @@
       <w:r>
         <w:t xml:space="preserve"> </w:t>
       </w:r>
-      <w:hyperlink r:id="rId95">
+      <w:hyperlink r:id="rId96">
         <w:r>
           <w:rPr>
             <w:rStyle w:val="Hyperlink"/>
@@ -5978,8 +6004,8 @@
         <w:t xml:space="preserve">, 104946.</w:t>
       </w:r>
     </w:p>
-    <w:bookmarkEnd w:id="96"/>
-    <w:bookmarkStart w:id="98" w:name="ref-little1995"/>
+    <w:bookmarkEnd w:id="97"/>
+    <w:bookmarkStart w:id="99" w:name="ref-little1995"/>
     <w:p>
       <w:pPr>
         <w:pStyle w:val="Bibliography"/>
@@ -5990,7 +6016,7 @@
       <w:r>
         <w:t xml:space="preserve"> </w:t>
       </w:r>
-      <w:hyperlink r:id="rId97">
+      <w:hyperlink r:id="rId98">
         <w:r>
           <w:rPr>
             <w:rStyle w:val="Hyperlink"/>
@@ -6028,8 +6054,8 @@
         <w:t xml:space="preserve">, 495.</w:t>
       </w:r>
     </w:p>
-    <w:bookmarkEnd w:id="98"/>
-    <w:bookmarkStart w:id="100" w:name="ref-marjakangas2025"/>
+    <w:bookmarkEnd w:id="99"/>
+    <w:bookmarkStart w:id="101" w:name="ref-marjakangas2025"/>
     <w:p>
       <w:pPr>
         <w:pStyle w:val="Bibliography"/>
@@ -6040,7 +6066,7 @@
       <w:r>
         <w:t xml:space="preserve"> </w:t>
       </w:r>
-      <w:hyperlink r:id="rId99">
+      <w:hyperlink r:id="rId100">
         <w:r>
           <w:rPr>
             <w:rStyle w:val="Hyperlink"/>
@@ -6078,8 +6104,8 @@
         <w:t xml:space="preserve">, e70146.</w:t>
       </w:r>
     </w:p>
-    <w:bookmarkEnd w:id="100"/>
-    <w:bookmarkStart w:id="102" w:name="ref-michalska-smith2019"/>
+    <w:bookmarkEnd w:id="101"/>
+    <w:bookmarkStart w:id="103" w:name="ref-michalska-smith2019"/>
     <w:p>
       <w:pPr>
         <w:pStyle w:val="Bibliography"/>
@@ -6090,7 +6116,7 @@
       <w:r>
         <w:t xml:space="preserve"> </w:t>
       </w:r>
-      <w:hyperlink r:id="rId101">
+      <w:hyperlink r:id="rId102">
         <w:r>
           <w:rPr>
             <w:rStyle w:val="Hyperlink"/>
@@ -6128,8 +6154,8 @@
         <w:t xml:space="preserve">, e1007076.</w:t>
       </w:r>
     </w:p>
-    <w:bookmarkEnd w:id="102"/>
-    <w:bookmarkStart w:id="104" w:name="ref-milo2002"/>
+    <w:bookmarkEnd w:id="103"/>
+    <w:bookmarkStart w:id="105" w:name="ref-milo2002"/>
     <w:p>
       <w:pPr>
         <w:pStyle w:val="Bibliography"/>
@@ -6140,7 +6166,7 @@
       <w:r>
         <w:t xml:space="preserve"> </w:t>
       </w:r>
-      <w:hyperlink r:id="rId103">
+      <w:hyperlink r:id="rId104">
         <w:r>
           <w:rPr>
             <w:rStyle w:val="Hyperlink"/>
@@ -6178,8 +6204,8 @@
         <w:t xml:space="preserve">, 824–827.</w:t>
       </w:r>
     </w:p>
-    <w:bookmarkEnd w:id="104"/>
-    <w:bookmarkStart w:id="106" w:name="ref-morales-castilla2015"/>
+    <w:bookmarkEnd w:id="105"/>
+    <w:bookmarkStart w:id="107" w:name="ref-morales-castilla2015"/>
     <w:p>
       <w:pPr>
         <w:pStyle w:val="Bibliography"/>
@@ -6190,7 +6216,7 @@
       <w:r>
         <w:t xml:space="preserve"> </w:t>
       </w:r>
-      <w:hyperlink r:id="rId105">
+      <w:hyperlink r:id="rId106">
         <w:r>
           <w:rPr>
             <w:rStyle w:val="Hyperlink"/>
@@ -6228,8 +6254,8 @@
         <w:t xml:space="preserve">, 347–356.</w:t>
       </w:r>
     </w:p>
-    <w:bookmarkEnd w:id="106"/>
-    <w:bookmarkStart w:id="108" w:name="ref-pellissier2018"/>
+    <w:bookmarkEnd w:id="107"/>
+    <w:bookmarkStart w:id="109" w:name="ref-pellissier2018"/>
     <w:p>
       <w:pPr>
         <w:pStyle w:val="Bibliography"/>
@@ -6240,7 +6266,7 @@
       <w:r>
         <w:t xml:space="preserve"> </w:t>
       </w:r>
-      <w:hyperlink r:id="rId107">
+      <w:hyperlink r:id="rId108">
         <w:r>
           <w:rPr>
             <w:rStyle w:val="Hyperlink"/>
@@ -6278,8 +6304,8 @@
         <w:t xml:space="preserve">, 785–800.</w:t>
       </w:r>
     </w:p>
-    <w:bookmarkEnd w:id="108"/>
-    <w:bookmarkStart w:id="110" w:name="ref-petchey2011"/>
+    <w:bookmarkEnd w:id="109"/>
+    <w:bookmarkStart w:id="111" w:name="ref-petchey2011"/>
     <w:p>
       <w:pPr>
         <w:pStyle w:val="Bibliography"/>
@@ -6290,7 +6316,7 @@
       <w:r>
         <w:t xml:space="preserve"> </w:t>
       </w:r>
-      <w:hyperlink r:id="rId109">
+      <w:hyperlink r:id="rId110">
         <w:r>
           <w:rPr>
             <w:rStyle w:val="Hyperlink"/>
@@ -6328,8 +6354,8 @@
         <w:t xml:space="preserve">, 169–171.</w:t>
       </w:r>
     </w:p>
-    <w:bookmarkEnd w:id="110"/>
-    <w:bookmarkStart w:id="112" w:name="ref-petchey2008"/>
+    <w:bookmarkEnd w:id="111"/>
+    <w:bookmarkStart w:id="113" w:name="ref-petchey2008"/>
     <w:p>
       <w:pPr>
         <w:pStyle w:val="Bibliography"/>
@@ -6340,7 +6366,7 @@
       <w:r>
         <w:t xml:space="preserve"> </w:t>
       </w:r>
-      <w:hyperlink r:id="rId111">
+      <w:hyperlink r:id="rId112">
         <w:r>
           <w:rPr>
             <w:rStyle w:val="Hyperlink"/>
@@ -6378,8 +6404,8 @@
         <w:t xml:space="preserve">, 4191–4196.</w:t>
       </w:r>
     </w:p>
-    <w:bookmarkEnd w:id="112"/>
-    <w:bookmarkStart w:id="114" w:name="ref-poisot2021"/>
+    <w:bookmarkEnd w:id="113"/>
+    <w:bookmarkStart w:id="115" w:name="ref-poisot2021"/>
     <w:p>
       <w:pPr>
         <w:pStyle w:val="Bibliography"/>
@@ -6390,7 +6416,7 @@
       <w:r>
         <w:t xml:space="preserve"> </w:t>
       </w:r>
-      <w:hyperlink r:id="rId113">
+      <w:hyperlink r:id="rId114">
         <w:r>
           <w:rPr>
             <w:rStyle w:val="Hyperlink"/>
@@ -6415,8 +6441,8 @@
         <w:t xml:space="preserve">, jbi.14127.</w:t>
       </w:r>
     </w:p>
-    <w:bookmarkEnd w:id="114"/>
-    <w:bookmarkStart w:id="116" w:name="ref-poisot2012a"/>
+    <w:bookmarkEnd w:id="115"/>
+    <w:bookmarkStart w:id="117" w:name="ref-poisot2012a"/>
     <w:p>
       <w:pPr>
         <w:pStyle w:val="Bibliography"/>
@@ -6427,7 +6453,7 @@
       <w:r>
         <w:t xml:space="preserve"> </w:t>
       </w:r>
-      <w:hyperlink r:id="rId115">
+      <w:hyperlink r:id="rId116">
         <w:r>
           <w:rPr>
             <w:rStyle w:val="Hyperlink"/>
@@ -6465,8 +6491,8 @@
         <w:t xml:space="preserve">, 1353–1361.</w:t>
       </w:r>
     </w:p>
-    <w:bookmarkEnd w:id="116"/>
-    <w:bookmarkStart w:id="118" w:name="ref-poisot2016"/>
+    <w:bookmarkEnd w:id="117"/>
+    <w:bookmarkStart w:id="119" w:name="ref-poisot2016"/>
     <w:p>
       <w:pPr>
         <w:pStyle w:val="Bibliography"/>
@@ -6477,7 +6503,7 @@
       <w:r>
         <w:t xml:space="preserve"> </w:t>
       </w:r>
-      <w:hyperlink r:id="rId117">
+      <w:hyperlink r:id="rId118">
         <w:r>
           <w:rPr>
             <w:rStyle w:val="Hyperlink"/>
@@ -6515,8 +6541,8 @@
         <w:t xml:space="preserve">, 303312.</w:t>
       </w:r>
     </w:p>
-    <w:bookmarkEnd w:id="118"/>
-    <w:bookmarkStart w:id="120" w:name="ref-poisot2014"/>
+    <w:bookmarkEnd w:id="119"/>
+    <w:bookmarkStart w:id="121" w:name="ref-poisot2014"/>
     <w:p>
       <w:pPr>
         <w:pStyle w:val="Bibliography"/>
@@ -6527,7 +6553,7 @@
       <w:r>
         <w:t xml:space="preserve"> </w:t>
       </w:r>
-      <w:hyperlink r:id="rId119">
+      <w:hyperlink r:id="rId120">
         <w:r>
           <w:rPr>
             <w:rStyle w:val="Hyperlink"/>
@@ -6565,8 +6591,8 @@
         <w:t xml:space="preserve">, e251.</w:t>
       </w:r>
     </w:p>
-    <w:bookmarkEnd w:id="120"/>
-    <w:bookmarkStart w:id="122" w:name="ref-poisot2015"/>
+    <w:bookmarkEnd w:id="121"/>
+    <w:bookmarkStart w:id="123" w:name="ref-poisot2015"/>
     <w:p>
       <w:pPr>
         <w:pStyle w:val="Bibliography"/>
@@ -6577,7 +6603,7 @@
       <w:r>
         <w:t xml:space="preserve"> </w:t>
       </w:r>
-      <w:hyperlink r:id="rId121">
+      <w:hyperlink r:id="rId122">
         <w:r>
           <w:rPr>
             <w:rStyle w:val="Hyperlink"/>
@@ -6615,8 +6641,8 @@
         <w:t xml:space="preserve">, 243–251.</w:t>
       </w:r>
     </w:p>
-    <w:bookmarkEnd w:id="122"/>
-    <w:bookmarkStart w:id="124" w:name="ref-RCoreTeam2024"/>
+    <w:bookmarkEnd w:id="123"/>
+    <w:bookmarkStart w:id="125" w:name="ref-RCoreTeam2024"/>
     <w:p>
       <w:pPr>
         <w:pStyle w:val="Bibliography"/>
@@ -6627,7 +6653,7 @@
       <w:r>
         <w:t xml:space="preserve"> </w:t>
       </w:r>
-      <w:hyperlink r:id="rId123">
+      <w:hyperlink r:id="rId124">
         <w:r>
           <w:rPr>
             <w:rStyle w:val="Hyperlink"/>
@@ -6641,8 +6667,8 @@
         <w:t xml:space="preserve">, R Foundation for Statistical Computing, Vienna, Austria.</w:t>
       </w:r>
     </w:p>
-    <w:bookmarkEnd w:id="124"/>
-    <w:bookmarkStart w:id="126" w:name="ref-rohr2010"/>
+    <w:bookmarkEnd w:id="125"/>
+    <w:bookmarkStart w:id="127" w:name="ref-rohr2010"/>
     <w:p>
       <w:pPr>
         <w:pStyle w:val="Bibliography"/>
@@ -6653,7 +6679,7 @@
       <w:r>
         <w:t xml:space="preserve"> </w:t>
       </w:r>
-      <w:hyperlink r:id="rId125">
+      <w:hyperlink r:id="rId126">
         <w:r>
           <w:rPr>
             <w:rStyle w:val="Hyperlink"/>
@@ -6688,8 +6714,8 @@
         <w:t xml:space="preserve">, 170–177.</w:t>
       </w:r>
     </w:p>
-    <w:bookmarkEnd w:id="126"/>
-    <w:bookmarkStart w:id="128" w:name="ref-roopnarine2006"/>
+    <w:bookmarkEnd w:id="127"/>
+    <w:bookmarkStart w:id="129" w:name="ref-roopnarine2006"/>
     <w:p>
       <w:pPr>
         <w:pStyle w:val="Bibliography"/>
@@ -6700,7 +6726,7 @@
       <w:r>
         <w:t xml:space="preserve"> </w:t>
       </w:r>
-      <w:hyperlink r:id="rId127">
+      <w:hyperlink r:id="rId128">
         <w:r>
           <w:rPr>
             <w:rStyle w:val="Hyperlink"/>
@@ -6738,8 +6764,8 @@
         <w:t xml:space="preserve">, 1–19.</w:t>
       </w:r>
     </w:p>
-    <w:bookmarkEnd w:id="128"/>
-    <w:bookmarkStart w:id="130" w:name="ref-sandra2025"/>
+    <w:bookmarkEnd w:id="129"/>
+    <w:bookmarkStart w:id="131" w:name="ref-sandra2025"/>
     <w:p>
       <w:pPr>
         <w:pStyle w:val="Bibliography"/>
@@ -6750,7 +6776,7 @@
       <w:r>
         <w:t xml:space="preserve"> </w:t>
       </w:r>
-      <w:hyperlink r:id="rId129">
+      <w:hyperlink r:id="rId130">
         <w:r>
           <w:rPr>
             <w:rStyle w:val="Hyperlink"/>
@@ -6775,8 +6801,8 @@
         <w:t xml:space="preserve">, 103183.</w:t>
       </w:r>
     </w:p>
-    <w:bookmarkEnd w:id="130"/>
-    <w:bookmarkStart w:id="132" w:name="ref-schneider2016"/>
+    <w:bookmarkEnd w:id="131"/>
+    <w:bookmarkStart w:id="133" w:name="ref-schneider2016"/>
     <w:p>
       <w:pPr>
         <w:pStyle w:val="Bibliography"/>
@@ -6787,7 +6813,7 @@
       <w:r>
         <w:t xml:space="preserve"> </w:t>
       </w:r>
-      <w:hyperlink r:id="rId131">
+      <w:hyperlink r:id="rId132">
         <w:r>
           <w:rPr>
             <w:rStyle w:val="Hyperlink"/>
@@ -6825,8 +6851,8 @@
         <w:t xml:space="preserve">, 12718.</w:t>
       </w:r>
     </w:p>
-    <w:bookmarkEnd w:id="132"/>
-    <w:bookmarkStart w:id="134" w:name="ref-shaw2024"/>
+    <w:bookmarkEnd w:id="133"/>
+    <w:bookmarkStart w:id="135" w:name="ref-shaw2024"/>
     <w:p>
       <w:pPr>
         <w:pStyle w:val="Bibliography"/>
@@ -6837,7 +6863,7 @@
       <w:r>
         <w:t xml:space="preserve"> </w:t>
       </w:r>
-      <w:hyperlink r:id="rId133">
+      <w:hyperlink r:id="rId134">
         <w:r>
           <w:rPr>
             <w:rStyle w:val="Hyperlink"/>
@@ -6849,8 +6875,8 @@
         <w:t xml:space="preserve">. 2024.01.30.578036.</w:t>
       </w:r>
     </w:p>
-    <w:bookmarkEnd w:id="134"/>
-    <w:bookmarkStart w:id="136" w:name="ref-smith2025"/>
+    <w:bookmarkEnd w:id="135"/>
+    <w:bookmarkStart w:id="137" w:name="ref-smith2025"/>
     <w:p>
       <w:pPr>
         <w:pStyle w:val="Bibliography"/>
@@ -6861,7 +6887,7 @@
       <w:r>
         <w:t xml:space="preserve"> </w:t>
       </w:r>
-      <w:hyperlink r:id="rId135">
+      <w:hyperlink r:id="rId136">
         <w:r>
           <w:rPr>
             <w:rStyle w:val="Hyperlink"/>
@@ -6905,8 +6931,8 @@
         <w:t xml:space="preserve">, e70113.</w:t>
       </w:r>
     </w:p>
-    <w:bookmarkEnd w:id="136"/>
-    <w:bookmarkStart w:id="138" w:name="ref-stouffer2019"/>
+    <w:bookmarkEnd w:id="137"/>
+    <w:bookmarkStart w:id="139" w:name="ref-stouffer2019"/>
     <w:p>
       <w:pPr>
         <w:pStyle w:val="Bibliography"/>
@@ -6917,7 +6943,7 @@
       <w:r>
         <w:t xml:space="preserve"> </w:t>
       </w:r>
-      <w:hyperlink r:id="rId137">
+      <w:hyperlink r:id="rId138">
         <w:r>
           <w:rPr>
             <w:rStyle w:val="Hyperlink"/>
@@ -6955,8 +6981,8 @@
         <w:t xml:space="preserve">, 192–195.</w:t>
       </w:r>
     </w:p>
-    <w:bookmarkEnd w:id="138"/>
-    <w:bookmarkStart w:id="140" w:name="ref-stouffer2007"/>
+    <w:bookmarkEnd w:id="139"/>
+    <w:bookmarkStart w:id="141" w:name="ref-stouffer2007"/>
     <w:p>
       <w:pPr>
         <w:pStyle w:val="Bibliography"/>
@@ -6967,7 +6993,7 @@
       <w:r>
         <w:t xml:space="preserve"> </w:t>
       </w:r>
-      <w:hyperlink r:id="rId139">
+      <w:hyperlink r:id="rId140">
         <w:r>
           <w:rPr>
             <w:rStyle w:val="Hyperlink"/>
@@ -7005,8 +7031,8 @@
         <w:t xml:space="preserve">, 1931–1940.</w:t>
       </w:r>
     </w:p>
-    <w:bookmarkEnd w:id="140"/>
-    <w:bookmarkStart w:id="142" w:name="ref-strydom2021"/>
+    <w:bookmarkEnd w:id="141"/>
+    <w:bookmarkStart w:id="143" w:name="ref-strydom2021"/>
     <w:p>
       <w:pPr>
         <w:pStyle w:val="Bibliography"/>
@@ -7017,7 +7043,7 @@
       <w:r>
         <w:t xml:space="preserve"> </w:t>
       </w:r>
-      <w:hyperlink r:id="rId141">
+      <w:hyperlink r:id="rId142">
         <w:r>
           <w:rPr>
             <w:rStyle w:val="Hyperlink"/>
@@ -7055,8 +7081,8 @@
         <w:t xml:space="preserve">, 20210063.</w:t>
       </w:r>
     </w:p>
-    <w:bookmarkEnd w:id="142"/>
-    <w:bookmarkStart w:id="144" w:name="ref-strydom2026"/>
+    <w:bookmarkEnd w:id="143"/>
+    <w:bookmarkStart w:id="145" w:name="ref-strydom2026"/>
     <w:p>
       <w:pPr>
         <w:pStyle w:val="Bibliography"/>
@@ -7067,7 +7093,7 @@
       <w:r>
         <w:t xml:space="preserve"> </w:t>
       </w:r>
-      <w:hyperlink r:id="rId143">
+      <w:hyperlink r:id="rId144">
         <w:r>
           <w:rPr>
             <w:rStyle w:val="Hyperlink"/>
@@ -7092,8 +7118,8 @@
         <w:t xml:space="preserve">.</w:t>
       </w:r>
     </w:p>
-    <w:bookmarkEnd w:id="144"/>
-    <w:bookmarkStart w:id="146" w:name="ref-thuiller2024"/>
+    <w:bookmarkEnd w:id="145"/>
+    <w:bookmarkStart w:id="147" w:name="ref-thuiller2024"/>
     <w:p>
       <w:pPr>
         <w:pStyle w:val="Bibliography"/>
@@ -7104,7 +7130,7 @@
       <w:r>
         <w:t xml:space="preserve"> </w:t>
       </w:r>
-      <w:hyperlink r:id="rId145">
+      <w:hyperlink r:id="rId146">
         <w:r>
           <w:rPr>
             <w:rStyle w:val="Hyperlink"/>
@@ -7142,8 +7168,8 @@
         <w:t xml:space="preserve">, 550–559.</w:t>
       </w:r>
     </w:p>
-    <w:bookmarkEnd w:id="146"/>
-    <w:bookmarkStart w:id="148" w:name="ref-trøjelsgaard2016"/>
+    <w:bookmarkEnd w:id="147"/>
+    <w:bookmarkStart w:id="149" w:name="ref-trøjelsgaard2016"/>
     <w:p>
       <w:pPr>
         <w:pStyle w:val="Bibliography"/>
@@ -7154,7 +7180,7 @@
       <w:r>
         <w:t xml:space="preserve"> </w:t>
       </w:r>
-      <w:hyperlink r:id="rId147">
+      <w:hyperlink r:id="rId148">
         <w:r>
           <w:rPr>
             <w:rStyle w:val="Hyperlink"/>
@@ -7192,8 +7218,8 @@
         <w:t xml:space="preserve">, 1926–1935.</w:t>
       </w:r>
     </w:p>
-    <w:bookmarkEnd w:id="148"/>
-    <w:bookmarkStart w:id="150" w:name="ref-tylianakis2008"/>
+    <w:bookmarkEnd w:id="149"/>
+    <w:bookmarkStart w:id="151" w:name="ref-tylianakis2008"/>
     <w:p>
       <w:pPr>
         <w:pStyle w:val="Bibliography"/>
@@ -7204,7 +7230,7 @@
       <w:r>
         <w:t xml:space="preserve"> </w:t>
       </w:r>
-      <w:hyperlink r:id="rId149">
+      <w:hyperlink r:id="rId150">
         <w:r>
           <w:rPr>
             <w:rStyle w:val="Hyperlink"/>
@@ -7242,8 +7268,8 @@
         <w:t xml:space="preserve">, 1351–1363.</w:t>
       </w:r>
     </w:p>
-    <w:bookmarkEnd w:id="150"/>
-    <w:bookmarkStart w:id="152" w:name="ref-tylianakis2017"/>
+    <w:bookmarkEnd w:id="151"/>
+    <w:bookmarkStart w:id="153" w:name="ref-tylianakis2017"/>
     <w:p>
       <w:pPr>
         <w:pStyle w:val="Bibliography"/>
@@ -7254,7 +7280,7 @@
       <w:r>
         <w:t xml:space="preserve"> </w:t>
       </w:r>
-      <w:hyperlink r:id="rId151">
+      <w:hyperlink r:id="rId152">
         <w:r>
           <w:rPr>
             <w:rStyle w:val="Hyperlink"/>
@@ -7292,8 +7318,8 @@
         <w:t xml:space="preserve">, 25–48.</w:t>
       </w:r>
     </w:p>
-    <w:bookmarkEnd w:id="152"/>
-    <w:bookmarkStart w:id="154" w:name="ref-williams2000"/>
+    <w:bookmarkEnd w:id="153"/>
+    <w:bookmarkStart w:id="155" w:name="ref-williams2000"/>
     <w:p>
       <w:pPr>
         <w:pStyle w:val="Bibliography"/>
@@ -7304,7 +7330,7 @@
       <w:r>
         <w:t xml:space="preserve"> </w:t>
       </w:r>
-      <w:hyperlink r:id="rId153">
+      <w:hyperlink r:id="rId154">
         <w:r>
           <w:rPr>
             <w:rStyle w:val="Hyperlink"/>
@@ -7342,8 +7368,8 @@
         <w:t xml:space="preserve">, 180–183.</w:t>
       </w:r>
     </w:p>
-    <w:bookmarkEnd w:id="154"/>
-    <w:bookmarkStart w:id="156" w:name="ref-williams2004"/>
+    <w:bookmarkEnd w:id="155"/>
+    <w:bookmarkStart w:id="157" w:name="ref-williams2004"/>
     <w:p>
       <w:pPr>
         <w:pStyle w:val="Bibliography"/>
@@ -7354,7 +7380,7 @@
       <w:r>
         <w:t xml:space="preserve"> </w:t>
       </w:r>
-      <w:hyperlink r:id="rId155">
+      <w:hyperlink r:id="rId156">
         <w:r>
           <w:rPr>
             <w:rStyle w:val="Hyperlink"/>
@@ -7392,8 +7418,8 @@
         <w:t xml:space="preserve">, 297–303.</w:t>
       </w:r>
     </w:p>
-    <w:bookmarkEnd w:id="156"/>
-    <w:bookmarkStart w:id="158" w:name="ref-williams2008"/>
+    <w:bookmarkEnd w:id="157"/>
+    <w:bookmarkStart w:id="159" w:name="ref-williams2008"/>
     <w:p>
       <w:pPr>
         <w:pStyle w:val="Bibliography"/>
@@ -7404,7 +7430,7 @@
       <w:r>
         <w:t xml:space="preserve"> </w:t>
       </w:r>
-      <w:hyperlink r:id="rId157">
+      <w:hyperlink r:id="rId158">
         <w:r>
           <w:rPr>
             <w:rStyle w:val="Hyperlink"/>
@@ -7442,8 +7468,8 @@
         <w:t xml:space="preserve">, 512–519.</w:t>
       </w:r>
     </w:p>
-    <w:bookmarkEnd w:id="158"/>
-    <w:bookmarkStart w:id="160" w:name="ref-yeakel2014"/>
+    <w:bookmarkEnd w:id="159"/>
+    <w:bookmarkStart w:id="161" w:name="ref-yeakel2014"/>
     <w:p>
       <w:pPr>
         <w:pStyle w:val="Bibliography"/>
@@ -7454,7 +7480,7 @@
       <w:r>
         <w:t xml:space="preserve"> </w:t>
       </w:r>
-      <w:hyperlink r:id="rId159">
+      <w:hyperlink r:id="rId160">
         <w:r>
           <w:rPr>
             <w:rStyle w:val="Hyperlink"/>
@@ -7492,9 +7518,9 @@
         <w:t xml:space="preserve">, 14472–14477.</w:t>
       </w:r>
     </w:p>
-    <w:bookmarkEnd w:id="160"/>
     <w:bookmarkEnd w:id="161"/>
     <w:bookmarkEnd w:id="162"/>
+    <w:bookmarkEnd w:id="163"/>
     <w:sectPr>
       <w:footnotePr>
         <w:numRestart w:val="eachSect"/>

--- a/index.docx
+++ b/index.docx
@@ -87,7 +87,7 @@
         <w:pStyle w:val="Date"/>
       </w:pPr>
       <w:r>
-        <w:t xml:space="preserve">2026-05-29</w:t>
+        <w:t xml:space="preserve">2026-06-01</w:t>
       </w:r>
     </w:p>
     <w:p>
@@ -188,7 +188,7 @@
         <w:pStyle w:val="Abstract"/>
       </w:pPr>
       <w:r>
-        <w:t xml:space="preserve">We reconstructed four successive assemblages from an identical species pool using six contrasting food web reconstruction approaches spanning feasible (trait-based), realised (allometric and energetic), and structural (topological) network representations. For each community and reconstruction approach, 100 replicate networks were generated. We quantified macro-, meso-, and micro-scale network properties and assessed differences among reconstruction approaches using multivariate analyses. Pairwise interaction turnover was measured using link-based beta diversity. We then simulated species loss under multiple disturbance scenarios, allowing cascading extinctions, and compared predicted community states using mean absolute differences and rank concordance metrics between reconstruction approaches.</w:t>
+        <w:t xml:space="preserve">We reconstructed four successive assemblages from an identical species pool using six contrasting food web reconstruction approaches spanning feasible (trait-based), realised (allometric and energetic), and structural (topological) network representations. For each community and reconstruction approach, 100 replicate networks were generated. We quantified several network properties and assessed differences among reconstruction approaches using multivariate analyses. Pairwise interaction turnover was measured using link-based beta diversity. We then simulated species loss under multiple disturbance scenarios, allowing cascading extinctions, and compared predicted community states using mean absolute differences and rank concordance metrics between reconstruction approaches.</w:t>
       </w:r>
     </w:p>
     <w:p>
@@ -517,7 +517,7 @@
         <w:pStyle w:val="BodyText"/>
       </w:pPr>
       <w:r>
-        <w:t xml:space="preserve">Despite rapid methodological development in interaction inference, few studies have directly evaluated how alternative reconstruction frameworks influence macroecological conclusions when applied to the same species pool. This gap is particularly consequential for comparative research, where network metrics are routinely interpreted as indicators of environmental filtering, disturbance intensity, evolutionary history, or community stability</w:t>
+        <w:t xml:space="preserve">Despite rapid methodological development in interaction inference, few studies have directly evaluated how alternative approaches to constructing networks influence macroecological conclusions when applied to the same species pool. This gap is particularly consequential for comparative research, where network metrics are routinely interpreted as indicators of environmental filtering, disturbance intensity, evolutionary history, or community stability</w:t>
       </w:r>
       <w:r>
         <w:t xml:space="preserve"> </w:t>
@@ -704,7 +704,7 @@
         <w:pStyle w:val="BodyText"/>
       </w:pPr>
       <w:r>
-        <w:t xml:space="preserve">Ecological networks have previously been used to infer patterns of community organisation and extinction dynamics across this transition, providing an ideal test case for evaluating the robustness of network-based inferences of community response. In particular, recent work by</w:t>
+        <w:t xml:space="preserve">Ecological networks have previously been used to infer patterns of community organisation and extinction dynamics across this transition, providing an ideal test case for evaluating the robustness of network-based inferences of community response. Recent work by</w:t>
       </w:r>
       <w:r>
         <w:t xml:space="preserve"> </w:t>
@@ -732,7 +732,7 @@
         <w:t xml:space="preserve"> </w:t>
       </w:r>
       <w:r>
-        <w:t xml:space="preserve">has used reconstructed food webs to draw ecological conclusions about community stability and collapse during this event. This creates a rare opportunity to ask a more general question: to what extent are such inferences contingent on the specific reconstruction framework used to generate the network?</w:t>
+        <w:t xml:space="preserve">has used reconstructed food webs to draw ecological conclusions about community stability and collapse during this event. This creates a rare opportunity to ask a more general question - to what extent are such inferences contingent on the specific reconstruction framework used to generate the network?</w:t>
       </w:r>
     </w:p>
     <w:p>
@@ -792,7 +792,7 @@
         <w:pStyle w:val="FirstParagraph"/>
       </w:pPr>
       <w:r>
-        <w:t xml:space="preserve">We used fossil occurrence data from the Cleveland Basin, UK, spanning the late Pliensbachian to the late Toarcian. This interval encompasses a major volcanic-driven hyperthermal and marine extinction event. To capture network dynamics across this transition, we defined four successive palaeo-assemblages: pre-extinction (Pliensbachian), post-extinction (early Toarcian), early recovery (early–middle Toarcian) and late recovery (late Toarcian). Each taxon was characterized using their size and Bambach’s ecospace framework</w:t>
+        <w:t xml:space="preserve">We used fossil occurrence data from the Cleveland Basin, UK, spanning the late Pliensbachian to the late Toarcian. This interval encompasses a major volcanic-driven hyperthermal and marine extinction event. To capture network dynamics across this transition, we defined four successive palaeo-assemblages: pre-extinction (Pliensbachian), post-extinction (early Toarcian), early recovery (early–middle Toarcian) and late recovery (late Toarcian). Each taxon was characterised using their size and Bambach’s ecospace framework</w:t>
       </w:r>
       <w:r>
         <w:t xml:space="preserve"> </w:t>
@@ -852,7 +852,35 @@
         <w:t xml:space="preserve"> </w:t>
       </w:r>
       <w:r>
-        <w:t xml:space="preserve">cephalopods, bivalves, and gastropods).</w:t>
+        <w:t xml:space="preserve">cephalopods, bivalves, and gastropods). See</w:t>
+      </w:r>
+      <w:r>
+        <w:t xml:space="preserve"> </w:t>
+      </w:r>
+      <w:r>
+        <w:t xml:space="preserve">Dunhill</w:t>
+      </w:r>
+      <w:r>
+        <w:t xml:space="preserve"> </w:t>
+      </w:r>
+      <w:r>
+        <w:rPr>
+          <w:i/>
+          <w:iCs/>
+        </w:rPr>
+        <w:t xml:space="preserve">et al.</w:t>
+      </w:r>
+      <w:r>
+        <w:t xml:space="preserve"> </w:t>
+      </w:r>
+      <w:r>
+        <w:t xml:space="preserve">(2024)</w:t>
+      </w:r>
+      <w:r>
+        <w:t xml:space="preserve"> </w:t>
+      </w:r>
+      <w:r>
+        <w:t xml:space="preserve">for detailed descriptions of the dataset, including taxonomic composition, trait coding, and temporal resolution.</w:t>
       </w:r>
     </w:p>
     <w:bookmarkEnd w:id="10"/>
@@ -887,7 +915,7 @@
         <w:pStyle w:val="BodyText"/>
       </w:pPr>
       <w:r>
-        <w:t xml:space="preserve">Feasibility-based models infer the set of potential interactions among species based on trait compatibility or mechanistic rules. These approaches define a feasible interaction space by identifying which consumer–resource pairs are biologically possible, without specifying which interactions are realised in a given community. In palaeoecological contexts, where direct observation of interactions is not possible, such models provide a biologically grounded, formalised representation, of</w:t>
+        <w:t xml:space="preserve">Feasibility-based models infer the set of potential interactions among species based on trait compatibility or mechanistic rules. These approaches define a feasible interaction space by identifying which consumer–resource pairs are biologically possible, without specifying which interactions are realised in each community. In palaeoecological contexts, where direct observation of interactions is not possible, such models provide a biologically grounded, formalised representation, of</w:t>
       </w:r>
       <w:r>
         <w:t xml:space="preserve"> </w:t>
@@ -1057,7 +1085,7 @@
         </w:r>
       </w:hyperlink>
       <w:r>
-        <w:t xml:space="preserve">) and, critically, to sample distinct mechanistic interpretations of trophic interactions rather than exhaustively include all available implementations. Specifically, we include: a feasibility-based model (PFWIM), representing trait-constrained interactions; multiple realised models (ADBM, ATN, and Body-size ratio), capturing energetic optimisation, mechanical constraints, and probabilistic allometric structure, respectively; and structural models (Random and Niche), providing theoretical reference points. Although some approaches share common inputs (</w:t>
+        <w:t xml:space="preserve">) to sample distinct mechanistic interpretations of trophic interactions rather than exhaustively include all available implementations. Specifically, we include: a feasibility-based model (PFWIM), representing trait-constrained interactions; multiple realised models (ADBM, ATN, and Body-size ratio), capturing energetic optimisation, mechanical constraints, and probabilistic allometric structure, respectively; and structural models (Random and Niche), providing theoretical reference points. Although some approaches share common inputs (</w:t>
       </w:r>
       <w:r>
         <w:rPr>
@@ -1960,7 +1988,7 @@
         <w:t xml:space="preserve"> </w:t>
       </w:r>
       <w:r>
-        <w:t xml:space="preserve">and excluded the latent trait term, using only the body-mass scaling to determine links between species. Sensitivity of network structure to these parameter choices is evaluated in Supplementary Material S1. The PFWIM generates a deterministic feasible metaweb for a given trait configuration. To allow for statistical analyses we introduced controlled variation in interaction subsets by applying a downsampling procedure that stochastically samples feasible interactions. This step allowed us to introduce statistical variation while still preserving most of the metaweb structure. The choice of downsampling parameter and its effects on network structure are evaluated in Supplementary Material S1.</w:t>
+        <w:t xml:space="preserve">using only the body-mass scaling to determine links between species. Sensitivity of network structure to these parameter choices is evaluated in Supplementary Material S1. The PFWIM generates a deterministic feasible metaweb for a given trait configuration. To allow for statistical analyses we introduced controlled variation in interaction subsets by applying a downsampling procedure that stochastically samples feasible interactions. This step allowed us to introduce statistical variation while still preserving most of the metaweb structure. The choice of downsampling parameter and its effects on network structure are evaluated in Supplementary Material S1.</w:t>
       </w:r>
     </w:p>
     <w:bookmarkEnd w:id="13"/>
@@ -1979,7 +2007,7 @@
         <w:pStyle w:val="FirstParagraph"/>
       </w:pPr>
       <w:r>
-        <w:t xml:space="preserve">We quantified network structure using a suite of macro-, meso-, and micro-scale metrics</w:t>
+        <w:t xml:space="preserve">We quantified network structure using a suite of network metrics</w:t>
       </w:r>
       <w:r>
         <w:t xml:space="preserve"> </w:t>
@@ -2115,10 +2143,9 @@
               <w:tblLook w:firstRow="1" w:lastRow="0" w:firstColumn="0" w:lastColumn="0" w:noHBand="0" w:noVBand="0" w:val="0020"/>
             </w:tblPr>
             <w:tblGrid>
-              <w:gridCol w:w="1952"/>
-              <w:gridCol w:w="2061"/>
-              <w:gridCol w:w="1952"/>
-              <w:gridCol w:w="1952"/>
+              <w:gridCol w:w="2592"/>
+              <w:gridCol w:w="2736"/>
+              <w:gridCol w:w="2592"/>
             </w:tblGrid>
             <w:tr>
               <w:trPr>
@@ -2145,18 +2172,6 @@
                   </w:pPr>
                   <w:r>
                     <w:t xml:space="preserve">Definition</w:t>
-                  </w:r>
-                </w:p>
-              </w:tc>
-              <w:tc>
-                <w:tcPr/>
-                <w:p>
-                  <w:pPr>
-                    <w:pStyle w:val="Compact"/>
-                    <w:jc w:val="center"/>
-                  </w:pPr>
-                  <w:r>
-                    <w:t xml:space="preserve">Scale</w:t>
                   </w:r>
                 </w:p>
               </w:tc>
@@ -2257,16 +2272,8 @@
                     <w:jc w:val="center"/>
                   </w:pPr>
                   <w:r>
-                    <w:t xml:space="preserve">Macro</w:t>
-                  </w:r>
-                </w:p>
-              </w:tc>
-              <w:tc>
-                <w:tcPr/>
-                <w:p>
-                  <w:pPr>
-                    <w:pStyle w:val="Compact"/>
-                  </w:pPr>
+                    <w:t xml:space="preserve">Williams &amp; Martinez (2004)</w:t>
+                  </w:r>
                 </w:p>
               </w:tc>
             </w:tr>
@@ -2292,18 +2299,6 @@
                   </w:pPr>
                   <w:r>
                     <w:t xml:space="preserve">Prey-weighted trophic level averaged across taxa</w:t>
-                  </w:r>
-                </w:p>
-              </w:tc>
-              <w:tc>
-                <w:tcPr/>
-                <w:p>
-                  <w:pPr>
-                    <w:pStyle w:val="Compact"/>
-                    <w:jc w:val="center"/>
-                  </w:pPr>
-                  <w:r>
-                    <w:t xml:space="preserve">Macro</w:t>
                   </w:r>
                 </w:p>
               </w:tc>
@@ -2370,18 +2365,6 @@
                     <w:jc w:val="center"/>
                   </w:pPr>
                   <w:r>
-                    <w:t xml:space="preserve">Meso</w:t>
-                  </w:r>
-                </w:p>
-              </w:tc>
-              <w:tc>
-                <w:tcPr/>
-                <w:p>
-                  <w:pPr>
-                    <w:pStyle w:val="Compact"/>
-                    <w:jc w:val="center"/>
-                  </w:pPr>
-                  <w:r>
                     <w:t xml:space="preserve">Milo</w:t>
                   </w:r>
                   <w:r>
@@ -2478,18 +2461,6 @@
                     <w:jc w:val="center"/>
                   </w:pPr>
                   <w:r>
-                    <w:t xml:space="preserve">Meso</w:t>
-                  </w:r>
-                </w:p>
-              </w:tc>
-              <w:tc>
-                <w:tcPr/>
-                <w:p>
-                  <w:pPr>
-                    <w:pStyle w:val="Compact"/>
-                    <w:jc w:val="center"/>
-                  </w:pPr>
-                  <w:r>
                     <w:t xml:space="preserve">Milo</w:t>
                   </w:r>
                   <w:r>
@@ -2586,18 +2557,6 @@
                     <w:jc w:val="center"/>
                   </w:pPr>
                   <w:r>
-                    <w:t xml:space="preserve">Meso</w:t>
-                  </w:r>
-                </w:p>
-              </w:tc>
-              <w:tc>
-                <w:tcPr/>
-                <w:p>
-                  <w:pPr>
-                    <w:pStyle w:val="Compact"/>
-                    <w:jc w:val="center"/>
-                  </w:pPr>
-                  <w:r>
                     <w:t xml:space="preserve">Milo</w:t>
                   </w:r>
                   <w:r>
@@ -2694,18 +2653,6 @@
                     <w:jc w:val="center"/>
                   </w:pPr>
                   <w:r>
-                    <w:t xml:space="preserve">Meso</w:t>
-                  </w:r>
-                </w:p>
-              </w:tc>
-              <w:tc>
-                <w:tcPr/>
-                <w:p>
-                  <w:pPr>
-                    <w:pStyle w:val="Compact"/>
-                    <w:jc w:val="center"/>
-                  </w:pPr>
-                  <w:r>
                     <w:t xml:space="preserve">Milo</w:t>
                   </w:r>
                   <w:r>
@@ -2802,18 +2749,6 @@
                     <w:jc w:val="center"/>
                   </w:pPr>
                   <w:r>
-                    <w:t xml:space="preserve">Micro</w:t>
-                  </w:r>
-                </w:p>
-              </w:tc>
-              <w:tc>
-                <w:tcPr/>
-                <w:p>
-                  <w:pPr>
-                    <w:pStyle w:val="Compact"/>
-                    <w:jc w:val="center"/>
-                  </w:pPr>
-                  <w:r>
                     <w:t xml:space="preserve">Williams &amp; Martinez (2000)</w:t>
                   </w:r>
                 </w:p>
@@ -2869,18 +2804,6 @@
                     <w:jc w:val="center"/>
                   </w:pPr>
                   <w:r>
-                    <w:t xml:space="preserve">Micro</w:t>
-                  </w:r>
-                </w:p>
-              </w:tc>
-              <w:tc>
-                <w:tcPr/>
-                <w:p>
-                  <w:pPr>
-                    <w:pStyle w:val="Compact"/>
-                    <w:jc w:val="center"/>
-                  </w:pPr>
-                  <w:r>
                     <w:t xml:space="preserve">Williams &amp; Martinez (2000)</w:t>
                   </w:r>
                 </w:p>
@@ -2945,10 +2868,7 @@
         <w:t xml:space="preserve"> </w:t>
       </w:r>
       <w:r>
-        <w:t xml:space="preserve">reconstructed from fossil occurrence data) networks using mean absolute differences (MAD) of food web metrics</w:t>
-      </w:r>
-      <w:r>
-        <w:t xml:space="preserve"> </w:t>
+        <w:t xml:space="preserve">reconstructed from fossil occurrence data) networks using mean absolute differences (MAD) of food web metrics (</w:t>
       </w:r>
       <w:hyperlink w:anchor="tbl-properties">
         <w:r>
@@ -2959,10 +2879,7 @@
         </w:r>
       </w:hyperlink>
       <w:r>
-        <w:t xml:space="preserve"> </w:t>
-      </w:r>
-      <w:r>
-        <w:t xml:space="preserve">and modified true skill statistics (TSS) calculated separately at the node level (species presence/absence) and link level (presence/absence of interactions between species pairs). Scenarios were ranked within each reconstruction framework based on MAD and TSS performance, and Kendall’s rank correlation coefficient (</w:t>
+        <w:t xml:space="preserve">) and modified true skill statistics (TSS) calculated separately at the node level (species presence/absence) and link level (presence/absence of interactions between species pairs). Scenarios were ranked within each reconstruction framework based on MAD and TSS performance, and Kendall’s rank correlation coefficient (</w:t>
       </w:r>
       <m:oMath>
         <m:r>
@@ -3013,7 +2930,7 @@
         <w:t xml:space="preserve"> </w:t>
       </w:r>
       <w:r>
-        <w:t xml:space="preserve">using custom scripts and model implementations provided in Supplementary Material S1. All statistical analyses, including MANOVA, PERMANOVA, redundancy analysis, and post hoc comparisons, were performed in R v4.5.2</w:t>
+        <w:t xml:space="preserve">using the model implementations provided in Supplementary Material S1. All statistical analyses, including MANOVA, PERMANOVA, and post hoc comparisons, were performed in R v4.5.2</w:t>
       </w:r>
       <w:r>
         <w:t xml:space="preserve"> </w:t>
@@ -3041,10 +2958,7 @@
         <w:pStyle w:val="FirstParagraph"/>
       </w:pPr>
       <w:r>
-        <w:t xml:space="preserve">We found that different reconstruction approaches, even those that appeared structurally similar, yielded fundamentally different ecological inferences. Across six reconstruction approaches, inferred food web structure, species interactions, and extinction dynamics differed consistently. Multivariate analyses showed pronounced separation among reconstruction approaches in network metric space</w:t>
-      </w:r>
-      <w:r>
-        <w:t xml:space="preserve"> </w:t>
+        <w:t xml:space="preserve">We found that different reconstruction approaches, even those that appeared structurally similar, yielded fundamentally different ecological inferences. Across six reconstruction approaches, inferred food web structure, species interactions, and extinction dynamics differed consistently. Multivariate analyses showed pronounced separation among reconstruction approaches in network metric space (</w:t>
       </w:r>
       <w:hyperlink w:anchor="fig-structure">
         <w:r>
@@ -3055,10 +2969,7 @@
         </w:r>
       </w:hyperlink>
       <w:r>
-        <w:t xml:space="preserve">, with reconstruction approach explaining most of the variance in structural properties</w:t>
-      </w:r>
-      <w:r>
-        <w:t xml:space="preserve"> </w:t>
+        <w:t xml:space="preserve">), with reconstruction approach explaining most of the variance in structural properties (</w:t>
       </w:r>
       <w:hyperlink w:anchor="fig-anova">
         <w:r>
@@ -3069,10 +2980,7 @@
         </w:r>
       </w:hyperlink>
       <w:r>
-        <w:t xml:space="preserve">. Notably, approaches that were statistically similar in multivariate structural space often diverged in inferred interactions</w:t>
-      </w:r>
-      <w:r>
-        <w:t xml:space="preserve"> </w:t>
+        <w:t xml:space="preserve">). Notably, approaches that were statistically similar in multivariate structural space often diverged in inferred interactions (</w:t>
       </w:r>
       <w:hyperlink w:anchor="fig-beta_div">
         <w:r>
@@ -3083,13 +2991,7 @@
         </w:r>
       </w:hyperlink>
       <w:r>
-        <w:t xml:space="preserve"> </w:t>
-      </w:r>
-      <w:r>
-        <w:t xml:space="preserve">or extinction dynamics</w:t>
-      </w:r>
-      <w:r>
-        <w:t xml:space="preserve"> </w:t>
+        <w:t xml:space="preserve">) or extinction dynamics (</w:t>
       </w:r>
       <w:hyperlink w:anchor="fig-mad">
         <w:r>
@@ -3100,7 +3002,7 @@
         </w:r>
       </w:hyperlink>
       <w:r>
-        <w:t xml:space="preserve">, demonstrating that structural similarity does not guarantee concordance in species-level diets or trophic roles.</w:t>
+        <w:t xml:space="preserve">), demonstrating that structural similarity does not guarantee concordance in species-level diets or inferred behaviour of the system..</w:t>
       </w:r>
     </w:p>
     <w:p>
@@ -3108,10 +3010,7 @@
         <w:pStyle w:val="BodyText"/>
       </w:pPr>
       <w:r>
-        <w:t xml:space="preserve">Reconstruction approach substantially influenced inferred extinction dynamics. Temporal trajectories of network collapse, interaction loss, and motif reorganisation differed among approaches</w:t>
-      </w:r>
-      <w:r>
-        <w:t xml:space="preserve"> </w:t>
+        <w:t xml:space="preserve">Reconstruction approach substantially influenced inferred extinction dynamics. Temporal trajectories of network collapse, interaction loss, and motif reorganisation differed among approaches (</w:t>
       </w:r>
       <w:hyperlink w:anchor="fig-anova">
         <w:r>
@@ -3122,10 +3021,7 @@
         </w:r>
       </w:hyperlink>
       <w:r>
-        <w:t xml:space="preserve">. Although node-level extinction rankings were often broadly consistent, link-level outcomes and extinction inferences were highly sensitive to reconstruction assumptions</w:t>
-      </w:r>
-      <w:r>
-        <w:t xml:space="preserve"> </w:t>
+        <w:t xml:space="preserve">). Although node-level extinction rankings were often broadly consistent, link-level outcomes and extinction inferences were highly sensitive to reconstruction assumptions (</w:t>
       </w:r>
       <w:hyperlink w:anchor="fig-mad">
         <w:r>
@@ -3136,7 +3032,7 @@
         </w:r>
       </w:hyperlink>
       <w:r>
-        <w:t xml:space="preserve">. Together, these results show that ecological inferences drawn from networks depend critically on the reconstruction framework used.</w:t>
+        <w:t xml:space="preserve">). Together, these results show that ecological inferences drawn from networks depend critically on the reconstruction framework used.</w:t>
       </w:r>
     </w:p>
     <w:bookmarkStart w:id="35" w:name="X5e70f77c580e253afe5551399e39479dc30af68"/>
@@ -3199,7 +3095,7 @@
         <w:t xml:space="preserve"> </w:t>
       </w:r>
       <w:r>
-        <w:t xml:space="preserve">= 987.35, p &lt; 0.001), indicating that the reconstruction approach systematically alters inferred food web topology. Linear discriminant (LD) analysis identified two dominant axes of variation, explaining 86% of the differences between reconstruction approach variance. LD1 axis correlated with vulnerability, direct competition motifs, and connectance. LD2 axis correlated with maximum trophic level and apparent competition motifs, reflecting vertical trophic structure (</w:t>
+        <w:t xml:space="preserve">= 987.35, p &lt; 0.001), indicating that the reconstruction approach systematically alters inferred food web topology. Linear discriminant (LD) analysis identified two dominant axes of variation, explaining 86% of the differences between reconstruction approach. LD1 axis correlated with vulnerability, direct competition motifs, and connectance. LD2 axis correlated with maximum trophic level and apparent competition motifs, reflecting vertical trophic structure (</w:t>
       </w:r>
       <w:hyperlink w:anchor="fig-structure">
         <w:r>
@@ -3210,7 +3106,7 @@
         </w:r>
       </w:hyperlink>
       <w:r>
-        <w:t xml:space="preserve">; Table S1, Figure S1). Each of the all higher-order variates explained less than 9% of the remaining variance.</w:t>
+        <w:t xml:space="preserve">; Table S1, Figure S1). The higher-order variates explained less than 9% of the remaining variance.</w:t>
       </w:r>
     </w:p>
     <w:tbl>
@@ -3285,7 +3181,7 @@
               <w:pStyle w:val="ImageCaption"/>
             </w:pPr>
             <w:r>
-              <w:t xml:space="preserve">Figure 1: Linear discriminant analysis (LDA) of ecological network metrics for six reconstruction approach types. Each point represents a replicate, and ellipses indicate 95% confidence regions for each reconstruction approach.</w:t>
+              <w:t xml:space="preserve">Figure 1: Linear discriminant analysis (LDA) of ecological network metrics for six reconstruction approach types. Each point represents a replicate (n = 100 per approach), and ellipses indicate 95% confidence regions for each reconstruction approach.</w:t>
             </w:r>
           </w:p>
           <w:bookmarkEnd w:id="23"/>
@@ -3306,7 +3202,7 @@
         <w:pStyle w:val="FirstParagraph"/>
       </w:pPr>
       <w:r>
-        <w:t xml:space="preserve">Permutational multivariate analysis of variance (PERMANOVA) revealed that reconstruction framework accounted for the majority of variation in multivariate network structure (</w:t>
+        <w:t xml:space="preserve">Permutational multivariate analysis of variance (PERMANOVA) revealed that reconstruction framework accounted for most of the variation in multivariate network structure (</w:t>
       </w:r>
       <m:oMath>
         <m:sSup>
@@ -3467,7 +3363,7 @@
         <w:t xml:space="preserve"> </w:t>
       </w:r>
       <w:r>
-        <w:t xml:space="preserve">&lt; 0.001). These results demonstrate that the influence of reconstruction approach is not driven by temporal mean differences, but reflects intrinsic divergence among reconstruction frameworks in how ecological interactions are organised.</w:t>
+        <w:t xml:space="preserve">&lt; 0.001). These results demonstrate that the influence of reconstruction approach is not driven by temporal mean differences but reflects intrinsic divergence among reconstruction frameworks in how ecological interactions are organised.</w:t>
       </w:r>
     </w:p>
     <w:bookmarkEnd w:id="24"/>
@@ -3485,7 +3381,7 @@
         <w:pStyle w:val="FirstParagraph"/>
       </w:pPr>
       <w:r>
-        <w:t xml:space="preserve">To identify which specific structural properties drive the multivariate separation observed above, we partitioned variance at the level of individual network metrics. Results show that reconstruction choice exerted a significantly stronger influence on network topology than the ecological signal of species loss. In panel A of</w:t>
+        <w:t xml:space="preserve">To identify which specific structural properties drive the multivariate separation observed above, we partitioned variance at the level of individual network metrics. Results show that reconstruction choice had a significantly stronger influence on network topology than the ecological signal of species loss. In panel A of</w:t>
       </w:r>
       <w:r>
         <w:t xml:space="preserve"> </w:t>
@@ -3502,10 +3398,7 @@
         <w:t xml:space="preserve"> </w:t>
       </w:r>
       <w:r>
-        <w:t xml:space="preserve">it is clear that for certain network metrics reconstruction approaches predict different responses across time</w:t>
-      </w:r>
-      <w:r>
-        <w:t xml:space="preserve"> </w:t>
+        <w:t xml:space="preserve">for certain network metrics reconstruction approaches predict different responses across time (</w:t>
       </w:r>
       <w:r>
         <w:rPr>
@@ -3518,10 +3411,7 @@
         <w:t xml:space="preserve"> </w:t>
       </w:r>
       <w:r>
-        <w:t xml:space="preserve">connectance, as well as differing magnitudes of change</w:t>
-      </w:r>
-      <w:r>
-        <w:t xml:space="preserve"> </w:t>
+        <w:t xml:space="preserve">connectance), as well as differing magnitudes of change (</w:t>
       </w:r>
       <w:r>
         <w:rPr>
@@ -3556,7 +3446,7 @@
         </m:sSubSup>
       </m:oMath>
       <w:r>
-        <w:t xml:space="preserve">) consistently exceeding 0.82 and reaching 0.97 for meso-scale motifs (</w:t>
+        <w:t xml:space="preserve">) consistently exceeding 0.82 and reaching 0.97 for motifs (</w:t>
       </w:r>
       <w:hyperlink w:anchor="fig-anova">
         <w:r>
@@ -3584,7 +3474,7 @@
         <w:t xml:space="preserve"> </w:t>
       </w:r>
       <w:r>
-        <w:t xml:space="preserve">where all metrics are within the bottom-right (reconstruction approach-dominated) triangle (below the dashed line) of this space, emphasising that framework assumptions outweigh the ecological signal of species loss. Furthermore, the high inter-reconstruction approach Coefficient of Variation (CV) observed for some metrics (Table S4, Figure S4) highlights a sensitivity. The properties that are influenced by time are also those upon which the reconstruction approaches disagree most profoundly. Demonstrating that our understanding of structural food web collapse in the fossil record is highly contingent on the chosen reconstruction framework, particularly when examining complex trophic pathways beyond simple macro-scale properties like connectance.</w:t>
+        <w:t xml:space="preserve">where all metrics are within the bottom-right (reconstruction approach-dominated) triangle (below the dashed line), emphasising that framework assumptions outweigh the ecological signal of species loss. Furthermore, the high inter-reconstruction approach Coefficient of Variation (CV) observed for some metrics (Table S4, Figure S4) highlights a sensitivity. The properties that are influenced by time are also those upon which the reconstruction approaches disagree most profoundly. Demonstrating that our understanding of structural food web collapse in the fossil record is highly contingent on the chosen reconstruction framework, particularly when examining complex trophic pathways beyond simple macro-scale properties like connectance.</w:t>
       </w:r>
     </w:p>
     <w:tbl>
@@ -3709,7 +3599,7 @@
         <w:pStyle w:val="FirstParagraph"/>
       </w:pPr>
       <w:r>
-        <w:t xml:space="preserve">Despite some network reconstruction approaches showing similar netwrok metrics, specific pairwise interactions often differed. Pairwise</w:t>
+        <w:t xml:space="preserve">Despite some network reconstruction approaches showing similar network metrics, specific pairwise interactions often differed. Pairwise</w:t>
       </w:r>
       <w:r>
         <w:t xml:space="preserve"> </w:t>
@@ -3735,10 +3625,7 @@
         <w:t xml:space="preserve"> </w:t>
       </w:r>
       <w:r>
-        <w:t xml:space="preserve">revealed that certain reconstruction approach pairs shared very few links</w:t>
-      </w:r>
-      <w:r>
-        <w:t xml:space="preserve"> </w:t>
+        <w:t xml:space="preserve">revealed that certain reconstruction approach pairs shared very few links (</w:t>
       </w:r>
       <w:hyperlink w:anchor="fig-beta_div">
         <w:r>
@@ -3749,7 +3636,7 @@
         </w:r>
       </w:hyperlink>
       <w:r>
-        <w:t xml:space="preserve">. Size-based models (ADBM, ATN) were broadly similar due to shared sole reliance on body-size constraints, whereas the Body-size ratio model exhibited consistently higher differences to other reconstruction approaches. PFWIM showed intermediate overlap with body mass-based models. These results demonstrate that agreement in overall network structure does not guarantee concordance in species-level interactions.</w:t>
+        <w:t xml:space="preserve">). Size-based models (ADBM, ATN) were broadly similar due to shared sole reliance on body-size constraints, whereas the Body-size ratio model exhibited consistently higher differences to other reconstruction approaches. PFWIM showed intermediate overlap with body mass-based models. These results demonstrate that agreement in overall network structure does not guarantee concordance in species-level interactions.</w:t>
       </w:r>
     </w:p>
     <w:tbl>
@@ -3895,7 +3782,7 @@
         <w:t xml:space="preserve"> </w:t>
       </w:r>
       <w:r>
-        <w:t xml:space="preserve">≈ 0.13 across structural metrics), indicating weak but generally positive concordance on the relative importance of extinction drivers despite substantial differences in reconstructed network structure. However, agreement within the allometric models (ADMB, ATN) differed from patterns observed for reconstructed network structure.</w:t>
+        <w:t xml:space="preserve">≈ 0.13 across structural metrics), indicating weak but generally positive agreement on the relative importance of extinction drivers despite substantial differences in reconstructed network structure. However, agreement within the allometric models (ADMB, ATN) differed from patterns observed for reconstructed network structure.</w:t>
       </w:r>
     </w:p>
     <w:p>
@@ -3931,7 +3818,7 @@
         <w:t xml:space="preserve"> </w:t>
       </w:r>
       <w:r>
-        <w:t xml:space="preserve">= −0.48 - 0.29), highlighting that inferences about which interactions are lost, retained, or re-established during collapse and recovery are highly reconstruction approach contingent. Together, these results suggest that while alternative reconstruction approaches converge on similar species-level extinction patterns, the inferred pathways of interaction loss and cascading dynamics depend strongly on both reconstruction approaches.</w:t>
+        <w:t xml:space="preserve">= −0.48 - 0.29), highlighting that inferences about which interactions are lost or retained during collapse and recovery are highly reconstruction approach contingent. Together, these results suggest that while alternative reconstruction approaches converge on similar species-level extinction patterns, the inferred pathways of interaction loss and cascading dynamics depend strongly on both reconstruction approaches.</w:t>
       </w:r>
     </w:p>
     <w:tbl>
@@ -4074,7 +3961,7 @@
         <w:pStyle w:val="FirstParagraph"/>
       </w:pPr>
       <w:r>
-        <w:t xml:space="preserve">Food web ecology has long treated network reconstruction as a methodologically neutral step preceding ecological analysis, with limited attention to how methodological choices might influence outcomes. Once a network is assembled (whether from observation, inference, or simulation) its properties are typically analysed as reflections of underlying ecological organisation. Implicit in this workflow is a powerful assumption that reconstructed networks provide structurally comparable representations of ecological communities. As a result, differences in connectance, trophic structure, motif composition, or robustness are interpreted as primarily reflecting biological variation, rather than the effects of reconstruction approach.</w:t>
+        <w:t xml:space="preserve">Food web ecology has long treated network reconstruction as a methodologically neutral step preceding ecological analysis, with limited attention to how methodological choices might influence outcomes. Once assembled, network properties are generally interpreted as reflections of underlying ecological organisation. This workflow assumes that reconstructed networks provide structurally comparable representations of ecological communities. As a result, differences in connectance, trophic structure, motif composition, or robustness are interpreted as primarily reflecting biological variation, rather than the effects of reconstruction approach.</w:t>
       </w:r>
     </w:p>
     <w:p>
@@ -4090,7 +3977,7 @@
         <w:pStyle w:val="BodyText"/>
       </w:pPr>
       <w:r>
-        <w:t xml:space="preserve">Reconstruction framework explained the overwhelming majority of variance in inferred food web topology, far outweighing the influence of temporal turnover across extinction and recovery phases. Across an identical regional taxon pool, alternative reconstruction approaches generated distinct structural signatures that occupied non-overlapping regions of multivariate space</w:t>
+        <w:t xml:space="preserve">Reconstruction framework explained far more variation in food-web topology than temporal turnover across extinction and recovery phases. Across an identical regional taxon pool, alternative reconstruction approaches generated distinct structural signatures that occupied non-overlapping regions of multivariate space</w:t>
       </w:r>
       <w:r>
         <w:t xml:space="preserve"> </w:t>
@@ -4104,7 +3991,7 @@
         </w:r>
       </w:hyperlink>
       <w:r>
-        <w:t xml:space="preserve">, demonstrating that divergence among reconstruction approaches reflects intrinsic differences in how interactions are organised rather than temporal shifts in community composition. Even after centring metrics within time bins (extinction phases) to remove between-bin mean differences, reconstruction approach remained the dominant driver of structural variation. These results indicate that reconstruction approaches impose distinct</w:t>
+        <w:t xml:space="preserve">, demonstrating that divergence among reconstruction approaches reflects intrinsic differences in how interactions are organised rather than temporal shifts in community composition. Even after centring metrics within time bins to remove between-bin mean differences, reconstruction approach remained the dominant driver of structural variation. These results indicate that reconstruction approaches impose distinct</w:t>
       </w:r>
       <w:r>
         <w:t xml:space="preserve"> </w:t>
@@ -4116,7 +4003,7 @@
         <w:t xml:space="preserve"> </w:t>
       </w:r>
       <w:r>
-        <w:t xml:space="preserve">on ecological inference. These priors are not subtle; they propagate into emergent topology, species roles, and predictions of disturbance dynamics. Network structure is therefore not solely a property of ecological communities, but jointly determined by ecological data and assumptions made when inferring/reconstructing interactions</w:t>
+        <w:t xml:space="preserve">on ecological inference, shaping emergent topology, species roles, and predictions of disturbance dynamics. Network structure is therefore not solely a property of ecological communities but jointly determined by ecological data and assumptions made when inferring/reconstructing interactions</w:t>
       </w:r>
       <w:r>
         <w:t xml:space="preserve"> </w:t>
@@ -4233,7 +4120,7 @@
         <w:pStyle w:val="FirstParagraph"/>
       </w:pPr>
       <w:r>
-        <w:t xml:space="preserve">Importantly, reconstruction sensitivity was not uniform across levels of inference. Node-level extinction rankings were broadly consistent among reconstruction approaches, whereas interaction-level outcomes and cascade trajectories were highly contingent on reconstruction methods. The predominance of the reconstruction framework over temporal turnover helps explain this pattern. Different reconstruction approaches often converged on similar patterns of community vulnerability, yet diverged substantially in the mechanisms through which collapse unfolded. Broad ecological patterns can emerge across multiple plausible interaction architectures, whereas conclusions about which interactions are lost, retained, or reorganised depend strongly on how those interactions are inferred.</w:t>
+        <w:t xml:space="preserve">Importantly, reconstruction sensitivity was not uniform across levels of inference. Node-level extinction rankings were broadly consistent among reconstruction approaches, whereas interaction-level outcomes and cascade trajectories were highly contingent on reconstruction methods. The predominance of the reconstruction framework over temporal turnover helps explain this pattern. Different reconstruction approaches often converged on similar patterns of community vulnerability yet diverged substantially in the mechanisms through which collapse unfolded. Broad ecological patterns may be robust across plausible interaction architectures, whereas conclusions about interaction loss, retention, or reorganisation depend strongly on how interactions are inferred.</w:t>
       </w:r>
     </w:p>
     <w:p>
@@ -4320,7 +4207,13 @@
         <w:pStyle w:val="BodyText"/>
       </w:pPr>
       <w:r>
-        <w:t xml:space="preserve">Taken together, these results underscore that network reconstruction is not a neutral preprocessing step but an additional part of the hypothesis-generating process in which each reconstruction approach encodes a distinct set of ecological assumptions. The inferred topology and dynamics of a food web therefore reflect not only ecological data, but the theoretical assumptions embedded in the reconstruction framework. Disagreement among reconstruction approaches does not imply that any single approach is ‘wrong’, but rather that different reconstruction approaches capture different facets of ecological reality</w:t>
+        <w:t xml:space="preserve">Taken together, these results underscore that network reconstruction is not a neutral preprocessing step but an additional part of the hypothesis-generating process in which each reconstruction approach encodes a distinct set of ecological assumptions. The inferred topology and dynamics of a food web therefore reflect not only ecological data, but the theoretical assumptions embedded in the reconstruction framework. Disagreement among reconstruction approaches does not imply that any single approach is</w:t>
+      </w:r>
+      <w:r>
+        <w:t xml:space="preserve"> </w:t>
+      </w:r>
+      <w:r>
+        <w:t xml:space="preserve">‘wrong’</w:t>
       </w:r>
       <w:r>
         <w:t xml:space="preserve"> </w:t>
@@ -4342,29 +4235,7 @@
         <w:t xml:space="preserve">, 2011; Stouffer, 2019)</w:t>
       </w:r>
       <w:r>
-        <w:t xml:space="preserve">. Disagreement among reconstruction approaches does not imply that any single approach is</w:t>
-      </w:r>
-      <w:r>
-        <w:t xml:space="preserve"> </w:t>
-      </w:r>
-      <w:r>
-        <w:t xml:space="preserve">‘incorrect’</w:t>
-      </w:r>
-      <w:r>
-        <w:t xml:space="preserve">. Rather, different reconstruction approaches capture different facets of ecological constraints (</w:t>
-      </w:r>
-      <w:r>
-        <w:rPr>
-          <w:i/>
-          <w:iCs/>
-        </w:rPr>
-        <w:t xml:space="preserve">e.g.,</w:t>
-      </w:r>
-      <w:r>
-        <w:t xml:space="preserve"> </w:t>
-      </w:r>
-      <w:r>
-        <w:t xml:space="preserve">trait compatibility, energetic optimisation, or topological regularity) and thus is a case of matching the ‘correct’ reconstruction approach to the task at hand.</w:t>
+        <w:t xml:space="preserve">. Rather, different frameworks emphasise different ecological constraints, such as trait compatibility, energetic optimisation, or topological regularity and it is a case of matching the ‘correct’ reconstruction approach to the task at hand.</w:t>
       </w:r>
     </w:p>
     <w:p>
@@ -4519,7 +4390,7 @@
         <w:t xml:space="preserve">, 2018; Trøjelsgaard &amp; Olesen, 2016)</w:t>
       </w:r>
       <w:r>
-        <w:t xml:space="preserve">. Our results show that reconstruction choice can systematically alter inferred topology and disturbance dynamics even when species composition is held constant. This suggests that apparent differences in network structure across spatial or climate gradients may reflect variation in reconstruction as much as ecological process.</w:t>
+        <w:t xml:space="preserve">. Our results show that reconstruction choice can systematically alter inferred topology and disturbance dynamics even when species composition is held constant. Apparent differences in network structure across spatial or climatic gradients may therefore reflect reconstruction choices as much as ecological processes.</w:t>
       </w:r>
     </w:p>
     <w:p>
@@ -4639,7 +4510,7 @@
         <w:pStyle w:val="BodyText"/>
       </w:pPr>
       <w:r>
-        <w:t xml:space="preserve">However, our results emphasise that even in deep-time systems structural conclusions remain sensitive to reconstruction approaches. Treating reconstructed networks as reconstruction dependent inferences rather than single deterministic representations representations provides a more transparent framework for incorporating uncertainty into comparative macroecology and for using palaeo data to inform expectations about modern climate-driven reorganisation.</w:t>
+        <w:t xml:space="preserve">However, our results emphasise that even in deep-time systems structural conclusions remain sensitive to reconstruction approaches. Treating reconstructed networks as reconstruction-dependent inferences rather than deterministic representations provides a more transparent framework for incorporating uncertainty into comparative macroecology.</w:t>
       </w:r>
     </w:p>
     <w:bookmarkEnd w:id="44"/>
@@ -4657,7 +4528,7 @@
         <w:pStyle w:val="FirstParagraph"/>
       </w:pPr>
       <w:r>
-        <w:t xml:space="preserve">The broader implication is not that any single reconstruction framework is ‘correct’ or ‘incorrect’. Rather, each reconstruction approach represents a distinct hypothesis about how interactions are constrained by trait compatibility, energetic optimisation, or topological regularity</w:t>
+        <w:t xml:space="preserve">No single reconstruction framework is universally correct. Instead, each represents a distinct hypothesis about how ecological interactions are constrained.</w:t>
       </w:r>
       <w:r>
         <w:t xml:space="preserve"> </w:t>
@@ -4727,7 +4598,7 @@
     </w:p>
     <w:bookmarkEnd w:id="45"/>
     <w:bookmarkEnd w:id="46"/>
-    <w:bookmarkStart w:id="47" w:name="conclusions"/>
+    <w:bookmarkStart w:id="48" w:name="conclusions"/>
     <w:p>
       <w:pPr>
         <w:pStyle w:val="Heading1"/>
@@ -4741,7 +4612,7 @@
         <w:pStyle w:val="FirstParagraph"/>
       </w:pPr>
       <w:r>
-        <w:t xml:space="preserve">Ecological network reconstruction is not a neutral technical procedure but a theoretical act that shapes ecological inference. By applying six contrasting reconstruction frameworks to an identical species pool, we show that different reconstruction approaches systematically influence inferred food web topology, interaction identity, and disturbance dynamics. Some coarse-grained patterns, such as relative species vulnerability, are comparatively robust across representations. In contrast, fine-scale interaction structure and cascade pathways are highly contingent on reconstruction approaches. The reliability of network-based inference is therefore scale dependent.</w:t>
+        <w:t xml:space="preserve">Ecological network reconstruction is a theoretical choice that fundamentally shapes ecological inference. By applying six contrasting reconstruction frameworks to an identical species pool, we show that different reconstruction approaches systematically influence inferred food web topology, interaction identity, and disturbance dynamics. Some coarse-grained patterns, such as relative species vulnerability, are comparatively robust across representations. In contrast, fine-scale interaction structure and cascade pathways are highly contingent on reconstruction approaches. The reliability of network-based inference is therefore scale dependent.</w:t>
       </w:r>
     </w:p>
     <w:p>
@@ -4757,22 +4628,12 @@
         <w:pStyle w:val="BodyText"/>
       </w:pPr>
       <w:r>
-        <w:t xml:space="preserve">No single reconstruction approach captures the full complexity of ecological organisation, but neither are alternative reconstruction approaches interchangeable. Aligning reconstruction framework with inferential goals, standardising approaches across comparative studies, and incorporating ensemble or probabilistic representations will be essential for strengthening the interpretability of network analyses across spatial and temporal gradients, including efforts to use deep-time systems to inform expectations under contemporary climate change. As ecological networks increasingly inform global change research, recognising network reconstruction as fundamental determinants of inference is critical for advancing food web ecology from descriptive reconstruction toward rigorous comparative synthesis.</w:t>
-      </w:r>
-    </w:p>
-    <w:bookmarkEnd w:id="47"/>
-    <w:bookmarkStart w:id="163" w:name="references"/>
-    <w:p>
-      <w:pPr>
-        <w:pStyle w:val="Heading1"/>
-      </w:pPr>
-      <w:r>
-        <w:t xml:space="preserve">References</w:t>
-      </w:r>
-    </w:p>
-    <w:p>
-      <w:pPr>
-        <w:pStyle w:val="FirstParagraph"/>
+        <w:t xml:space="preserve">No single reconstruction approach captures the full complexity of ecological organisation, but neither are alternative reconstruction approaches interchangeable. Aligning reconstruction framework with inferential goals, standardising approaches across comparative studies, and incorporating ensemble or probabilistic representations will be essential for strengthening the interpretability of network analyses across spatial and temporal gradients, including efforts to use deep-time systems to inform expectations under contemporary climate change. As ecological networks play an increasingly prominent role in global change research, recognising reconstruction as a determinant of inference will be essential for moving food web ecology from descriptive reconstruction toward rigorous comparative synthesis.</w:t>
+      </w:r>
+    </w:p>
+    <w:p>
+      <w:pPr>
+        <w:pStyle w:val="BodyText"/>
       </w:pPr>
       <w:r>
         <w:rPr>
@@ -4787,7 +4648,7 @@
       <w:r>
         <w:t xml:space="preserve">The empirical data, derived network datasets, and all analysis scripts are archived in a public Zenodo repository (</w:t>
       </w:r>
-      <w:hyperlink r:id="rId48">
+      <w:hyperlink r:id="rId47">
         <w:r>
           <w:rPr>
             <w:rStyle w:val="Hyperlink"/>
@@ -4815,6 +4676,16 @@
       </w:r>
       <w:r>
         <w:t xml:space="preserve">TS, BK, APB, and AMD received funding from NERC/NSF grant number NE/X015025/1.</w:t>
+      </w:r>
+    </w:p>
+    <w:bookmarkEnd w:id="48"/>
+    <w:bookmarkStart w:id="163" w:name="references"/>
+    <w:p>
+      <w:pPr>
+        <w:pStyle w:val="Heading1"/>
+      </w:pPr>
+      <w:r>
+        <w:t xml:space="preserve">References</w:t>
       </w:r>
     </w:p>
     <w:bookmarkStart w:id="162" w:name="refs"/>

--- a/index.docx
+++ b/index.docx
@@ -79,7 +79,7 @@
         <w:pStyle w:val="Author"/>
       </w:pPr>
       <w:r>
-        <w:t xml:space="preserve">Alexander Dunhill</w:t>
+        <w:t xml:space="preserve">Alexander M. Dunhill</w:t>
       </w:r>
     </w:p>
     <w:p>
@@ -87,7 +87,7 @@
         <w:pStyle w:val="Date"/>
       </w:pPr>
       <w:r>
-        <w:t xml:space="preserve">2026-06-01</w:t>
+        <w:t xml:space="preserve">2026-06-02</w:t>
       </w:r>
     </w:p>
     <w:p>

--- a/index.docx
+++ b/index.docx
@@ -87,7 +87,7 @@
         <w:pStyle w:val="Date"/>
       </w:pPr>
       <w:r>
-        <w:t xml:space="preserve">2026-06-02</w:t>
+        <w:t xml:space="preserve">2026-06-09</w:t>
       </w:r>
     </w:p>
     <w:p>
@@ -1085,7 +1085,7 @@
         </w:r>
       </w:hyperlink>
       <w:r>
-        <w:t xml:space="preserve">) to sample distinct mechanistic interpretations of trophic interactions rather than exhaustively include all available implementations. Specifically, we include: a feasibility-based model (PFWIM), representing trait-constrained interactions; multiple realised models (ADBM, ATN, and Body-size ratio), capturing energetic optimisation, mechanical constraints, and probabilistic allometric structure, respectively; and structural models (Random and Niche), providing theoretical reference points. Although some approaches share common inputs (</w:t>
+        <w:t xml:space="preserve">) to sample distinct mechanistic interpretations of trophic interactions rather than exhaustively include all available implementations. Specifically, we include: a feasibility-based model (PFWIM), representing trait-constrained interactions; multiple realised models (ADBM, ATN, and Body-size ratio), capturing energetic optimisation, mechanical constraints, and probabilistic allometric structure, respectively; and structural models (Random and Niche), providing theoretical reference points. Notably some approaches share common inputs (</w:t>
       </w:r>
       <w:r>
         <w:rPr>
@@ -1098,7 +1098,7 @@
         <w:t xml:space="preserve"> </w:t>
       </w:r>
       <w:r>
-        <w:t xml:space="preserve">body mass), they encode fundamentally different assumptions about how interactions arise. Conversely, some alternative palaeoecological approaches (</w:t>
+        <w:t xml:space="preserve">body mass for ADBM, ATN, and Body-size ratio), they encode fundamentally different assumptions about how interactions arise. Additionally, although other feasibility-based approaches exist (</w:t>
       </w:r>
       <w:r>
         <w:rPr>
@@ -1111,7 +1111,10 @@
         <w:t xml:space="preserve"> </w:t>
       </w:r>
       <w:r>
-        <w:t xml:space="preserve">guild- or feasibility-based frameworks) are conceptually aligned with PFWIM and would therefore provide limited additional contrast for the purposes of this analysis.</w:t>
+        <w:t xml:space="preserve">Roopnarine (2006)</w:t>
+      </w:r>
+      <w:r>
+        <w:t xml:space="preserve">), they are conceptually similar to PFWIM in that they infer interactions from biologically feasible consumer–resource combinations. We therefore selected PFWIM as a representative feasibility-based framework because it formalises these rules in a transferable model that can be parameterised across datasets, rather than relying on system-specific expert assignment of links.</w:t>
       </w:r>
     </w:p>
     <w:tbl>

--- a/index.docx
+++ b/index.docx
@@ -7,7 +7,7 @@
         <w:pStyle w:val="Title"/>
       </w:pPr>
       <w:r>
-        <w:t xml:space="preserve">Network reconstruction approach conditions ecological inference in food web reconstruction</w:t>
+        <w:t xml:space="preserve">Are We Mapping Ecosystems or Models? Framework Choices Dominate Food Web Topology and Extinction Inferences</w:t>
       </w:r>
     </w:p>
     <w:p>
@@ -87,7 +87,7 @@
         <w:pStyle w:val="Date"/>
       </w:pPr>
       <w:r>
-        <w:t xml:space="preserve">2026-06-09</w:t>
+        <w:t xml:space="preserve">2026-06-13</w:t>
       </w:r>
     </w:p>
     <w:p>
@@ -313,7 +313,7 @@
         <w:pStyle w:val="BodyText"/>
       </w:pPr>
       <w:r>
-        <w:t xml:space="preserve">As a result, ecological networks now play a central role in comparative analyses spanning latitudinal gradients, disturbance regimes, and deep-time environmental transitions</w:t>
+        <w:t xml:space="preserve">As a result, ecological networks now play a central role in comparative analyses spanning latitudinal gradients, disturbance regimes, and deep time environmental transitions</w:t>
       </w:r>
       <w:r>
         <w:t xml:space="preserve"> </w:t>
@@ -370,7 +370,7 @@
         <w:t xml:space="preserve">, 2016; Jordano, 2016)</w:t>
       </w:r>
       <w:r>
-        <w:t xml:space="preserve">. However, most ecological networks are not fully observed as interaction data are incomplete and sampling is uneven across historical and biogeographic contexts, across both present day and deep-time</w:t>
+        <w:t xml:space="preserve">. However, most ecological networks are not fully observed as interaction data are incomplete and sampling is uneven across historical and biogeographic contexts, across both present day and deep time</w:t>
       </w:r>
       <w:r>
         <w:t xml:space="preserve"> </w:t>
@@ -560,7 +560,7 @@
         <w:pStyle w:val="BodyText"/>
       </w:pPr>
       <w:r>
-        <w:t xml:space="preserve">Deep-time ecosystems provide an especially useful test of this issue because trophic interactions are not observed directly and must be inferred from traits, co-occurrence, and theoretical constraints</w:t>
+        <w:t xml:space="preserve">Deep time ecosystems provide an especially useful test of this issue because trophic interactions are not observed directly and must be inferred from traits, co-occurrence, and theoretical constraints</w:t>
       </w:r>
       <w:r>
         <w:t xml:space="preserve"> </w:t>
@@ -3005,7 +3005,7 @@
         </w:r>
       </w:hyperlink>
       <w:r>
-        <w:t xml:space="preserve">), demonstrating that structural similarity does not guarantee concordance in species-level diets or inferred behaviour of the system..</w:t>
+        <w:t xml:space="preserve">), demonstrating that structural similarity does not guarantee concordance in species-level diets or inferred behaviour of the system.</w:t>
       </w:r>
     </w:p>
     <w:p>
@@ -3972,7 +3972,7 @@
         <w:pStyle w:val="BodyText"/>
       </w:pPr>
       <w:r>
-        <w:t xml:space="preserve">Assuming that reconstructed food webs are independent of model choice is particularly critical to evaluate within the context of deep-time palaeoecological data. Because interactions in fossil ecosystems are never observed directly, and direct inferences (such as gut contents) are limited, hence they must explicitly be formed through some form of reconstruction approach. This necessity renders the underlying assumptions transparent but also makes the resulting ecological narratives highly susceptible to the constraints inherent in the chosen reconstruction framework. In these settings the risk is not just incomplete data, but the potential for methodological artefacts to be misinterpreted as genuine macroevolutionary or palaeoecological signals. Consequently, deep-time studies offer a unique and stringent testing ground for determining whether community-level responses (such as stability or collapse during mass extinctions) are robust features of the ecosystem or merely byproducts of how we choose to construct the links between species.</w:t>
+        <w:t xml:space="preserve">Assuming that reconstructed food webs are independent of model choice is particularly critical to evaluate within the context of deep time palaeoecological data. Because interactions in fossil ecosystems are never observed directly, and direct inferences (such as gut contents) are limited, hence they must explicitly be formed through some form of reconstruction approach. This necessity renders the underlying assumptions transparent but also makes the resulting ecological narratives highly susceptible to the constraints inherent in the chosen reconstruction framework. In these settings the risk is not just incomplete data, but the potential for methodological artefacts to be misinterpreted as genuine macroevolutionary or palaeoecological signals. Consequently, deep time studies offer a unique and stringent testing ground for determining whether community-level responses (such as stability or collapse during mass extinctions) are robust features of the ecosystem or merely byproducts of how we choose to construct the links between species.</w:t>
       </w:r>
     </w:p>
     <w:p>
@@ -4401,7 +4401,7 @@
         <w:pStyle w:val="BodyText"/>
       </w:pPr>
       <w:r>
-        <w:t xml:space="preserve">Deep-time palaeo food webs provide a complementary perspective because they capture ecosystem responses to large-scale environmental perturbations and extinction events under past climate change (</w:t>
+        <w:t xml:space="preserve">Deep time palaeo food webs provide a complementary perspective because they capture ecosystem responses to large-scale environmental perturbations and extinction events under past climate change (</w:t>
       </w:r>
       <w:r>
         <w:rPr>
@@ -4513,7 +4513,7 @@
         <w:pStyle w:val="BodyText"/>
       </w:pPr>
       <w:r>
-        <w:t xml:space="preserve">However, our results emphasise that even in deep-time systems structural conclusions remain sensitive to reconstruction approaches. Treating reconstructed networks as reconstruction-dependent inferences rather than deterministic representations provides a more transparent framework for incorporating uncertainty into comparative macroecology.</w:t>
+        <w:t xml:space="preserve">However, our results emphasise that even in deep time systems structural conclusions remain sensitive to reconstruction approaches. Treating reconstructed networks as reconstruction-dependent inferences rather than deterministic representations provides a more transparent framework for incorporating uncertainty into comparative macroecology.</w:t>
       </w:r>
     </w:p>
     <w:bookmarkEnd w:id="44"/>
@@ -4631,7 +4631,7 @@
         <w:pStyle w:val="BodyText"/>
       </w:pPr>
       <w:r>
-        <w:t xml:space="preserve">No single reconstruction approach captures the full complexity of ecological organisation, but neither are alternative reconstruction approaches interchangeable. Aligning reconstruction framework with inferential goals, standardising approaches across comparative studies, and incorporating ensemble or probabilistic representations will be essential for strengthening the interpretability of network analyses across spatial and temporal gradients, including efforts to use deep-time systems to inform expectations under contemporary climate change. As ecological networks play an increasingly prominent role in global change research, recognising reconstruction as a determinant of inference will be essential for moving food web ecology from descriptive reconstruction toward rigorous comparative synthesis.</w:t>
+        <w:t xml:space="preserve">No single reconstruction approach captures the full complexity of ecological organisation, but neither are alternative reconstruction approaches interchangeable. Aligning reconstruction framework with inferential goals, standardising approaches across comparative studies, and incorporating ensemble or probabilistic representations will be essential for strengthening the interpretability of network analyses across spatial and temporal gradients, including efforts to use deep time systems to inform expectations under contemporary climate change. As ecological networks play an increasingly prominent role in global change research, recognising reconstruction as a determinant of inference will be essential for moving food web ecology from descriptive reconstruction toward rigorous comparative synthesis.</w:t>
       </w:r>
     </w:p>
     <w:p>

--- a/index.docx
+++ b/index.docx
@@ -87,7 +87,7 @@
         <w:pStyle w:val="Date"/>
       </w:pPr>
       <w:r>
-        <w:t xml:space="preserve">2026-06-13</w:t>
+        <w:t xml:space="preserve">2026-07-04</w:t>
       </w:r>
     </w:p>
     <w:p>
@@ -111,20 +111,7 @@
         <w:pStyle w:val="Abstract"/>
       </w:pPr>
       <w:r>
-        <w:t xml:space="preserve">Ecological networks are widely used to assess community structure, stability, and responses to disturbance. Such networks often require model-based reconstructions (</w:t>
-      </w:r>
-      <w:r>
-        <w:rPr>
-          <w:i/>
-          <w:iCs/>
-        </w:rPr>
-        <w:t xml:space="preserve">e.g.,</w:t>
-      </w:r>
-      <w:r>
-        <w:t xml:space="preserve"> </w:t>
-      </w:r>
-      <w:r>
-        <w:t xml:space="preserve">based on traits or theoretical constraints); however, the extent to which these frameworks influence ecological inference remains unexplored. Here, we assess whether macroecological inference derived from ecological networks is robust to variation in reconstruction framework.</w:t>
+        <w:t xml:space="preserve">Ecological networks are widely used to assess community structure, stability, and responses to disturbance. Such networks often require model-based reconstructions; however, the extent to which these frameworks influence ecological inference remains unexplored. Here, we assess whether macroecological inference derived from ecological networks is robust to variation in reconstruction framework.</w:t>
       </w:r>
     </w:p>
     <w:p>
@@ -188,7 +175,7 @@
         <w:pStyle w:val="Abstract"/>
       </w:pPr>
       <w:r>
-        <w:t xml:space="preserve">We reconstructed four successive assemblages from an identical species pool using six contrasting food web reconstruction approaches spanning feasible (trait-based), realised (allometric and energetic), and structural (topological) network representations. For each community and reconstruction approach, 100 replicate networks were generated. We quantified several network properties and assessed differences among reconstruction approaches using multivariate analyses. Pairwise interaction turnover was measured using link-based beta diversity. We then simulated species loss under multiple disturbance scenarios, allowing cascading extinctions, and compared predicted community states using mean absolute differences and rank concordance metrics between reconstruction approaches.</w:t>
+        <w:t xml:space="preserve">We reconstructed four successive assemblages from an identical species pool using six contrasting food web reconstruction approaches spanning feasible (trait-based), realised (allometric and energetic), and structural (topological) network representations. For each community and reconstruction approach, 100 replicate networks were generated. We quantified several network properties and assessed differences among reconstruction approaches using multivariate analyses. Pairwise interaction turnover was measured using link-based beta diversity. We then simulated species extinctions under multiple disturbance scenarios, allowing cascading extinctions, and compared predicted community states using mean absolute differences and rank concordance metrics between reconstruction approaches.</w:t>
       </w:r>
     </w:p>
     <w:p>
@@ -259,7 +246,7 @@
         <w:t xml:space="preserve">, 2024)</w:t>
       </w:r>
       <w:r>
-        <w:t xml:space="preserve">. Interaction networks are increasingly treated as macroecological state variables where they are used to compare community organisation across environmental gradients, to quantify</w:t>
+        <w:t xml:space="preserve">. Interaction networks are increasingly treated as macroecological state variables where they are used to compare community organisation across environmental gradients, quantify</w:t>
       </w:r>
       <w:r>
         <w:t xml:space="preserve"> </w:t>
@@ -270,7 +257,7 @@
         </m:r>
       </m:oMath>
       <w:r>
-        <w:t xml:space="preserve">-diversity in interaction structure, to evaluate stability–complexity relationships, and to infer vulnerability under global change</w:t>
+        <w:t xml:space="preserve">-diversity in interaction structure, evaluate stability–complexity relationships, and infer vulnerability under global change</w:t>
       </w:r>
       <w:r>
         <w:t xml:space="preserve"> </w:t>
@@ -461,7 +448,7 @@
         <w:t xml:space="preserve">, 2021)</w:t>
       </w:r>
       <w:r>
-        <w:t xml:space="preserve">. Network construction therefore constitutes a model-based inference step rather than a purely observational exercise. Different reconstruction frameworks encode distinct ecological assumptions about how interactions arise - whether as biologically feasible combinations of traits, energetically optimised realised diets, or topological structures constrained by macroecological regularities. These assumptions act as structural priors over network architecture</w:t>
+        <w:t xml:space="preserve">. Network construction therefore constitutes a model-based inference step rather than a purely observational exercise. Different reconstruction frameworks encode distinct ecological assumptions about how interactions arise - whether as biologically feasible combinations of traits, energetically optimised realised diets, or topological structures. These assumptions act as structural priors over network architecture</w:t>
       </w:r>
       <w:r>
         <w:t xml:space="preserve"> </w:t>
@@ -509,7 +496,10 @@
         <w:t xml:space="preserve">, 2026)</w:t>
       </w:r>
       <w:r>
-        <w:t xml:space="preserve">. If alternative reconstruction approaches systematically generate different trophic configurations, then comparative analyses risk conflating ecological differences among communities with artefacts introduced by reconstruction choice. The reliability of macroecological inference therefore depends not only on ecological data, but on the structural assumptions embedded in network reconstruction approaches.</w:t>
+        <w:t xml:space="preserve"> </w:t>
+      </w:r>
+      <w:r>
+        <w:t xml:space="preserve">and begs the question if alternative reconstruction approaches systematically generate different trophic configurations. Risking conflating ecological differences among communities with artefacts introduced by reconstruction choice. The reliability of macroecological inference therefore depends not only on ecological data, but on the structural assumptions embedded in network reconstruction approaches.</w:t>
       </w:r>
     </w:p>
     <w:p>
@@ -552,7 +542,10 @@
         <w:t xml:space="preserve">, 2018)</w:t>
       </w:r>
       <w:r>
-        <w:t xml:space="preserve">. If reconstruction approaches encode distinct structural constraints over interaction topology, then differences among communities may reflect reconstruction assumptions rather than ecological processes.</w:t>
+        <w:t xml:space="preserve"> </w:t>
+      </w:r>
+      <w:r>
+        <w:t xml:space="preserve">and begs the question if reconstruction approaches encode distinct structural constraints over interaction topology, then differences among communities may reflect reconstruction assumptions rather than ecological processes.</w:t>
       </w:r>
     </w:p>
     <w:p>
@@ -560,13 +553,10 @@
         <w:pStyle w:val="BodyText"/>
       </w:pPr>
       <w:r>
-        <w:t xml:space="preserve">Deep time ecosystems provide an especially useful test of this issue because trophic interactions are not observed directly and must be inferred from traits, co-occurrence, and theoretical constraints</w:t>
-      </w:r>
-      <w:r>
-        <w:t xml:space="preserve"> </w:t>
-      </w:r>
-      <w:r>
-        <w:t xml:space="preserve">(Roopnarine, 2006; Dunne</w:t>
+        <w:t xml:space="preserve">Deep time ecosystems provide an especially useful test of this issue because trophic interactions are not observed directly and must be inferred from traits, co-occurrence, and theoretical constraints [</w:t>
+      </w:r>
+      <w:r>
+        <w:t xml:space="preserve">Dunne</w:t>
       </w:r>
       <w:r>
         <w:t xml:space="preserve"> </w:t>
@@ -579,7 +569,19 @@
         <w:t xml:space="preserve">et al.</w:t>
       </w:r>
       <w:r>
-        <w:t xml:space="preserve">, 2008; Dunne</w:t>
+        <w:t xml:space="preserve"> </w:t>
+      </w:r>
+      <w:r>
+        <w:t xml:space="preserve">(2008)</w:t>
+      </w:r>
+      <w:r>
+        <w:t xml:space="preserve">;</w:t>
+      </w:r>
+      <w:r>
+        <w:t xml:space="preserve"> </w:t>
+      </w:r>
+      <w:r>
+        <w:t xml:space="preserve">Dunne</w:t>
       </w:r>
       <w:r>
         <w:t xml:space="preserve"> </w:t>
@@ -592,7 +594,19 @@
         <w:t xml:space="preserve">et al.</w:t>
       </w:r>
       <w:r>
-        <w:t xml:space="preserve">, 2014; Dunhill</w:t>
+        <w:t xml:space="preserve"> </w:t>
+      </w:r>
+      <w:r>
+        <w:t xml:space="preserve">(2014)</w:t>
+      </w:r>
+      <w:r>
+        <w:t xml:space="preserve">;</w:t>
+      </w:r>
+      <w:r>
+        <w:t xml:space="preserve"> </w:t>
+      </w:r>
+      <w:r>
+        <w:t xml:space="preserve">Dunhill</w:t>
       </w:r>
       <w:r>
         <w:t xml:space="preserve"> </w:t>
@@ -605,7 +619,28 @@
         <w:t xml:space="preserve">et al.</w:t>
       </w:r>
       <w:r>
-        <w:t xml:space="preserve">, 2024; Karapunar</w:t>
+        <w:t xml:space="preserve"> </w:t>
+      </w:r>
+      <w:r>
+        <w:t xml:space="preserve">(2024)</w:t>
+      </w:r>
+      <w:r>
+        <w:t xml:space="preserve">;</w:t>
+      </w:r>
+      <w:r>
+        <w:t xml:space="preserve"> </w:t>
+      </w:r>
+      <w:r>
+        <w:t xml:space="preserve">Roopnarine (2006)</w:t>
+      </w:r>
+      <w:r>
+        <w:t xml:space="preserve">; ;</w:t>
+      </w:r>
+      <w:r>
+        <w:t xml:space="preserve"> </w:t>
+      </w:r>
+      <w:r>
+        <w:t xml:space="preserve">Smith</w:t>
       </w:r>
       <w:r>
         <w:t xml:space="preserve"> </w:t>
@@ -618,10 +653,13 @@
         <w:t xml:space="preserve">et al.</w:t>
       </w:r>
       <w:r>
-        <w:t xml:space="preserve">, 2026)</w:t>
-      </w:r>
-      <w:r>
-        <w:t xml:space="preserve">. As a result, ecological networks in these systems are inherently reconstruction-dependent, rendering the assumptions embedded within different reconstruction frameworks both explicit and consequential. Among such systems, the Early Toarcian Extinction Event (ETEE; ~183 Ma) provides a particularly informative case study. The ETEE was a major Early Jurassic biotic crisis associated with rapid climatic warming, widespread marine oxygen depletion, and substantial ecological turnover</w:t>
+        <w:t xml:space="preserve"> </w:t>
+      </w:r>
+      <w:r>
+        <w:t xml:space="preserve">(2025)</w:t>
+      </w:r>
+      <w:r>
+        <w:t xml:space="preserve">]. As a result, ecological networks in these systems are inherently reconstruction-dependent, rendering the assumptions embedded within different reconstruction frameworks both explicit and consequential. Among such systems, the Early Toarcian Extinction Event (ETEE; ~183 Ma) provides a particularly informative case study. The ETEE was a major Early Jurassic biotic crisis associated with rapid climatic warming, widespread marine oxygen depletion, and substantial ecological turnover</w:t>
       </w:r>
       <w:r>
         <w:t xml:space="preserve"> </w:t>
@@ -740,7 +778,7 @@
         <w:pStyle w:val="BodyText"/>
       </w:pPr>
       <w:r>
-        <w:t xml:space="preserve">Here, we reconstruct ecological networks for four successive assemblages across the ETEE using six contrasting reconstruction frameworks spanning feasibility-based, realised, and structural models. By holding species composition constant while varying only the reconstruction approach, we isolate the influence of structural assumptions on inferred food web organisation, interaction turnover, and extinction dynamics. This design allows us to explicitly evaluate whether conclusions drawn from a single reconstruction approach (such as those of</w:t>
+        <w:t xml:space="preserve">Here, we reconstruct ecological networks for four successive assemblages across the ETEE using six contrasting reconstruction frameworks spanning feasibility-based, realised, and structural models. Holding species composition constant while varying only the reconstruction approach allows us to explicitly evaluate whether conclusions drawn from a single reconstruction approach (such as those of</w:t>
       </w:r>
       <w:r>
         <w:t xml:space="preserve"> </w:t>
@@ -907,7 +945,29 @@
         <w:pStyle w:val="FirstParagraph"/>
       </w:pPr>
       <w:r>
-        <w:t xml:space="preserve">Ecological network reconstruction encompasses a range of approaches that differ in how trophic interactions are inferred and in the ecological assumptions they encode. These approaches can be broadly grouped into three classes: feasibility-based, realised, and structural models. Together, these classes represent distinct hypotheses about how interactions arise and constrain the space of possible food web structure.</w:t>
+        <w:t xml:space="preserve">Ecological network reconstruction encompasses a range of approaches that differ in how trophic interactions are inferred and in the ecological assumptions they encode. These approaches can be broadly grouped into three classes: feasibility-based, realised, and structural models. Together, these classes represent distinct hypotheses about how interactions arise and constrain the space of possible food web structure</w:t>
+      </w:r>
+      <w:r>
+        <w:t xml:space="preserve"> </w:t>
+      </w:r>
+      <w:r>
+        <w:t xml:space="preserve">(Strydom</w:t>
+      </w:r>
+      <w:r>
+        <w:t xml:space="preserve"> </w:t>
+      </w:r>
+      <w:r>
+        <w:rPr>
+          <w:i/>
+          <w:iCs/>
+        </w:rPr>
+        <w:t xml:space="preserve">et al.</w:t>
+      </w:r>
+      <w:r>
+        <w:t xml:space="preserve">, 2026)</w:t>
+      </w:r>
+      <w:r>
+        <w:t xml:space="preserve">.</w:t>
       </w:r>
     </w:p>
     <w:p>
@@ -915,19 +975,7 @@
         <w:pStyle w:val="BodyText"/>
       </w:pPr>
       <w:r>
-        <w:t xml:space="preserve">Feasibility-based models infer the set of potential interactions among species based on trait compatibility or mechanistic rules. These approaches define a feasible interaction space by identifying which consumer–resource pairs are biologically possible, without specifying which interactions are realised in each community. In palaeoecological contexts, where direct observation of interactions is not possible, such models provide a biologically grounded, formalised representation, of</w:t>
-      </w:r>
-      <w:r>
-        <w:t xml:space="preserve"> </w:t>
-      </w:r>
-      <w:r>
-        <w:t xml:space="preserve">‘expert knowledge’</w:t>
-      </w:r>
-      <w:r>
-        <w:t xml:space="preserve"> </w:t>
-      </w:r>
-      <w:r>
-        <w:t xml:space="preserve">based rules that can be used to infer interactions (</w:t>
+        <w:t xml:space="preserve">Feasibility-based models infer the set of potential interactions among species based on trait compatibility or mechanistic rules. These approaches define a feasible interaction space by identifying which consumer–resource pairs are biologically possible, without specifying which interactions are realised in each community. In palaeoecological contexts, where direct observation of interactions is not possible, such models provide a biologically grounded, formalised representation, of expert knowledge based rules that can be used to infer interactions (</w:t>
       </w:r>
       <w:r>
         <w:rPr>
@@ -1141,7 +1189,7 @@
               <w:pStyle w:val="ImageCaption"/>
             </w:pPr>
             <w:r>
-              <w:t xml:space="preserve">Table 1: Six different network reconstruction approaches that can be used to construct food webs for both this specific community but are also broadly suited to palaeo network prediction. These reconstruction approaches span all facets of the network representation space (feasibility, realised, and structural network) and are suitable for an array of different palaeo-assemblages as the data requirements fall within the limitations set by the fossil record.</w:t>
+              <w:t xml:space="preserve">Table 1: Six different network reconstruction approaches that can be used to construct food webs for both this specific community but are also broadly suited to palaeo network prediction. These reconstruction approaches span all facets of the network representation space (feasibility, realised, and structural network).</w:t>
             </w:r>
           </w:p>
           <w:tbl>
@@ -1897,7 +1945,7 @@
         </w:r>
       </w:hyperlink>
       <w:r>
-        <w:t xml:space="preserve">: Random and Niche models (structural networks); allometric diet breadth (ADBM), allometric trophic network (ATN), and Body-size ratio models (realised networks); and a paleo food web inference model (PFWIM; feasibility network). Expanded descriptions of reconstruction approach assumptions, parameterisation, and link-generation rules are provided in Supplementary Material S1, including full mathematical formulations and parameter definitions. For each community, 100 stochastic network realisations were generated per reconstruction approach (n = 2400 per time bin in total, 600 per time bin) to capture uncertainty in link assignment. Where reconstruction approaches required species body mass or trait values, these were uniformly sampled within the different size classes, we adopted a uniform sampling by default, as alternative distributions (lognormal, truncated lognormal) have negligible impact on topology (Supplementary Material S1; Figure S1). Random and Niche models were parameterised using connectance values drawn from an empirically realistic range (0.05–0.25;</w:t>
+        <w:t xml:space="preserve">, expanded descriptions of reconstruction approach assumptions, parameterisation, and link-generation rules are provided in Supplementary Material S1, including full mathematical formulations and parameter definitions. For each community, 100 stochastic network realisations were generated per reconstruction approach (n = 2400 in total, 600 per time bin). Where reconstruction approaches required species body mass or trait values, these were uniformly sampled within the different size classes. We adopted a uniform sampling by default, as alternative distributions (lognormal, truncated lognormal) have negligible impact on topology (Supplementary Material S1; Figure S1). Random and Niche models were parameterised using connectance values drawn from an empirically realistic range (0.05–0.25;</w:t>
       </w:r>
       <w:r>
         <w:t xml:space="preserve"> </w:t>
@@ -1991,7 +2039,16 @@
         <w:t xml:space="preserve"> </w:t>
       </w:r>
       <w:r>
-        <w:t xml:space="preserve">using only the body-mass scaling to determine links between species. Sensitivity of network structure to these parameter choices is evaluated in Supplementary Material S1. The PFWIM generates a deterministic feasible metaweb for a given trait configuration. To allow for statistical analyses we introduced controlled variation in interaction subsets by applying a downsampling procedure that stochastically samples feasible interactions. This step allowed us to introduce statistical variation while still preserving most of the metaweb structure. The choice of downsampling parameter and its effects on network structure are evaluated in Supplementary Material S1.</w:t>
+        <w:t xml:space="preserve">using only the body-mass scaling to determine links between species. Sensitivity of network structure to these parameter choices is evaluated in Supplementary Material S1. The PFWIM generates a deterministic feasible metaweb for a given trait configuration. To allow for statistical analyses we introduced variation by applying a downsampling procedure that prunes links</w:t>
+      </w:r>
+      <w:r>
+        <w:t xml:space="preserve"> </w:t>
+      </w:r>
+      <w:r>
+        <w:t xml:space="preserve">(Roopnarine, 2006)</w:t>
+      </w:r>
+      <w:r>
+        <w:t xml:space="preserve">. This step allowed us to introduce statistical variation while still preserving most of the metaweb structure. The choice of downsampling parameter and its effects on network structure are evaluated in Supplementary Material S1.</w:t>
       </w:r>
     </w:p>
     <w:bookmarkEnd w:id="13"/>
@@ -2135,7 +2192,7 @@
               <w:pStyle w:val="ImageCaption"/>
             </w:pPr>
             <w:r>
-              <w:t xml:space="preserve">Table 2: Network properties used for analysis.</w:t>
+              <w:t xml:space="preserve">Table 2: Network properties used for analysis as well as a brief description of how they are derived.</w:t>
             </w:r>
           </w:p>
           <w:tbl>
@@ -2890,7 +2947,7 @@
         </m:r>
       </m:oMath>
       <w:r>
-        <w:t xml:space="preserve">) was used to quantify concordance in scenario ordering across reconstruction approaches. Detailed implementation of extinction sequences and secondary extinction rules is provided in Supplementary Material S1.</w:t>
+        <w:t xml:space="preserve">) was used to quantify agreement in scenario ordering across reconstruction approaches. Detailed implementation of extinction sequences and secondary extinction rules is provided in Supplementary Material S1.</w:t>
       </w:r>
     </w:p>
     <w:bookmarkEnd w:id="17"/>
@@ -3184,7 +3241,7 @@
               <w:pStyle w:val="ImageCaption"/>
             </w:pPr>
             <w:r>
-              <w:t xml:space="preserve">Figure 1: Linear discriminant analysis (LDA) of ecological network metrics for six reconstruction approach types. Each point represents a replicate (n = 100 per approach), and ellipses indicate 95% confidence regions for each reconstruction approach.</w:t>
+              <w:t xml:space="preserve">Figure 1: Linear discriminant analysis (LDA) of ecological network metrics for six reconstruction approach types. Each point represents a replicate (n = 400 per approach), and ellipses indicate 95% confidence regions for each reconstruction approach.</w:t>
             </w:r>
           </w:p>
           <w:bookmarkEnd w:id="23"/>
@@ -3324,7 +3381,7 @@
         <w:t xml:space="preserve"> </w:t>
       </w:r>
       <w:r>
-        <w:t xml:space="preserve">&lt; 0.001), indicating limited but significant time-dependent divergence among reconstruction frameworks. Thus, differences among reconstruction approaches were more than an order of magnitude greater than structural differences associated with ecological turnover through the extinction sequence, even if the Pliensbachian–Toarcian dataset was characterised with a significant community turnover.</w:t>
+        <w:t xml:space="preserve">&lt; 0.001), indicating limited but significant time-dependent divergence among reconstruction frameworks. Thus, differences among reconstruction approaches were more than an order of magnitude greater than structural differences associated with ecological turnover through the extinction sequence, even though the Pliensbachian–Toarcian dataset was characterised with a significant community turnover.</w:t>
       </w:r>
     </w:p>
     <w:p>
@@ -3639,7 +3696,7 @@
         </w:r>
       </w:hyperlink>
       <w:r>
-        <w:t xml:space="preserve">). Size-based models (ADBM, ATN) were broadly similar due to shared sole reliance on body-size constraints, whereas the Body-size ratio model exhibited consistently higher differences to other reconstruction approaches. PFWIM showed intermediate overlap with body mass-based models. These results demonstrate that agreement in overall network structure does not guarantee concordance in species-level interactions.</w:t>
+        <w:t xml:space="preserve">). Size-based models (ADBM, ATN) were broadly similar due to shared sole reliance on body-size constraints, whereas the Body-size ratio model exhibited consistently higher differences to other reconstruction approaches. PFWIM showed intermediate overlap with body mass-based models. These results demonstrate that agreement in overall network structure does not guarantee agreement in species-level interactions.</w:t>
       </w:r>
     </w:p>
     <w:tbl>
@@ -3757,10 +3814,7 @@
         <w:pStyle w:val="FirstParagraph"/>
       </w:pPr>
       <w:r>
-        <w:t xml:space="preserve">To evaluate how reconstruction approach choice affects inferred extinction dynamics, we compared simulated post-extinction networks to observed networks using mean absolute differences (MAD) for network-level metrics and true skills statistics (TSS) for node- and link-level outcomes</w:t>
-      </w:r>
-      <w:r>
-        <w:t xml:space="preserve"> </w:t>
+        <w:t xml:space="preserve">To evaluate how reconstruction approach choice affects inferred extinction dynamics, we compared simulated post-extinction networks to observed networks using mean absolute differences (MAD) for network-level metrics and true skills statistics (TSS) for node- and link-level outcomes (</w:t>
       </w:r>
       <w:hyperlink w:anchor="fig-mad">
         <w:r>
@@ -3771,7 +3825,7 @@
         </w:r>
       </w:hyperlink>
       <w:r>
-        <w:t xml:space="preserve">. Across reconstruction approaches, MAD-based rankings were generally positively correlated (Kendall’s</w:t>
+        <w:t xml:space="preserve">). Across reconstruction approaches, MAD-based rankings were generally positively correlated (Kendall’s</w:t>
       </w:r>
       <w:r>
         <w:t xml:space="preserve"> </w:t>
@@ -3821,7 +3875,7 @@
         <w:t xml:space="preserve"> </w:t>
       </w:r>
       <w:r>
-        <w:t xml:space="preserve">= −0.48 - 0.29), highlighting that inferences about which interactions are lost or retained during collapse and recovery are highly reconstruction approach contingent. Together, these results suggest that while alternative reconstruction approaches converge on similar species-level extinction patterns, the inferred pathways of interaction loss and cascading dynamics depend strongly on both reconstruction approaches.</w:t>
+        <w:t xml:space="preserve">= −0.48 - 0.29), highlighting that inferences about which interactions are lost or retained during collapse and recovery are highly reconstruction approach contingent. Together, these results suggest that while alternative reconstruction approaches converge on similar species-level extinction patterns, the inferred pathways of interaction loss and cascading dynamics depend strongly on reconstruction approaches.</w:t>
       </w:r>
     </w:p>
     <w:tbl>
@@ -3964,7 +4018,7 @@
         <w:pStyle w:val="FirstParagraph"/>
       </w:pPr>
       <w:r>
-        <w:t xml:space="preserve">Food web ecology has long treated network reconstruction as a methodologically neutral step preceding ecological analysis, with limited attention to how methodological choices might influence outcomes. Once assembled, network properties are generally interpreted as reflections of underlying ecological organisation. This workflow assumes that reconstructed networks provide structurally comparable representations of ecological communities. As a result, differences in connectance, trophic structure, motif composition, or robustness are interpreted as primarily reflecting biological variation, rather than the effects of reconstruction approach.</w:t>
+        <w:t xml:space="preserve">Food web ecology has long treated network reconstruction as a methodologically neutral step preceding ecological analysis, with limited attention to how methodological choices might influence outcomes. Once assembled, network properties are generally interpreted as reflections of underlying ecological organisation. This workflow assumes that reconstructed networks provide structurally comparable representations of ecological communities. Consequently, differences in connectance, trophic structure, motif composition, or robustness are typically interpreted as biological variation rather than consequences of reconstruction approach.</w:t>
       </w:r>
     </w:p>
     <w:p>
@@ -3972,7 +4026,7 @@
         <w:pStyle w:val="BodyText"/>
       </w:pPr>
       <w:r>
-        <w:t xml:space="preserve">Assuming that reconstructed food webs are independent of model choice is particularly critical to evaluate within the context of deep time palaeoecological data. Because interactions in fossil ecosystems are never observed directly, and direct inferences (such as gut contents) are limited, hence they must explicitly be formed through some form of reconstruction approach. This necessity renders the underlying assumptions transparent but also makes the resulting ecological narratives highly susceptible to the constraints inherent in the chosen reconstruction framework. In these settings the risk is not just incomplete data, but the potential for methodological artefacts to be misinterpreted as genuine macroevolutionary or palaeoecological signals. Consequently, deep time studies offer a unique and stringent testing ground for determining whether community-level responses (such as stability or collapse during mass extinctions) are robust features of the ecosystem or merely byproducts of how we choose to construct the links between species.</w:t>
+        <w:t xml:space="preserve">Assuming that reconstructed food webs are independent of model choice is particularly critical to evaluate within the context of deep time palaeoecological data. Because interactions in fossil ecosystems are never observed directly, and direct inferences (such as gut contents) are limited, hence they must explicitly be formed through some form of reconstruction approach. This necessity makes the assumptions underlying reconstruction explicit, but also means that ecological narratives are especially sensitive to the chosen reconstruction framework. In these settings the risk is not just incomplete data, but the potential for methodological artefacts to be misinterpreted as genuine macroevolutionary or palaeoecological signals. Consequently, deep time studies offer a unique and stringent testing ground for determining whether community-level responses (such as stability or collapse during mass extinctions) are robust features of the ecosystem or merely byproducts of how we choose to construct the links between species.</w:t>
       </w:r>
     </w:p>
     <w:p>
@@ -3980,10 +4034,7 @@
         <w:pStyle w:val="BodyText"/>
       </w:pPr>
       <w:r>
-        <w:t xml:space="preserve">Reconstruction framework explained far more variation in food-web topology than temporal turnover across extinction and recovery phases. Across an identical regional taxon pool, alternative reconstruction approaches generated distinct structural signatures that occupied non-overlapping regions of multivariate space</w:t>
-      </w:r>
-      <w:r>
-        <w:t xml:space="preserve"> </w:t>
+        <w:t xml:space="preserve">Reconstruction framework explained far more variation in food-web topology than temporal turnover across extinction and recovery phases. Across an identical regional taxon pool, alternative reconstruction approaches generated distinct structural signatures that occupied non-overlapping regions of multivariate space (</w:t>
       </w:r>
       <w:hyperlink w:anchor="fig-structure">
         <w:r>
@@ -3994,7 +4045,7 @@
         </w:r>
       </w:hyperlink>
       <w:r>
-        <w:t xml:space="preserve">, demonstrating that divergence among reconstruction approaches reflects intrinsic differences in how interactions are organised rather than temporal shifts in community composition. Even after centring metrics within time bins to remove between-bin mean differences, reconstruction approach remained the dominant driver of structural variation. These results indicate that reconstruction approaches impose distinct</w:t>
+        <w:t xml:space="preserve">), demonstrating that reconstruction approaches produce fundamentally different interaction architectures, independent of temporal turnover in community composition. Even after centring metrics within time bins to remove between-bin mean differences, reconstruction approach remained the dominant driver of structural variation. These results indicate that reconstruction approaches impose distinct</w:t>
       </w:r>
       <w:r>
         <w:t xml:space="preserve"> </w:t>
@@ -4049,20 +4100,7 @@
         <w:pStyle w:val="BodyText"/>
       </w:pPr>
       <w:r>
-        <w:t xml:space="preserve">Crucially, this dominance was not confined to multivariate summaries. Variance partitioning at the level of individual network properties revealed that reconstruction approach overwhelmingly structured specific ecological metrics, thus the imprint of the reconstruction framework is visible not only in aggregate topology but in the very structural features often interpreted as ecological signals. Notably, the few properties that exhibited detectable temporal sensitivity were also those with the greatest inter-reconstruction approach disagreement (</w:t>
-      </w:r>
-      <w:r>
-        <w:rPr>
-          <w:i/>
-          <w:iCs/>
-        </w:rPr>
-        <w:t xml:space="preserve">i.e.,</w:t>
-      </w:r>
-      <w:r>
-        <w:t xml:space="preserve"> </w:t>
-      </w:r>
-      <w:r>
-        <w:t xml:space="preserve">motif distributions), indicating that temporal trends are most difficult to disentangle when reconstruction frameworks diverge most strongly. These results suggest that structural assumptions do not merely shift networks within a shared architectural space; they condition the specific patterns through which ecological change is perceived and interpreted.</w:t>
+        <w:t xml:space="preserve">Crucially, this dominance was not confined to multivariate summaries. Variance partitioning at the level of individual network properties revealed that reconstruction approach overwhelmingly structured specific ecological metrics, demonstrating that its influence extends beyond overall topology to the individual properties commonly interpreted as ecological signals. Notably, the few properties that exhibited detectable temporal sensitivity were also those with the greatest inter-reconstruction disagreement, indicating that temporal trends are hardest to resolve where reconstruction frameworks diverge most strongly.</w:t>
       </w:r>
     </w:p>
     <w:p>
@@ -4070,7 +4108,7 @@
         <w:pStyle w:val="BodyText"/>
       </w:pPr>
       <w:r>
-        <w:t xml:space="preserve">This has direct implications for the interpretation of comparative network studies. Feasible, realised, and structural reconstruction approaches encode different assumptions about constraint, optimisation, and topology, with these assumptions propagating into emergent metrics and dynamical predictions</w:t>
+        <w:t xml:space="preserve">These findings have important implications for comparative network studies. Because different classes of reconstruction encode different ecological assumptions, observed differences among networks may partly reflect reconstruction choice rather than ecological process</w:t>
       </w:r>
       <w:r>
         <w:t xml:space="preserve"> </w:t>
@@ -4105,7 +4143,7 @@
         <w:t xml:space="preserve">, 2011; Allesina &amp; Tang, 2012; Poisot &amp; Gravel, 2014; Michalska-Smith &amp; Allesina, 2019)</w:t>
       </w:r>
       <w:r>
-        <w:t xml:space="preserve">. When networks reconstructed under different classes are compared across spatial gradients, disturbance regimes, or evolutionary transitions, part of the observed variation may derive from reconstruction choice rather than ecological process. Without explicit standardisation or sensitivity analysis, methodological heterogeneity can be mistaken for biological signal. Food web ecology has devoted substantial effort to understanding how topology shapes dynamics; comparatively less attention has been paid to how reconstruction method shapes topology. Our findings indicate that these two questions cannot be separated.</w:t>
+        <w:t xml:space="preserve">. Without explicit standardisation or sensitivity analysis, methodological heterogeneity can be mistaken for biological signal. Food web ecology has devoted substantial effort to understanding how topology shapes dynamics; comparatively less attention has been paid to how reconstruction method shapes topology. Our findings indicate that these two questions cannot be separated.</w:t>
       </w:r>
     </w:p>
     <w:bookmarkEnd w:id="42"/>
@@ -4159,7 +4197,7 @@
         <w:t xml:space="preserve"> </w:t>
       </w:r>
       <w:r>
-        <w:t xml:space="preserve">used a reconstruction approach other than PFWIM, the inferred drivers of extinction and recovery may have differed substantially. If cascade pathways vary across equally plausible reconstructions, then mechanistic narratives derived from a single inferred topology may overstate their precision</w:t>
+        <w:t xml:space="preserve">used a reconstruction approach other than PFWIM, the inferred drivers of extinction and recovery may have differed substantially. If extinction mechanisms vary across equally plausible reconstructions, then mechanistic narratives derived from a single inferred topology may overstate their precision</w:t>
       </w:r>
       <w:r>
         <w:t xml:space="preserve"> </w:t>
@@ -4210,7 +4248,7 @@
         <w:pStyle w:val="BodyText"/>
       </w:pPr>
       <w:r>
-        <w:t xml:space="preserve">Taken together, these results underscore that network reconstruction is not a neutral preprocessing step but an additional part of the hypothesis-generating process in which each reconstruction approach encodes a distinct set of ecological assumptions. The inferred topology and dynamics of a food web therefore reflect not only ecological data, but the theoretical assumptions embedded in the reconstruction framework. Disagreement among reconstruction approaches does not imply that any single approach is</w:t>
+        <w:t xml:space="preserve">Taken together, these results underscore that network reconstruction is not a neutral preprocessing step but an additional part of the hypothesis-generating process in which each reconstruction approach encodes a distinct set of ecological assumptions. Disagreement among reconstruction approaches does not imply that any single approach is</w:t>
       </w:r>
       <w:r>
         <w:t xml:space="preserve"> </w:t>
@@ -4239,14 +4277,6 @@
       </w:r>
       <w:r>
         <w:t xml:space="preserve">. Rather, different frameworks emphasise different ecological constraints, such as trait compatibility, energetic optimisation, or topological regularity and it is a case of matching the ‘correct’ reconstruction approach to the task at hand.</w:t>
-      </w:r>
-    </w:p>
-    <w:p>
-      <w:pPr>
-        <w:pStyle w:val="BodyText"/>
-      </w:pPr>
-      <w:r>
-        <w:t xml:space="preserve">This perspective reframes reconstruction choice as part of hypothesis specification. Researchers must align reconstruction approaches with the ecological signals of interest (whether potential interactions, realised diets, or macro-scale structural properties) rather than treating network reconstruction as a technical convenience. Viewed through the lens of accuracy and precision, our results indicate that some network-based inferences are relatively robust across reconstruction approaches, whereas others remain intrinsically uncertain. High-level extinction rankings were broadly convergent, suggesting relative accuracy at coarse resolution, but interaction-level details and temporal cascade dynamics diverged substantially, indicating limited precision in reconstructing the fine structure of collapse. Recognising and explicitly accounting for this distinction is essential if food web ecology is to move beyond descriptive reconstruction toward rigorous comparative inference.</w:t>
       </w:r>
     </w:p>
     <w:bookmarkEnd w:id="43"/>
@@ -4264,7 +4294,7 @@
         <w:pStyle w:val="FirstParagraph"/>
       </w:pPr>
       <w:r>
-        <w:t xml:space="preserve">Network approaches are increasingly applied to examine how ecological organisation varies across latitudinal gradients, environmental filters, disturbance regimes, and climate-driven transitions</w:t>
+        <w:t xml:space="preserve">Network approaches are increasingly applied to investigate how ecological organisation varies across latitudinal gradients, environmental filters, disturbance regimes, and climate-driven transitions</w:t>
       </w:r>
       <w:r>
         <w:t xml:space="preserve"> </w:t>
@@ -4358,7 +4388,7 @@
         </m:r>
       </m:oMath>
       <w:r>
-        <w:t xml:space="preserve">-diversity, or robustness as indicators of ecological differentiation among regions or time intervals</w:t>
+        <w:t xml:space="preserve">-diversity, and robustness as evidence of ecological differentiation across regions or through time</w:t>
       </w:r>
       <w:r>
         <w:t xml:space="preserve"> </w:t>
@@ -4393,127 +4423,7 @@
         <w:t xml:space="preserve">, 2018; Trøjelsgaard &amp; Olesen, 2016)</w:t>
       </w:r>
       <w:r>
-        <w:t xml:space="preserve">. Our results show that reconstruction choice can systematically alter inferred topology and disturbance dynamics even when species composition is held constant. Apparent differences in network structure across spatial or climatic gradients may therefore reflect reconstruction choices as much as ecological processes.</w:t>
-      </w:r>
-    </w:p>
-    <w:p>
-      <w:pPr>
-        <w:pStyle w:val="BodyText"/>
-      </w:pPr>
-      <w:r>
-        <w:t xml:space="preserve">Deep time palaeo food webs provide a complementary perspective because they capture ecosystem responses to large-scale environmental perturbations and extinction events under past climate change (</w:t>
-      </w:r>
-      <w:r>
-        <w:rPr>
-          <w:i/>
-          <w:iCs/>
-        </w:rPr>
-        <w:t xml:space="preserve">e.g.,</w:t>
-      </w:r>
-      <w:r>
-        <w:t xml:space="preserve"> </w:t>
-      </w:r>
-      <w:r>
-        <w:t xml:space="preserve">Dunhill</w:t>
-      </w:r>
-      <w:r>
-        <w:t xml:space="preserve"> </w:t>
-      </w:r>
-      <w:r>
-        <w:rPr>
-          <w:i/>
-          <w:iCs/>
-        </w:rPr>
-        <w:t xml:space="preserve">et al.</w:t>
-      </w:r>
-      <w:r>
-        <w:t xml:space="preserve"> </w:t>
-      </w:r>
-      <w:r>
-        <w:t xml:space="preserve">(2024)</w:t>
-      </w:r>
-      <w:r>
-        <w:t xml:space="preserve">;</w:t>
-      </w:r>
-      <w:r>
-        <w:t xml:space="preserve"> </w:t>
-      </w:r>
-      <w:r>
-        <w:t xml:space="preserve">Smith</w:t>
-      </w:r>
-      <w:r>
-        <w:t xml:space="preserve"> </w:t>
-      </w:r>
-      <w:r>
-        <w:rPr>
-          <w:i/>
-          <w:iCs/>
-        </w:rPr>
-        <w:t xml:space="preserve">et al.</w:t>
-      </w:r>
-      <w:r>
-        <w:t xml:space="preserve"> </w:t>
-      </w:r>
-      <w:r>
-        <w:t xml:space="preserve">(2025)</w:t>
-      </w:r>
-      <w:r>
-        <w:t xml:space="preserve">;</w:t>
-      </w:r>
-      <w:r>
-        <w:t xml:space="preserve"> </w:t>
-      </w:r>
-      <w:r>
-        <w:t xml:space="preserve">Karapunar</w:t>
-      </w:r>
-      <w:r>
-        <w:t xml:space="preserve"> </w:t>
-      </w:r>
-      <w:r>
-        <w:rPr>
-          <w:i/>
-          <w:iCs/>
-        </w:rPr>
-        <w:t xml:space="preserve">et al.</w:t>
-      </w:r>
-      <w:r>
-        <w:t xml:space="preserve"> </w:t>
-      </w:r>
-      <w:r>
-        <w:t xml:space="preserve">(2026)</w:t>
-      </w:r>
-      <w:r>
-        <w:t xml:space="preserve">). Fossil networks therefore represent natural experiments for evaluating resilience, trophic reorganisation, and recovery following extreme environmental change. Studies of palaeo food webs have demonstrated how network structure mediates extinction cascades and post-disturbance reassembly</w:t>
-      </w:r>
-      <w:r>
-        <w:t xml:space="preserve"> </w:t>
-      </w:r>
-      <w:r>
-        <w:t xml:space="preserve">(Roopnarine, 2006; Dunne</w:t>
-      </w:r>
-      <w:r>
-        <w:t xml:space="preserve"> </w:t>
-      </w:r>
-      <w:r>
-        <w:rPr>
-          <w:i/>
-          <w:iCs/>
-        </w:rPr>
-        <w:t xml:space="preserve">et al.</w:t>
-      </w:r>
-      <w:r>
-        <w:t xml:space="preserve">, 2008)</w:t>
-      </w:r>
-      <w:r>
-        <w:t xml:space="preserve">, providing empirical constraints on long-term ecological stability.</w:t>
-      </w:r>
-    </w:p>
-    <w:p>
-      <w:pPr>
-        <w:pStyle w:val="BodyText"/>
-      </w:pPr>
-      <w:r>
-        <w:t xml:space="preserve">However, our results emphasise that even in deep time systems structural conclusions remain sensitive to reconstruction approaches. Treating reconstructed networks as reconstruction-dependent inferences rather than deterministic representations provides a more transparent framework for incorporating uncertainty into comparative macroecology.</w:t>
+        <w:t xml:space="preserve">. Our results show that reconstruction choice can systematically alter inferred topology and disturbance dynamics even when species composition is held constant. Apparent differences in network structure across spatial or climatic gradients may therefore reflect reconstruction choice as much as underlying ecological processes. Comparative studies that employ different reconstruction frameworks should therefore either standardise reconstruction methods or explicitly quantify the sensitivity of their conclusions to alternative network representations.</w:t>
       </w:r>
     </w:p>
     <w:bookmarkEnd w:id="44"/>
@@ -4531,7 +4441,7 @@
         <w:pStyle w:val="FirstParagraph"/>
       </w:pPr>
       <w:r>
-        <w:t xml:space="preserve">No single reconstruction framework is universally correct. Instead, each represents a distinct hypothesis about how ecological interactions are constrained.</w:t>
+        <w:t xml:space="preserve">No single reconstruction framework is universally correct. Rather, each represents a distinct hypothesis about how ecological interactions are constrained</w:t>
       </w:r>
       <w:r>
         <w:t xml:space="preserve"> </w:t>
@@ -4553,7 +4463,7 @@
         <w:t xml:space="preserve">, 2011)</w:t>
       </w:r>
       <w:r>
-        <w:t xml:space="preserve">. Food web reconstruction is therefore theory-laden. Making this explicit shifts reconstruction from a preparatory step to a central component of ecological modelling.</w:t>
+        <w:t xml:space="preserve">. Reconstruction choice should therefore be viewed as part of hypothesis specification rather than a technical step preceding analysis. Researchers must align reconstruction approaches with the ecological questions of interest (whether estimating potential interactions, realised diets, or broad structural properties) because each framework emphasises different aspects of ecological organisation.</w:t>
       </w:r>
     </w:p>
     <w:p>
@@ -4561,7 +4471,15 @@
         <w:pStyle w:val="BodyText"/>
       </w:pPr>
       <w:r>
-        <w:t xml:space="preserve">A mature modelling paradigm in food web ecology would treat reconstruction approaches as testable, incorporate probabilistic link inference where possible, and quantify the sensitivity of macroecological conclusions to alternative representations of interaction structure. Such an approach aligns with recent advances in probabilistic and ensemble network modelling and would strengthen the interpretability of network-based inference under global change</w:t>
+        <w:t xml:space="preserve">Our results show that the consequences of these choices depend on the scale of inference. Some network-based conclusions, such as relative species vulnerability, were broadly consistent across reconstruction approaches, whereas interaction identities. This distinction suggests that network-based inference can be accurate at coarse ecological scales while remaining imprecise in its mechanistic detail. Explicitly recognising this asymmetry is essential if comparative studies are to distinguish robust ecological patterns from reconstruction-dependent artefacts.</w:t>
+      </w:r>
+    </w:p>
+    <w:p>
+      <w:pPr>
+        <w:pStyle w:val="BodyText"/>
+      </w:pPr>
+      <w:r>
+        <w:t xml:space="preserve">A more mature modelling paradigm in food web ecology would therefore treat reconstruction approaches as testable hypotheses, incorporate probabilistic link inference where possible, and routinely evaluate the sensitivity of ecological conclusions to alternative representations of interaction structure. Such an approach aligns with recent advances in probabilistic and ensemble network modelling and would strengthen the interpretability of network-based inference under global change</w:t>
       </w:r>
       <w:r>
         <w:t xml:space="preserve"> </w:t>
@@ -4615,7 +4533,7 @@
         <w:pStyle w:val="FirstParagraph"/>
       </w:pPr>
       <w:r>
-        <w:t xml:space="preserve">Ecological network reconstruction is a theoretical choice that fundamentally shapes ecological inference. By applying six contrasting reconstruction frameworks to an identical species pool, we show that different reconstruction approaches systematically influence inferred food web topology, interaction identity, and disturbance dynamics. Some coarse-grained patterns, such as relative species vulnerability, are comparatively robust across representations. In contrast, fine-scale interaction structure and cascade pathways are highly contingent on reconstruction approaches. The reliability of network-based inference is therefore scale dependent.</w:t>
+        <w:t xml:space="preserve">Ecological network reconstruction is a theoretical choice that fundamentally shapes ecological inference. By applying six contrasting reconstruction frameworks to an identical species pool, we show that different reconstruction approaches systematically influence inferred food web topology, interaction identity, and disturbance dynamics. Some coarse-grained patterns, such as relative species vulnerability, are comparatively robust across reconstruction frameworks. In contrast, fine-scale interaction structure and cascade pathways are highly contingent on reconstruction approaches. The reliability of network-based inference is therefore scale dependent.</w:t>
       </w:r>
     </w:p>
     <w:p>
@@ -4623,7 +4541,7 @@
         <w:pStyle w:val="BodyText"/>
       </w:pPr>
       <w:r>
-        <w:t xml:space="preserve">These results challenge the implicit assumption that reconstructed networks are comparable across systems — whether comparing modern communities across environmental gradients or fossil assemblages across extinction intervals. When reconstruction frameworks differ, variation in connectance, trophic organisation, robustness, or interaction turnover may reflect embedded reconstruction approaches as much as ecological processes. Network reconstruction should thus be treated as an explicit component of hypothesis specification in comparative macroecology and biogeography.</w:t>
+        <w:t xml:space="preserve">These results challenge the implicit assumption that reconstructed networks are comparable across systems — whether comparing modern communities across environmental gradients or fossil assemblages across extinction intervals. When reconstruction frameworks differ, variation in connectance, trophic organisation, robustness, or interaction turnover may reflect differences in reconstruction assumptions as much as underlying ecological processes. Network reconstruction should thus be treated as an explicit component of hypothesis specification in comparative macroecology and biogeography.</w:t>
       </w:r>
     </w:p>
     <w:p>
@@ -4631,7 +4549,7 @@
         <w:pStyle w:val="BodyText"/>
       </w:pPr>
       <w:r>
-        <w:t xml:space="preserve">No single reconstruction approach captures the full complexity of ecological organisation, but neither are alternative reconstruction approaches interchangeable. Aligning reconstruction framework with inferential goals, standardising approaches across comparative studies, and incorporating ensemble or probabilistic representations will be essential for strengthening the interpretability of network analyses across spatial and temporal gradients, including efforts to use deep time systems to inform expectations under contemporary climate change. As ecological networks play an increasingly prominent role in global change research, recognising reconstruction as a determinant of inference will be essential for moving food web ecology from descriptive reconstruction toward rigorous comparative synthesis.</w:t>
+        <w:t xml:space="preserve">No single reconstruction approach captures the full complexity of ecological organisation, but neither are alternative reconstruction approaches interchangeable. Aligning reconstruction frameworks with inferential goals, standardising approaches across comparative studies, and incorporating ensemble or probabilistic methods will strengthen the interpretability of network analyses across spatial and temporal gradients. As ecological networks play an increasingly prominent role in global change research, recognising reconstruction as an integral component of ecological inference will be essential for moving food web ecology from descriptive reconstruction toward rigorous comparative synthesis.</w:t>
       </w:r>
     </w:p>
     <w:p>
@@ -4682,7 +4600,7 @@
       </w:r>
     </w:p>
     <w:bookmarkEnd w:id="48"/>
-    <w:bookmarkStart w:id="163" w:name="references"/>
+    <w:bookmarkStart w:id="161" w:name="references"/>
     <w:p>
       <w:pPr>
         <w:pStyle w:val="Heading1"/>
@@ -4691,7 +4609,7 @@
         <w:t xml:space="preserve">References</w:t>
       </w:r>
     </w:p>
-    <w:bookmarkStart w:id="162" w:name="refs"/>
+    <w:bookmarkStart w:id="160" w:name="refs"/>
     <w:bookmarkStart w:id="50" w:name="ref-allesina2008"/>
     <w:p>
       <w:pPr>
@@ -5792,55 +5710,18 @@
       </w:r>
     </w:p>
     <w:bookmarkEnd w:id="93"/>
-    <w:bookmarkStart w:id="95" w:name="ref-karapunar2026"/>
+    <w:bookmarkStart w:id="95" w:name="ref-kemp2024"/>
     <w:p>
       <w:pPr>
         <w:pStyle w:val="Bibliography"/>
       </w:pPr>
       <w:r>
-        <w:t xml:space="preserve">Karapunar, B., Strydom, T., Beckerman, A.P., Ridgwell, A., Wignall, P.B., Dunne, J.A., Little, C.T.S., Hull, P., Pimiento, C. &amp; Dunhill, A. (2026)</w:t>
+        <w:t xml:space="preserve">Kemp, D.B., Han, Z., Hu, X., Chen, W., Jin, S., Izumi, K., Yan, Q., Baranyi, V., Jin, X., Corso, J.D. &amp; Ge, Y. (2024)</w:t>
       </w:r>
       <w:r>
         <w:t xml:space="preserve"> </w:t>
       </w:r>
       <w:hyperlink r:id="rId94">
-        <w:r>
-          <w:rPr>
-            <w:rStyle w:val="Hyperlink"/>
-          </w:rPr>
-          <w:t xml:space="preserve">No global collapse of food webs across the permian-triassic mass extinction</w:t>
-        </w:r>
-      </w:hyperlink>
-      <w:r>
-        <w:t xml:space="preserve">.</w:t>
-      </w:r>
-      <w:r>
-        <w:t xml:space="preserve"> </w:t>
-      </w:r>
-      <w:r>
-        <w:rPr>
-          <w:i/>
-          <w:iCs/>
-        </w:rPr>
-        <w:t xml:space="preserve">BioRxiv</w:t>
-      </w:r>
-      <w:r>
-        <w:t xml:space="preserve">.</w:t>
-      </w:r>
-    </w:p>
-    <w:bookmarkEnd w:id="95"/>
-    <w:bookmarkStart w:id="97" w:name="ref-kemp2024"/>
-    <w:p>
-      <w:pPr>
-        <w:pStyle w:val="Bibliography"/>
-      </w:pPr>
-      <w:r>
-        <w:t xml:space="preserve">Kemp, D.B., Han, Z., Hu, X., Chen, W., Jin, S., Izumi, K., Yan, Q., Baranyi, V., Jin, X., Corso, J.D. &amp; Ge, Y. (2024)</w:t>
-      </w:r>
-      <w:r>
-        <w:t xml:space="preserve"> </w:t>
-      </w:r>
-      <w:hyperlink r:id="rId96">
         <w:r>
           <w:rPr>
             <w:rStyle w:val="Hyperlink"/>
@@ -5878,8 +5759,8 @@
         <w:t xml:space="preserve">, 104946.</w:t>
       </w:r>
     </w:p>
-    <w:bookmarkEnd w:id="97"/>
-    <w:bookmarkStart w:id="99" w:name="ref-little1995"/>
+    <w:bookmarkEnd w:id="95"/>
+    <w:bookmarkStart w:id="97" w:name="ref-little1995"/>
     <w:p>
       <w:pPr>
         <w:pStyle w:val="Bibliography"/>
@@ -5890,7 +5771,7 @@
       <w:r>
         <w:t xml:space="preserve"> </w:t>
       </w:r>
-      <w:hyperlink r:id="rId98">
+      <w:hyperlink r:id="rId96">
         <w:r>
           <w:rPr>
             <w:rStyle w:val="Hyperlink"/>
@@ -5928,8 +5809,8 @@
         <w:t xml:space="preserve">, 495.</w:t>
       </w:r>
     </w:p>
-    <w:bookmarkEnd w:id="99"/>
-    <w:bookmarkStart w:id="101" w:name="ref-marjakangas2025"/>
+    <w:bookmarkEnd w:id="97"/>
+    <w:bookmarkStart w:id="99" w:name="ref-marjakangas2025"/>
     <w:p>
       <w:pPr>
         <w:pStyle w:val="Bibliography"/>
@@ -5940,7 +5821,7 @@
       <w:r>
         <w:t xml:space="preserve"> </w:t>
       </w:r>
-      <w:hyperlink r:id="rId100">
+      <w:hyperlink r:id="rId98">
         <w:r>
           <w:rPr>
             <w:rStyle w:val="Hyperlink"/>
@@ -5978,8 +5859,8 @@
         <w:t xml:space="preserve">, e70146.</w:t>
       </w:r>
     </w:p>
-    <w:bookmarkEnd w:id="101"/>
-    <w:bookmarkStart w:id="103" w:name="ref-michalska-smith2019"/>
+    <w:bookmarkEnd w:id="99"/>
+    <w:bookmarkStart w:id="101" w:name="ref-michalska-smith2019"/>
     <w:p>
       <w:pPr>
         <w:pStyle w:val="Bibliography"/>
@@ -5990,7 +5871,7 @@
       <w:r>
         <w:t xml:space="preserve"> </w:t>
       </w:r>
-      <w:hyperlink r:id="rId102">
+      <w:hyperlink r:id="rId100">
         <w:r>
           <w:rPr>
             <w:rStyle w:val="Hyperlink"/>
@@ -6028,8 +5909,8 @@
         <w:t xml:space="preserve">, e1007076.</w:t>
       </w:r>
     </w:p>
-    <w:bookmarkEnd w:id="103"/>
-    <w:bookmarkStart w:id="105" w:name="ref-milo2002"/>
+    <w:bookmarkEnd w:id="101"/>
+    <w:bookmarkStart w:id="103" w:name="ref-milo2002"/>
     <w:p>
       <w:pPr>
         <w:pStyle w:val="Bibliography"/>
@@ -6040,7 +5921,7 @@
       <w:r>
         <w:t xml:space="preserve"> </w:t>
       </w:r>
-      <w:hyperlink r:id="rId104">
+      <w:hyperlink r:id="rId102">
         <w:r>
           <w:rPr>
             <w:rStyle w:val="Hyperlink"/>
@@ -6078,8 +5959,8 @@
         <w:t xml:space="preserve">, 824–827.</w:t>
       </w:r>
     </w:p>
-    <w:bookmarkEnd w:id="105"/>
-    <w:bookmarkStart w:id="107" w:name="ref-morales-castilla2015"/>
+    <w:bookmarkEnd w:id="103"/>
+    <w:bookmarkStart w:id="105" w:name="ref-morales-castilla2015"/>
     <w:p>
       <w:pPr>
         <w:pStyle w:val="Bibliography"/>
@@ -6090,7 +5971,7 @@
       <w:r>
         <w:t xml:space="preserve"> </w:t>
       </w:r>
-      <w:hyperlink r:id="rId106">
+      <w:hyperlink r:id="rId104">
         <w:r>
           <w:rPr>
             <w:rStyle w:val="Hyperlink"/>
@@ -6128,8 +6009,8 @@
         <w:t xml:space="preserve">, 347–356.</w:t>
       </w:r>
     </w:p>
-    <w:bookmarkEnd w:id="107"/>
-    <w:bookmarkStart w:id="109" w:name="ref-pellissier2018"/>
+    <w:bookmarkEnd w:id="105"/>
+    <w:bookmarkStart w:id="107" w:name="ref-pellissier2018"/>
     <w:p>
       <w:pPr>
         <w:pStyle w:val="Bibliography"/>
@@ -6140,7 +6021,7 @@
       <w:r>
         <w:t xml:space="preserve"> </w:t>
       </w:r>
-      <w:hyperlink r:id="rId108">
+      <w:hyperlink r:id="rId106">
         <w:r>
           <w:rPr>
             <w:rStyle w:val="Hyperlink"/>
@@ -6178,8 +6059,8 @@
         <w:t xml:space="preserve">, 785–800.</w:t>
       </w:r>
     </w:p>
-    <w:bookmarkEnd w:id="109"/>
-    <w:bookmarkStart w:id="111" w:name="ref-petchey2011"/>
+    <w:bookmarkEnd w:id="107"/>
+    <w:bookmarkStart w:id="109" w:name="ref-petchey2011"/>
     <w:p>
       <w:pPr>
         <w:pStyle w:val="Bibliography"/>
@@ -6190,7 +6071,7 @@
       <w:r>
         <w:t xml:space="preserve"> </w:t>
       </w:r>
-      <w:hyperlink r:id="rId110">
+      <w:hyperlink r:id="rId108">
         <w:r>
           <w:rPr>
             <w:rStyle w:val="Hyperlink"/>
@@ -6228,8 +6109,8 @@
         <w:t xml:space="preserve">, 169–171.</w:t>
       </w:r>
     </w:p>
-    <w:bookmarkEnd w:id="111"/>
-    <w:bookmarkStart w:id="113" w:name="ref-petchey2008"/>
+    <w:bookmarkEnd w:id="109"/>
+    <w:bookmarkStart w:id="111" w:name="ref-petchey2008"/>
     <w:p>
       <w:pPr>
         <w:pStyle w:val="Bibliography"/>
@@ -6240,7 +6121,7 @@
       <w:r>
         <w:t xml:space="preserve"> </w:t>
       </w:r>
-      <w:hyperlink r:id="rId112">
+      <w:hyperlink r:id="rId110">
         <w:r>
           <w:rPr>
             <w:rStyle w:val="Hyperlink"/>
@@ -6278,8 +6159,8 @@
         <w:t xml:space="preserve">, 4191–4196.</w:t>
       </w:r>
     </w:p>
-    <w:bookmarkEnd w:id="113"/>
-    <w:bookmarkStart w:id="115" w:name="ref-poisot2021"/>
+    <w:bookmarkEnd w:id="111"/>
+    <w:bookmarkStart w:id="113" w:name="ref-poisot2021"/>
     <w:p>
       <w:pPr>
         <w:pStyle w:val="Bibliography"/>
@@ -6290,7 +6171,7 @@
       <w:r>
         <w:t xml:space="preserve"> </w:t>
       </w:r>
-      <w:hyperlink r:id="rId114">
+      <w:hyperlink r:id="rId112">
         <w:r>
           <w:rPr>
             <w:rStyle w:val="Hyperlink"/>
@@ -6315,8 +6196,8 @@
         <w:t xml:space="preserve">, jbi.14127.</w:t>
       </w:r>
     </w:p>
-    <w:bookmarkEnd w:id="115"/>
-    <w:bookmarkStart w:id="117" w:name="ref-poisot2012a"/>
+    <w:bookmarkEnd w:id="113"/>
+    <w:bookmarkStart w:id="115" w:name="ref-poisot2012a"/>
     <w:p>
       <w:pPr>
         <w:pStyle w:val="Bibliography"/>
@@ -6327,7 +6208,7 @@
       <w:r>
         <w:t xml:space="preserve"> </w:t>
       </w:r>
-      <w:hyperlink r:id="rId116">
+      <w:hyperlink r:id="rId114">
         <w:r>
           <w:rPr>
             <w:rStyle w:val="Hyperlink"/>
@@ -6365,8 +6246,8 @@
         <w:t xml:space="preserve">, 1353–1361.</w:t>
       </w:r>
     </w:p>
-    <w:bookmarkEnd w:id="117"/>
-    <w:bookmarkStart w:id="119" w:name="ref-poisot2016"/>
+    <w:bookmarkEnd w:id="115"/>
+    <w:bookmarkStart w:id="117" w:name="ref-poisot2016"/>
     <w:p>
       <w:pPr>
         <w:pStyle w:val="Bibliography"/>
@@ -6377,7 +6258,7 @@
       <w:r>
         <w:t xml:space="preserve"> </w:t>
       </w:r>
-      <w:hyperlink r:id="rId118">
+      <w:hyperlink r:id="rId116">
         <w:r>
           <w:rPr>
             <w:rStyle w:val="Hyperlink"/>
@@ -6415,8 +6296,8 @@
         <w:t xml:space="preserve">, 303312.</w:t>
       </w:r>
     </w:p>
-    <w:bookmarkEnd w:id="119"/>
-    <w:bookmarkStart w:id="121" w:name="ref-poisot2014"/>
+    <w:bookmarkEnd w:id="117"/>
+    <w:bookmarkStart w:id="119" w:name="ref-poisot2014"/>
     <w:p>
       <w:pPr>
         <w:pStyle w:val="Bibliography"/>
@@ -6427,7 +6308,7 @@
       <w:r>
         <w:t xml:space="preserve"> </w:t>
       </w:r>
-      <w:hyperlink r:id="rId120">
+      <w:hyperlink r:id="rId118">
         <w:r>
           <w:rPr>
             <w:rStyle w:val="Hyperlink"/>
@@ -6465,8 +6346,8 @@
         <w:t xml:space="preserve">, e251.</w:t>
       </w:r>
     </w:p>
-    <w:bookmarkEnd w:id="121"/>
-    <w:bookmarkStart w:id="123" w:name="ref-poisot2015"/>
+    <w:bookmarkEnd w:id="119"/>
+    <w:bookmarkStart w:id="121" w:name="ref-poisot2015"/>
     <w:p>
       <w:pPr>
         <w:pStyle w:val="Bibliography"/>
@@ -6477,7 +6358,7 @@
       <w:r>
         <w:t xml:space="preserve"> </w:t>
       </w:r>
-      <w:hyperlink r:id="rId122">
+      <w:hyperlink r:id="rId120">
         <w:r>
           <w:rPr>
             <w:rStyle w:val="Hyperlink"/>
@@ -6515,8 +6396,8 @@
         <w:t xml:space="preserve">, 243–251.</w:t>
       </w:r>
     </w:p>
-    <w:bookmarkEnd w:id="123"/>
-    <w:bookmarkStart w:id="125" w:name="ref-RCoreTeam2024"/>
+    <w:bookmarkEnd w:id="121"/>
+    <w:bookmarkStart w:id="123" w:name="ref-RCoreTeam2024"/>
     <w:p>
       <w:pPr>
         <w:pStyle w:val="Bibliography"/>
@@ -6527,7 +6408,7 @@
       <w:r>
         <w:t xml:space="preserve"> </w:t>
       </w:r>
-      <w:hyperlink r:id="rId124">
+      <w:hyperlink r:id="rId122">
         <w:r>
           <w:rPr>
             <w:rStyle w:val="Hyperlink"/>
@@ -6541,8 +6422,8 @@
         <w:t xml:space="preserve">, R Foundation for Statistical Computing, Vienna, Austria.</w:t>
       </w:r>
     </w:p>
-    <w:bookmarkEnd w:id="125"/>
-    <w:bookmarkStart w:id="127" w:name="ref-rohr2010"/>
+    <w:bookmarkEnd w:id="123"/>
+    <w:bookmarkStart w:id="125" w:name="ref-rohr2010"/>
     <w:p>
       <w:pPr>
         <w:pStyle w:val="Bibliography"/>
@@ -6553,7 +6434,7 @@
       <w:r>
         <w:t xml:space="preserve"> </w:t>
       </w:r>
-      <w:hyperlink r:id="rId126">
+      <w:hyperlink r:id="rId124">
         <w:r>
           <w:rPr>
             <w:rStyle w:val="Hyperlink"/>
@@ -6588,8 +6469,8 @@
         <w:t xml:space="preserve">, 170–177.</w:t>
       </w:r>
     </w:p>
-    <w:bookmarkEnd w:id="127"/>
-    <w:bookmarkStart w:id="129" w:name="ref-roopnarine2006"/>
+    <w:bookmarkEnd w:id="125"/>
+    <w:bookmarkStart w:id="127" w:name="ref-roopnarine2006"/>
     <w:p>
       <w:pPr>
         <w:pStyle w:val="Bibliography"/>
@@ -6600,7 +6481,7 @@
       <w:r>
         <w:t xml:space="preserve"> </w:t>
       </w:r>
-      <w:hyperlink r:id="rId128">
+      <w:hyperlink r:id="rId126">
         <w:r>
           <w:rPr>
             <w:rStyle w:val="Hyperlink"/>
@@ -6638,8 +6519,8 @@
         <w:t xml:space="preserve">, 1–19.</w:t>
       </w:r>
     </w:p>
-    <w:bookmarkEnd w:id="129"/>
-    <w:bookmarkStart w:id="131" w:name="ref-sandra2025"/>
+    <w:bookmarkEnd w:id="127"/>
+    <w:bookmarkStart w:id="129" w:name="ref-sandra2025"/>
     <w:p>
       <w:pPr>
         <w:pStyle w:val="Bibliography"/>
@@ -6650,7 +6531,7 @@
       <w:r>
         <w:t xml:space="preserve"> </w:t>
       </w:r>
-      <w:hyperlink r:id="rId130">
+      <w:hyperlink r:id="rId128">
         <w:r>
           <w:rPr>
             <w:rStyle w:val="Hyperlink"/>
@@ -6675,8 +6556,8 @@
         <w:t xml:space="preserve">, 103183.</w:t>
       </w:r>
     </w:p>
-    <w:bookmarkEnd w:id="131"/>
-    <w:bookmarkStart w:id="133" w:name="ref-schneider2016"/>
+    <w:bookmarkEnd w:id="129"/>
+    <w:bookmarkStart w:id="131" w:name="ref-schneider2016"/>
     <w:p>
       <w:pPr>
         <w:pStyle w:val="Bibliography"/>
@@ -6687,7 +6568,7 @@
       <w:r>
         <w:t xml:space="preserve"> </w:t>
       </w:r>
-      <w:hyperlink r:id="rId132">
+      <w:hyperlink r:id="rId130">
         <w:r>
           <w:rPr>
             <w:rStyle w:val="Hyperlink"/>
@@ -6725,8 +6606,8 @@
         <w:t xml:space="preserve">, 12718.</w:t>
       </w:r>
     </w:p>
-    <w:bookmarkEnd w:id="133"/>
-    <w:bookmarkStart w:id="135" w:name="ref-shaw2024"/>
+    <w:bookmarkEnd w:id="131"/>
+    <w:bookmarkStart w:id="133" w:name="ref-shaw2024"/>
     <w:p>
       <w:pPr>
         <w:pStyle w:val="Bibliography"/>
@@ -6737,7 +6618,7 @@
       <w:r>
         <w:t xml:space="preserve"> </w:t>
       </w:r>
-      <w:hyperlink r:id="rId134">
+      <w:hyperlink r:id="rId132">
         <w:r>
           <w:rPr>
             <w:rStyle w:val="Hyperlink"/>
@@ -6749,8 +6630,8 @@
         <w:t xml:space="preserve">. 2024.01.30.578036.</w:t>
       </w:r>
     </w:p>
-    <w:bookmarkEnd w:id="135"/>
-    <w:bookmarkStart w:id="137" w:name="ref-smith2025"/>
+    <w:bookmarkEnd w:id="133"/>
+    <w:bookmarkStart w:id="135" w:name="ref-smith2025"/>
     <w:p>
       <w:pPr>
         <w:pStyle w:val="Bibliography"/>
@@ -6761,7 +6642,7 @@
       <w:r>
         <w:t xml:space="preserve"> </w:t>
       </w:r>
-      <w:hyperlink r:id="rId136">
+      <w:hyperlink r:id="rId134">
         <w:r>
           <w:rPr>
             <w:rStyle w:val="Hyperlink"/>
@@ -6805,8 +6686,8 @@
         <w:t xml:space="preserve">, e70113.</w:t>
       </w:r>
     </w:p>
-    <w:bookmarkEnd w:id="137"/>
-    <w:bookmarkStart w:id="139" w:name="ref-stouffer2019"/>
+    <w:bookmarkEnd w:id="135"/>
+    <w:bookmarkStart w:id="137" w:name="ref-stouffer2019"/>
     <w:p>
       <w:pPr>
         <w:pStyle w:val="Bibliography"/>
@@ -6817,7 +6698,7 @@
       <w:r>
         <w:t xml:space="preserve"> </w:t>
       </w:r>
-      <w:hyperlink r:id="rId138">
+      <w:hyperlink r:id="rId136">
         <w:r>
           <w:rPr>
             <w:rStyle w:val="Hyperlink"/>
@@ -6855,8 +6736,8 @@
         <w:t xml:space="preserve">, 192–195.</w:t>
       </w:r>
     </w:p>
-    <w:bookmarkEnd w:id="139"/>
-    <w:bookmarkStart w:id="141" w:name="ref-stouffer2007"/>
+    <w:bookmarkEnd w:id="137"/>
+    <w:bookmarkStart w:id="139" w:name="ref-stouffer2007"/>
     <w:p>
       <w:pPr>
         <w:pStyle w:val="Bibliography"/>
@@ -6867,7 +6748,7 @@
       <w:r>
         <w:t xml:space="preserve"> </w:t>
       </w:r>
-      <w:hyperlink r:id="rId140">
+      <w:hyperlink r:id="rId138">
         <w:r>
           <w:rPr>
             <w:rStyle w:val="Hyperlink"/>
@@ -6905,8 +6786,8 @@
         <w:t xml:space="preserve">, 1931–1940.</w:t>
       </w:r>
     </w:p>
-    <w:bookmarkEnd w:id="141"/>
-    <w:bookmarkStart w:id="143" w:name="ref-strydom2021"/>
+    <w:bookmarkEnd w:id="139"/>
+    <w:bookmarkStart w:id="141" w:name="ref-strydom2021"/>
     <w:p>
       <w:pPr>
         <w:pStyle w:val="Bibliography"/>
@@ -6917,7 +6798,7 @@
       <w:r>
         <w:t xml:space="preserve"> </w:t>
       </w:r>
-      <w:hyperlink r:id="rId142">
+      <w:hyperlink r:id="rId140">
         <w:r>
           <w:rPr>
             <w:rStyle w:val="Hyperlink"/>
@@ -6955,8 +6836,8 @@
         <w:t xml:space="preserve">, 20210063.</w:t>
       </w:r>
     </w:p>
-    <w:bookmarkEnd w:id="143"/>
-    <w:bookmarkStart w:id="145" w:name="ref-strydom2026"/>
+    <w:bookmarkEnd w:id="141"/>
+    <w:bookmarkStart w:id="143" w:name="ref-strydom2026"/>
     <w:p>
       <w:pPr>
         <w:pStyle w:val="Bibliography"/>
@@ -6967,12 +6848,12 @@
       <w:r>
         <w:t xml:space="preserve"> </w:t>
       </w:r>
-      <w:hyperlink r:id="rId144">
+      <w:hyperlink r:id="rId142">
         <w:r>
           <w:rPr>
             <w:rStyle w:val="Hyperlink"/>
           </w:rPr>
-          <w:t xml:space="preserve">Scaling from metawebs to realised webs: A hierarchical approach to network ecology</w:t>
+          <w:t xml:space="preserve">From metawebs to realised webs: A framework for ecological network representation under global change</w:t>
         </w:r>
       </w:hyperlink>
       <w:r>
@@ -6992,8 +6873,8 @@
         <w:t xml:space="preserve">.</w:t>
       </w:r>
     </w:p>
-    <w:bookmarkEnd w:id="145"/>
-    <w:bookmarkStart w:id="147" w:name="ref-thuiller2024"/>
+    <w:bookmarkEnd w:id="143"/>
+    <w:bookmarkStart w:id="145" w:name="ref-thuiller2024"/>
     <w:p>
       <w:pPr>
         <w:pStyle w:val="Bibliography"/>
@@ -7004,7 +6885,7 @@
       <w:r>
         <w:t xml:space="preserve"> </w:t>
       </w:r>
-      <w:hyperlink r:id="rId146">
+      <w:hyperlink r:id="rId144">
         <w:r>
           <w:rPr>
             <w:rStyle w:val="Hyperlink"/>
@@ -7042,8 +6923,8 @@
         <w:t xml:space="preserve">, 550–559.</w:t>
       </w:r>
     </w:p>
-    <w:bookmarkEnd w:id="147"/>
-    <w:bookmarkStart w:id="149" w:name="ref-trøjelsgaard2016"/>
+    <w:bookmarkEnd w:id="145"/>
+    <w:bookmarkStart w:id="147" w:name="ref-trøjelsgaard2016"/>
     <w:p>
       <w:pPr>
         <w:pStyle w:val="Bibliography"/>
@@ -7054,7 +6935,7 @@
       <w:r>
         <w:t xml:space="preserve"> </w:t>
       </w:r>
-      <w:hyperlink r:id="rId148">
+      <w:hyperlink r:id="rId146">
         <w:r>
           <w:rPr>
             <w:rStyle w:val="Hyperlink"/>
@@ -7092,8 +6973,8 @@
         <w:t xml:space="preserve">, 1926–1935.</w:t>
       </w:r>
     </w:p>
-    <w:bookmarkEnd w:id="149"/>
-    <w:bookmarkStart w:id="151" w:name="ref-tylianakis2008"/>
+    <w:bookmarkEnd w:id="147"/>
+    <w:bookmarkStart w:id="149" w:name="ref-tylianakis2008"/>
     <w:p>
       <w:pPr>
         <w:pStyle w:val="Bibliography"/>
@@ -7104,7 +6985,7 @@
       <w:r>
         <w:t xml:space="preserve"> </w:t>
       </w:r>
-      <w:hyperlink r:id="rId150">
+      <w:hyperlink r:id="rId148">
         <w:r>
           <w:rPr>
             <w:rStyle w:val="Hyperlink"/>
@@ -7142,8 +7023,8 @@
         <w:t xml:space="preserve">, 1351–1363.</w:t>
       </w:r>
     </w:p>
-    <w:bookmarkEnd w:id="151"/>
-    <w:bookmarkStart w:id="153" w:name="ref-tylianakis2017"/>
+    <w:bookmarkEnd w:id="149"/>
+    <w:bookmarkStart w:id="151" w:name="ref-tylianakis2017"/>
     <w:p>
       <w:pPr>
         <w:pStyle w:val="Bibliography"/>
@@ -7154,7 +7035,7 @@
       <w:r>
         <w:t xml:space="preserve"> </w:t>
       </w:r>
-      <w:hyperlink r:id="rId152">
+      <w:hyperlink r:id="rId150">
         <w:r>
           <w:rPr>
             <w:rStyle w:val="Hyperlink"/>
@@ -7192,8 +7073,8 @@
         <w:t xml:space="preserve">, 25–48.</w:t>
       </w:r>
     </w:p>
-    <w:bookmarkEnd w:id="153"/>
-    <w:bookmarkStart w:id="155" w:name="ref-williams2000"/>
+    <w:bookmarkEnd w:id="151"/>
+    <w:bookmarkStart w:id="153" w:name="ref-williams2000"/>
     <w:p>
       <w:pPr>
         <w:pStyle w:val="Bibliography"/>
@@ -7204,7 +7085,7 @@
       <w:r>
         <w:t xml:space="preserve"> </w:t>
       </w:r>
-      <w:hyperlink r:id="rId154">
+      <w:hyperlink r:id="rId152">
         <w:r>
           <w:rPr>
             <w:rStyle w:val="Hyperlink"/>
@@ -7242,8 +7123,8 @@
         <w:t xml:space="preserve">, 180–183.</w:t>
       </w:r>
     </w:p>
-    <w:bookmarkEnd w:id="155"/>
-    <w:bookmarkStart w:id="157" w:name="ref-williams2004"/>
+    <w:bookmarkEnd w:id="153"/>
+    <w:bookmarkStart w:id="155" w:name="ref-williams2004"/>
     <w:p>
       <w:pPr>
         <w:pStyle w:val="Bibliography"/>
@@ -7254,7 +7135,7 @@
       <w:r>
         <w:t xml:space="preserve"> </w:t>
       </w:r>
-      <w:hyperlink r:id="rId156">
+      <w:hyperlink r:id="rId154">
         <w:r>
           <w:rPr>
             <w:rStyle w:val="Hyperlink"/>
@@ -7292,8 +7173,8 @@
         <w:t xml:space="preserve">, 297–303.</w:t>
       </w:r>
     </w:p>
-    <w:bookmarkEnd w:id="157"/>
-    <w:bookmarkStart w:id="159" w:name="ref-williams2008"/>
+    <w:bookmarkEnd w:id="155"/>
+    <w:bookmarkStart w:id="157" w:name="ref-williams2008"/>
     <w:p>
       <w:pPr>
         <w:pStyle w:val="Bibliography"/>
@@ -7304,7 +7185,7 @@
       <w:r>
         <w:t xml:space="preserve"> </w:t>
       </w:r>
-      <w:hyperlink r:id="rId158">
+      <w:hyperlink r:id="rId156">
         <w:r>
           <w:rPr>
             <w:rStyle w:val="Hyperlink"/>
@@ -7342,8 +7223,8 @@
         <w:t xml:space="preserve">, 512–519.</w:t>
       </w:r>
     </w:p>
-    <w:bookmarkEnd w:id="159"/>
-    <w:bookmarkStart w:id="161" w:name="ref-yeakel2014"/>
+    <w:bookmarkEnd w:id="157"/>
+    <w:bookmarkStart w:id="159" w:name="ref-yeakel2014"/>
     <w:p>
       <w:pPr>
         <w:pStyle w:val="Bibliography"/>
@@ -7354,7 +7235,7 @@
       <w:r>
         <w:t xml:space="preserve"> </w:t>
       </w:r>
-      <w:hyperlink r:id="rId160">
+      <w:hyperlink r:id="rId158">
         <w:r>
           <w:rPr>
             <w:rStyle w:val="Hyperlink"/>
@@ -7392,9 +7273,9 @@
         <w:t xml:space="preserve">, 14472–14477.</w:t>
       </w:r>
     </w:p>
+    <w:bookmarkEnd w:id="159"/>
+    <w:bookmarkEnd w:id="160"/>
     <w:bookmarkEnd w:id="161"/>
-    <w:bookmarkEnd w:id="162"/>
-    <w:bookmarkEnd w:id="163"/>
     <w:sectPr>
       <w:footnotePr>
         <w:numRestart w:val="eachSect"/>

--- a/index.docx
+++ b/index.docx
@@ -87,7 +87,7 @@
         <w:pStyle w:val="Date"/>
       </w:pPr>
       <w:r>
-        <w:t xml:space="preserve">2026-07-04</w:t>
+        <w:t xml:space="preserve">2026-07-05</w:t>
       </w:r>
     </w:p>
     <w:p>

--- a/index.docx
+++ b/index.docx
@@ -87,7 +87,7 @@
         <w:pStyle w:val="Date"/>
       </w:pPr>
       <w:r>
-        <w:t xml:space="preserve">2026-07-05</w:t>
+        <w:t xml:space="preserve">2026-07-13</w:t>
       </w:r>
     </w:p>
     <w:p>
@@ -3609,7 +3609,7 @@
               <w:pStyle w:val="ImageCaption"/>
             </w:pPr>
             <w:r>
-              <w:t xml:space="preserve">Figure 2: Figure 2: Temporal changes in food-web structure and the relative influence of reconstruction approach and ecological turnover on network properties. (</w:t>
+              <w:t xml:space="preserve">Figure 2: Temporal changes in food-web structure and the relative influence of reconstruction approach and ecological turnover on network properties. (</w:t>
             </w:r>
             <w:r>
               <w:rPr>
@@ -4574,7 +4574,7 @@
           <w:rPr>
             <w:rStyle w:val="Hyperlink"/>
           </w:rPr>
-          <w:t xml:space="preserve">DOI: 10.5281/zenodo.20444969</w:t>
+          <w:t xml:space="preserve">DOI: 10.5281/zenodo.21200527</w:t>
         </w:r>
       </w:hyperlink>
       <w:r>

--- a/index.docx
+++ b/index.docx
@@ -87,7 +87,7 @@
         <w:pStyle w:val="Date"/>
       </w:pPr>
       <w:r>
-        <w:t xml:space="preserve">2026-07-13</w:t>
+        <w:t xml:space="preserve">2026-08-26</w:t>
       </w:r>
     </w:p>
     <w:p>
